--- a/R-320-NicolasMarques-Rapport.docx
+++ b/R-320-NicolasMarques-Rapport.docx
@@ -688,69 +688,918 @@
       </w:r>
     </w:p>
     <w:p>
-      <w:r>
-        <w:t xml:space="preserve">Un système </w:t>
-      </w:r>
-      <w:r>
-        <w:t>"</w:t>
-      </w:r>
-      <w:r>
-        <w:t>d’horaire</w:t>
-      </w:r>
-      <w:r>
-        <w:t>"</w:t>
-      </w:r>
-      <w:r>
-        <w:t xml:space="preserve"> est présent pour avoir l’heure d’entrée, de sortie du véhicule puis calculé le tarif.</w:t>
+      <w:pPr>
+        <w:rPr>
+          <w:sz w:val="32"/>
+          <w:szCs w:val="32"/>
+        </w:rPr>
+      </w:pPr>
+      <w:r>
+        <w:rPr>
+          <w:color w:val="EE0000"/>
+        </w:rPr>
+        <w:t>1</w:t>
+      </w:r>
+      <w:r>
+        <w:t xml:space="preserve"> : Un</w:t>
+      </w:r>
+      <w:r>
+        <w:t xml:space="preserve"> système "d’horaire" est présent pour avoir l’heure d’entrée, de sortie du véhicule puis calculé </w:t>
+      </w:r>
+      <w:r>
+        <w:t>son</w:t>
+      </w:r>
+      <w:r>
+        <w:t xml:space="preserve"> tarif</w:t>
+      </w:r>
+      <w:r>
+        <w:t xml:space="preserve"> basé sur sa durée de stationnement</w:t>
+      </w:r>
+      <w:r>
+        <w:t>.</w:t>
       </w:r>
     </w:p>
     <w:p>
-      <w:r>
-        <w:t xml:space="preserve">L’utilisateur peut ajouter des véhicules en entrant une plaque d’immatriculation sous ce format </w:t>
-      </w:r>
-      <w:r>
-        <w:t>"</w:t>
-      </w:r>
-      <w:r>
-        <w:rPr>
+      <w:pPr>
+        <w:rPr>
+          <w:sz w:val="32"/>
+          <w:szCs w:val="32"/>
+        </w:rPr>
+      </w:pPr>
+      <w:r>
+        <w:rPr>
+          <w:color w:val="EE0000"/>
+        </w:rPr>
+        <w:t>2 </w:t>
+      </w:r>
+      <w:r>
+        <w:t xml:space="preserve">: </w:t>
+      </w:r>
+      <w:r>
+        <w:t>L’utilisateur peut ajouter des véhicules en entrant une plaque d’immatriculation sous ce format "</w:t>
+      </w:r>
+      <w:r>
+        <w:rPr>
+          <w:b/>
+          <w:bCs/>
+          <w:i/>
+          <w:iCs/>
           <w:color w:val="BF4E14" w:themeColor="accent2" w:themeShade="BF"/>
-        </w:rPr>
-        <w:t xml:space="preserve">2 lettres </w:t>
+          <w:u w:val="single"/>
+        </w:rPr>
+        <w:t xml:space="preserve">2 </w:t>
+      </w:r>
+      <w:r>
+        <w:rPr>
+          <w:b/>
+          <w:bCs/>
+          <w:i/>
+          <w:iCs/>
+          <w:color w:val="BF4E14" w:themeColor="accent2" w:themeShade="BF"/>
+          <w:u w:val="single"/>
+        </w:rPr>
+        <w:t>lettres</w:t>
+      </w:r>
+      <w:r>
+        <w:rPr>
+          <w:color w:val="BF4E14" w:themeColor="accent2" w:themeShade="BF"/>
+        </w:rPr>
+        <w:t xml:space="preserve"> </w:t>
       </w:r>
       <w:r>
         <w:t xml:space="preserve">– </w:t>
       </w:r>
       <w:r>
         <w:rPr>
+          <w:b/>
+          <w:bCs/>
+          <w:i/>
+          <w:iCs/>
           <w:color w:val="124F1A" w:themeColor="accent3" w:themeShade="BF"/>
-        </w:rPr>
-        <w:t>jusqu’à 6 chiffres</w:t>
-      </w:r>
-      <w:r>
-        <w:t>"</w:t>
-      </w:r>
-      <w:r>
-        <w:t>.</w:t>
-      </w:r>
-      <w:r>
-        <w:t xml:space="preserve"> Puis un ticket va automatiquement être attribuer au véhicule (son heure d’entrée, la place de parking, puis le tarif horaire).</w:t>
+          <w:u w:val="single"/>
+        </w:rPr>
+        <w:t xml:space="preserve">jusqu’à 6 </w:t>
+      </w:r>
+      <w:r>
+        <w:rPr>
+          <w:b/>
+          <w:bCs/>
+          <w:i/>
+          <w:iCs/>
+          <w:color w:val="124F1A" w:themeColor="accent3" w:themeShade="BF"/>
+          <w:u w:val="single"/>
+        </w:rPr>
+        <w:t>chiffres</w:t>
+      </w:r>
+      <w:r>
+        <w:t>".</w:t>
+      </w:r>
+      <w:r>
+        <w:t xml:space="preserve"> Puis un ticket va automatiquement être attribuer au véhicule (</w:t>
+      </w:r>
+      <w:r>
+        <w:rPr>
+          <w:b/>
+          <w:bCs/>
+          <w:i/>
+          <w:iCs/>
+          <w:color w:val="00B0F0"/>
+          <w:u w:val="single"/>
+        </w:rPr>
+        <w:t>son heure d’entrée, la place de parking, puis le tarif horaire</w:t>
+      </w:r>
+      <w:r>
+        <w:t>).</w:t>
       </w:r>
     </w:p>
     <w:p>
-      <w:r>
-        <w:t>Il aura la possibilité de sortir un véhicule du parking soit en entrant sa plaque d’immatriculation ou son numéro de place.</w:t>
-      </w:r>
-      <w:r>
-        <w:t xml:space="preserve"> (</w:t>
-      </w:r>
+      <w:pPr>
+        <w:rPr>
+          <w:sz w:val="32"/>
+          <w:szCs w:val="32"/>
+        </w:rPr>
+      </w:pPr>
       <w:r>
         <w:rPr>
           <w:color w:val="EE0000"/>
         </w:rPr>
-        <w:t>À finir l’analyse</w:t>
-      </w:r>
-      <w:r>
-        <w:t>)</w:t>
+        <w:t>3 </w:t>
+      </w:r>
+      <w:r>
+        <w:t xml:space="preserve">: </w:t>
+      </w:r>
+      <w:r>
+        <w:t>Un système de recherche fonctionnant comme ce ci : L’utilisateur entre soit une plaque d’immatriculation ou un numéro de place.</w:t>
+      </w:r>
+    </w:p>
+    <w:p>
+      <w:pPr>
+        <w:rPr>
+          <w:sz w:val="32"/>
+          <w:szCs w:val="32"/>
+        </w:rPr>
+      </w:pPr>
+      <w:r>
+        <w:rPr>
+          <w:color w:val="EE0000"/>
+        </w:rPr>
+        <w:t>4 </w:t>
+      </w:r>
+      <w:r>
+        <w:t xml:space="preserve">: </w:t>
+      </w:r>
+      <w:r>
+        <w:t xml:space="preserve">L’utilisateur peut chercher un véhicule en utilisant le système de recherche. </w:t>
+      </w:r>
+      <w:r>
+        <w:t xml:space="preserve">Si une correspondance est trouvée, </w:t>
+      </w:r>
+      <w:r>
+        <w:rPr>
+          <w:b/>
+          <w:bCs/>
+          <w:i/>
+          <w:iCs/>
+          <w:color w:val="D86DCB" w:themeColor="accent5" w:themeTint="99"/>
+          <w:u w:val="single"/>
+        </w:rPr>
+        <w:t>afficher sa plaque d’immatriculation, heure d’entré, durée de stationnement, prix actuel, et son numéro de place</w:t>
+      </w:r>
+      <w:r>
+        <w:t>. Si la plaque ou le numéro de place n’a aucun résultat, afficher un message pour dire à l’utilisateur que aucun résultat n’a pu être trouvé.</w:t>
+      </w:r>
+    </w:p>
+    <w:p>
+      <w:pPr>
+        <w:rPr>
+          <w:sz w:val="32"/>
+          <w:szCs w:val="32"/>
+        </w:rPr>
+      </w:pPr>
+      <w:r>
+        <w:rPr>
+          <w:color w:val="EE0000"/>
+        </w:rPr>
+        <w:t>5 </w:t>
+      </w:r>
+      <w:r>
+        <w:t xml:space="preserve">: </w:t>
+      </w:r>
+      <w:r>
+        <w:t>L’utilisateur</w:t>
+      </w:r>
+      <w:r>
+        <w:t xml:space="preserve"> aura la possibilité de sortir un véhicule du parking en </w:t>
+      </w:r>
+      <w:r>
+        <w:t>utilisant le système de recherche</w:t>
+      </w:r>
+      <w:r>
+        <w:t>.</w:t>
+      </w:r>
+      <w:r>
+        <w:t xml:space="preserve"> Si une correspondance est trouvée, d’abord demandé à l’utilisateur s’il est sûr de vouloir libérer la place. Si oui, </w:t>
+      </w:r>
+      <w:r>
+        <w:rPr>
+          <w:b/>
+          <w:bCs/>
+          <w:i/>
+          <w:iCs/>
+          <w:color w:val="8DD873" w:themeColor="accent6" w:themeTint="99"/>
+          <w:u w:val="single"/>
+        </w:rPr>
+        <w:t>afficher son heure d’entrée et de sortie et le montant payé</w:t>
+      </w:r>
+      <w:r>
+        <w:t xml:space="preserve">. Si non, annulé l’action. En revanche si aucune correspondance est trouvée, afficher un message </w:t>
+      </w:r>
+      <w:r>
+        <w:t>pour dire à l’utilisateur que aucun résultat n’a pu être trouvé.</w:t>
+      </w:r>
+    </w:p>
+    <w:p>
+      <w:pPr>
+        <w:rPr>
+          <w:sz w:val="32"/>
+          <w:szCs w:val="32"/>
+        </w:rPr>
+      </w:pPr>
+      <w:r>
+        <w:rPr>
+          <w:color w:val="EE0000"/>
+        </w:rPr>
+        <w:t>6 </w:t>
+      </w:r>
+      <w:r>
+        <w:t xml:space="preserve">: </w:t>
+      </w:r>
+      <w:r>
+        <w:t>Afficher l’état du parking de manière visuel. Afficher les places occupées et libres. Pour que l’utilisateur ce repère plus facilement.</w:t>
+      </w:r>
+    </w:p>
+    <w:p>
+      <w:pPr>
+        <w:rPr>
+          <w:sz w:val="32"/>
+          <w:szCs w:val="32"/>
+        </w:rPr>
+      </w:pPr>
+      <w:r>
+        <w:rPr>
+          <w:color w:val="EE0000"/>
+        </w:rPr>
+        <w:t>7 </w:t>
+      </w:r>
+      <w:r>
+        <w:t xml:space="preserve">: </w:t>
+      </w:r>
+      <w:r>
+        <w:t xml:space="preserve">Avoir des statistiques du jour. Par exemple le pourcentage du parking occupées, le montant total payé, la durée de stationnement de tous </w:t>
+      </w:r>
+      <w:r>
+        <w:t>les véhicules actuels</w:t>
+      </w:r>
+      <w:r>
+        <w:t>, la durée moyenne de stationnement, etc…</w:t>
+      </w:r>
+    </w:p>
+    <w:p>
+      <w:pPr>
+        <w:rPr>
+          <w:sz w:val="32"/>
+          <w:szCs w:val="32"/>
+        </w:rPr>
+      </w:pPr>
+      <w:r>
+        <w:rPr>
+          <w:color w:val="EE0000"/>
+        </w:rPr>
+        <w:t>8 </w:t>
+      </w:r>
+      <w:r>
+        <w:t xml:space="preserve">: </w:t>
+      </w:r>
+      <w:r>
+        <w:t xml:space="preserve">Avoir un historique des transactions. Afficher l’heure d’entrée d’un véhicule avec sa plaque d’immatriculation et son numéro de place écrit à coter. Puis afficher son heure de sortie </w:t>
+      </w:r>
+      <w:r>
+        <w:t xml:space="preserve">avec </w:t>
+      </w:r>
+      <w:r>
+        <w:t>les mêmes infos</w:t>
+      </w:r>
+      <w:r>
+        <w:t xml:space="preserve"> que l’heure d’entrée mais avec le montant payé en plus.</w:t>
+      </w:r>
+    </w:p>
+    <w:p>
+      <w:r>
+        <w:br w:type="page"/>
+      </w:r>
+    </w:p>
+    <w:p>
+      <w:r>
+        <w:rPr>
+          <w:color w:val="EE0000"/>
+        </w:rPr>
+        <w:lastRenderedPageBreak/>
+        <w:t>1</w:t>
+      </w:r>
+      <w:r>
+        <w:t> :</w:t>
+      </w:r>
+      <w:r>
+        <w:rPr>
+          <w:b/>
+          <w:bCs/>
+          <w:color w:val="7030A0"/>
+        </w:rPr>
+        <w:t xml:space="preserve"> </w:t>
+      </w:r>
+      <w:r>
+        <w:rPr>
+          <w:b/>
+          <w:bCs/>
+          <w:color w:val="7030A0"/>
+        </w:rPr>
+        <w:t xml:space="preserve">Créer une classe statique pour </w:t>
+      </w:r>
+      <w:r>
+        <w:rPr>
+          <w:b/>
+          <w:bCs/>
+          <w:color w:val="7030A0"/>
+        </w:rPr>
+        <w:t xml:space="preserve">les </w:t>
+      </w:r>
+      <w:r>
+        <w:rPr>
+          <w:b/>
+          <w:bCs/>
+          <w:color w:val="7030A0"/>
+        </w:rPr>
+        <w:t>méthodes du projet.</w:t>
+      </w:r>
+      <w:r>
+        <w:rPr>
+          <w:color w:val="7030A0"/>
+        </w:rPr>
+        <w:t xml:space="preserve"> </w:t>
+      </w:r>
+      <w:r>
+        <w:t xml:space="preserve">Utilisé un </w:t>
+      </w:r>
+      <w:proofErr w:type="spellStart"/>
+      <w:r>
+        <w:t>timer</w:t>
+      </w:r>
+      <w:proofErr w:type="spellEnd"/>
+      <w:r>
+        <w:t xml:space="preserve"> qui s’incrémentera chaque seconde. Une seconde sera égale à une minute.</w:t>
+      </w:r>
+    </w:p>
+    <w:p>
+      <w:r>
+        <w:rPr>
+          <w:color w:val="EE0000"/>
+        </w:rPr>
+        <w:t>2 </w:t>
+      </w:r>
+      <w:r>
+        <w:t xml:space="preserve">: </w:t>
+      </w:r>
+      <w:r>
+        <w:t>Crée 2 classes</w:t>
+      </w:r>
+      <w:r>
+        <w:t xml:space="preserve"> non-statiques</w:t>
+      </w:r>
+      <w:r>
+        <w:t>. 1 pour une classe ticket (</w:t>
+      </w:r>
+      <w:r>
+        <w:rPr>
+          <w:b/>
+          <w:bCs/>
+          <w:i/>
+          <w:iCs/>
+          <w:color w:val="00B0F0"/>
+          <w:u w:val="single"/>
+        </w:rPr>
+        <w:t>contenant les infos du tickets</w:t>
+      </w:r>
+      <w:r>
+        <w:t xml:space="preserve">).1 pour le véhicule (sa </w:t>
+      </w:r>
+      <w:r>
+        <w:rPr>
+          <w:i/>
+          <w:iCs/>
+          <w:color w:val="BF4E14" w:themeColor="accent2" w:themeShade="BF"/>
+          <w:u w:val="single"/>
+        </w:rPr>
+        <w:t>plaque</w:t>
+      </w:r>
+      <w:r>
+        <w:rPr>
+          <w:i/>
+          <w:iCs/>
+          <w:u w:val="single"/>
+        </w:rPr>
+        <w:t xml:space="preserve"> </w:t>
+      </w:r>
+      <w:r>
+        <w:rPr>
+          <w:i/>
+          <w:iCs/>
+          <w:color w:val="124F1A" w:themeColor="accent3" w:themeShade="BF"/>
+          <w:u w:val="single"/>
+        </w:rPr>
+        <w:t>d’immatriculation</w:t>
+      </w:r>
+      <w:r>
+        <w:t>, et son ticket.)</w:t>
+      </w:r>
+      <w:r>
+        <w:t xml:space="preserve">. </w:t>
+      </w:r>
+      <w:r>
+        <w:t xml:space="preserve">Utiliser la composition/association d’objet pour </w:t>
+      </w:r>
+      <w:r>
+        <w:t>avoir le</w:t>
+      </w:r>
+      <w:r>
+        <w:t xml:space="preserve"> ticket comme attributs de la classe voiture.</w:t>
+      </w:r>
+      <w:r>
+        <w:br/>
+        <w:t>Puis ensuite</w:t>
+      </w:r>
+      <w:r>
+        <w:rPr>
+          <w:color w:val="7030A0"/>
+        </w:rPr>
+        <w:t xml:space="preserve"> </w:t>
+      </w:r>
+      <w:r>
+        <w:rPr>
+          <w:color w:val="7030A0"/>
+        </w:rPr>
+        <w:t xml:space="preserve">Utiliser la classe </w:t>
+      </w:r>
+      <w:r>
+        <w:rPr>
+          <w:color w:val="7030A0"/>
+        </w:rPr>
+        <w:t>statique</w:t>
+      </w:r>
+      <w:r>
+        <w:rPr>
+          <w:color w:val="7030A0"/>
+        </w:rPr>
+        <w:t xml:space="preserve"> </w:t>
+      </w:r>
+      <w:r>
+        <w:t>pour</w:t>
+      </w:r>
+      <w:r>
+        <w:t xml:space="preserve"> crée une méthode qui a pour paramètre un string (pour la plaque d’immatriculation). On va vérifier si </w:t>
+      </w:r>
+      <w:r>
+        <w:t>le numéro de plaque entrée par l’utilisateur est cohérent.</w:t>
+      </w:r>
+      <w:r>
+        <w:br/>
+        <w:t xml:space="preserve">Si oui, on va créer un nouveau véhicule avec la plaque entrée par l’utilisateur, puis un ticket avec </w:t>
+      </w:r>
+      <w:r>
+        <w:rPr>
+          <w:b/>
+          <w:bCs/>
+          <w:i/>
+          <w:iCs/>
+          <w:color w:val="00B0F0"/>
+          <w:u w:val="single"/>
+        </w:rPr>
+        <w:t>ses infos</w:t>
+      </w:r>
+      <w:r>
+        <w:t>.</w:t>
+      </w:r>
+      <w:r>
+        <w:br/>
+        <w:t>Sinon, on va afficher un message pour dire à l’utilisateu</w:t>
+      </w:r>
+      <w:r>
+        <w:t>r que ce n’est pas la bonne façon pour créer un véhicule. Puis montrer à l’utilisateur un exemple de comment doit être écrit la plaque d’immatriculation.</w:t>
+      </w:r>
+    </w:p>
+    <w:p>
+      <w:r>
+        <w:rPr>
+          <w:color w:val="EE0000"/>
+        </w:rPr>
+        <w:t>3 </w:t>
+      </w:r>
+      <w:r>
+        <w:t>:</w:t>
+      </w:r>
+      <w:r>
+        <w:rPr>
+          <w:color w:val="7030A0"/>
+        </w:rPr>
+        <w:t xml:space="preserve"> </w:t>
+      </w:r>
+      <w:r>
+        <w:rPr>
+          <w:color w:val="7030A0"/>
+        </w:rPr>
+        <w:t>Utiliser la classe statique</w:t>
+      </w:r>
+      <w:r>
+        <w:t xml:space="preserve"> pour créer </w:t>
+      </w:r>
+      <w:r>
+        <w:t>une</w:t>
+      </w:r>
+      <w:r>
+        <w:t xml:space="preserve"> méthode permettant la recherche de véhicule.</w:t>
+      </w:r>
+      <w:r>
+        <w:t xml:space="preserve"> </w:t>
+      </w:r>
+      <w:r>
+        <w:t>Cette méthode aura comme paramètre une</w:t>
+      </w:r>
+      <w:r>
+        <w:t xml:space="preserve"> </w:t>
+      </w:r>
+      <w:r>
+        <w:t>variable de type string</w:t>
+      </w:r>
+      <w:r>
+        <w:t>, puis une variable de type booléenne (pour dire ce que l’utilisateur veut faire. Chercher un véhicule, ou le faire sortir)</w:t>
+      </w:r>
+      <w:r>
+        <w:t xml:space="preserve">. On va </w:t>
+      </w:r>
+      <w:r>
+        <w:t xml:space="preserve">vérifier si le string est cohérent pour savoir si c’est une plaque d’immatriculation, si cela ne fonctionne pas, essayer de le transformer en type INT (pour savoir si c’est un numéro de place), si ça ne fonctionne pas, </w:t>
+      </w:r>
+      <w:r>
+        <w:t>appeler une autre méthode</w:t>
+      </w:r>
+      <w:r>
+        <w:t xml:space="preserve"> </w:t>
+      </w:r>
+      <w:r>
+        <w:t xml:space="preserve">(soit pour afficher les infos du véhicule, soit le faire sortir. Dont l’utilité du paramètre booléen) puis lui donner comme paramètre un texte écrit comme ce ci </w:t>
+      </w:r>
+      <w:r>
+        <w:t>"</w:t>
+      </w:r>
+      <w:proofErr w:type="spellStart"/>
+      <w:r>
+        <w:t>nothing</w:t>
+      </w:r>
+      <w:proofErr w:type="spellEnd"/>
+      <w:r>
+        <w:t xml:space="preserve"> </w:t>
+      </w:r>
+      <w:proofErr w:type="spellStart"/>
+      <w:r>
+        <w:t>found</w:t>
+      </w:r>
+      <w:proofErr w:type="spellEnd"/>
+      <w:r>
+        <w:t>"</w:t>
+      </w:r>
+      <w:r>
+        <w:t>.</w:t>
+      </w:r>
+      <w:r>
+        <w:br/>
+      </w:r>
+      <w:r>
+        <w:t xml:space="preserve">Cette méthode </w:t>
+      </w:r>
+      <w:r>
+        <w:t>appellera une autre méthode</w:t>
+      </w:r>
+      <w:r>
+        <w:t xml:space="preserve"> </w:t>
+      </w:r>
+      <w:r>
+        <w:t>en lui donnant comme paramètre la plaque</w:t>
+      </w:r>
+      <w:r>
+        <w:t xml:space="preserve"> (si l’utilisateur avait entrée un numéro de place, on aurait cherché dans le parking la place en question puis récupéré son numéro de plaque qui l’occupe)</w:t>
+      </w:r>
+      <w:r>
+        <w:t xml:space="preserve"> </w:t>
+      </w:r>
+      <w:r>
+        <w:t xml:space="preserve">si une </w:t>
+      </w:r>
+      <w:r>
+        <w:t>correspondance a été trouvé.</w:t>
+      </w:r>
+    </w:p>
+    <w:p>
+      <w:r>
+        <w:rPr>
+          <w:color w:val="EE0000"/>
+        </w:rPr>
+        <w:t>4 </w:t>
+      </w:r>
+      <w:r>
+        <w:t xml:space="preserve">: </w:t>
+      </w:r>
+      <w:r>
+        <w:rPr>
+          <w:color w:val="7030A0"/>
+        </w:rPr>
+        <w:t>Utiliser la classe statique</w:t>
+      </w:r>
+      <w:r>
+        <w:rPr>
+          <w:color w:val="7030A0"/>
+        </w:rPr>
+        <w:t xml:space="preserve"> </w:t>
+      </w:r>
+      <w:r>
+        <w:t>pour créer une nouvelle méthode pour afficher les informations du véhicule.</w:t>
+      </w:r>
+      <w:r>
+        <w:t xml:space="preserve"> La méthode aura comme paramètre une variable de type string. On vérifie si le string est un numéro de plaque cohérent.</w:t>
+      </w:r>
+    </w:p>
+    <w:p>
+      <w:r>
+        <w:t xml:space="preserve">Si oui, </w:t>
+      </w:r>
+      <w:r>
+        <w:rPr>
+          <w:i/>
+          <w:iCs/>
+          <w:color w:val="D86DCB" w:themeColor="accent5" w:themeTint="99"/>
+          <w:u w:val="single"/>
+        </w:rPr>
+        <w:t>récupérer les informations</w:t>
+      </w:r>
+      <w:r>
+        <w:t xml:space="preserve"> puis les afficher.</w:t>
+      </w:r>
+    </w:p>
+    <w:p>
+      <w:r>
+        <w:t xml:space="preserve">Si non, vérifier si le string est égal à </w:t>
+      </w:r>
+      <w:r>
+        <w:t>"</w:t>
+      </w:r>
+      <w:proofErr w:type="spellStart"/>
+      <w:r>
+        <w:t>nothing</w:t>
+      </w:r>
+      <w:proofErr w:type="spellEnd"/>
+      <w:r>
+        <w:t xml:space="preserve"> </w:t>
+      </w:r>
+      <w:proofErr w:type="spellStart"/>
+      <w:r>
+        <w:t>found</w:t>
+      </w:r>
+      <w:proofErr w:type="spellEnd"/>
+      <w:r>
+        <w:t>"</w:t>
+      </w:r>
+      <w:r>
+        <w:t xml:space="preserve">. Si c’est le cas, </w:t>
+      </w:r>
+      <w:r>
+        <w:t>afficher un message pour dire à l’utilisateur que aucun résultat n’a pu être trouvé</w:t>
+      </w:r>
+      <w:r>
+        <w:t xml:space="preserve">. Si ce n’est pas le cas, afficher un message d’erreur comme </w:t>
+      </w:r>
+      <w:r>
+        <w:t>"</w:t>
+      </w:r>
+      <w:r>
+        <w:t>Un problème c’est produit.</w:t>
+      </w:r>
+      <w:r>
+        <w:t>"</w:t>
+      </w:r>
+      <w:r>
+        <w:t> ;</w:t>
+      </w:r>
+    </w:p>
+    <w:p/>
+    <w:p/>
+    <w:p>
+      <w:r>
+        <w:rPr>
+          <w:color w:val="EE0000"/>
+        </w:rPr>
+        <w:lastRenderedPageBreak/>
+        <w:t>5 </w:t>
+      </w:r>
+      <w:r>
+        <w:t xml:space="preserve">: </w:t>
+      </w:r>
+      <w:r>
+        <w:rPr>
+          <w:color w:val="7030A0"/>
+        </w:rPr>
+        <w:t>Utiliser la classe statique</w:t>
+      </w:r>
+      <w:r>
+        <w:rPr>
+          <w:color w:val="7030A0"/>
+        </w:rPr>
+        <w:t xml:space="preserve"> </w:t>
+      </w:r>
+      <w:r>
+        <w:t xml:space="preserve">pour créer une nouvelle méthode pour </w:t>
+      </w:r>
+      <w:r>
+        <w:t>faire sortir</w:t>
+      </w:r>
+      <w:r>
+        <w:t xml:space="preserve"> </w:t>
+      </w:r>
+      <w:r>
+        <w:t>un véhicule du parking</w:t>
+      </w:r>
+      <w:r>
+        <w:t>. La méthode aura comme paramètre une variable de type string. On vérifie si le string est un numéro de plaque cohérent.</w:t>
+      </w:r>
+    </w:p>
+    <w:p>
+      <w:r>
+        <w:t>Si oui, demander à l’utilisateur s’il est sûr de vouloir faire quitter ce véhicule</w:t>
+      </w:r>
+      <w:r>
+        <w:t xml:space="preserve">. Si l’utilisateur répond oui, </w:t>
+      </w:r>
+      <w:r>
+        <w:rPr>
+          <w:b/>
+          <w:bCs/>
+          <w:i/>
+          <w:iCs/>
+          <w:color w:val="8DD873" w:themeColor="accent6" w:themeTint="99"/>
+          <w:u w:val="single"/>
+        </w:rPr>
+        <w:t>afficher ses informations</w:t>
+      </w:r>
+      <w:r>
+        <w:t>. Sinon, annulé l’action.</w:t>
+      </w:r>
+    </w:p>
+    <w:p>
+      <w:r>
+        <w:t xml:space="preserve">Si non, vérifier si le string est égal à </w:t>
+      </w:r>
+      <w:r>
+        <w:t>"</w:t>
+      </w:r>
+      <w:proofErr w:type="spellStart"/>
+      <w:r>
+        <w:t>nothing</w:t>
+      </w:r>
+      <w:proofErr w:type="spellEnd"/>
+      <w:r>
+        <w:t xml:space="preserve"> </w:t>
+      </w:r>
+      <w:proofErr w:type="spellStart"/>
+      <w:r>
+        <w:t>found</w:t>
+      </w:r>
+      <w:proofErr w:type="spellEnd"/>
+      <w:r>
+        <w:t>"</w:t>
+      </w:r>
+      <w:r>
+        <w:t xml:space="preserve">. Si c’est le cas, </w:t>
+      </w:r>
+      <w:r>
+        <w:t>afficher un message pour dire à l’utilisateur que aucun résultat n’a pu être trouvé</w:t>
+      </w:r>
+      <w:r>
+        <w:t xml:space="preserve">. Si ce n’est pas le cas, afficher un message d’erreur comme </w:t>
+      </w:r>
+      <w:r>
+        <w:t>"</w:t>
+      </w:r>
+      <w:r>
+        <w:t>Un problème c’est produit.</w:t>
+      </w:r>
+      <w:r>
+        <w:t>"</w:t>
+      </w:r>
+      <w:r>
+        <w:t> ;</w:t>
+      </w:r>
+    </w:p>
+    <w:p>
+      <w:r>
+        <w:rPr>
+          <w:color w:val="EE0000"/>
+        </w:rPr>
+        <w:t>6 </w:t>
+      </w:r>
+      <w:r>
+        <w:t xml:space="preserve">: </w:t>
+      </w:r>
+      <w:r>
+        <w:rPr>
+          <w:color w:val="7030A0"/>
+        </w:rPr>
+        <w:t>Utiliser la classe statique</w:t>
+      </w:r>
+      <w:r>
+        <w:rPr>
+          <w:color w:val="7030A0"/>
+        </w:rPr>
+        <w:t xml:space="preserve"> </w:t>
+      </w:r>
+      <w:r>
+        <w:t>pour</w:t>
+      </w:r>
+      <w:r>
+        <w:t xml:space="preserve"> créer une nouvelle méthode pour afficher le parking.</w:t>
+      </w:r>
+      <w:r>
+        <w:br/>
+        <w:t>Le parking sera un tableau multi-dimensionnel, avec une taille fixe.</w:t>
+      </w:r>
+    </w:p>
+    <w:p>
+      <w:r>
+        <w:rPr>
+          <w:color w:val="EE0000"/>
+        </w:rPr>
+        <w:t>7 </w:t>
+      </w:r>
+      <w:r>
+        <w:t xml:space="preserve">: </w:t>
+      </w:r>
+      <w:r>
+        <w:rPr>
+          <w:color w:val="7030A0"/>
+        </w:rPr>
+        <w:t>Utiliser la classe statique</w:t>
+      </w:r>
+      <w:r>
+        <w:rPr>
+          <w:color w:val="7030A0"/>
+        </w:rPr>
+        <w:t xml:space="preserve"> </w:t>
+      </w:r>
+      <w:r>
+        <w:t>pour créer une nouvelle méthode</w:t>
+      </w:r>
+      <w:r>
+        <w:t xml:space="preserve"> pour afficher diverse stats et information.</w:t>
+      </w:r>
+    </w:p>
+    <w:p>
+      <w:r>
+        <w:rPr>
+          <w:color w:val="EE0000"/>
+        </w:rPr>
+        <w:t>8 </w:t>
+      </w:r>
+      <w:r>
+        <w:t xml:space="preserve">: </w:t>
+      </w:r>
+      <w:r>
+        <w:rPr>
+          <w:color w:val="7030A0"/>
+        </w:rPr>
+        <w:t>Utiliser la classe statique</w:t>
+      </w:r>
+      <w:r>
+        <w:rPr>
+          <w:color w:val="7030A0"/>
+        </w:rPr>
+        <w:t xml:space="preserve"> </w:t>
+      </w:r>
+      <w:r>
+        <w:t>pour</w:t>
+      </w:r>
+      <w:r>
+        <w:t xml:space="preserve"> créer une nouvelle méthode pour afficher l’historique des transactions.</w:t>
+      </w:r>
+    </w:p>
+    <w:p>
+      <w:r>
+        <w:br w:type="page"/>
       </w:r>
     </w:p>
     <w:p>
@@ -765,6 +1614,7 @@
         <w:rPr>
           <w:color w:val="auto"/>
         </w:rPr>
+        <w:lastRenderedPageBreak/>
         <w:t>Réalisation</w:t>
       </w:r>
       <w:bookmarkEnd w:id="2"/>
@@ -1664,7 +2514,7 @@
   <w:style w:type="paragraph" w:default="1" w:styleId="Normal">
     <w:name w:val="Normal"/>
     <w:qFormat/>
-    <w:rsid w:val="007B1237"/>
+    <w:rsid w:val="00AE51BA"/>
   </w:style>
   <w:style w:type="paragraph" w:styleId="Titre1">
     <w:name w:val="heading 1"/>
@@ -2456,6 +3306,8 @@
     <w:rsid w:val="000805B5"/>
     <w:rsid w:val="000B25E6"/>
     <w:rsid w:val="002907FD"/>
+    <w:rsid w:val="002C61A5"/>
+    <w:rsid w:val="00482DE2"/>
     <w:rsid w:val="005D009D"/>
     <w:rsid w:val="005E5E67"/>
     <w:rsid w:val="006242E2"/>

--- a/R-320-NicolasMarques-Rapport.docx
+++ b/R-320-NicolasMarques-Rapport.docx
@@ -139,7 +139,7 @@
           <w:r>
             <w:fldChar w:fldCharType="separate"/>
           </w:r>
-          <w:hyperlink w:anchor="_Toc238807538" w:history="1">
+          <w:hyperlink w:anchor="_Toc242003353" w:history="1">
             <w:r>
               <w:rPr>
                 <w:rStyle w:val="Lienhypertexte"/>
@@ -166,7 +166,7 @@
                 <w:noProof/>
                 <w:webHidden/>
               </w:rPr>
-              <w:instrText xml:space="preserve"> PAGEREF _Toc238807538 \h </w:instrText>
+              <w:instrText xml:space="preserve"> PAGEREF _Toc242003353 \h </w:instrText>
             </w:r>
             <w:r>
               <w:rPr>
@@ -186,7 +186,7 @@
                 <w:noProof/>
                 <w:webHidden/>
               </w:rPr>
-              <w:t>2</w:t>
+              <w:t>3</w:t>
             </w:r>
             <w:r>
               <w:rPr>
@@ -209,7 +209,7 @@
               <w:lang w:eastAsia="fr-CH"/>
             </w:rPr>
           </w:pPr>
-          <w:hyperlink w:anchor="_Toc238807539" w:history="1">
+          <w:hyperlink w:anchor="_Toc242003354" w:history="1">
             <w:r>
               <w:rPr>
                 <w:rStyle w:val="Lienhypertexte"/>
@@ -236,7 +236,7 @@
                 <w:noProof/>
                 <w:webHidden/>
               </w:rPr>
-              <w:instrText xml:space="preserve"> PAGEREF _Toc238807539 \h </w:instrText>
+              <w:instrText xml:space="preserve"> PAGEREF _Toc242003354 \h </w:instrText>
             </w:r>
             <w:r>
               <w:rPr>
@@ -256,7 +256,7 @@
                 <w:noProof/>
                 <w:webHidden/>
               </w:rPr>
-              <w:t>2</w:t>
+              <w:t>3</w:t>
             </w:r>
             <w:r>
               <w:rPr>
@@ -279,7 +279,7 @@
               <w:lang w:eastAsia="fr-CH"/>
             </w:rPr>
           </w:pPr>
-          <w:hyperlink w:anchor="_Toc238807540" w:history="1">
+          <w:hyperlink w:anchor="_Toc242003355" w:history="1">
             <w:r>
               <w:rPr>
                 <w:rStyle w:val="Lienhypertexte"/>
@@ -306,7 +306,7 @@
                 <w:noProof/>
                 <w:webHidden/>
               </w:rPr>
-              <w:instrText xml:space="preserve"> PAGEREF _Toc238807540 \h </w:instrText>
+              <w:instrText xml:space="preserve"> PAGEREF _Toc242003355 \h </w:instrText>
             </w:r>
             <w:r>
               <w:rPr>
@@ -326,7 +326,1127 @@
                 <w:noProof/>
                 <w:webHidden/>
               </w:rPr>
-              <w:t>2</w:t>
+              <w:t>6</w:t>
+            </w:r>
+            <w:r>
+              <w:rPr>
+                <w:noProof/>
+                <w:webHidden/>
+              </w:rPr>
+              <w:fldChar w:fldCharType="end"/>
+            </w:r>
+          </w:hyperlink>
+        </w:p>
+        <w:p>
+          <w:pPr>
+            <w:pStyle w:val="TM2"/>
+            <w:tabs>
+              <w:tab w:val="right" w:leader="dot" w:pos="9062"/>
+            </w:tabs>
+            <w:rPr>
+              <w:rFonts w:eastAsiaTheme="minorEastAsia"/>
+              <w:noProof/>
+              <w:lang w:eastAsia="fr-CH"/>
+            </w:rPr>
+          </w:pPr>
+          <w:hyperlink w:anchor="_Toc242003356" w:history="1">
+            <w:r>
+              <w:rPr>
+                <w:rStyle w:val="Lienhypertexte"/>
+                <w:noProof/>
+              </w:rPr>
+              <w:t>Program.cs</w:t>
+            </w:r>
+            <w:r>
+              <w:rPr>
+                <w:noProof/>
+                <w:webHidden/>
+              </w:rPr>
+              <w:tab/>
+            </w:r>
+            <w:r>
+              <w:rPr>
+                <w:noProof/>
+                <w:webHidden/>
+              </w:rPr>
+              <w:fldChar w:fldCharType="begin"/>
+            </w:r>
+            <w:r>
+              <w:rPr>
+                <w:noProof/>
+                <w:webHidden/>
+              </w:rPr>
+              <w:instrText xml:space="preserve"> PAGEREF _Toc242003356 \h </w:instrText>
+            </w:r>
+            <w:r>
+              <w:rPr>
+                <w:noProof/>
+                <w:webHidden/>
+              </w:rPr>
+            </w:r>
+            <w:r>
+              <w:rPr>
+                <w:noProof/>
+                <w:webHidden/>
+              </w:rPr>
+              <w:fldChar w:fldCharType="separate"/>
+            </w:r>
+            <w:r>
+              <w:rPr>
+                <w:noProof/>
+                <w:webHidden/>
+              </w:rPr>
+              <w:t>6</w:t>
+            </w:r>
+            <w:r>
+              <w:rPr>
+                <w:noProof/>
+                <w:webHidden/>
+              </w:rPr>
+              <w:fldChar w:fldCharType="end"/>
+            </w:r>
+          </w:hyperlink>
+        </w:p>
+        <w:p>
+          <w:pPr>
+            <w:pStyle w:val="TM2"/>
+            <w:tabs>
+              <w:tab w:val="right" w:leader="dot" w:pos="9062"/>
+            </w:tabs>
+            <w:rPr>
+              <w:rFonts w:eastAsiaTheme="minorEastAsia"/>
+              <w:noProof/>
+              <w:lang w:eastAsia="fr-CH"/>
+            </w:rPr>
+          </w:pPr>
+          <w:hyperlink w:anchor="_Toc242003357" w:history="1">
+            <w:r>
+              <w:rPr>
+                <w:rStyle w:val="Lienhypertexte"/>
+                <w:noProof/>
+              </w:rPr>
+              <w:t>PlayGame.cs</w:t>
+            </w:r>
+            <w:r>
+              <w:rPr>
+                <w:noProof/>
+                <w:webHidden/>
+              </w:rPr>
+              <w:tab/>
+            </w:r>
+            <w:r>
+              <w:rPr>
+                <w:noProof/>
+                <w:webHidden/>
+              </w:rPr>
+              <w:fldChar w:fldCharType="begin"/>
+            </w:r>
+            <w:r>
+              <w:rPr>
+                <w:noProof/>
+                <w:webHidden/>
+              </w:rPr>
+              <w:instrText xml:space="preserve"> PAGEREF _Toc242003357 \h </w:instrText>
+            </w:r>
+            <w:r>
+              <w:rPr>
+                <w:noProof/>
+                <w:webHidden/>
+              </w:rPr>
+            </w:r>
+            <w:r>
+              <w:rPr>
+                <w:noProof/>
+                <w:webHidden/>
+              </w:rPr>
+              <w:fldChar w:fldCharType="separate"/>
+            </w:r>
+            <w:r>
+              <w:rPr>
+                <w:noProof/>
+                <w:webHidden/>
+              </w:rPr>
+              <w:t>7</w:t>
+            </w:r>
+            <w:r>
+              <w:rPr>
+                <w:noProof/>
+                <w:webHidden/>
+              </w:rPr>
+              <w:fldChar w:fldCharType="end"/>
+            </w:r>
+          </w:hyperlink>
+        </w:p>
+        <w:p>
+          <w:pPr>
+            <w:pStyle w:val="TM3"/>
+            <w:tabs>
+              <w:tab w:val="right" w:leader="dot" w:pos="9062"/>
+            </w:tabs>
+            <w:rPr>
+              <w:rFonts w:eastAsiaTheme="minorEastAsia"/>
+              <w:noProof/>
+              <w:lang w:eastAsia="fr-CH"/>
+            </w:rPr>
+          </w:pPr>
+          <w:hyperlink w:anchor="_Toc242003358" w:history="1">
+            <w:r>
+              <w:rPr>
+                <w:rStyle w:val="Lienhypertexte"/>
+                <w:noProof/>
+              </w:rPr>
+              <w:t>StartProgram</w:t>
+            </w:r>
+            <w:r>
+              <w:rPr>
+                <w:noProof/>
+                <w:webHidden/>
+              </w:rPr>
+              <w:tab/>
+            </w:r>
+            <w:r>
+              <w:rPr>
+                <w:noProof/>
+                <w:webHidden/>
+              </w:rPr>
+              <w:fldChar w:fldCharType="begin"/>
+            </w:r>
+            <w:r>
+              <w:rPr>
+                <w:noProof/>
+                <w:webHidden/>
+              </w:rPr>
+              <w:instrText xml:space="preserve"> PAGEREF _Toc242003358 \h </w:instrText>
+            </w:r>
+            <w:r>
+              <w:rPr>
+                <w:noProof/>
+                <w:webHidden/>
+              </w:rPr>
+            </w:r>
+            <w:r>
+              <w:rPr>
+                <w:noProof/>
+                <w:webHidden/>
+              </w:rPr>
+              <w:fldChar w:fldCharType="separate"/>
+            </w:r>
+            <w:r>
+              <w:rPr>
+                <w:noProof/>
+                <w:webHidden/>
+              </w:rPr>
+              <w:t>7</w:t>
+            </w:r>
+            <w:r>
+              <w:rPr>
+                <w:noProof/>
+                <w:webHidden/>
+              </w:rPr>
+              <w:fldChar w:fldCharType="end"/>
+            </w:r>
+          </w:hyperlink>
+        </w:p>
+        <w:p>
+          <w:pPr>
+            <w:pStyle w:val="TM2"/>
+            <w:tabs>
+              <w:tab w:val="right" w:leader="dot" w:pos="9062"/>
+            </w:tabs>
+            <w:rPr>
+              <w:rFonts w:eastAsiaTheme="minorEastAsia"/>
+              <w:noProof/>
+              <w:lang w:eastAsia="fr-CH"/>
+            </w:rPr>
+          </w:pPr>
+          <w:hyperlink w:anchor="_Toc242003359" w:history="1">
+            <w:r>
+              <w:rPr>
+                <w:rStyle w:val="Lienhypertexte"/>
+                <w:noProof/>
+              </w:rPr>
+              <w:t>Menu.cs</w:t>
+            </w:r>
+            <w:r>
+              <w:rPr>
+                <w:noProof/>
+                <w:webHidden/>
+              </w:rPr>
+              <w:tab/>
+            </w:r>
+            <w:r>
+              <w:rPr>
+                <w:noProof/>
+                <w:webHidden/>
+              </w:rPr>
+              <w:fldChar w:fldCharType="begin"/>
+            </w:r>
+            <w:r>
+              <w:rPr>
+                <w:noProof/>
+                <w:webHidden/>
+              </w:rPr>
+              <w:instrText xml:space="preserve"> PAGEREF _Toc242003359 \h </w:instrText>
+            </w:r>
+            <w:r>
+              <w:rPr>
+                <w:noProof/>
+                <w:webHidden/>
+              </w:rPr>
+            </w:r>
+            <w:r>
+              <w:rPr>
+                <w:noProof/>
+                <w:webHidden/>
+              </w:rPr>
+              <w:fldChar w:fldCharType="separate"/>
+            </w:r>
+            <w:r>
+              <w:rPr>
+                <w:noProof/>
+                <w:webHidden/>
+              </w:rPr>
+              <w:t>8</w:t>
+            </w:r>
+            <w:r>
+              <w:rPr>
+                <w:noProof/>
+                <w:webHidden/>
+              </w:rPr>
+              <w:fldChar w:fldCharType="end"/>
+            </w:r>
+          </w:hyperlink>
+        </w:p>
+        <w:p>
+          <w:pPr>
+            <w:pStyle w:val="TM3"/>
+            <w:tabs>
+              <w:tab w:val="right" w:leader="dot" w:pos="9062"/>
+            </w:tabs>
+            <w:rPr>
+              <w:rFonts w:eastAsiaTheme="minorEastAsia"/>
+              <w:noProof/>
+              <w:lang w:eastAsia="fr-CH"/>
+            </w:rPr>
+          </w:pPr>
+          <w:hyperlink w:anchor="_Toc242003360" w:history="1">
+            <w:r>
+              <w:rPr>
+                <w:rStyle w:val="Lienhypertexte"/>
+                <w:noProof/>
+              </w:rPr>
+              <w:t>DisplayMenu</w:t>
+            </w:r>
+            <w:r>
+              <w:rPr>
+                <w:noProof/>
+                <w:webHidden/>
+              </w:rPr>
+              <w:tab/>
+            </w:r>
+            <w:r>
+              <w:rPr>
+                <w:noProof/>
+                <w:webHidden/>
+              </w:rPr>
+              <w:fldChar w:fldCharType="begin"/>
+            </w:r>
+            <w:r>
+              <w:rPr>
+                <w:noProof/>
+                <w:webHidden/>
+              </w:rPr>
+              <w:instrText xml:space="preserve"> PAGEREF _Toc242003360 \h </w:instrText>
+            </w:r>
+            <w:r>
+              <w:rPr>
+                <w:noProof/>
+                <w:webHidden/>
+              </w:rPr>
+            </w:r>
+            <w:r>
+              <w:rPr>
+                <w:noProof/>
+                <w:webHidden/>
+              </w:rPr>
+              <w:fldChar w:fldCharType="separate"/>
+            </w:r>
+            <w:r>
+              <w:rPr>
+                <w:noProof/>
+                <w:webHidden/>
+              </w:rPr>
+              <w:t>8</w:t>
+            </w:r>
+            <w:r>
+              <w:rPr>
+                <w:noProof/>
+                <w:webHidden/>
+              </w:rPr>
+              <w:fldChar w:fldCharType="end"/>
+            </w:r>
+          </w:hyperlink>
+        </w:p>
+        <w:p>
+          <w:pPr>
+            <w:pStyle w:val="TM3"/>
+            <w:tabs>
+              <w:tab w:val="right" w:leader="dot" w:pos="9062"/>
+            </w:tabs>
+            <w:rPr>
+              <w:rFonts w:eastAsiaTheme="minorEastAsia"/>
+              <w:noProof/>
+              <w:lang w:eastAsia="fr-CH"/>
+            </w:rPr>
+          </w:pPr>
+          <w:hyperlink w:anchor="_Toc242003361" w:history="1">
+            <w:r>
+              <w:rPr>
+                <w:rStyle w:val="Lienhypertexte"/>
+                <w:noProof/>
+              </w:rPr>
+              <w:t>UserInputHandler</w:t>
+            </w:r>
+            <w:r>
+              <w:rPr>
+                <w:noProof/>
+                <w:webHidden/>
+              </w:rPr>
+              <w:tab/>
+            </w:r>
+            <w:r>
+              <w:rPr>
+                <w:noProof/>
+                <w:webHidden/>
+              </w:rPr>
+              <w:fldChar w:fldCharType="begin"/>
+            </w:r>
+            <w:r>
+              <w:rPr>
+                <w:noProof/>
+                <w:webHidden/>
+              </w:rPr>
+              <w:instrText xml:space="preserve"> PAGEREF _Toc242003361 \h </w:instrText>
+            </w:r>
+            <w:r>
+              <w:rPr>
+                <w:noProof/>
+                <w:webHidden/>
+              </w:rPr>
+            </w:r>
+            <w:r>
+              <w:rPr>
+                <w:noProof/>
+                <w:webHidden/>
+              </w:rPr>
+              <w:fldChar w:fldCharType="separate"/>
+            </w:r>
+            <w:r>
+              <w:rPr>
+                <w:noProof/>
+                <w:webHidden/>
+              </w:rPr>
+              <w:t>9</w:t>
+            </w:r>
+            <w:r>
+              <w:rPr>
+                <w:noProof/>
+                <w:webHidden/>
+              </w:rPr>
+              <w:fldChar w:fldCharType="end"/>
+            </w:r>
+          </w:hyperlink>
+        </w:p>
+        <w:p>
+          <w:pPr>
+            <w:pStyle w:val="TM3"/>
+            <w:tabs>
+              <w:tab w:val="right" w:leader="dot" w:pos="9062"/>
+            </w:tabs>
+            <w:rPr>
+              <w:rFonts w:eastAsiaTheme="minorEastAsia"/>
+              <w:noProof/>
+              <w:lang w:eastAsia="fr-CH"/>
+            </w:rPr>
+          </w:pPr>
+          <w:hyperlink w:anchor="_Toc242003362" w:history="1">
+            <w:r>
+              <w:rPr>
+                <w:rStyle w:val="Lienhypertexte"/>
+                <w:noProof/>
+              </w:rPr>
+              <w:t>EnterVehicle</w:t>
+            </w:r>
+            <w:r>
+              <w:rPr>
+                <w:noProof/>
+                <w:webHidden/>
+              </w:rPr>
+              <w:tab/>
+            </w:r>
+            <w:r>
+              <w:rPr>
+                <w:noProof/>
+                <w:webHidden/>
+              </w:rPr>
+              <w:fldChar w:fldCharType="begin"/>
+            </w:r>
+            <w:r>
+              <w:rPr>
+                <w:noProof/>
+                <w:webHidden/>
+              </w:rPr>
+              <w:instrText xml:space="preserve"> PAGEREF _Toc242003362 \h </w:instrText>
+            </w:r>
+            <w:r>
+              <w:rPr>
+                <w:noProof/>
+                <w:webHidden/>
+              </w:rPr>
+            </w:r>
+            <w:r>
+              <w:rPr>
+                <w:noProof/>
+                <w:webHidden/>
+              </w:rPr>
+              <w:fldChar w:fldCharType="separate"/>
+            </w:r>
+            <w:r>
+              <w:rPr>
+                <w:noProof/>
+                <w:webHidden/>
+              </w:rPr>
+              <w:t>10</w:t>
+            </w:r>
+            <w:r>
+              <w:rPr>
+                <w:noProof/>
+                <w:webHidden/>
+              </w:rPr>
+              <w:fldChar w:fldCharType="end"/>
+            </w:r>
+          </w:hyperlink>
+        </w:p>
+        <w:p>
+          <w:pPr>
+            <w:pStyle w:val="TM3"/>
+            <w:tabs>
+              <w:tab w:val="right" w:leader="dot" w:pos="9062"/>
+            </w:tabs>
+            <w:rPr>
+              <w:rFonts w:eastAsiaTheme="minorEastAsia"/>
+              <w:noProof/>
+              <w:lang w:eastAsia="fr-CH"/>
+            </w:rPr>
+          </w:pPr>
+          <w:hyperlink w:anchor="_Toc242003363" w:history="1">
+            <w:r>
+              <w:rPr>
+                <w:rStyle w:val="Lienhypertexte"/>
+                <w:noProof/>
+              </w:rPr>
+              <w:t>SearchVehicle</w:t>
+            </w:r>
+            <w:r>
+              <w:rPr>
+                <w:noProof/>
+                <w:webHidden/>
+              </w:rPr>
+              <w:tab/>
+            </w:r>
+            <w:r>
+              <w:rPr>
+                <w:noProof/>
+                <w:webHidden/>
+              </w:rPr>
+              <w:fldChar w:fldCharType="begin"/>
+            </w:r>
+            <w:r>
+              <w:rPr>
+                <w:noProof/>
+                <w:webHidden/>
+              </w:rPr>
+              <w:instrText xml:space="preserve"> PAGEREF _Toc242003363 \h </w:instrText>
+            </w:r>
+            <w:r>
+              <w:rPr>
+                <w:noProof/>
+                <w:webHidden/>
+              </w:rPr>
+            </w:r>
+            <w:r>
+              <w:rPr>
+                <w:noProof/>
+                <w:webHidden/>
+              </w:rPr>
+              <w:fldChar w:fldCharType="separate"/>
+            </w:r>
+            <w:r>
+              <w:rPr>
+                <w:noProof/>
+                <w:webHidden/>
+              </w:rPr>
+              <w:t>11</w:t>
+            </w:r>
+            <w:r>
+              <w:rPr>
+                <w:noProof/>
+                <w:webHidden/>
+              </w:rPr>
+              <w:fldChar w:fldCharType="end"/>
+            </w:r>
+          </w:hyperlink>
+        </w:p>
+        <w:p>
+          <w:pPr>
+            <w:pStyle w:val="TM3"/>
+            <w:tabs>
+              <w:tab w:val="right" w:leader="dot" w:pos="9062"/>
+            </w:tabs>
+            <w:rPr>
+              <w:rFonts w:eastAsiaTheme="minorEastAsia"/>
+              <w:noProof/>
+              <w:lang w:eastAsia="fr-CH"/>
+            </w:rPr>
+          </w:pPr>
+          <w:hyperlink w:anchor="_Toc242003364" w:history="1">
+            <w:r>
+              <w:rPr>
+                <w:rStyle w:val="Lienhypertexte"/>
+                <w:noProof/>
+              </w:rPr>
+              <w:t>CallFindVehicle</w:t>
+            </w:r>
+            <w:r>
+              <w:rPr>
+                <w:noProof/>
+                <w:webHidden/>
+              </w:rPr>
+              <w:tab/>
+            </w:r>
+            <w:r>
+              <w:rPr>
+                <w:noProof/>
+                <w:webHidden/>
+              </w:rPr>
+              <w:fldChar w:fldCharType="begin"/>
+            </w:r>
+            <w:r>
+              <w:rPr>
+                <w:noProof/>
+                <w:webHidden/>
+              </w:rPr>
+              <w:instrText xml:space="preserve"> PAGEREF _Toc242003364 \h </w:instrText>
+            </w:r>
+            <w:r>
+              <w:rPr>
+                <w:noProof/>
+                <w:webHidden/>
+              </w:rPr>
+            </w:r>
+            <w:r>
+              <w:rPr>
+                <w:noProof/>
+                <w:webHidden/>
+              </w:rPr>
+              <w:fldChar w:fldCharType="separate"/>
+            </w:r>
+            <w:r>
+              <w:rPr>
+                <w:noProof/>
+                <w:webHidden/>
+              </w:rPr>
+              <w:t>12</w:t>
+            </w:r>
+            <w:r>
+              <w:rPr>
+                <w:noProof/>
+                <w:webHidden/>
+              </w:rPr>
+              <w:fldChar w:fldCharType="end"/>
+            </w:r>
+          </w:hyperlink>
+        </w:p>
+        <w:p>
+          <w:pPr>
+            <w:pStyle w:val="TM2"/>
+            <w:tabs>
+              <w:tab w:val="right" w:leader="dot" w:pos="9062"/>
+            </w:tabs>
+            <w:rPr>
+              <w:rFonts w:eastAsiaTheme="minorEastAsia"/>
+              <w:noProof/>
+              <w:lang w:eastAsia="fr-CH"/>
+            </w:rPr>
+          </w:pPr>
+          <w:hyperlink w:anchor="_Toc242003365" w:history="1">
+            <w:r>
+              <w:rPr>
+                <w:rStyle w:val="Lienhypertexte"/>
+                <w:noProof/>
+              </w:rPr>
+              <w:t>Parking.cs</w:t>
+            </w:r>
+            <w:r>
+              <w:rPr>
+                <w:noProof/>
+                <w:webHidden/>
+              </w:rPr>
+              <w:tab/>
+            </w:r>
+            <w:r>
+              <w:rPr>
+                <w:noProof/>
+                <w:webHidden/>
+              </w:rPr>
+              <w:fldChar w:fldCharType="begin"/>
+            </w:r>
+            <w:r>
+              <w:rPr>
+                <w:noProof/>
+                <w:webHidden/>
+              </w:rPr>
+              <w:instrText xml:space="preserve"> PAGEREF _Toc242003365 \h </w:instrText>
+            </w:r>
+            <w:r>
+              <w:rPr>
+                <w:noProof/>
+                <w:webHidden/>
+              </w:rPr>
+            </w:r>
+            <w:r>
+              <w:rPr>
+                <w:noProof/>
+                <w:webHidden/>
+              </w:rPr>
+              <w:fldChar w:fldCharType="separate"/>
+            </w:r>
+            <w:r>
+              <w:rPr>
+                <w:noProof/>
+                <w:webHidden/>
+              </w:rPr>
+              <w:t>13</w:t>
+            </w:r>
+            <w:r>
+              <w:rPr>
+                <w:noProof/>
+                <w:webHidden/>
+              </w:rPr>
+              <w:fldChar w:fldCharType="end"/>
+            </w:r>
+          </w:hyperlink>
+        </w:p>
+        <w:p>
+          <w:pPr>
+            <w:pStyle w:val="TM3"/>
+            <w:tabs>
+              <w:tab w:val="right" w:leader="dot" w:pos="9062"/>
+            </w:tabs>
+            <w:rPr>
+              <w:rFonts w:eastAsiaTheme="minorEastAsia"/>
+              <w:noProof/>
+              <w:lang w:eastAsia="fr-CH"/>
+            </w:rPr>
+          </w:pPr>
+          <w:hyperlink w:anchor="_Toc242003366" w:history="1">
+            <w:r>
+              <w:rPr>
+                <w:rStyle w:val="Lienhypertexte"/>
+                <w:noProof/>
+              </w:rPr>
+              <w:t>Display</w:t>
+            </w:r>
+            <w:r>
+              <w:rPr>
+                <w:noProof/>
+                <w:webHidden/>
+              </w:rPr>
+              <w:tab/>
+            </w:r>
+            <w:r>
+              <w:rPr>
+                <w:noProof/>
+                <w:webHidden/>
+              </w:rPr>
+              <w:fldChar w:fldCharType="begin"/>
+            </w:r>
+            <w:r>
+              <w:rPr>
+                <w:noProof/>
+                <w:webHidden/>
+              </w:rPr>
+              <w:instrText xml:space="preserve"> PAGEREF _Toc242003366 \h </w:instrText>
+            </w:r>
+            <w:r>
+              <w:rPr>
+                <w:noProof/>
+                <w:webHidden/>
+              </w:rPr>
+            </w:r>
+            <w:r>
+              <w:rPr>
+                <w:noProof/>
+                <w:webHidden/>
+              </w:rPr>
+              <w:fldChar w:fldCharType="separate"/>
+            </w:r>
+            <w:r>
+              <w:rPr>
+                <w:noProof/>
+                <w:webHidden/>
+              </w:rPr>
+              <w:t>13</w:t>
+            </w:r>
+            <w:r>
+              <w:rPr>
+                <w:noProof/>
+                <w:webHidden/>
+              </w:rPr>
+              <w:fldChar w:fldCharType="end"/>
+            </w:r>
+          </w:hyperlink>
+        </w:p>
+        <w:p>
+          <w:pPr>
+            <w:pStyle w:val="TM3"/>
+            <w:tabs>
+              <w:tab w:val="right" w:leader="dot" w:pos="9062"/>
+            </w:tabs>
+            <w:rPr>
+              <w:rFonts w:eastAsiaTheme="minorEastAsia"/>
+              <w:noProof/>
+              <w:lang w:eastAsia="fr-CH"/>
+            </w:rPr>
+          </w:pPr>
+          <w:hyperlink w:anchor="_Toc242003367" w:history="1">
+            <w:r>
+              <w:rPr>
+                <w:rStyle w:val="Lienhypertexte"/>
+                <w:noProof/>
+              </w:rPr>
+              <w:t>CheckParkingSpot</w:t>
+            </w:r>
+            <w:r>
+              <w:rPr>
+                <w:noProof/>
+                <w:webHidden/>
+              </w:rPr>
+              <w:tab/>
+            </w:r>
+            <w:r>
+              <w:rPr>
+                <w:noProof/>
+                <w:webHidden/>
+              </w:rPr>
+              <w:fldChar w:fldCharType="begin"/>
+            </w:r>
+            <w:r>
+              <w:rPr>
+                <w:noProof/>
+                <w:webHidden/>
+              </w:rPr>
+              <w:instrText xml:space="preserve"> PAGEREF _Toc242003367 \h </w:instrText>
+            </w:r>
+            <w:r>
+              <w:rPr>
+                <w:noProof/>
+                <w:webHidden/>
+              </w:rPr>
+            </w:r>
+            <w:r>
+              <w:rPr>
+                <w:noProof/>
+                <w:webHidden/>
+              </w:rPr>
+              <w:fldChar w:fldCharType="separate"/>
+            </w:r>
+            <w:r>
+              <w:rPr>
+                <w:noProof/>
+                <w:webHidden/>
+              </w:rPr>
+              <w:t>14</w:t>
+            </w:r>
+            <w:r>
+              <w:rPr>
+                <w:noProof/>
+                <w:webHidden/>
+              </w:rPr>
+              <w:fldChar w:fldCharType="end"/>
+            </w:r>
+          </w:hyperlink>
+        </w:p>
+        <w:p>
+          <w:pPr>
+            <w:pStyle w:val="TM3"/>
+            <w:tabs>
+              <w:tab w:val="right" w:leader="dot" w:pos="9062"/>
+            </w:tabs>
+            <w:rPr>
+              <w:rFonts w:eastAsiaTheme="minorEastAsia"/>
+              <w:noProof/>
+              <w:lang w:eastAsia="fr-CH"/>
+            </w:rPr>
+          </w:pPr>
+          <w:hyperlink w:anchor="_Toc242003368" w:history="1">
+            <w:r>
+              <w:rPr>
+                <w:rStyle w:val="Lienhypertexte"/>
+                <w:noProof/>
+              </w:rPr>
+              <w:t>AddVehicle</w:t>
+            </w:r>
+            <w:r>
+              <w:rPr>
+                <w:noProof/>
+                <w:webHidden/>
+              </w:rPr>
+              <w:tab/>
+            </w:r>
+            <w:r>
+              <w:rPr>
+                <w:noProof/>
+                <w:webHidden/>
+              </w:rPr>
+              <w:fldChar w:fldCharType="begin"/>
+            </w:r>
+            <w:r>
+              <w:rPr>
+                <w:noProof/>
+                <w:webHidden/>
+              </w:rPr>
+              <w:instrText xml:space="preserve"> PAGEREF _Toc242003368 \h </w:instrText>
+            </w:r>
+            <w:r>
+              <w:rPr>
+                <w:noProof/>
+                <w:webHidden/>
+              </w:rPr>
+            </w:r>
+            <w:r>
+              <w:rPr>
+                <w:noProof/>
+                <w:webHidden/>
+              </w:rPr>
+              <w:fldChar w:fldCharType="separate"/>
+            </w:r>
+            <w:r>
+              <w:rPr>
+                <w:noProof/>
+                <w:webHidden/>
+              </w:rPr>
+              <w:t>15</w:t>
+            </w:r>
+            <w:r>
+              <w:rPr>
+                <w:noProof/>
+                <w:webHidden/>
+              </w:rPr>
+              <w:fldChar w:fldCharType="end"/>
+            </w:r>
+          </w:hyperlink>
+        </w:p>
+        <w:p>
+          <w:pPr>
+            <w:pStyle w:val="TM3"/>
+            <w:tabs>
+              <w:tab w:val="right" w:leader="dot" w:pos="9062"/>
+            </w:tabs>
+            <w:rPr>
+              <w:rFonts w:eastAsiaTheme="minorEastAsia"/>
+              <w:noProof/>
+              <w:lang w:eastAsia="fr-CH"/>
+            </w:rPr>
+          </w:pPr>
+          <w:hyperlink w:anchor="_Toc242003369" w:history="1">
+            <w:r>
+              <w:rPr>
+                <w:rStyle w:val="Lienhypertexte"/>
+                <w:noProof/>
+              </w:rPr>
+              <w:t>FindVehicule</w:t>
+            </w:r>
+            <w:r>
+              <w:rPr>
+                <w:noProof/>
+                <w:webHidden/>
+              </w:rPr>
+              <w:tab/>
+            </w:r>
+            <w:r>
+              <w:rPr>
+                <w:noProof/>
+                <w:webHidden/>
+              </w:rPr>
+              <w:fldChar w:fldCharType="begin"/>
+            </w:r>
+            <w:r>
+              <w:rPr>
+                <w:noProof/>
+                <w:webHidden/>
+              </w:rPr>
+              <w:instrText xml:space="preserve"> PAGEREF _Toc242003369 \h </w:instrText>
+            </w:r>
+            <w:r>
+              <w:rPr>
+                <w:noProof/>
+                <w:webHidden/>
+              </w:rPr>
+            </w:r>
+            <w:r>
+              <w:rPr>
+                <w:noProof/>
+                <w:webHidden/>
+              </w:rPr>
+              <w:fldChar w:fldCharType="separate"/>
+            </w:r>
+            <w:r>
+              <w:rPr>
+                <w:noProof/>
+                <w:webHidden/>
+              </w:rPr>
+              <w:t>16</w:t>
+            </w:r>
+            <w:r>
+              <w:rPr>
+                <w:noProof/>
+                <w:webHidden/>
+              </w:rPr>
+              <w:fldChar w:fldCharType="end"/>
+            </w:r>
+          </w:hyperlink>
+        </w:p>
+        <w:p>
+          <w:pPr>
+            <w:pStyle w:val="TM3"/>
+            <w:tabs>
+              <w:tab w:val="right" w:leader="dot" w:pos="9062"/>
+            </w:tabs>
+            <w:rPr>
+              <w:rFonts w:eastAsiaTheme="minorEastAsia"/>
+              <w:noProof/>
+              <w:lang w:eastAsia="fr-CH"/>
+            </w:rPr>
+          </w:pPr>
+          <w:hyperlink w:anchor="_Toc242003370" w:history="1">
+            <w:r>
+              <w:rPr>
+                <w:rStyle w:val="Lienhypertexte"/>
+                <w:noProof/>
+              </w:rPr>
+              <w:t>FindVehicleReturn</w:t>
+            </w:r>
+            <w:r>
+              <w:rPr>
+                <w:noProof/>
+                <w:webHidden/>
+              </w:rPr>
+              <w:tab/>
+            </w:r>
+            <w:r>
+              <w:rPr>
+                <w:noProof/>
+                <w:webHidden/>
+              </w:rPr>
+              <w:fldChar w:fldCharType="begin"/>
+            </w:r>
+            <w:r>
+              <w:rPr>
+                <w:noProof/>
+                <w:webHidden/>
+              </w:rPr>
+              <w:instrText xml:space="preserve"> PAGEREF _Toc242003370 \h </w:instrText>
+            </w:r>
+            <w:r>
+              <w:rPr>
+                <w:noProof/>
+                <w:webHidden/>
+              </w:rPr>
+            </w:r>
+            <w:r>
+              <w:rPr>
+                <w:noProof/>
+                <w:webHidden/>
+              </w:rPr>
+              <w:fldChar w:fldCharType="separate"/>
+            </w:r>
+            <w:r>
+              <w:rPr>
+                <w:noProof/>
+                <w:webHidden/>
+              </w:rPr>
+              <w:t>17</w:t>
+            </w:r>
+            <w:r>
+              <w:rPr>
+                <w:noProof/>
+                <w:webHidden/>
+              </w:rPr>
+              <w:fldChar w:fldCharType="end"/>
+            </w:r>
+          </w:hyperlink>
+        </w:p>
+        <w:p>
+          <w:pPr>
+            <w:pStyle w:val="TM3"/>
+            <w:tabs>
+              <w:tab w:val="right" w:leader="dot" w:pos="9062"/>
+            </w:tabs>
+            <w:rPr>
+              <w:rFonts w:eastAsiaTheme="minorEastAsia"/>
+              <w:noProof/>
+              <w:lang w:eastAsia="fr-CH"/>
+            </w:rPr>
+          </w:pPr>
+          <w:hyperlink w:anchor="_Toc242003371" w:history="1">
+            <w:r>
+              <w:rPr>
+                <w:rStyle w:val="Lienhypertexte"/>
+                <w:noProof/>
+              </w:rPr>
+              <w:t>StatParking</w:t>
+            </w:r>
+            <w:r>
+              <w:rPr>
+                <w:noProof/>
+                <w:webHidden/>
+              </w:rPr>
+              <w:tab/>
+            </w:r>
+            <w:r>
+              <w:rPr>
+                <w:noProof/>
+                <w:webHidden/>
+              </w:rPr>
+              <w:fldChar w:fldCharType="begin"/>
+            </w:r>
+            <w:r>
+              <w:rPr>
+                <w:noProof/>
+                <w:webHidden/>
+              </w:rPr>
+              <w:instrText xml:space="preserve"> PAGEREF _Toc242003371 \h </w:instrText>
+            </w:r>
+            <w:r>
+              <w:rPr>
+                <w:noProof/>
+                <w:webHidden/>
+              </w:rPr>
+            </w:r>
+            <w:r>
+              <w:rPr>
+                <w:noProof/>
+                <w:webHidden/>
+              </w:rPr>
+              <w:fldChar w:fldCharType="separate"/>
+            </w:r>
+            <w:r>
+              <w:rPr>
+                <w:noProof/>
+                <w:webHidden/>
+              </w:rPr>
+              <w:t>18</w:t>
             </w:r>
             <w:r>
               <w:rPr>
@@ -349,13 +1469,13 @@
               <w:lang w:eastAsia="fr-CH"/>
             </w:rPr>
           </w:pPr>
-          <w:hyperlink w:anchor="_Toc238807541" w:history="1">
+          <w:hyperlink w:anchor="_Toc242003372" w:history="1">
             <w:r>
               <w:rPr>
                 <w:rStyle w:val="Lienhypertexte"/>
                 <w:noProof/>
               </w:rPr>
-              <w:t>Tests</w:t>
+              <w:t>Voiture.cs</w:t>
             </w:r>
             <w:r>
               <w:rPr>
@@ -376,7 +1496,7 @@
                 <w:noProof/>
                 <w:webHidden/>
               </w:rPr>
-              <w:instrText xml:space="preserve"> PAGEREF _Toc238807541 \h </w:instrText>
+              <w:instrText xml:space="preserve"> PAGEREF _Toc242003372 \h </w:instrText>
             </w:r>
             <w:r>
               <w:rPr>
@@ -396,7 +1516,147 @@
                 <w:noProof/>
                 <w:webHidden/>
               </w:rPr>
-              <w:t>2</w:t>
+              <w:t>19</w:t>
+            </w:r>
+            <w:r>
+              <w:rPr>
+                <w:noProof/>
+                <w:webHidden/>
+              </w:rPr>
+              <w:fldChar w:fldCharType="end"/>
+            </w:r>
+          </w:hyperlink>
+        </w:p>
+        <w:p>
+          <w:pPr>
+            <w:pStyle w:val="TM3"/>
+            <w:tabs>
+              <w:tab w:val="right" w:leader="dot" w:pos="9062"/>
+            </w:tabs>
+            <w:rPr>
+              <w:rFonts w:eastAsiaTheme="minorEastAsia"/>
+              <w:noProof/>
+              <w:lang w:eastAsia="fr-CH"/>
+            </w:rPr>
+          </w:pPr>
+          <w:hyperlink w:anchor="_Toc242003373" w:history="1">
+            <w:r>
+              <w:rPr>
+                <w:rStyle w:val="Lienhypertexte"/>
+                <w:noProof/>
+              </w:rPr>
+              <w:t>LicensingPlate</w:t>
+            </w:r>
+            <w:r>
+              <w:rPr>
+                <w:noProof/>
+                <w:webHidden/>
+              </w:rPr>
+              <w:tab/>
+            </w:r>
+            <w:r>
+              <w:rPr>
+                <w:noProof/>
+                <w:webHidden/>
+              </w:rPr>
+              <w:fldChar w:fldCharType="begin"/>
+            </w:r>
+            <w:r>
+              <w:rPr>
+                <w:noProof/>
+                <w:webHidden/>
+              </w:rPr>
+              <w:instrText xml:space="preserve"> PAGEREF _Toc242003373 \h </w:instrText>
+            </w:r>
+            <w:r>
+              <w:rPr>
+                <w:noProof/>
+                <w:webHidden/>
+              </w:rPr>
+            </w:r>
+            <w:r>
+              <w:rPr>
+                <w:noProof/>
+                <w:webHidden/>
+              </w:rPr>
+              <w:fldChar w:fldCharType="separate"/>
+            </w:r>
+            <w:r>
+              <w:rPr>
+                <w:noProof/>
+                <w:webHidden/>
+              </w:rPr>
+              <w:t>19</w:t>
+            </w:r>
+            <w:r>
+              <w:rPr>
+                <w:noProof/>
+                <w:webHidden/>
+              </w:rPr>
+              <w:fldChar w:fldCharType="end"/>
+            </w:r>
+          </w:hyperlink>
+        </w:p>
+        <w:p>
+          <w:pPr>
+            <w:pStyle w:val="TM3"/>
+            <w:tabs>
+              <w:tab w:val="right" w:leader="dot" w:pos="9062"/>
+            </w:tabs>
+            <w:rPr>
+              <w:rFonts w:eastAsiaTheme="minorEastAsia"/>
+              <w:noProof/>
+              <w:lang w:eastAsia="fr-CH"/>
+            </w:rPr>
+          </w:pPr>
+          <w:hyperlink w:anchor="_Toc242003374" w:history="1">
+            <w:r>
+              <w:rPr>
+                <w:rStyle w:val="Lienhypertexte"/>
+                <w:noProof/>
+              </w:rPr>
+              <w:t>Constructeur</w:t>
+            </w:r>
+            <w:r>
+              <w:rPr>
+                <w:noProof/>
+                <w:webHidden/>
+              </w:rPr>
+              <w:tab/>
+            </w:r>
+            <w:r>
+              <w:rPr>
+                <w:noProof/>
+                <w:webHidden/>
+              </w:rPr>
+              <w:fldChar w:fldCharType="begin"/>
+            </w:r>
+            <w:r>
+              <w:rPr>
+                <w:noProof/>
+                <w:webHidden/>
+              </w:rPr>
+              <w:instrText xml:space="preserve"> PAGEREF _Toc242003374 \h </w:instrText>
+            </w:r>
+            <w:r>
+              <w:rPr>
+                <w:noProof/>
+                <w:webHidden/>
+              </w:rPr>
+            </w:r>
+            <w:r>
+              <w:rPr>
+                <w:noProof/>
+                <w:webHidden/>
+              </w:rPr>
+              <w:fldChar w:fldCharType="separate"/>
+            </w:r>
+            <w:r>
+              <w:rPr>
+                <w:noProof/>
+                <w:webHidden/>
+              </w:rPr>
+              <w:t>19</w:t>
             </w:r>
             <w:r>
               <w:rPr>
@@ -419,12 +1679,362 @@
               <w:lang w:eastAsia="fr-CH"/>
             </w:rPr>
           </w:pPr>
-          <w:hyperlink w:anchor="_Toc238807542" w:history="1">
+          <w:hyperlink w:anchor="_Toc242003375" w:history="1">
             <w:r>
               <w:rPr>
                 <w:rStyle w:val="Lienhypertexte"/>
                 <w:noProof/>
               </w:rPr>
+              <w:t>Ticket.cs</w:t>
+            </w:r>
+            <w:r>
+              <w:rPr>
+                <w:noProof/>
+                <w:webHidden/>
+              </w:rPr>
+              <w:tab/>
+            </w:r>
+            <w:r>
+              <w:rPr>
+                <w:noProof/>
+                <w:webHidden/>
+              </w:rPr>
+              <w:fldChar w:fldCharType="begin"/>
+            </w:r>
+            <w:r>
+              <w:rPr>
+                <w:noProof/>
+                <w:webHidden/>
+              </w:rPr>
+              <w:instrText xml:space="preserve"> PAGEREF _Toc242003375 \h </w:instrText>
+            </w:r>
+            <w:r>
+              <w:rPr>
+                <w:noProof/>
+                <w:webHidden/>
+              </w:rPr>
+            </w:r>
+            <w:r>
+              <w:rPr>
+                <w:noProof/>
+                <w:webHidden/>
+              </w:rPr>
+              <w:fldChar w:fldCharType="separate"/>
+            </w:r>
+            <w:r>
+              <w:rPr>
+                <w:noProof/>
+                <w:webHidden/>
+              </w:rPr>
+              <w:t>20</w:t>
+            </w:r>
+            <w:r>
+              <w:rPr>
+                <w:noProof/>
+                <w:webHidden/>
+              </w:rPr>
+              <w:fldChar w:fldCharType="end"/>
+            </w:r>
+          </w:hyperlink>
+        </w:p>
+        <w:p>
+          <w:pPr>
+            <w:pStyle w:val="TM3"/>
+            <w:tabs>
+              <w:tab w:val="right" w:leader="dot" w:pos="9062"/>
+            </w:tabs>
+            <w:rPr>
+              <w:rFonts w:eastAsiaTheme="minorEastAsia"/>
+              <w:noProof/>
+              <w:lang w:eastAsia="fr-CH"/>
+            </w:rPr>
+          </w:pPr>
+          <w:hyperlink w:anchor="_Toc242003376" w:history="1">
+            <w:r>
+              <w:rPr>
+                <w:rStyle w:val="Lienhypertexte"/>
+                <w:noProof/>
+              </w:rPr>
+              <w:t>Constructeur</w:t>
+            </w:r>
+            <w:r>
+              <w:rPr>
+                <w:noProof/>
+                <w:webHidden/>
+              </w:rPr>
+              <w:tab/>
+            </w:r>
+            <w:r>
+              <w:rPr>
+                <w:noProof/>
+                <w:webHidden/>
+              </w:rPr>
+              <w:fldChar w:fldCharType="begin"/>
+            </w:r>
+            <w:r>
+              <w:rPr>
+                <w:noProof/>
+                <w:webHidden/>
+              </w:rPr>
+              <w:instrText xml:space="preserve"> PAGEREF _Toc242003376 \h </w:instrText>
+            </w:r>
+            <w:r>
+              <w:rPr>
+                <w:noProof/>
+                <w:webHidden/>
+              </w:rPr>
+            </w:r>
+            <w:r>
+              <w:rPr>
+                <w:noProof/>
+                <w:webHidden/>
+              </w:rPr>
+              <w:fldChar w:fldCharType="separate"/>
+            </w:r>
+            <w:r>
+              <w:rPr>
+                <w:noProof/>
+                <w:webHidden/>
+              </w:rPr>
+              <w:t>20</w:t>
+            </w:r>
+            <w:r>
+              <w:rPr>
+                <w:noProof/>
+                <w:webHidden/>
+              </w:rPr>
+              <w:fldChar w:fldCharType="end"/>
+            </w:r>
+          </w:hyperlink>
+        </w:p>
+        <w:p>
+          <w:pPr>
+            <w:pStyle w:val="TM3"/>
+            <w:tabs>
+              <w:tab w:val="right" w:leader="dot" w:pos="9062"/>
+            </w:tabs>
+            <w:rPr>
+              <w:rFonts w:eastAsiaTheme="minorEastAsia"/>
+              <w:noProof/>
+              <w:lang w:eastAsia="fr-CH"/>
+            </w:rPr>
+          </w:pPr>
+          <w:hyperlink w:anchor="_Toc242003377" w:history="1">
+            <w:r>
+              <w:rPr>
+                <w:rStyle w:val="Lienhypertexte"/>
+                <w:noProof/>
+              </w:rPr>
+              <w:t>Calc</w:t>
+            </w:r>
+            <w:r>
+              <w:rPr>
+                <w:noProof/>
+                <w:webHidden/>
+              </w:rPr>
+              <w:tab/>
+            </w:r>
+            <w:r>
+              <w:rPr>
+                <w:noProof/>
+                <w:webHidden/>
+              </w:rPr>
+              <w:fldChar w:fldCharType="begin"/>
+            </w:r>
+            <w:r>
+              <w:rPr>
+                <w:noProof/>
+                <w:webHidden/>
+              </w:rPr>
+              <w:instrText xml:space="preserve"> PAGEREF _Toc242003377 \h </w:instrText>
+            </w:r>
+            <w:r>
+              <w:rPr>
+                <w:noProof/>
+                <w:webHidden/>
+              </w:rPr>
+            </w:r>
+            <w:r>
+              <w:rPr>
+                <w:noProof/>
+                <w:webHidden/>
+              </w:rPr>
+              <w:fldChar w:fldCharType="separate"/>
+            </w:r>
+            <w:r>
+              <w:rPr>
+                <w:noProof/>
+                <w:webHidden/>
+              </w:rPr>
+              <w:t>20</w:t>
+            </w:r>
+            <w:r>
+              <w:rPr>
+                <w:noProof/>
+                <w:webHidden/>
+              </w:rPr>
+              <w:fldChar w:fldCharType="end"/>
+            </w:r>
+          </w:hyperlink>
+        </w:p>
+        <w:p>
+          <w:pPr>
+            <w:pStyle w:val="TM3"/>
+            <w:tabs>
+              <w:tab w:val="right" w:leader="dot" w:pos="9062"/>
+            </w:tabs>
+            <w:rPr>
+              <w:rFonts w:eastAsiaTheme="minorEastAsia"/>
+              <w:noProof/>
+              <w:lang w:eastAsia="fr-CH"/>
+            </w:rPr>
+          </w:pPr>
+          <w:hyperlink w:anchor="_Toc242003378" w:history="1">
+            <w:r>
+              <w:rPr>
+                <w:rStyle w:val="Lienhypertexte"/>
+                <w:noProof/>
+              </w:rPr>
+              <w:t>GetCurrentParkedTime</w:t>
+            </w:r>
+            <w:r>
+              <w:rPr>
+                <w:noProof/>
+                <w:webHidden/>
+              </w:rPr>
+              <w:tab/>
+            </w:r>
+            <w:r>
+              <w:rPr>
+                <w:noProof/>
+                <w:webHidden/>
+              </w:rPr>
+              <w:fldChar w:fldCharType="begin"/>
+            </w:r>
+            <w:r>
+              <w:rPr>
+                <w:noProof/>
+                <w:webHidden/>
+              </w:rPr>
+              <w:instrText xml:space="preserve"> PAGEREF _Toc242003378 \h </w:instrText>
+            </w:r>
+            <w:r>
+              <w:rPr>
+                <w:noProof/>
+                <w:webHidden/>
+              </w:rPr>
+            </w:r>
+            <w:r>
+              <w:rPr>
+                <w:noProof/>
+                <w:webHidden/>
+              </w:rPr>
+              <w:fldChar w:fldCharType="separate"/>
+            </w:r>
+            <w:r>
+              <w:rPr>
+                <w:noProof/>
+                <w:webHidden/>
+              </w:rPr>
+              <w:t>20</w:t>
+            </w:r>
+            <w:r>
+              <w:rPr>
+                <w:noProof/>
+                <w:webHidden/>
+              </w:rPr>
+              <w:fldChar w:fldCharType="end"/>
+            </w:r>
+          </w:hyperlink>
+        </w:p>
+        <w:p>
+          <w:pPr>
+            <w:pStyle w:val="TM1"/>
+            <w:tabs>
+              <w:tab w:val="right" w:leader="dot" w:pos="9062"/>
+            </w:tabs>
+            <w:rPr>
+              <w:rFonts w:eastAsiaTheme="minorEastAsia"/>
+              <w:noProof/>
+              <w:lang w:eastAsia="fr-CH"/>
+            </w:rPr>
+          </w:pPr>
+          <w:hyperlink w:anchor="_Toc242003379" w:history="1">
+            <w:r>
+              <w:rPr>
+                <w:rStyle w:val="Lienhypertexte"/>
+                <w:noProof/>
+              </w:rPr>
+              <w:t>Tests</w:t>
+            </w:r>
+            <w:r>
+              <w:rPr>
+                <w:noProof/>
+                <w:webHidden/>
+              </w:rPr>
+              <w:tab/>
+            </w:r>
+            <w:r>
+              <w:rPr>
+                <w:noProof/>
+                <w:webHidden/>
+              </w:rPr>
+              <w:fldChar w:fldCharType="begin"/>
+            </w:r>
+            <w:r>
+              <w:rPr>
+                <w:noProof/>
+                <w:webHidden/>
+              </w:rPr>
+              <w:instrText xml:space="preserve"> PAGEREF _Toc242003379 \h </w:instrText>
+            </w:r>
+            <w:r>
+              <w:rPr>
+                <w:noProof/>
+                <w:webHidden/>
+              </w:rPr>
+            </w:r>
+            <w:r>
+              <w:rPr>
+                <w:noProof/>
+                <w:webHidden/>
+              </w:rPr>
+              <w:fldChar w:fldCharType="separate"/>
+            </w:r>
+            <w:r>
+              <w:rPr>
+                <w:noProof/>
+                <w:webHidden/>
+              </w:rPr>
+              <w:t>21</w:t>
+            </w:r>
+            <w:r>
+              <w:rPr>
+                <w:noProof/>
+                <w:webHidden/>
+              </w:rPr>
+              <w:fldChar w:fldCharType="end"/>
+            </w:r>
+          </w:hyperlink>
+        </w:p>
+        <w:p>
+          <w:pPr>
+            <w:pStyle w:val="TM1"/>
+            <w:tabs>
+              <w:tab w:val="right" w:leader="dot" w:pos="9062"/>
+            </w:tabs>
+            <w:rPr>
+              <w:rFonts w:eastAsiaTheme="minorEastAsia"/>
+              <w:noProof/>
+              <w:lang w:eastAsia="fr-CH"/>
+            </w:rPr>
+          </w:pPr>
+          <w:hyperlink w:anchor="_Toc242003380" w:history="1">
+            <w:r>
+              <w:rPr>
+                <w:rStyle w:val="Lienhypertexte"/>
+                <w:noProof/>
+              </w:rPr>
               <w:t>Conclusion</w:t>
             </w:r>
             <w:r>
@@ -446,7 +2056,7 @@
                 <w:noProof/>
                 <w:webHidden/>
               </w:rPr>
-              <w:instrText xml:space="preserve"> PAGEREF _Toc238807542 \h </w:instrText>
+              <w:instrText xml:space="preserve"> PAGEREF _Toc242003380 \h </w:instrText>
             </w:r>
             <w:r>
               <w:rPr>
@@ -466,7 +2076,7 @@
                 <w:noProof/>
                 <w:webHidden/>
               </w:rPr>
-              <w:t>2</w:t>
+              <w:t>22</w:t>
             </w:r>
             <w:r>
               <w:rPr>
@@ -489,7 +2099,7 @@
               <w:lang w:eastAsia="fr-CH"/>
             </w:rPr>
           </w:pPr>
-          <w:hyperlink w:anchor="_Toc238807543" w:history="1">
+          <w:hyperlink w:anchor="_Toc242003381" w:history="1">
             <w:r>
               <w:rPr>
                 <w:rStyle w:val="Lienhypertexte"/>
@@ -516,7 +2126,7 @@
                 <w:noProof/>
                 <w:webHidden/>
               </w:rPr>
-              <w:instrText xml:space="preserve"> PAGEREF _Toc238807543 \h </w:instrText>
+              <w:instrText xml:space="preserve"> PAGEREF _Toc242003381 \h </w:instrText>
             </w:r>
             <w:r>
               <w:rPr>
@@ -536,7 +2146,7 @@
                 <w:noProof/>
                 <w:webHidden/>
               </w:rPr>
-              <w:t>2</w:t>
+              <w:t>22</w:t>
             </w:r>
             <w:r>
               <w:rPr>
@@ -559,7 +2169,7 @@
               <w:lang w:eastAsia="fr-CH"/>
             </w:rPr>
           </w:pPr>
-          <w:hyperlink w:anchor="_Toc238807544" w:history="1">
+          <w:hyperlink w:anchor="_Toc242003382" w:history="1">
             <w:r>
               <w:rPr>
                 <w:rStyle w:val="Lienhypertexte"/>
@@ -586,7 +2196,7 @@
                 <w:noProof/>
                 <w:webHidden/>
               </w:rPr>
-              <w:instrText xml:space="preserve"> PAGEREF _Toc238807544 \h </w:instrText>
+              <w:instrText xml:space="preserve"> PAGEREF _Toc242003382 \h </w:instrText>
             </w:r>
             <w:r>
               <w:rPr>
@@ -606,7 +2216,7 @@
                 <w:noProof/>
                 <w:webHidden/>
               </w:rPr>
-              <w:t>2</w:t>
+              <w:t>22</w:t>
             </w:r>
             <w:r>
               <w:rPr>
@@ -632,19 +2242,8 @@
       <w:r>
         <w:br w:type="page"/>
       </w:r>
-    </w:p>
-    <w:p>
-      <w:pPr>
-        <w:pStyle w:val="Titre1"/>
-        <w:rPr>
-          <w:color w:val="auto"/>
-        </w:rPr>
-      </w:pPr>
-      <w:bookmarkStart w:id="0" w:name="_Toc238807538"/>
-      <w:r>
-        <w:rPr>
-          <w:color w:val="auto"/>
-        </w:rPr>
+      <w:bookmarkStart w:id="0" w:name="_Toc242003353"/>
+      <w:r>
         <w:lastRenderedPageBreak/>
         <w:t>Introduction / Analyse du cahier des charges</w:t>
       </w:r>
@@ -658,7 +2257,7 @@
           <w:color w:val="auto"/>
         </w:rPr>
       </w:pPr>
-      <w:bookmarkStart w:id="1" w:name="_Toc238807539"/>
+      <w:bookmarkStart w:id="1" w:name="_Toc242003354"/>
       <w:r>
         <w:rPr>
           <w:color w:val="auto"/>
@@ -747,18 +2346,7 @@
           <w:color w:val="BF4E14" w:themeColor="accent2" w:themeShade="BF"/>
           <w:u w:val="single"/>
         </w:rPr>
-        <w:t xml:space="preserve">2 </w:t>
-      </w:r>
-      <w:r>
-        <w:rPr>
-          <w:b/>
-          <w:bCs/>
-          <w:i/>
-          <w:iCs/>
-          <w:color w:val="BF4E14" w:themeColor="accent2" w:themeShade="BF"/>
-          <w:u w:val="single"/>
-        </w:rPr>
-        <w:t>lettres</w:t>
+        <w:t>2 lettres</w:t>
       </w:r>
       <w:r>
         <w:rPr>
@@ -778,18 +2366,7 @@
           <w:color w:val="124F1A" w:themeColor="accent3" w:themeShade="BF"/>
           <w:u w:val="single"/>
         </w:rPr>
-        <w:t xml:space="preserve">jusqu’à 6 </w:t>
-      </w:r>
-      <w:r>
-        <w:rPr>
-          <w:b/>
-          <w:bCs/>
-          <w:i/>
-          <w:iCs/>
-          <w:color w:val="124F1A" w:themeColor="accent3" w:themeShade="BF"/>
-          <w:u w:val="single"/>
-        </w:rPr>
-        <w:t>chiffres</w:t>
+        <w:t>jusqu’à 6 chiffres</w:t>
       </w:r>
       <w:r>
         <w:t>".</w:t>
@@ -849,10 +2426,7 @@
         <w:t xml:space="preserve">: </w:t>
       </w:r>
       <w:r>
-        <w:t xml:space="preserve">L’utilisateur peut chercher un véhicule en utilisant le système de recherche. </w:t>
-      </w:r>
-      <w:r>
-        <w:t xml:space="preserve">Si une correspondance est trouvée, </w:t>
+        <w:t xml:space="preserve">L’utilisateur peut chercher un véhicule en utilisant le système de recherche. Si une correspondance est trouvée, </w:t>
       </w:r>
       <w:r>
         <w:rPr>
@@ -912,10 +2486,7 @@
         <w:t>afficher son heure d’entrée et de sortie et le montant payé</w:t>
       </w:r>
       <w:r>
-        <w:t xml:space="preserve">. Si non, annulé l’action. En revanche si aucune correspondance est trouvée, afficher un message </w:t>
-      </w:r>
-      <w:r>
-        <w:t>pour dire à l’utilisateur que aucun résultat n’a pu être trouvé.</w:t>
+        <w:t>. Si non, annulé l’action. En revanche si aucune correspondance est trouvée, afficher un message pour dire à l’utilisateur que aucun résultat n’a pu être trouvé.</w:t>
       </w:r>
     </w:p>
     <w:p>
@@ -1048,15 +2619,7 @@
         <w:t xml:space="preserve"> </w:t>
       </w:r>
       <w:r>
-        <w:t xml:space="preserve">Utilisé un </w:t>
-      </w:r>
-      <w:proofErr w:type="spellStart"/>
-      <w:r>
-        <w:t>timer</w:t>
-      </w:r>
-      <w:proofErr w:type="spellEnd"/>
-      <w:r>
-        <w:t xml:space="preserve"> qui s’incrémentera chaque seconde. Une seconde sera égale à une minute.</w:t>
+        <w:t>Utilisé un timer qui s’incrémentera chaque seconde. Une seconde sera égale à une minute.</w:t>
       </w:r>
     </w:p>
     <w:p>
@@ -1246,33 +2809,17 @@
         <w:t xml:space="preserve">. On va </w:t>
       </w:r>
       <w:r>
-        <w:t xml:space="preserve">vérifier si le string est cohérent pour savoir si c’est une plaque d’immatriculation, si cela ne fonctionne pas, essayer de le transformer en type INT (pour savoir si c’est un numéro de place), si ça ne fonctionne pas, </w:t>
-      </w:r>
-      <w:r>
-        <w:t>appeler une autre méthode</w:t>
-      </w:r>
-      <w:r>
-        <w:t xml:space="preserve"> </w:t>
-      </w:r>
-      <w:r>
-        <w:t xml:space="preserve">(soit pour afficher les infos du véhicule, soit le faire sortir. Dont l’utilité du paramètre booléen) puis lui donner comme paramètre un texte écrit comme ce ci </w:t>
+        <w:t xml:space="preserve">vérifier si le string est cohérent pour savoir si c’est une plaque d’immatriculation, si cela ne fonctionne pas, essayer de le transformer en type INT (pour savoir si c’est un numéro de place), si ça ne fonctionne pas, appeler une autre méthode (soit pour afficher les infos du véhicule, soit le faire sortir. Dont l’utilité du paramètre booléen) puis lui donner comme paramètre un texte écrit comme ce ci </w:t>
       </w:r>
       <w:r>
         <w:t>"</w:t>
       </w:r>
-      <w:proofErr w:type="spellStart"/>
       <w:r>
         <w:t>nothing</w:t>
       </w:r>
-      <w:proofErr w:type="spellEnd"/>
-      <w:r>
-        <w:t xml:space="preserve"> </w:t>
-      </w:r>
-      <w:proofErr w:type="spellStart"/>
-      <w:r>
-        <w:t>found</w:t>
-      </w:r>
-      <w:proofErr w:type="spellEnd"/>
+      <w:r>
+        <w:t xml:space="preserve"> found</w:t>
+      </w:r>
       <w:r>
         <w:t>"</w:t>
       </w:r>
@@ -1360,19 +2907,9 @@
       <w:r>
         <w:t>"</w:t>
       </w:r>
-      <w:proofErr w:type="spellStart"/>
-      <w:r>
-        <w:t>nothing</w:t>
-      </w:r>
-      <w:proofErr w:type="spellEnd"/>
-      <w:r>
-        <w:t xml:space="preserve"> </w:t>
-      </w:r>
-      <w:proofErr w:type="spellStart"/>
-      <w:r>
-        <w:t>found</w:t>
-      </w:r>
-      <w:proofErr w:type="spellEnd"/>
+      <w:r>
+        <w:t>nothing found</w:t>
+      </w:r>
       <w:r>
         <w:t>"</w:t>
       </w:r>
@@ -1424,19 +2961,7 @@
         <w:t xml:space="preserve"> </w:t>
       </w:r>
       <w:r>
-        <w:t xml:space="preserve">pour créer une nouvelle méthode pour </w:t>
-      </w:r>
-      <w:r>
-        <w:t>faire sortir</w:t>
-      </w:r>
-      <w:r>
-        <w:t xml:space="preserve"> </w:t>
-      </w:r>
-      <w:r>
-        <w:t>un véhicule du parking</w:t>
-      </w:r>
-      <w:r>
-        <w:t>. La méthode aura comme paramètre une variable de type string. On vérifie si le string est un numéro de plaque cohérent.</w:t>
+        <w:t>pour créer une nouvelle méthode pour faire sortir un véhicule du parking. La méthode aura comme paramètre une variable de type string. On vérifie si le string est un numéro de plaque cohérent.</w:t>
       </w:r>
     </w:p>
     <w:p>
@@ -1468,71 +2993,58 @@
       <w:r>
         <w:t>"</w:t>
       </w:r>
-      <w:proofErr w:type="spellStart"/>
-      <w:r>
-        <w:t>nothing</w:t>
-      </w:r>
-      <w:proofErr w:type="spellEnd"/>
-      <w:r>
+      <w:r>
+        <w:t>nothing found</w:t>
+      </w:r>
+      <w:r>
+        <w:t>"</w:t>
+      </w:r>
+      <w:r>
+        <w:t xml:space="preserve">. Si c’est le cas, </w:t>
+      </w:r>
+      <w:r>
+        <w:t>afficher un message pour dire à l’utilisateur que aucun résultat n’a pu être trouvé</w:t>
+      </w:r>
+      <w:r>
+        <w:t xml:space="preserve">. Si ce n’est pas le cas, afficher un message d’erreur comme </w:t>
+      </w:r>
+      <w:r>
+        <w:t>"</w:t>
+      </w:r>
+      <w:r>
+        <w:t>Un problème c’est produit.</w:t>
+      </w:r>
+      <w:r>
+        <w:t>"</w:t>
+      </w:r>
+      <w:r>
+        <w:t> ;</w:t>
+      </w:r>
+    </w:p>
+    <w:p>
+      <w:r>
+        <w:rPr>
+          <w:color w:val="EE0000"/>
+        </w:rPr>
+        <w:t>6 </w:t>
+      </w:r>
+      <w:r>
+        <w:t xml:space="preserve">: </w:t>
+      </w:r>
+      <w:r>
+        <w:rPr>
+          <w:color w:val="7030A0"/>
+        </w:rPr>
+        <w:t>Utiliser la classe statique</w:t>
+      </w:r>
+      <w:r>
+        <w:rPr>
+          <w:color w:val="7030A0"/>
+        </w:rPr>
         <w:t xml:space="preserve"> </w:t>
       </w:r>
-      <w:proofErr w:type="spellStart"/>
-      <w:r>
-        <w:t>found</w:t>
-      </w:r>
-      <w:proofErr w:type="spellEnd"/>
-      <w:r>
-        <w:t>"</w:t>
-      </w:r>
-      <w:r>
-        <w:t xml:space="preserve">. Si c’est le cas, </w:t>
-      </w:r>
-      <w:r>
-        <w:t>afficher un message pour dire à l’utilisateur que aucun résultat n’a pu être trouvé</w:t>
-      </w:r>
-      <w:r>
-        <w:t xml:space="preserve">. Si ce n’est pas le cas, afficher un message d’erreur comme </w:t>
-      </w:r>
-      <w:r>
-        <w:t>"</w:t>
-      </w:r>
-      <w:r>
-        <w:t>Un problème c’est produit.</w:t>
-      </w:r>
-      <w:r>
-        <w:t>"</w:t>
-      </w:r>
-      <w:r>
-        <w:t> ;</w:t>
-      </w:r>
-    </w:p>
-    <w:p>
-      <w:r>
-        <w:rPr>
-          <w:color w:val="EE0000"/>
-        </w:rPr>
-        <w:t>6 </w:t>
-      </w:r>
-      <w:r>
-        <w:t xml:space="preserve">: </w:t>
-      </w:r>
-      <w:r>
-        <w:rPr>
-          <w:color w:val="7030A0"/>
-        </w:rPr>
-        <w:t>Utiliser la classe statique</w:t>
-      </w:r>
-      <w:r>
-        <w:rPr>
-          <w:color w:val="7030A0"/>
-        </w:rPr>
-        <w:t xml:space="preserve"> </w:t>
-      </w:r>
-      <w:r>
-        <w:t>pour</w:t>
-      </w:r>
-      <w:r>
-        <w:t xml:space="preserve"> créer une nouvelle méthode pour afficher le parking.</w:t>
+      <w:r>
+        <w:t>pour créer une nouvelle méthode pour afficher le parking.</w:t>
       </w:r>
       <w:r>
         <w:br/>
@@ -1562,10 +3074,7 @@
         <w:t xml:space="preserve"> </w:t>
       </w:r>
       <w:r>
-        <w:t>pour créer une nouvelle méthode</w:t>
-      </w:r>
-      <w:r>
-        <w:t xml:space="preserve"> pour afficher diverse stats et information.</w:t>
+        <w:t>pour créer une nouvelle méthode pour afficher diverse stats et information.</w:t>
       </w:r>
     </w:p>
     <w:p>
@@ -1591,10 +3100,7 @@
         <w:t xml:space="preserve"> </w:t>
       </w:r>
       <w:r>
-        <w:t>pour</w:t>
-      </w:r>
-      <w:r>
-        <w:t xml:space="preserve"> créer une nouvelle méthode pour afficher l’historique des transactions.</w:t>
+        <w:t>pour créer une nouvelle méthode pour afficher l’historique des transactions.</w:t>
       </w:r>
     </w:p>
     <w:p>
@@ -1609,7 +3115,7 @@
           <w:color w:val="auto"/>
         </w:rPr>
       </w:pPr>
-      <w:bookmarkStart w:id="2" w:name="_Toc238807540"/>
+      <w:bookmarkStart w:id="2" w:name="_Toc242003355"/>
       <w:r>
         <w:rPr>
           <w:color w:val="auto"/>
@@ -1621,35 +3127,1911 @@
     </w:p>
     <w:p>
       <w:pPr>
-        <w:pStyle w:val="Titre1"/>
-        <w:rPr>
-          <w:color w:val="auto"/>
-        </w:rPr>
+        <w:pStyle w:val="Titre2"/>
       </w:pPr>
-      <w:bookmarkStart w:id="3" w:name="_Toc238807541"/>
-      <w:r>
-        <w:rPr>
-          <w:color w:val="auto"/>
-        </w:rPr>
-        <w:t>Tests</w:t>
+      <w:bookmarkStart w:id="3" w:name="_Toc242003356"/>
+      <w:r>
+        <w:t>Program.cs</w:t>
       </w:r>
       <w:bookmarkEnd w:id="3"/>
+    </w:p>
+    <w:p>
+      <w:r>
+        <w:t xml:space="preserve">Dans le fichier « program » il est principalement vide. </w:t>
+      </w:r>
+      <w:r>
+        <w:t>La seule action</w:t>
+      </w:r>
+      <w:r>
+        <w:t xml:space="preserve"> qu’elle effectue c’est d’appeler une classe nommée « PlayGame ».</w:t>
+      </w:r>
+    </w:p>
+    <w:p>
+      <w:pPr>
+        <w:jc w:val="center"/>
+      </w:pPr>
+      <w:r>
+        <w:rPr>
+          <w:noProof/>
+        </w:rPr>
+        <w:drawing>
+          <wp:inline distT="0" distB="0" distL="0" distR="0" wp14:anchorId="4492B7CA" wp14:editId="1170FD9C">
+            <wp:extent cx="2940201" cy="1911448"/>
+            <wp:effectExtent l="0" t="0" r="0" b="0"/>
+            <wp:docPr id="849562905" name="Image 3"/>
+            <wp:cNvGraphicFramePr>
+              <a:graphicFrameLocks xmlns:a="http://schemas.openxmlformats.org/drawingml/2006/main" noChangeAspect="1"/>
+            </wp:cNvGraphicFramePr>
+            <a:graphic xmlns:a="http://schemas.openxmlformats.org/drawingml/2006/main">
+              <a:graphicData uri="http://schemas.openxmlformats.org/drawingml/2006/picture">
+                <pic:pic xmlns:pic="http://schemas.openxmlformats.org/drawingml/2006/picture">
+                  <pic:nvPicPr>
+                    <pic:cNvPr id="849562905" name="Image 849562905"/>
+                    <pic:cNvPicPr/>
+                  </pic:nvPicPr>
+                  <pic:blipFill>
+                    <a:blip r:embed="rId8">
+                      <a:extLst>
+                        <a:ext uri="{28A0092B-C50C-407E-A947-70E740481C1C}">
+                          <a14:useLocalDpi xmlns:a14="http://schemas.microsoft.com/office/drawing/2010/main" val="0"/>
+                        </a:ext>
+                      </a:extLst>
+                    </a:blip>
+                    <a:stretch>
+                      <a:fillRect/>
+                    </a:stretch>
+                  </pic:blipFill>
+                  <pic:spPr>
+                    <a:xfrm>
+                      <a:off x="0" y="0"/>
+                      <a:ext cx="2940201" cy="1911448"/>
+                    </a:xfrm>
+                    <a:prstGeom prst="rect">
+                      <a:avLst/>
+                    </a:prstGeom>
+                  </pic:spPr>
+                </pic:pic>
+              </a:graphicData>
+            </a:graphic>
+          </wp:inline>
+        </w:drawing>
+      </w:r>
+    </w:p>
+    <w:p>
+      <w:r>
+        <w:br w:type="page"/>
+      </w:r>
+    </w:p>
+    <w:p>
+      <w:pPr>
+        <w:pStyle w:val="Titre2"/>
+      </w:pPr>
+      <w:bookmarkStart w:id="4" w:name="_Toc242003357"/>
+      <w:r>
+        <w:lastRenderedPageBreak/>
+        <w:t>PlayGame.cs</w:t>
+      </w:r>
+      <w:bookmarkEnd w:id="4"/>
+    </w:p>
+    <w:p>
+      <w:r>
+        <w:t>Dans cette classe il s</w:t>
+      </w:r>
+      <w:r>
+        <w:t>e situe 3 méthodes.</w:t>
+      </w:r>
+      <w:r>
+        <w:t xml:space="preserve"> Elle exécute une loop qui permet au programme de tourner continuellement jusqu’à ce que l’utilisateur décide d’arrêter le programme.</w:t>
+      </w:r>
+    </w:p>
+    <w:p>
+      <w:pPr>
+        <w:pStyle w:val="Titre3"/>
+        <w:ind w:firstLine="708"/>
+      </w:pPr>
+      <w:bookmarkStart w:id="5" w:name="_Toc242003358"/>
+      <w:r>
+        <w:t>StartProgram</w:t>
+      </w:r>
+      <w:bookmarkEnd w:id="5"/>
+    </w:p>
+    <w:p>
+      <w:pPr>
+        <w:jc w:val="center"/>
+        <w:rPr>
+          <w:lang w:val="en-GB"/>
+        </w:rPr>
+      </w:pPr>
+      <w:r>
+        <w:rPr>
+          <w:noProof/>
+          <w:lang w:val="en-GB"/>
+        </w:rPr>
+        <w:drawing>
+          <wp:inline distT="0" distB="0" distL="0" distR="0" wp14:anchorId="56DF3C27" wp14:editId="5385300E">
+            <wp:extent cx="4294836" cy="2552831"/>
+            <wp:effectExtent l="0" t="0" r="0" b="0"/>
+            <wp:docPr id="924650707" name="Image 4"/>
+            <wp:cNvGraphicFramePr>
+              <a:graphicFrameLocks xmlns:a="http://schemas.openxmlformats.org/drawingml/2006/main" noChangeAspect="1"/>
+            </wp:cNvGraphicFramePr>
+            <a:graphic xmlns:a="http://schemas.openxmlformats.org/drawingml/2006/main">
+              <a:graphicData uri="http://schemas.openxmlformats.org/drawingml/2006/picture">
+                <pic:pic xmlns:pic="http://schemas.openxmlformats.org/drawingml/2006/picture">
+                  <pic:nvPicPr>
+                    <pic:cNvPr id="924650707" name="Image 4"/>
+                    <pic:cNvPicPr/>
+                  </pic:nvPicPr>
+                  <pic:blipFill>
+                    <a:blip r:embed="rId9">
+                      <a:extLst>
+                        <a:ext uri="{28A0092B-C50C-407E-A947-70E740481C1C}">
+                          <a14:useLocalDpi xmlns:a14="http://schemas.microsoft.com/office/drawing/2010/main" val="0"/>
+                        </a:ext>
+                      </a:extLst>
+                    </a:blip>
+                    <a:stretch>
+                      <a:fillRect/>
+                    </a:stretch>
+                  </pic:blipFill>
+                  <pic:spPr>
+                    <a:xfrm>
+                      <a:off x="0" y="0"/>
+                      <a:ext cx="4294836" cy="2552831"/>
+                    </a:xfrm>
+                    <a:prstGeom prst="rect">
+                      <a:avLst/>
+                    </a:prstGeom>
+                  </pic:spPr>
+                </pic:pic>
+              </a:graphicData>
+            </a:graphic>
+          </wp:inline>
+        </w:drawing>
+      </w:r>
+    </w:p>
+    <w:p>
+      <w:r>
+        <w:t xml:space="preserve">Dans </w:t>
+      </w:r>
+      <w:r>
+        <w:t>cette méthode on commence par appelé « InitiateParking »</w:t>
+      </w:r>
+      <w:r>
+        <w:t xml:space="preserve"> </w:t>
+      </w:r>
+      <w:r>
+        <w:t xml:space="preserve">(qui permet simplement d’initialiser le parking) </w:t>
+      </w:r>
+      <w:r>
+        <w:t>en premier. Ensuit</w:t>
+      </w:r>
+      <w:r>
+        <w:t xml:space="preserve">e </w:t>
+      </w:r>
+      <w:r>
+        <w:t>on commence une boucle avec « continueProgram » (</w:t>
+      </w:r>
+      <w:r>
+        <w:t xml:space="preserve">un booléen </w:t>
+      </w:r>
+      <w:r>
+        <w:t>déclaré tout en haut de la capture) qui va faire en sorte que le menu et continuellement afficher puis de mettre à jour la variable « continueProgram ».</w:t>
+      </w:r>
+    </w:p>
+    <w:p>
+      <w:r>
+        <w:br w:type="page"/>
+      </w:r>
+    </w:p>
+    <w:p>
+      <w:pPr>
+        <w:pStyle w:val="Titre2"/>
+      </w:pPr>
+      <w:bookmarkStart w:id="6" w:name="_Toc242003359"/>
+      <w:r>
+        <w:lastRenderedPageBreak/>
+        <w:t>Menu.cs</w:t>
+      </w:r>
+      <w:bookmarkEnd w:id="6"/>
+    </w:p>
+    <w:p>
+      <w:r>
+        <w:t>Cette classe statique permet d’afficher le menu puis gérer les inputs de l’utilisateur.</w:t>
+      </w:r>
+      <w:r>
+        <w:t xml:space="preserve"> La deuxième plus grande classe de ce projet.</w:t>
+      </w:r>
+    </w:p>
+    <w:p>
+      <w:pPr>
+        <w:pStyle w:val="Titre3"/>
+        <w:ind w:firstLine="708"/>
+      </w:pPr>
+      <w:bookmarkStart w:id="7" w:name="_Toc242003360"/>
+      <w:r>
+        <w:t>DisplayMenu</w:t>
+      </w:r>
+      <w:bookmarkEnd w:id="7"/>
+    </w:p>
+    <w:p>
+      <w:pPr>
+        <w:jc w:val="center"/>
+      </w:pPr>
+      <w:r>
+        <w:rPr>
+          <w:noProof/>
+        </w:rPr>
+        <w:drawing>
+          <wp:inline distT="0" distB="0" distL="0" distR="0" wp14:anchorId="2AA6B406" wp14:editId="3CE323D4">
+            <wp:extent cx="3853180" cy="2576830"/>
+            <wp:effectExtent l="0" t="0" r="0" b="0"/>
+            <wp:docPr id="538632902" name="Image 1"/>
+            <wp:cNvGraphicFramePr>
+              <a:graphicFrameLocks xmlns:a="http://schemas.openxmlformats.org/drawingml/2006/main" noChangeAspect="1"/>
+            </wp:cNvGraphicFramePr>
+            <a:graphic xmlns:a="http://schemas.openxmlformats.org/drawingml/2006/main">
+              <a:graphicData uri="http://schemas.openxmlformats.org/drawingml/2006/picture">
+                <pic:pic xmlns:pic="http://schemas.openxmlformats.org/drawingml/2006/picture">
+                  <pic:nvPicPr>
+                    <pic:cNvPr id="0" name="Picture 1"/>
+                    <pic:cNvPicPr>
+                      <a:picLocks noChangeAspect="1" noChangeArrowheads="1"/>
+                    </pic:cNvPicPr>
+                  </pic:nvPicPr>
+                  <pic:blipFill>
+                    <a:blip r:embed="rId10">
+                      <a:extLst>
+                        <a:ext uri="{28A0092B-C50C-407E-A947-70E740481C1C}">
+                          <a14:useLocalDpi xmlns:a14="http://schemas.microsoft.com/office/drawing/2010/main" val="0"/>
+                        </a:ext>
+                      </a:extLst>
+                    </a:blip>
+                    <a:srcRect/>
+                    <a:stretch>
+                      <a:fillRect/>
+                    </a:stretch>
+                  </pic:blipFill>
+                  <pic:spPr bwMode="auto">
+                    <a:xfrm>
+                      <a:off x="0" y="0"/>
+                      <a:ext cx="3853180" cy="2576830"/>
+                    </a:xfrm>
+                    <a:prstGeom prst="rect">
+                      <a:avLst/>
+                    </a:prstGeom>
+                    <a:noFill/>
+                    <a:ln>
+                      <a:noFill/>
+                    </a:ln>
+                  </pic:spPr>
+                </pic:pic>
+              </a:graphicData>
+            </a:graphic>
+          </wp:inline>
+        </w:drawing>
+      </w:r>
+    </w:p>
+    <w:p>
+      <w:r>
+        <w:t>Une simple méthode permettant d’afficher</w:t>
+      </w:r>
+      <w:r>
+        <w:t xml:space="preserve"> le menu. Une boucle foreach pour afficher chaque option (stocker dans un tableau private au début du code) disponible pour l’utilisateur. « optionIndex » permet à l’utilisateur de savoir quelle numéro entrer pour utiliser cette option-ci ou </w:t>
+      </w:r>
+      <w:r>
+        <w:t>celle-là</w:t>
+      </w:r>
+      <w:r>
+        <w:t>.</w:t>
+      </w:r>
+    </w:p>
+    <w:p>
+      <w:r>
+        <w:br w:type="page"/>
+      </w:r>
+    </w:p>
+    <w:p>
+      <w:pPr>
+        <w:pStyle w:val="Titre3"/>
+      </w:pPr>
+      <w:r>
+        <w:lastRenderedPageBreak/>
+        <w:tab/>
+      </w:r>
+      <w:bookmarkStart w:id="8" w:name="_Toc242003361"/>
+      <w:r>
+        <w:t>UserInputHandler</w:t>
+      </w:r>
+      <w:bookmarkEnd w:id="8"/>
+    </w:p>
+    <w:p>
+      <w:pPr>
+        <w:jc w:val="center"/>
+      </w:pPr>
+      <w:r>
+        <w:rPr>
+          <w:noProof/>
+        </w:rPr>
+        <w:drawing>
+          <wp:inline distT="0" distB="0" distL="0" distR="0" wp14:anchorId="6A3A66C0" wp14:editId="0DE1E896">
+            <wp:extent cx="4077970" cy="2420620"/>
+            <wp:effectExtent l="0" t="0" r="0" b="0"/>
+            <wp:docPr id="1002319667" name="Image 2"/>
+            <wp:cNvGraphicFramePr>
+              <a:graphicFrameLocks xmlns:a="http://schemas.openxmlformats.org/drawingml/2006/main" noChangeAspect="1"/>
+            </wp:cNvGraphicFramePr>
+            <a:graphic xmlns:a="http://schemas.openxmlformats.org/drawingml/2006/main">
+              <a:graphicData uri="http://schemas.openxmlformats.org/drawingml/2006/picture">
+                <pic:pic xmlns:pic="http://schemas.openxmlformats.org/drawingml/2006/picture">
+                  <pic:nvPicPr>
+                    <pic:cNvPr id="0" name="Picture 2"/>
+                    <pic:cNvPicPr>
+                      <a:picLocks noChangeAspect="1" noChangeArrowheads="1"/>
+                    </pic:cNvPicPr>
+                  </pic:nvPicPr>
+                  <pic:blipFill>
+                    <a:blip r:embed="rId11">
+                      <a:extLst>
+                        <a:ext uri="{28A0092B-C50C-407E-A947-70E740481C1C}">
+                          <a14:useLocalDpi xmlns:a14="http://schemas.microsoft.com/office/drawing/2010/main" val="0"/>
+                        </a:ext>
+                      </a:extLst>
+                    </a:blip>
+                    <a:srcRect/>
+                    <a:stretch>
+                      <a:fillRect/>
+                    </a:stretch>
+                  </pic:blipFill>
+                  <pic:spPr bwMode="auto">
+                    <a:xfrm>
+                      <a:off x="0" y="0"/>
+                      <a:ext cx="4077970" cy="2420620"/>
+                    </a:xfrm>
+                    <a:prstGeom prst="rect">
+                      <a:avLst/>
+                    </a:prstGeom>
+                    <a:noFill/>
+                    <a:ln>
+                      <a:noFill/>
+                    </a:ln>
+                  </pic:spPr>
+                </pic:pic>
+              </a:graphicData>
+            </a:graphic>
+          </wp:inline>
+        </w:drawing>
+      </w:r>
+    </w:p>
+    <w:p>
+      <w:r>
+        <w:t>Elle est souvent appelée dans le code. Elle va</w:t>
+      </w:r>
+      <w:r>
+        <w:t xml:space="preserve"> gérer ce que l’utilisateur entre comme option (ex : « 5 » pour l’option numéro 5). Si la saisie de l’utilisateur ne peut pas être converti en int, on va supprimer son input (grâce à la méthode « CheckCorrectInput » qui est utiliser seulement pour effacer la saisie du joueur pour avoir une console propre)</w:t>
+      </w:r>
+      <w:r>
+        <w:t>. Car effacer l’entièreté de la console serait problématique vu qu’on aurait besoin de re-</w:t>
+      </w:r>
+      <w:r>
+        <w:t>appeler « DisplayMenu » simplement pour afficher un texte « Entrer votre choix : ».</w:t>
+      </w:r>
+    </w:p>
+    <w:p>
+      <w:r>
+        <w:t>Si c’est bien un nombre, on va vérifier s’il est trop grand ou petit. Si oui</w:t>
+      </w:r>
+      <w:r>
+        <w:t xml:space="preserve"> </w:t>
+      </w:r>
+      <w:r>
+        <w:t xml:space="preserve">on va dire à l’utilisateur </w:t>
+      </w:r>
+      <w:r>
+        <w:t>de choisir un nombre dans la plage de valeur correcte. On va attendre 1.5 secondes (pour laisser l’utilisateur le temp de lire le message) avant d’appeler « UserInputHandler » une fois de plus.</w:t>
+      </w:r>
+    </w:p>
+    <w:p>
+      <w:r>
+        <w:t xml:space="preserve">Si tout est bon, l’option choisi par l’utilisateur va être </w:t>
+      </w:r>
+      <w:r>
+        <w:t>exécuté grâce a une méthode qui contient un simple « switch case » pour appeler la méthode correspondante à l’option.</w:t>
+      </w:r>
+    </w:p>
+    <w:p>
+      <w:r>
+        <w:br w:type="page"/>
+      </w:r>
+    </w:p>
+    <w:p>
+      <w:pPr>
+        <w:pStyle w:val="Titre3"/>
+      </w:pPr>
+      <w:r>
+        <w:lastRenderedPageBreak/>
+        <w:tab/>
+      </w:r>
+      <w:bookmarkStart w:id="9" w:name="_Toc242003362"/>
+      <w:r>
+        <w:t>EnterVehicle</w:t>
+      </w:r>
+      <w:bookmarkEnd w:id="9"/>
+    </w:p>
+    <w:p>
+      <w:pPr>
+        <w:jc w:val="center"/>
+      </w:pPr>
+      <w:r>
+        <w:rPr>
+          <w:noProof/>
+        </w:rPr>
+        <w:drawing>
+          <wp:inline distT="0" distB="0" distL="0" distR="0" wp14:anchorId="21CFB329" wp14:editId="51A4B671">
+            <wp:extent cx="5755640" cy="1550035"/>
+            <wp:effectExtent l="0" t="0" r="0" b="0"/>
+            <wp:docPr id="273820517" name="Image 3"/>
+            <wp:cNvGraphicFramePr>
+              <a:graphicFrameLocks xmlns:a="http://schemas.openxmlformats.org/drawingml/2006/main" noChangeAspect="1"/>
+            </wp:cNvGraphicFramePr>
+            <a:graphic xmlns:a="http://schemas.openxmlformats.org/drawingml/2006/main">
+              <a:graphicData uri="http://schemas.openxmlformats.org/drawingml/2006/picture">
+                <pic:pic xmlns:pic="http://schemas.openxmlformats.org/drawingml/2006/picture">
+                  <pic:nvPicPr>
+                    <pic:cNvPr id="0" name="Picture 3"/>
+                    <pic:cNvPicPr>
+                      <a:picLocks noChangeAspect="1" noChangeArrowheads="1"/>
+                    </pic:cNvPicPr>
+                  </pic:nvPicPr>
+                  <pic:blipFill>
+                    <a:blip r:embed="rId12" cstate="print">
+                      <a:extLst>
+                        <a:ext uri="{28A0092B-C50C-407E-A947-70E740481C1C}">
+                          <a14:useLocalDpi xmlns:a14="http://schemas.microsoft.com/office/drawing/2010/main" val="0"/>
+                        </a:ext>
+                      </a:extLst>
+                    </a:blip>
+                    <a:srcRect/>
+                    <a:stretch>
+                      <a:fillRect/>
+                    </a:stretch>
+                  </pic:blipFill>
+                  <pic:spPr bwMode="auto">
+                    <a:xfrm>
+                      <a:off x="0" y="0"/>
+                      <a:ext cx="5755640" cy="1550035"/>
+                    </a:xfrm>
+                    <a:prstGeom prst="rect">
+                      <a:avLst/>
+                    </a:prstGeom>
+                    <a:noFill/>
+                    <a:ln>
+                      <a:noFill/>
+                    </a:ln>
+                  </pic:spPr>
+                </pic:pic>
+              </a:graphicData>
+            </a:graphic>
+          </wp:inline>
+        </w:drawing>
+      </w:r>
+    </w:p>
+    <w:p>
+      <w:r>
+        <w:t xml:space="preserve">Ceci est une des options disponibles. </w:t>
+      </w:r>
+      <w:r>
+        <w:t xml:space="preserve">On va nettoyer la console (pour avoir simplement le texte expliquant </w:t>
+      </w:r>
+      <w:r>
+        <w:t>quel format</w:t>
+      </w:r>
+      <w:r>
+        <w:t xml:space="preserve"> est accepté</w:t>
+      </w:r>
+      <w:r>
+        <w:t xml:space="preserve"> pour que ça soit plus lisible) puis demander d’entrer une plaque. Si la saisie n’est pas vide, on va créer une voiture (la logique pour vérifier si la plaque est bonne ce déroule dans la classe « voiture ». Qui va informer au l’utilisateur si la voiture a bien été ajouté ou non). Faire des retours à la lignes avec « ReturnMultipleLines » (pour plus de lisibilité) puis réafficher le menu.</w:t>
+      </w:r>
+    </w:p>
+    <w:p>
+      <w:r>
+        <w:br w:type="page"/>
+      </w:r>
+    </w:p>
+    <w:p>
+      <w:pPr>
+        <w:pStyle w:val="Titre3"/>
+      </w:pPr>
+      <w:r>
+        <w:lastRenderedPageBreak/>
+        <w:tab/>
+      </w:r>
+      <w:bookmarkStart w:id="10" w:name="_Toc242003363"/>
+      <w:r>
+        <w:t>SearchVehicle</w:t>
+      </w:r>
+      <w:bookmarkEnd w:id="10"/>
+    </w:p>
+    <w:p>
+      <w:pPr>
+        <w:jc w:val="center"/>
+      </w:pPr>
+      <w:r>
+        <w:rPr>
+          <w:noProof/>
+        </w:rPr>
+        <w:drawing>
+          <wp:inline distT="0" distB="0" distL="0" distR="0" wp14:anchorId="632E671E" wp14:editId="39480FC1">
+            <wp:extent cx="5750560" cy="2782570"/>
+            <wp:effectExtent l="0" t="0" r="2540" b="0"/>
+            <wp:docPr id="340283559" name="Image 5"/>
+            <wp:cNvGraphicFramePr>
+              <a:graphicFrameLocks xmlns:a="http://schemas.openxmlformats.org/drawingml/2006/main" noChangeAspect="1"/>
+            </wp:cNvGraphicFramePr>
+            <a:graphic xmlns:a="http://schemas.openxmlformats.org/drawingml/2006/main">
+              <a:graphicData uri="http://schemas.openxmlformats.org/drawingml/2006/picture">
+                <pic:pic xmlns:pic="http://schemas.openxmlformats.org/drawingml/2006/picture">
+                  <pic:nvPicPr>
+                    <pic:cNvPr id="0" name="Picture 5"/>
+                    <pic:cNvPicPr>
+                      <a:picLocks noChangeAspect="1" noChangeArrowheads="1"/>
+                    </pic:cNvPicPr>
+                  </pic:nvPicPr>
+                  <pic:blipFill>
+                    <a:blip r:embed="rId13" cstate="print">
+                      <a:extLst>
+                        <a:ext uri="{28A0092B-C50C-407E-A947-70E740481C1C}">
+                          <a14:useLocalDpi xmlns:a14="http://schemas.microsoft.com/office/drawing/2010/main" val="0"/>
+                        </a:ext>
+                      </a:extLst>
+                    </a:blip>
+                    <a:srcRect/>
+                    <a:stretch>
+                      <a:fillRect/>
+                    </a:stretch>
+                  </pic:blipFill>
+                  <pic:spPr bwMode="auto">
+                    <a:xfrm>
+                      <a:off x="0" y="0"/>
+                      <a:ext cx="5750560" cy="2782570"/>
+                    </a:xfrm>
+                    <a:prstGeom prst="rect">
+                      <a:avLst/>
+                    </a:prstGeom>
+                    <a:noFill/>
+                    <a:ln>
+                      <a:noFill/>
+                    </a:ln>
+                  </pic:spPr>
+                </pic:pic>
+              </a:graphicData>
+            </a:graphic>
+          </wp:inline>
+        </w:drawing>
+      </w:r>
+    </w:p>
+    <w:p>
+      <w:r>
+        <w:t>Une des autres options disponibles. Comme son nom l’indique, elle va rechercher un véhicule. Ducoup cette méthode essaye d’abord de transformer la saisie de l’utilisateur en nombre, si ça fonctionne, ça veut dire que c’est un numéro de place. Sinon, on essaye de faire un match (qui utilise le format des plaques d’immatriculation)</w:t>
+      </w:r>
+      <w:r>
+        <w:t>, si ça fonctionne, c’est une plaque, sinon, l’utilisateur a entré une valeur invalide.</w:t>
+      </w:r>
+    </w:p>
+    <w:p>
+      <w:r>
+        <w:br w:type="page"/>
+      </w:r>
+    </w:p>
+    <w:p>
+      <w:pPr>
+        <w:pStyle w:val="Titre3"/>
+        <w:ind w:firstLine="708"/>
+      </w:pPr>
+      <w:bookmarkStart w:id="11" w:name="_Toc242003364"/>
+      <w:r>
+        <w:lastRenderedPageBreak/>
+        <w:t>CallFindVehicle</w:t>
+      </w:r>
+      <w:bookmarkEnd w:id="11"/>
+    </w:p>
+    <w:p>
+      <w:pPr>
+        <w:jc w:val="center"/>
+      </w:pPr>
+      <w:r>
+        <w:rPr>
+          <w:noProof/>
+        </w:rPr>
+        <w:drawing>
+          <wp:inline distT="0" distB="0" distL="0" distR="0" wp14:anchorId="2FC200CC" wp14:editId="3FA56DD7">
+            <wp:extent cx="5753735" cy="3286125"/>
+            <wp:effectExtent l="0" t="0" r="0" b="9525"/>
+            <wp:docPr id="1039742995" name="Image 7"/>
+            <wp:cNvGraphicFramePr>
+              <a:graphicFrameLocks xmlns:a="http://schemas.openxmlformats.org/drawingml/2006/main" noChangeAspect="1"/>
+            </wp:cNvGraphicFramePr>
+            <a:graphic xmlns:a="http://schemas.openxmlformats.org/drawingml/2006/main">
+              <a:graphicData uri="http://schemas.openxmlformats.org/drawingml/2006/picture">
+                <pic:pic xmlns:pic="http://schemas.openxmlformats.org/drawingml/2006/picture">
+                  <pic:nvPicPr>
+                    <pic:cNvPr id="0" name="Picture 7"/>
+                    <pic:cNvPicPr>
+                      <a:picLocks noChangeAspect="1" noChangeArrowheads="1"/>
+                    </pic:cNvPicPr>
+                  </pic:nvPicPr>
+                  <pic:blipFill>
+                    <a:blip r:embed="rId14">
+                      <a:extLst>
+                        <a:ext uri="{28A0092B-C50C-407E-A947-70E740481C1C}">
+                          <a14:useLocalDpi xmlns:a14="http://schemas.microsoft.com/office/drawing/2010/main" val="0"/>
+                        </a:ext>
+                      </a:extLst>
+                    </a:blip>
+                    <a:srcRect/>
+                    <a:stretch>
+                      <a:fillRect/>
+                    </a:stretch>
+                  </pic:blipFill>
+                  <pic:spPr bwMode="auto">
+                    <a:xfrm>
+                      <a:off x="0" y="0"/>
+                      <a:ext cx="5753735" cy="3286125"/>
+                    </a:xfrm>
+                    <a:prstGeom prst="rect">
+                      <a:avLst/>
+                    </a:prstGeom>
+                    <a:noFill/>
+                    <a:ln>
+                      <a:noFill/>
+                    </a:ln>
+                  </pic:spPr>
+                </pic:pic>
+              </a:graphicData>
+            </a:graphic>
+          </wp:inline>
+        </w:drawing>
+      </w:r>
+    </w:p>
+    <w:p>
+      <w:r>
+        <w:t>Cette méthode va d’abord vérifier si on veut retirer un véhicule. Si c’est le cas on va demander à l’utilisateur s’il est sûr de ça décision (en appelant « UserIsSure). S’il choisit non, on lui informe que l’action a été annulé. S’il choisit oui, alors on va chercher une correspondance pour supprimer le véhicule entrer (la méthode « FindVehicule »).</w:t>
+      </w:r>
+    </w:p>
+    <w:p>
+      <w:r>
+        <w:t>Cependant, si l’utilisateur voulait simplement afficher des informations d’un véhicule, on va donc rien faire de spécial puis appelé « FindVehicule ».</w:t>
+      </w:r>
+    </w:p>
+    <w:p>
+      <w:r>
+        <w:br w:type="page"/>
+      </w:r>
+    </w:p>
+    <w:p>
+      <w:pPr>
+        <w:pStyle w:val="Titre2"/>
+      </w:pPr>
+      <w:bookmarkStart w:id="12" w:name="_Toc242003365"/>
+      <w:r>
+        <w:lastRenderedPageBreak/>
+        <w:t>Parking.cs</w:t>
+      </w:r>
+      <w:bookmarkEnd w:id="12"/>
+    </w:p>
+    <w:p>
+      <w:pPr>
+        <w:pStyle w:val="Titre3"/>
+      </w:pPr>
+      <w:r>
+        <w:tab/>
+      </w:r>
+      <w:bookmarkStart w:id="13" w:name="_Toc242003366"/>
+      <w:r>
+        <w:t>Display</w:t>
+      </w:r>
+      <w:bookmarkEnd w:id="13"/>
+    </w:p>
+    <w:p>
+      <w:pPr>
+        <w:jc w:val="center"/>
+      </w:pPr>
+      <w:r>
+        <w:rPr>
+          <w:noProof/>
+        </w:rPr>
+        <w:drawing>
+          <wp:inline distT="0" distB="0" distL="0" distR="0" wp14:anchorId="16233297" wp14:editId="3B786F8A">
+            <wp:extent cx="4617085" cy="3562350"/>
+            <wp:effectExtent l="0" t="0" r="0" b="0"/>
+            <wp:docPr id="225654148" name="Image 8"/>
+            <wp:cNvGraphicFramePr>
+              <a:graphicFrameLocks xmlns:a="http://schemas.openxmlformats.org/drawingml/2006/main" noChangeAspect="1"/>
+            </wp:cNvGraphicFramePr>
+            <a:graphic xmlns:a="http://schemas.openxmlformats.org/drawingml/2006/main">
+              <a:graphicData uri="http://schemas.openxmlformats.org/drawingml/2006/picture">
+                <pic:pic xmlns:pic="http://schemas.openxmlformats.org/drawingml/2006/picture">
+                  <pic:nvPicPr>
+                    <pic:cNvPr id="0" name="Picture 8"/>
+                    <pic:cNvPicPr>
+                      <a:picLocks noChangeAspect="1" noChangeArrowheads="1"/>
+                    </pic:cNvPicPr>
+                  </pic:nvPicPr>
+                  <pic:blipFill>
+                    <a:blip r:embed="rId15">
+                      <a:extLst>
+                        <a:ext uri="{28A0092B-C50C-407E-A947-70E740481C1C}">
+                          <a14:useLocalDpi xmlns:a14="http://schemas.microsoft.com/office/drawing/2010/main" val="0"/>
+                        </a:ext>
+                      </a:extLst>
+                    </a:blip>
+                    <a:srcRect/>
+                    <a:stretch>
+                      <a:fillRect/>
+                    </a:stretch>
+                  </pic:blipFill>
+                  <pic:spPr bwMode="auto">
+                    <a:xfrm>
+                      <a:off x="0" y="0"/>
+                      <a:ext cx="4617085" cy="3562350"/>
+                    </a:xfrm>
+                    <a:prstGeom prst="rect">
+                      <a:avLst/>
+                    </a:prstGeom>
+                    <a:noFill/>
+                    <a:ln>
+                      <a:noFill/>
+                    </a:ln>
+                  </pic:spPr>
+                </pic:pic>
+              </a:graphicData>
+            </a:graphic>
+          </wp:inline>
+        </w:drawing>
+      </w:r>
+    </w:p>
+    <w:p>
+      <w:r>
+        <w:t>Cette méthode permet d’afficher le parking avec ses statistiques.</w:t>
+      </w:r>
+      <w:r>
+        <w:t xml:space="preserve"> Elle appelle cependant « ParkingSpot » qui va être celui qui va écrire chaque place de parking individuellement avec un certain style</w:t>
+      </w:r>
+      <w:r>
+        <w:t xml:space="preserve"> (ex : « |02:L|</w:t>
+      </w:r>
+      <w:r>
+        <w:t>|0</w:t>
+      </w:r>
+      <w:r>
+        <w:t>3</w:t>
+      </w:r>
+      <w:r>
+        <w:t>:</w:t>
+      </w:r>
+      <w:r>
+        <w:t>X</w:t>
+      </w:r>
+      <w:r>
+        <w:t>|</w:t>
+      </w:r>
+      <w:r>
+        <w:t> »)</w:t>
+      </w:r>
+      <w:r>
+        <w:t>.</w:t>
+      </w:r>
+    </w:p>
+    <w:p>
+      <w:r>
+        <w:br w:type="page"/>
+      </w:r>
+    </w:p>
+    <w:p>
+      <w:pPr>
+        <w:pStyle w:val="Titre3"/>
+      </w:pPr>
+      <w:r>
+        <w:lastRenderedPageBreak/>
+        <w:tab/>
+      </w:r>
+      <w:bookmarkStart w:id="14" w:name="_Toc242003367"/>
+      <w:r>
+        <w:t>CheckParkingSpot</w:t>
+      </w:r>
+      <w:bookmarkEnd w:id="14"/>
+    </w:p>
+    <w:p>
+      <w:pPr>
+        <w:jc w:val="center"/>
+      </w:pPr>
+      <w:r>
+        <w:rPr>
+          <w:noProof/>
+        </w:rPr>
+        <w:drawing>
+          <wp:inline distT="0" distB="0" distL="0" distR="0" wp14:anchorId="08B897AA" wp14:editId="11F6C6DE">
+            <wp:extent cx="5758180" cy="4576445"/>
+            <wp:effectExtent l="0" t="0" r="0" b="0"/>
+            <wp:docPr id="574026173" name="Image 9"/>
+            <wp:cNvGraphicFramePr>
+              <a:graphicFrameLocks xmlns:a="http://schemas.openxmlformats.org/drawingml/2006/main" noChangeAspect="1"/>
+            </wp:cNvGraphicFramePr>
+            <a:graphic xmlns:a="http://schemas.openxmlformats.org/drawingml/2006/main">
+              <a:graphicData uri="http://schemas.openxmlformats.org/drawingml/2006/picture">
+                <pic:pic xmlns:pic="http://schemas.openxmlformats.org/drawingml/2006/picture">
+                  <pic:nvPicPr>
+                    <pic:cNvPr id="0" name="Picture 9"/>
+                    <pic:cNvPicPr>
+                      <a:picLocks noChangeAspect="1" noChangeArrowheads="1"/>
+                    </pic:cNvPicPr>
+                  </pic:nvPicPr>
+                  <pic:blipFill>
+                    <a:blip r:embed="rId16">
+                      <a:extLst>
+                        <a:ext uri="{28A0092B-C50C-407E-A947-70E740481C1C}">
+                          <a14:useLocalDpi xmlns:a14="http://schemas.microsoft.com/office/drawing/2010/main" val="0"/>
+                        </a:ext>
+                      </a:extLst>
+                    </a:blip>
+                    <a:srcRect/>
+                    <a:stretch>
+                      <a:fillRect/>
+                    </a:stretch>
+                  </pic:blipFill>
+                  <pic:spPr bwMode="auto">
+                    <a:xfrm>
+                      <a:off x="0" y="0"/>
+                      <a:ext cx="5758180" cy="4576445"/>
+                    </a:xfrm>
+                    <a:prstGeom prst="rect">
+                      <a:avLst/>
+                    </a:prstGeom>
+                    <a:noFill/>
+                    <a:ln>
+                      <a:noFill/>
+                    </a:ln>
+                  </pic:spPr>
+                </pic:pic>
+              </a:graphicData>
+            </a:graphic>
+          </wp:inline>
+        </w:drawing>
+      </w:r>
+    </w:p>
+    <w:p>
+      <w:r>
+        <w:t>Cette méthode (appeler par « ParkingSpot ») va s’occuper de gérer l’affichage du symbole en fonction de la valeur de la place de parking. Augmenté le nombre de place libre, le nombre de place occupé, etc…</w:t>
+      </w:r>
+    </w:p>
+    <w:p>
+      <w:r>
+        <w:br w:type="page"/>
+      </w:r>
+    </w:p>
+    <w:p>
+      <w:pPr>
+        <w:pStyle w:val="Titre3"/>
+      </w:pPr>
+      <w:r>
+        <w:lastRenderedPageBreak/>
+        <w:tab/>
+      </w:r>
+      <w:bookmarkStart w:id="15" w:name="_Toc242003368"/>
+      <w:r>
+        <w:t>AddVehicle</w:t>
+      </w:r>
+      <w:bookmarkEnd w:id="15"/>
+    </w:p>
+    <w:p>
+      <w:pPr>
+        <w:jc w:val="center"/>
+      </w:pPr>
+      <w:r>
+        <w:rPr>
+          <w:noProof/>
+        </w:rPr>
+        <w:drawing>
+          <wp:inline distT="0" distB="0" distL="0" distR="0" wp14:anchorId="610F059E" wp14:editId="1247F74B">
+            <wp:extent cx="5758180" cy="3213735"/>
+            <wp:effectExtent l="0" t="0" r="0" b="5715"/>
+            <wp:docPr id="1765884206" name="Image 10"/>
+            <wp:cNvGraphicFramePr>
+              <a:graphicFrameLocks xmlns:a="http://schemas.openxmlformats.org/drawingml/2006/main" noChangeAspect="1"/>
+            </wp:cNvGraphicFramePr>
+            <a:graphic xmlns:a="http://schemas.openxmlformats.org/drawingml/2006/main">
+              <a:graphicData uri="http://schemas.openxmlformats.org/drawingml/2006/picture">
+                <pic:pic xmlns:pic="http://schemas.openxmlformats.org/drawingml/2006/picture">
+                  <pic:nvPicPr>
+                    <pic:cNvPr id="0" name="Picture 10"/>
+                    <pic:cNvPicPr>
+                      <a:picLocks noChangeAspect="1" noChangeArrowheads="1"/>
+                    </pic:cNvPicPr>
+                  </pic:nvPicPr>
+                  <pic:blipFill>
+                    <a:blip r:embed="rId17">
+                      <a:extLst>
+                        <a:ext uri="{28A0092B-C50C-407E-A947-70E740481C1C}">
+                          <a14:useLocalDpi xmlns:a14="http://schemas.microsoft.com/office/drawing/2010/main" val="0"/>
+                        </a:ext>
+                      </a:extLst>
+                    </a:blip>
+                    <a:srcRect/>
+                    <a:stretch>
+                      <a:fillRect/>
+                    </a:stretch>
+                  </pic:blipFill>
+                  <pic:spPr bwMode="auto">
+                    <a:xfrm>
+                      <a:off x="0" y="0"/>
+                      <a:ext cx="5758180" cy="3213735"/>
+                    </a:xfrm>
+                    <a:prstGeom prst="rect">
+                      <a:avLst/>
+                    </a:prstGeom>
+                    <a:noFill/>
+                    <a:ln>
+                      <a:noFill/>
+                    </a:ln>
+                  </pic:spPr>
+                </pic:pic>
+              </a:graphicData>
+            </a:graphic>
+          </wp:inline>
+        </w:drawing>
+      </w:r>
+    </w:p>
+    <w:p>
+      <w:r>
+        <w:t xml:space="preserve">C’est ici qu’on rajoute une voiture dans le parking. La place de parking est choisie de manière aléatoire. On vérifie si la place est libre, si oui, on change la valeur de cette place pour qu’elle soit occupé. On créer </w:t>
+      </w:r>
+      <w:r>
+        <w:t xml:space="preserve">et attribut </w:t>
+      </w:r>
+      <w:r>
+        <w:t>un ticket pour la voiture</w:t>
+      </w:r>
+      <w:r>
+        <w:t xml:space="preserve">. Puis on ajoute la voiture dans la liste des voitures qui sont parké. </w:t>
+      </w:r>
+    </w:p>
+    <w:p>
+      <w:r>
+        <w:br w:type="page"/>
+      </w:r>
+    </w:p>
+    <w:p>
+      <w:pPr>
+        <w:pStyle w:val="Titre3"/>
+      </w:pPr>
+      <w:r>
+        <w:lastRenderedPageBreak/>
+        <w:tab/>
+      </w:r>
+      <w:bookmarkStart w:id="16" w:name="_Toc242003369"/>
+      <w:r>
+        <w:t>FindVehicule</w:t>
+      </w:r>
+      <w:bookmarkEnd w:id="16"/>
+    </w:p>
+    <w:p>
+      <w:pPr>
+        <w:jc w:val="center"/>
+      </w:pPr>
+      <w:r>
+        <w:rPr>
+          <w:noProof/>
+        </w:rPr>
+        <w:drawing>
+          <wp:inline distT="0" distB="0" distL="0" distR="0" wp14:anchorId="4E0C9F37" wp14:editId="10AFFD3A">
+            <wp:extent cx="5753735" cy="2458085"/>
+            <wp:effectExtent l="0" t="0" r="0" b="0"/>
+            <wp:docPr id="460749035" name="Image 11"/>
+            <wp:cNvGraphicFramePr>
+              <a:graphicFrameLocks xmlns:a="http://schemas.openxmlformats.org/drawingml/2006/main" noChangeAspect="1"/>
+            </wp:cNvGraphicFramePr>
+            <a:graphic xmlns:a="http://schemas.openxmlformats.org/drawingml/2006/main">
+              <a:graphicData uri="http://schemas.openxmlformats.org/drawingml/2006/picture">
+                <pic:pic xmlns:pic="http://schemas.openxmlformats.org/drawingml/2006/picture">
+                  <pic:nvPicPr>
+                    <pic:cNvPr id="0" name="Picture 11"/>
+                    <pic:cNvPicPr>
+                      <a:picLocks noChangeAspect="1" noChangeArrowheads="1"/>
+                    </pic:cNvPicPr>
+                  </pic:nvPicPr>
+                  <pic:blipFill>
+                    <a:blip r:embed="rId18" cstate="print">
+                      <a:extLst>
+                        <a:ext uri="{28A0092B-C50C-407E-A947-70E740481C1C}">
+                          <a14:useLocalDpi xmlns:a14="http://schemas.microsoft.com/office/drawing/2010/main" val="0"/>
+                        </a:ext>
+                      </a:extLst>
+                    </a:blip>
+                    <a:srcRect/>
+                    <a:stretch>
+                      <a:fillRect/>
+                    </a:stretch>
+                  </pic:blipFill>
+                  <pic:spPr bwMode="auto">
+                    <a:xfrm>
+                      <a:off x="0" y="0"/>
+                      <a:ext cx="5753735" cy="2458085"/>
+                    </a:xfrm>
+                    <a:prstGeom prst="rect">
+                      <a:avLst/>
+                    </a:prstGeom>
+                    <a:noFill/>
+                    <a:ln>
+                      <a:noFill/>
+                    </a:ln>
+                  </pic:spPr>
+                </pic:pic>
+              </a:graphicData>
+            </a:graphic>
+          </wp:inline>
+        </w:drawing>
+      </w:r>
+    </w:p>
+    <w:p>
+      <w:r>
+        <w:t>Ici on va rechercher un véhicule via sa plaque d’immatriculation ou son numéro de place. La méthode « FindVehicleCondition » va simplement vérifier s’il trouve une correspondance ou non. Si aucune correspondance est trouvé, on l’informe à l’utilisateur.</w:t>
+      </w:r>
+    </w:p>
+    <w:p>
+      <w:r>
+        <w:br w:type="page"/>
+      </w:r>
+    </w:p>
+    <w:p>
+      <w:pPr>
+        <w:pStyle w:val="Titre3"/>
+      </w:pPr>
+      <w:r>
+        <w:lastRenderedPageBreak/>
+        <w:tab/>
+      </w:r>
+      <w:bookmarkStart w:id="17" w:name="_Toc242003370"/>
+      <w:r>
+        <w:t>FindVehicleReturn</w:t>
+      </w:r>
+      <w:bookmarkEnd w:id="17"/>
+    </w:p>
+    <w:p>
+      <w:pPr>
+        <w:jc w:val="center"/>
+      </w:pPr>
+      <w:r>
+        <w:rPr>
+          <w:noProof/>
+        </w:rPr>
+        <w:drawing>
+          <wp:inline distT="0" distB="0" distL="0" distR="0" wp14:anchorId="6188A1EA" wp14:editId="56FB11BB">
+            <wp:extent cx="5758180" cy="2503170"/>
+            <wp:effectExtent l="0" t="0" r="0" b="0"/>
+            <wp:docPr id="401606834" name="Image 12"/>
+            <wp:cNvGraphicFramePr>
+              <a:graphicFrameLocks xmlns:a="http://schemas.openxmlformats.org/drawingml/2006/main" noChangeAspect="1"/>
+            </wp:cNvGraphicFramePr>
+            <a:graphic xmlns:a="http://schemas.openxmlformats.org/drawingml/2006/main">
+              <a:graphicData uri="http://schemas.openxmlformats.org/drawingml/2006/picture">
+                <pic:pic xmlns:pic="http://schemas.openxmlformats.org/drawingml/2006/picture">
+                  <pic:nvPicPr>
+                    <pic:cNvPr id="0" name="Picture 12"/>
+                    <pic:cNvPicPr>
+                      <a:picLocks noChangeAspect="1" noChangeArrowheads="1"/>
+                    </pic:cNvPicPr>
+                  </pic:nvPicPr>
+                  <pic:blipFill>
+                    <a:blip r:embed="rId19">
+                      <a:extLst>
+                        <a:ext uri="{28A0092B-C50C-407E-A947-70E740481C1C}">
+                          <a14:useLocalDpi xmlns:a14="http://schemas.microsoft.com/office/drawing/2010/main" val="0"/>
+                        </a:ext>
+                      </a:extLst>
+                    </a:blip>
+                    <a:srcRect/>
+                    <a:stretch>
+                      <a:fillRect/>
+                    </a:stretch>
+                  </pic:blipFill>
+                  <pic:spPr bwMode="auto">
+                    <a:xfrm>
+                      <a:off x="0" y="0"/>
+                      <a:ext cx="5758180" cy="2503170"/>
+                    </a:xfrm>
+                    <a:prstGeom prst="rect">
+                      <a:avLst/>
+                    </a:prstGeom>
+                    <a:noFill/>
+                    <a:ln>
+                      <a:noFill/>
+                    </a:ln>
+                  </pic:spPr>
+                </pic:pic>
+              </a:graphicData>
+            </a:graphic>
+          </wp:inline>
+        </w:drawing>
+      </w:r>
+    </w:p>
+    <w:p>
+      <w:r>
+        <w:t>Appeler par la méthode « FindVehicleCondition » (si une correspondance a été trouvé) elle permet d’effectuer une action. Soit afficher les informations du véhicule, soit le faire sortir du parking.</w:t>
+      </w:r>
+    </w:p>
+    <w:p>
+      <w:r>
+        <w:br w:type="page"/>
+      </w:r>
+    </w:p>
+    <w:p>
+      <w:pPr>
+        <w:pStyle w:val="Titre3"/>
+      </w:pPr>
+      <w:r>
+        <w:lastRenderedPageBreak/>
+        <w:tab/>
+      </w:r>
+      <w:bookmarkStart w:id="18" w:name="_Toc242003371"/>
+      <w:r>
+        <w:t>StatParking</w:t>
+      </w:r>
+      <w:bookmarkEnd w:id="18"/>
+    </w:p>
+    <w:p>
+      <w:r>
+        <w:rPr>
+          <w:noProof/>
+        </w:rPr>
+        <w:drawing>
+          <wp:inline distT="0" distB="0" distL="0" distR="0" wp14:anchorId="28B65BB5" wp14:editId="0265E590">
+            <wp:extent cx="5753735" cy="1552575"/>
+            <wp:effectExtent l="0" t="0" r="0" b="9525"/>
+            <wp:docPr id="925377937" name="Image 13"/>
+            <wp:cNvGraphicFramePr>
+              <a:graphicFrameLocks xmlns:a="http://schemas.openxmlformats.org/drawingml/2006/main" noChangeAspect="1"/>
+            </wp:cNvGraphicFramePr>
+            <a:graphic xmlns:a="http://schemas.openxmlformats.org/drawingml/2006/main">
+              <a:graphicData uri="http://schemas.openxmlformats.org/drawingml/2006/picture">
+                <pic:pic xmlns:pic="http://schemas.openxmlformats.org/drawingml/2006/picture">
+                  <pic:nvPicPr>
+                    <pic:cNvPr id="0" name="Picture 13"/>
+                    <pic:cNvPicPr>
+                      <a:picLocks noChangeAspect="1" noChangeArrowheads="1"/>
+                    </pic:cNvPicPr>
+                  </pic:nvPicPr>
+                  <pic:blipFill>
+                    <a:blip r:embed="rId20" cstate="print">
+                      <a:extLst>
+                        <a:ext uri="{28A0092B-C50C-407E-A947-70E740481C1C}">
+                          <a14:useLocalDpi xmlns:a14="http://schemas.microsoft.com/office/drawing/2010/main" val="0"/>
+                        </a:ext>
+                      </a:extLst>
+                    </a:blip>
+                    <a:srcRect/>
+                    <a:stretch>
+                      <a:fillRect/>
+                    </a:stretch>
+                  </pic:blipFill>
+                  <pic:spPr bwMode="auto">
+                    <a:xfrm>
+                      <a:off x="0" y="0"/>
+                      <a:ext cx="5753735" cy="1552575"/>
+                    </a:xfrm>
+                    <a:prstGeom prst="rect">
+                      <a:avLst/>
+                    </a:prstGeom>
+                    <a:noFill/>
+                    <a:ln>
+                      <a:noFill/>
+                    </a:ln>
+                  </pic:spPr>
+                </pic:pic>
+              </a:graphicData>
+            </a:graphic>
+          </wp:inline>
+        </w:drawing>
+      </w:r>
+    </w:p>
+    <w:p>
+      <w:r>
+        <w:t>Cette méthode va soit afficher les statistiques du parking (action automatique lors de l’affichage du parking). Les statistiques quotidiennes (action de l’utilisateur) ou l’historique des transactions (action de l’utilisateur).</w:t>
+      </w:r>
+    </w:p>
+    <w:p>
+      <w:r>
+        <w:br w:type="page"/>
+      </w:r>
     </w:p>
     <w:p>
       <w:pPr>
         <w:pStyle w:val="Titre1"/>
+      </w:pPr>
+      <w:bookmarkStart w:id="19" w:name="_Toc242003372"/>
+      <w:r>
+        <w:lastRenderedPageBreak/>
+        <w:t>Voiture.cs</w:t>
+      </w:r>
+      <w:bookmarkEnd w:id="19"/>
+    </w:p>
+    <w:p>
+      <w:pPr>
+        <w:pStyle w:val="Titre3"/>
+      </w:pPr>
+      <w:r>
+        <w:tab/>
+      </w:r>
+      <w:bookmarkStart w:id="20" w:name="_Toc242003373"/>
+      <w:r>
+        <w:t>LicensingPlate</w:t>
+      </w:r>
+      <w:bookmarkEnd w:id="20"/>
+    </w:p>
+    <w:p>
+      <w:pPr>
+        <w:jc w:val="center"/>
+      </w:pPr>
+      <w:r>
+        <w:rPr>
+          <w:noProof/>
+        </w:rPr>
+        <w:drawing>
+          <wp:inline distT="0" distB="0" distL="0" distR="0" wp14:anchorId="4B3DB82A" wp14:editId="4311A714">
+            <wp:extent cx="5758180" cy="3209290"/>
+            <wp:effectExtent l="0" t="0" r="0" b="0"/>
+            <wp:docPr id="1527597661" name="Image 14"/>
+            <wp:cNvGraphicFramePr>
+              <a:graphicFrameLocks xmlns:a="http://schemas.openxmlformats.org/drawingml/2006/main" noChangeAspect="1"/>
+            </wp:cNvGraphicFramePr>
+            <a:graphic xmlns:a="http://schemas.openxmlformats.org/drawingml/2006/main">
+              <a:graphicData uri="http://schemas.openxmlformats.org/drawingml/2006/picture">
+                <pic:pic xmlns:pic="http://schemas.openxmlformats.org/drawingml/2006/picture">
+                  <pic:nvPicPr>
+                    <pic:cNvPr id="0" name="Picture 14"/>
+                    <pic:cNvPicPr>
+                      <a:picLocks noChangeAspect="1" noChangeArrowheads="1"/>
+                    </pic:cNvPicPr>
+                  </pic:nvPicPr>
+                  <pic:blipFill>
+                    <a:blip r:embed="rId21">
+                      <a:extLst>
+                        <a:ext uri="{28A0092B-C50C-407E-A947-70E740481C1C}">
+                          <a14:useLocalDpi xmlns:a14="http://schemas.microsoft.com/office/drawing/2010/main" val="0"/>
+                        </a:ext>
+                      </a:extLst>
+                    </a:blip>
+                    <a:srcRect/>
+                    <a:stretch>
+                      <a:fillRect/>
+                    </a:stretch>
+                  </pic:blipFill>
+                  <pic:spPr bwMode="auto">
+                    <a:xfrm>
+                      <a:off x="0" y="0"/>
+                      <a:ext cx="5758180" cy="3209290"/>
+                    </a:xfrm>
+                    <a:prstGeom prst="rect">
+                      <a:avLst/>
+                    </a:prstGeom>
+                    <a:noFill/>
+                    <a:ln>
+                      <a:noFill/>
+                    </a:ln>
+                  </pic:spPr>
+                </pic:pic>
+              </a:graphicData>
+            </a:graphic>
+          </wp:inline>
+        </w:drawing>
+      </w:r>
+    </w:p>
+    <w:p>
+      <w:r>
+        <w:t>C’est ici qu’on vérifie si la plaque d’immatriculation est écrite dans un format correct ou non. Puis informer l’utilisateur si son véhicule a été ajouté au parking ou non.</w:t>
+      </w:r>
+    </w:p>
+    <w:p>
+      <w:pPr>
+        <w:pStyle w:val="Titre3"/>
+        <w:ind w:firstLine="708"/>
+      </w:pPr>
+      <w:bookmarkStart w:id="21" w:name="_Toc242003374"/>
+      <w:r>
+        <w:t>Constructeur</w:t>
+      </w:r>
+      <w:bookmarkEnd w:id="21"/>
+    </w:p>
+    <w:p>
+      <w:pPr>
+        <w:jc w:val="center"/>
+      </w:pPr>
+      <w:r>
+        <w:rPr>
+          <w:noProof/>
+        </w:rPr>
+        <w:drawing>
+          <wp:inline distT="0" distB="0" distL="0" distR="0" wp14:anchorId="0B38F71C" wp14:editId="2DF6B014">
+            <wp:extent cx="2743200" cy="1493520"/>
+            <wp:effectExtent l="0" t="0" r="0" b="0"/>
+            <wp:docPr id="1680372306" name="Image 15"/>
+            <wp:cNvGraphicFramePr>
+              <a:graphicFrameLocks xmlns:a="http://schemas.openxmlformats.org/drawingml/2006/main" noChangeAspect="1"/>
+            </wp:cNvGraphicFramePr>
+            <a:graphic xmlns:a="http://schemas.openxmlformats.org/drawingml/2006/main">
+              <a:graphicData uri="http://schemas.openxmlformats.org/drawingml/2006/picture">
+                <pic:pic xmlns:pic="http://schemas.openxmlformats.org/drawingml/2006/picture">
+                  <pic:nvPicPr>
+                    <pic:cNvPr id="0" name="Picture 15"/>
+                    <pic:cNvPicPr>
+                      <a:picLocks noChangeAspect="1" noChangeArrowheads="1"/>
+                    </pic:cNvPicPr>
+                  </pic:nvPicPr>
+                  <pic:blipFill>
+                    <a:blip r:embed="rId22">
+                      <a:extLst>
+                        <a:ext uri="{28A0092B-C50C-407E-A947-70E740481C1C}">
+                          <a14:useLocalDpi xmlns:a14="http://schemas.microsoft.com/office/drawing/2010/main" val="0"/>
+                        </a:ext>
+                      </a:extLst>
+                    </a:blip>
+                    <a:srcRect/>
+                    <a:stretch>
+                      <a:fillRect/>
+                    </a:stretch>
+                  </pic:blipFill>
+                  <pic:spPr bwMode="auto">
+                    <a:xfrm>
+                      <a:off x="0" y="0"/>
+                      <a:ext cx="2743200" cy="1493520"/>
+                    </a:xfrm>
+                    <a:prstGeom prst="rect">
+                      <a:avLst/>
+                    </a:prstGeom>
+                    <a:noFill/>
+                    <a:ln>
+                      <a:noFill/>
+                    </a:ln>
+                  </pic:spPr>
+                </pic:pic>
+              </a:graphicData>
+            </a:graphic>
+          </wp:inline>
+        </w:drawing>
+      </w:r>
+    </w:p>
+    <w:p>
+      <w:r>
+        <w:t>Le constructeur. Si le véhicule est valid, on l’ajoute automatiquement au parking, sinon, on ne fait rien.</w:t>
+      </w:r>
+    </w:p>
+    <w:p>
+      <w:r>
+        <w:br w:type="page"/>
+      </w:r>
+    </w:p>
+    <w:p>
+      <w:pPr>
+        <w:pStyle w:val="Titre1"/>
+      </w:pPr>
+      <w:bookmarkStart w:id="22" w:name="_Toc242003375"/>
+      <w:r>
+        <w:lastRenderedPageBreak/>
+        <w:t>Ticket.cs</w:t>
+      </w:r>
+      <w:bookmarkEnd w:id="22"/>
+    </w:p>
+    <w:p>
+      <w:pPr>
+        <w:pStyle w:val="Titre3"/>
+      </w:pPr>
+      <w:r>
+        <w:tab/>
+      </w:r>
+      <w:bookmarkStart w:id="23" w:name="_Toc242003376"/>
+      <w:r>
+        <w:t>Constructeur</w:t>
+      </w:r>
+      <w:bookmarkEnd w:id="23"/>
+    </w:p>
+    <w:p>
+      <w:pPr>
+        <w:jc w:val="center"/>
+      </w:pPr>
+      <w:r>
+        <w:rPr>
+          <w:noProof/>
+        </w:rPr>
+        <w:drawing>
+          <wp:inline distT="0" distB="0" distL="0" distR="0" wp14:anchorId="4A62093C" wp14:editId="17074266">
+            <wp:extent cx="3300095" cy="1294765"/>
+            <wp:effectExtent l="0" t="0" r="0" b="635"/>
+            <wp:docPr id="1336934594" name="Image 16"/>
+            <wp:cNvGraphicFramePr>
+              <a:graphicFrameLocks xmlns:a="http://schemas.openxmlformats.org/drawingml/2006/main" noChangeAspect="1"/>
+            </wp:cNvGraphicFramePr>
+            <a:graphic xmlns:a="http://schemas.openxmlformats.org/drawingml/2006/main">
+              <a:graphicData uri="http://schemas.openxmlformats.org/drawingml/2006/picture">
+                <pic:pic xmlns:pic="http://schemas.openxmlformats.org/drawingml/2006/picture">
+                  <pic:nvPicPr>
+                    <pic:cNvPr id="0" name="Picture 16"/>
+                    <pic:cNvPicPr>
+                      <a:picLocks noChangeAspect="1" noChangeArrowheads="1"/>
+                    </pic:cNvPicPr>
+                  </pic:nvPicPr>
+                  <pic:blipFill>
+                    <a:blip r:embed="rId23">
+                      <a:extLst>
+                        <a:ext uri="{28A0092B-C50C-407E-A947-70E740481C1C}">
+                          <a14:useLocalDpi xmlns:a14="http://schemas.microsoft.com/office/drawing/2010/main" val="0"/>
+                        </a:ext>
+                      </a:extLst>
+                    </a:blip>
+                    <a:srcRect/>
+                    <a:stretch>
+                      <a:fillRect/>
+                    </a:stretch>
+                  </pic:blipFill>
+                  <pic:spPr bwMode="auto">
+                    <a:xfrm>
+                      <a:off x="0" y="0"/>
+                      <a:ext cx="3300095" cy="1294765"/>
+                    </a:xfrm>
+                    <a:prstGeom prst="rect">
+                      <a:avLst/>
+                    </a:prstGeom>
+                    <a:noFill/>
+                    <a:ln>
+                      <a:noFill/>
+                    </a:ln>
+                  </pic:spPr>
+                </pic:pic>
+              </a:graphicData>
+            </a:graphic>
+          </wp:inline>
+        </w:drawing>
+      </w:r>
+    </w:p>
+    <w:p>
+      <w:r>
+        <w:t>On va mettre l’heure d’entrée à l’heure actuel. Lui donné son numéro de place, son tarif horaire, puis lui mettre qu’il est parké (son véhicule parent).</w:t>
+      </w:r>
+    </w:p>
+    <w:p>
+      <w:pPr>
+        <w:pStyle w:val="Titre3"/>
+      </w:pPr>
+      <w:r>
+        <w:tab/>
+      </w:r>
+      <w:bookmarkStart w:id="24" w:name="_Toc242003377"/>
+      <w:r>
+        <w:t>Calc</w:t>
+      </w:r>
+      <w:bookmarkEnd w:id="24"/>
+    </w:p>
+    <w:p>
+      <w:pPr>
+        <w:jc w:val="center"/>
+      </w:pPr>
+      <w:r>
+        <w:rPr>
+          <w:noProof/>
+        </w:rPr>
+        <w:drawing>
+          <wp:inline distT="0" distB="0" distL="0" distR="0" wp14:anchorId="57139524" wp14:editId="64ACC77C">
+            <wp:extent cx="5224145" cy="1792605"/>
+            <wp:effectExtent l="0" t="0" r="0" b="0"/>
+            <wp:docPr id="24933831" name="Image 17"/>
+            <wp:cNvGraphicFramePr>
+              <a:graphicFrameLocks xmlns:a="http://schemas.openxmlformats.org/drawingml/2006/main" noChangeAspect="1"/>
+            </wp:cNvGraphicFramePr>
+            <a:graphic xmlns:a="http://schemas.openxmlformats.org/drawingml/2006/main">
+              <a:graphicData uri="http://schemas.openxmlformats.org/drawingml/2006/picture">
+                <pic:pic xmlns:pic="http://schemas.openxmlformats.org/drawingml/2006/picture">
+                  <pic:nvPicPr>
+                    <pic:cNvPr id="0" name="Picture 17"/>
+                    <pic:cNvPicPr>
+                      <a:picLocks noChangeAspect="1" noChangeArrowheads="1"/>
+                    </pic:cNvPicPr>
+                  </pic:nvPicPr>
+                  <pic:blipFill>
+                    <a:blip r:embed="rId24">
+                      <a:extLst>
+                        <a:ext uri="{28A0092B-C50C-407E-A947-70E740481C1C}">
+                          <a14:useLocalDpi xmlns:a14="http://schemas.microsoft.com/office/drawing/2010/main" val="0"/>
+                        </a:ext>
+                      </a:extLst>
+                    </a:blip>
+                    <a:srcRect/>
+                    <a:stretch>
+                      <a:fillRect/>
+                    </a:stretch>
+                  </pic:blipFill>
+                  <pic:spPr bwMode="auto">
+                    <a:xfrm>
+                      <a:off x="0" y="0"/>
+                      <a:ext cx="5224145" cy="1792605"/>
+                    </a:xfrm>
+                    <a:prstGeom prst="rect">
+                      <a:avLst/>
+                    </a:prstGeom>
+                    <a:noFill/>
+                    <a:ln>
+                      <a:noFill/>
+                    </a:ln>
+                  </pic:spPr>
+                </pic:pic>
+              </a:graphicData>
+            </a:graphic>
+          </wp:inline>
+        </w:drawing>
+      </w:r>
+    </w:p>
+    <w:p>
+      <w:r>
+        <w:t>Cette méthode est exécutée quand le véhicule sort du parking. Le tarif horaire est calculé en fonction du nombre de seconde que le véhicule est resté dans le parking (un parking très couteux).</w:t>
+      </w:r>
+    </w:p>
+    <w:p>
+      <w:pPr>
+        <w:pStyle w:val="Titre3"/>
+        <w:ind w:firstLine="708"/>
+      </w:pPr>
+      <w:bookmarkStart w:id="25" w:name="_Toc242003378"/>
+      <w:r>
+        <w:t>GetCurrentParkedTime</w:t>
+      </w:r>
+      <w:bookmarkEnd w:id="25"/>
+    </w:p>
+    <w:p>
+      <w:r>
+        <w:t>Cette méthode qui fait 2 lignes de code permet simplement de calculer le temp de stationnement actuel (utiliser pour les statistiques quotidiennes).</w:t>
+      </w:r>
+    </w:p>
+    <w:p>
+      <w:r>
+        <w:br w:type="page"/>
+      </w:r>
+    </w:p>
+    <w:p>
+      <w:pPr>
+        <w:pStyle w:val="Titre1"/>
         <w:rPr>
           <w:color w:val="auto"/>
         </w:rPr>
       </w:pPr>
-      <w:bookmarkStart w:id="4" w:name="_Toc238807542"/>
+      <w:bookmarkStart w:id="26" w:name="_Toc242003379"/>
       <w:r>
         <w:rPr>
           <w:color w:val="auto"/>
         </w:rPr>
+        <w:lastRenderedPageBreak/>
+        <w:t>Tests</w:t>
+      </w:r>
+      <w:bookmarkEnd w:id="26"/>
+    </w:p>
+    <w:p>
+      <w:r>
+        <w:t>Êtes-vous sûr de vouloir retirer ce véhicule ? Oui = 1. Non = 0.</w:t>
+      </w:r>
+    </w:p>
+    <w:p>
+      <w:r>
+        <w:t>Valeur entrer : r</w:t>
+      </w:r>
+    </w:p>
+    <w:p>
+      <w:r>
+        <w:rPr>
+          <w:noProof/>
+        </w:rPr>
+        <w:drawing>
+          <wp:inline distT="0" distB="0" distL="0" distR="0" wp14:anchorId="70F9BB68" wp14:editId="2772319D">
+            <wp:extent cx="2064385" cy="366395"/>
+            <wp:effectExtent l="0" t="0" r="0" b="0"/>
+            <wp:docPr id="993349028" name="Image 18"/>
+            <wp:cNvGraphicFramePr>
+              <a:graphicFrameLocks xmlns:a="http://schemas.openxmlformats.org/drawingml/2006/main" noChangeAspect="1"/>
+            </wp:cNvGraphicFramePr>
+            <a:graphic xmlns:a="http://schemas.openxmlformats.org/drawingml/2006/main">
+              <a:graphicData uri="http://schemas.openxmlformats.org/drawingml/2006/picture">
+                <pic:pic xmlns:pic="http://schemas.openxmlformats.org/drawingml/2006/picture">
+                  <pic:nvPicPr>
+                    <pic:cNvPr id="0" name="Picture 18"/>
+                    <pic:cNvPicPr>
+                      <a:picLocks noChangeAspect="1" noChangeArrowheads="1"/>
+                    </pic:cNvPicPr>
+                  </pic:nvPicPr>
+                  <pic:blipFill>
+                    <a:blip r:embed="rId25">
+                      <a:extLst>
+                        <a:ext uri="{28A0092B-C50C-407E-A947-70E740481C1C}">
+                          <a14:useLocalDpi xmlns:a14="http://schemas.microsoft.com/office/drawing/2010/main" val="0"/>
+                        </a:ext>
+                      </a:extLst>
+                    </a:blip>
+                    <a:srcRect/>
+                    <a:stretch>
+                      <a:fillRect/>
+                    </a:stretch>
+                  </pic:blipFill>
+                  <pic:spPr bwMode="auto">
+                    <a:xfrm>
+                      <a:off x="0" y="0"/>
+                      <a:ext cx="2064385" cy="366395"/>
+                    </a:xfrm>
+                    <a:prstGeom prst="rect">
+                      <a:avLst/>
+                    </a:prstGeom>
+                    <a:noFill/>
+                    <a:ln>
+                      <a:noFill/>
+                    </a:ln>
+                  </pic:spPr>
+                </pic:pic>
+              </a:graphicData>
+            </a:graphic>
+          </wp:inline>
+        </w:drawing>
+      </w:r>
+    </w:p>
+    <w:p/>
+    <w:p>
+      <w:r>
+        <w:t>Format incorrecte pour l’ajout d’un véhicule</w:t>
+      </w:r>
+    </w:p>
+    <w:p>
+      <w:r>
+        <w:rPr>
+          <w:noProof/>
+        </w:rPr>
+        <w:drawing>
+          <wp:inline distT="0" distB="0" distL="0" distR="0" wp14:anchorId="4FB78592" wp14:editId="55859703">
+            <wp:extent cx="5758180" cy="715010"/>
+            <wp:effectExtent l="0" t="0" r="0" b="8890"/>
+            <wp:docPr id="1003939034" name="Image 19"/>
+            <wp:cNvGraphicFramePr>
+              <a:graphicFrameLocks xmlns:a="http://schemas.openxmlformats.org/drawingml/2006/main" noChangeAspect="1"/>
+            </wp:cNvGraphicFramePr>
+            <a:graphic xmlns:a="http://schemas.openxmlformats.org/drawingml/2006/main">
+              <a:graphicData uri="http://schemas.openxmlformats.org/drawingml/2006/picture">
+                <pic:pic xmlns:pic="http://schemas.openxmlformats.org/drawingml/2006/picture">
+                  <pic:nvPicPr>
+                    <pic:cNvPr id="0" name="Picture 19"/>
+                    <pic:cNvPicPr>
+                      <a:picLocks noChangeAspect="1" noChangeArrowheads="1"/>
+                    </pic:cNvPicPr>
+                  </pic:nvPicPr>
+                  <pic:blipFill>
+                    <a:blip r:embed="rId26">
+                      <a:extLst>
+                        <a:ext uri="{28A0092B-C50C-407E-A947-70E740481C1C}">
+                          <a14:useLocalDpi xmlns:a14="http://schemas.microsoft.com/office/drawing/2010/main" val="0"/>
+                        </a:ext>
+                      </a:extLst>
+                    </a:blip>
+                    <a:srcRect/>
+                    <a:stretch>
+                      <a:fillRect/>
+                    </a:stretch>
+                  </pic:blipFill>
+                  <pic:spPr bwMode="auto">
+                    <a:xfrm>
+                      <a:off x="0" y="0"/>
+                      <a:ext cx="5758180" cy="715010"/>
+                    </a:xfrm>
+                    <a:prstGeom prst="rect">
+                      <a:avLst/>
+                    </a:prstGeom>
+                    <a:noFill/>
+                    <a:ln>
+                      <a:noFill/>
+                    </a:ln>
+                  </pic:spPr>
+                </pic:pic>
+              </a:graphicData>
+            </a:graphic>
+          </wp:inline>
+        </w:drawing>
+      </w:r>
+    </w:p>
+    <w:p/>
+    <w:p>
+      <w:r>
+        <w:t>Valeur d’option trop grande et trop petite</w:t>
+      </w:r>
+    </w:p>
+    <w:p>
+      <w:r>
+        <w:rPr>
+          <w:noProof/>
+        </w:rPr>
+        <w:drawing>
+          <wp:inline distT="0" distB="0" distL="0" distR="0" wp14:anchorId="50FCA849" wp14:editId="586EF6BC">
+            <wp:extent cx="3702685" cy="706120"/>
+            <wp:effectExtent l="0" t="0" r="0" b="0"/>
+            <wp:docPr id="821205103" name="Image 20"/>
+            <wp:cNvGraphicFramePr>
+              <a:graphicFrameLocks xmlns:a="http://schemas.openxmlformats.org/drawingml/2006/main" noChangeAspect="1"/>
+            </wp:cNvGraphicFramePr>
+            <a:graphic xmlns:a="http://schemas.openxmlformats.org/drawingml/2006/main">
+              <a:graphicData uri="http://schemas.openxmlformats.org/drawingml/2006/picture">
+                <pic:pic xmlns:pic="http://schemas.openxmlformats.org/drawingml/2006/picture">
+                  <pic:nvPicPr>
+                    <pic:cNvPr id="0" name="Picture 20"/>
+                    <pic:cNvPicPr>
+                      <a:picLocks noChangeAspect="1" noChangeArrowheads="1"/>
+                    </pic:cNvPicPr>
+                  </pic:nvPicPr>
+                  <pic:blipFill>
+                    <a:blip r:embed="rId27">
+                      <a:extLst>
+                        <a:ext uri="{28A0092B-C50C-407E-A947-70E740481C1C}">
+                          <a14:useLocalDpi xmlns:a14="http://schemas.microsoft.com/office/drawing/2010/main" val="0"/>
+                        </a:ext>
+                      </a:extLst>
+                    </a:blip>
+                    <a:srcRect/>
+                    <a:stretch>
+                      <a:fillRect/>
+                    </a:stretch>
+                  </pic:blipFill>
+                  <pic:spPr bwMode="auto">
+                    <a:xfrm>
+                      <a:off x="0" y="0"/>
+                      <a:ext cx="3702685" cy="706120"/>
+                    </a:xfrm>
+                    <a:prstGeom prst="rect">
+                      <a:avLst/>
+                    </a:prstGeom>
+                    <a:noFill/>
+                    <a:ln>
+                      <a:noFill/>
+                    </a:ln>
+                  </pic:spPr>
+                </pic:pic>
+              </a:graphicData>
+            </a:graphic>
+          </wp:inline>
+        </w:drawing>
+      </w:r>
+      <w:r>
+        <w:rPr>
+          <w:noProof/>
+        </w:rPr>
+        <w:drawing>
+          <wp:inline distT="0" distB="0" distL="0" distR="0" wp14:anchorId="3884D3A0" wp14:editId="0BD3ADD2">
+            <wp:extent cx="3702685" cy="724535"/>
+            <wp:effectExtent l="0" t="0" r="0" b="0"/>
+            <wp:docPr id="96872843" name="Image 21"/>
+            <wp:cNvGraphicFramePr>
+              <a:graphicFrameLocks xmlns:a="http://schemas.openxmlformats.org/drawingml/2006/main" noChangeAspect="1"/>
+            </wp:cNvGraphicFramePr>
+            <a:graphic xmlns:a="http://schemas.openxmlformats.org/drawingml/2006/main">
+              <a:graphicData uri="http://schemas.openxmlformats.org/drawingml/2006/picture">
+                <pic:pic xmlns:pic="http://schemas.openxmlformats.org/drawingml/2006/picture">
+                  <pic:nvPicPr>
+                    <pic:cNvPr id="0" name="Picture 21"/>
+                    <pic:cNvPicPr>
+                      <a:picLocks noChangeAspect="1" noChangeArrowheads="1"/>
+                    </pic:cNvPicPr>
+                  </pic:nvPicPr>
+                  <pic:blipFill>
+                    <a:blip r:embed="rId28">
+                      <a:extLst>
+                        <a:ext uri="{28A0092B-C50C-407E-A947-70E740481C1C}">
+                          <a14:useLocalDpi xmlns:a14="http://schemas.microsoft.com/office/drawing/2010/main" val="0"/>
+                        </a:ext>
+                      </a:extLst>
+                    </a:blip>
+                    <a:srcRect/>
+                    <a:stretch>
+                      <a:fillRect/>
+                    </a:stretch>
+                  </pic:blipFill>
+                  <pic:spPr bwMode="auto">
+                    <a:xfrm>
+                      <a:off x="0" y="0"/>
+                      <a:ext cx="3702685" cy="724535"/>
+                    </a:xfrm>
+                    <a:prstGeom prst="rect">
+                      <a:avLst/>
+                    </a:prstGeom>
+                    <a:noFill/>
+                    <a:ln>
+                      <a:noFill/>
+                    </a:ln>
+                  </pic:spPr>
+                </pic:pic>
+              </a:graphicData>
+            </a:graphic>
+          </wp:inline>
+        </w:drawing>
+      </w:r>
+    </w:p>
+    <w:p/>
+    <w:p>
+      <w:r>
+        <w:t>Rechercher un véhicule inexistant</w:t>
+      </w:r>
+    </w:p>
+    <w:p>
+      <w:r>
+        <w:rPr>
+          <w:noProof/>
+        </w:rPr>
+        <w:drawing>
+          <wp:inline distT="0" distB="0" distL="0" distR="0" wp14:anchorId="0C249864" wp14:editId="045475B0">
+            <wp:extent cx="5758180" cy="891540"/>
+            <wp:effectExtent l="0" t="0" r="0" b="3810"/>
+            <wp:docPr id="1093832271" name="Image 22"/>
+            <wp:cNvGraphicFramePr>
+              <a:graphicFrameLocks xmlns:a="http://schemas.openxmlformats.org/drawingml/2006/main" noChangeAspect="1"/>
+            </wp:cNvGraphicFramePr>
+            <a:graphic xmlns:a="http://schemas.openxmlformats.org/drawingml/2006/main">
+              <a:graphicData uri="http://schemas.openxmlformats.org/drawingml/2006/picture">
+                <pic:pic xmlns:pic="http://schemas.openxmlformats.org/drawingml/2006/picture">
+                  <pic:nvPicPr>
+                    <pic:cNvPr id="0" name="Picture 22"/>
+                    <pic:cNvPicPr>
+                      <a:picLocks noChangeAspect="1" noChangeArrowheads="1"/>
+                    </pic:cNvPicPr>
+                  </pic:nvPicPr>
+                  <pic:blipFill>
+                    <a:blip r:embed="rId29">
+                      <a:extLst>
+                        <a:ext uri="{28A0092B-C50C-407E-A947-70E740481C1C}">
+                          <a14:useLocalDpi xmlns:a14="http://schemas.microsoft.com/office/drawing/2010/main" val="0"/>
+                        </a:ext>
+                      </a:extLst>
+                    </a:blip>
+                    <a:srcRect/>
+                    <a:stretch>
+                      <a:fillRect/>
+                    </a:stretch>
+                  </pic:blipFill>
+                  <pic:spPr bwMode="auto">
+                    <a:xfrm>
+                      <a:off x="0" y="0"/>
+                      <a:ext cx="5758180" cy="891540"/>
+                    </a:xfrm>
+                    <a:prstGeom prst="rect">
+                      <a:avLst/>
+                    </a:prstGeom>
+                    <a:noFill/>
+                    <a:ln>
+                      <a:noFill/>
+                    </a:ln>
+                  </pic:spPr>
+                </pic:pic>
+              </a:graphicData>
+            </a:graphic>
+          </wp:inline>
+        </w:drawing>
+      </w:r>
+    </w:p>
+    <w:p>
+      <w:r>
+        <w:br w:type="page"/>
+      </w:r>
+    </w:p>
+    <w:p>
+      <w:pPr>
+        <w:pStyle w:val="Titre1"/>
+        <w:rPr>
+          <w:color w:val="auto"/>
+        </w:rPr>
+      </w:pPr>
+      <w:bookmarkStart w:id="27" w:name="_Toc242003380"/>
+      <w:r>
+        <w:rPr>
+          <w:color w:val="auto"/>
+        </w:rPr>
+        <w:lastRenderedPageBreak/>
         <w:t>Conclusion</w:t>
       </w:r>
-      <w:bookmarkEnd w:id="4"/>
+      <w:bookmarkEnd w:id="27"/>
     </w:p>
     <w:p>
       <w:pPr>
@@ -1659,16 +5041,28 @@
           <w:color w:val="auto"/>
         </w:rPr>
       </w:pPr>
-      <w:bookmarkStart w:id="5" w:name="_Toc238807543"/>
+      <w:bookmarkStart w:id="28" w:name="_Toc242003381"/>
       <w:r>
         <w:rPr>
           <w:color w:val="auto"/>
         </w:rPr>
         <w:t>Bilan personnel</w:t>
       </w:r>
-      <w:bookmarkEnd w:id="5"/>
-    </w:p>
-    <w:p/>
+      <w:bookmarkEnd w:id="28"/>
+    </w:p>
+    <w:p>
+      <w:r>
+        <w:t xml:space="preserve">Sur ce projet je trouve que j’ai fait un bon travail à comprendre comment utiliser les objets, et comment les manipulés. Mais je trouve que j’aurais pu faire un meilleur travaille </w:t>
+      </w:r>
+      <w:r>
+        <w:t>à rédiger mon rapport.</w:t>
+      </w:r>
+    </w:p>
+    <w:p>
+      <w:r>
+        <w:t>À par ça je suis satisfait, j’ai évité le plus possible la redondance dans mon code, j’ai bien commenté, bien nommé mes variables, etc…</w:t>
+      </w:r>
+    </w:p>
     <w:p>
       <w:pPr>
         <w:pStyle w:val="Titre2"/>
@@ -1677,18 +5071,246 @@
           <w:color w:val="auto"/>
         </w:rPr>
       </w:pPr>
-      <w:bookmarkStart w:id="6" w:name="_Toc238807544"/>
+      <w:bookmarkStart w:id="29" w:name="_Toc242003382"/>
       <w:r>
         <w:rPr>
           <w:color w:val="auto"/>
         </w:rPr>
         <w:t>Bilan des fonctionnalités</w:t>
       </w:r>
-      <w:bookmarkEnd w:id="6"/>
-    </w:p>
+      <w:bookmarkEnd w:id="29"/>
+    </w:p>
+    <w:p>
+      <w:r>
+        <w:t>Listes des fonctionnalités présentes et leur état de fonctionnement :</w:t>
+      </w:r>
+    </w:p>
+    <w:tbl>
+      <w:tblPr>
+        <w:tblStyle w:val="Grilledutableau"/>
+        <w:tblW w:w="0" w:type="auto"/>
+        <w:tblLook w:val="04A0" w:firstRow="1" w:lastRow="0" w:firstColumn="1" w:lastColumn="0" w:noHBand="0" w:noVBand="1"/>
+      </w:tblPr>
+      <w:tblGrid>
+        <w:gridCol w:w="4531"/>
+        <w:gridCol w:w="4531"/>
+      </w:tblGrid>
+      <w:tr>
+        <w:tc>
+          <w:tcPr>
+            <w:tcW w:w="4531" w:type="dxa"/>
+          </w:tcPr>
+          <w:p>
+            <w:pPr>
+              <w:jc w:val="center"/>
+              <w:rPr>
+                <w:b/>
+                <w:bCs/>
+              </w:rPr>
+            </w:pPr>
+            <w:r>
+              <w:rPr>
+                <w:b/>
+                <w:bCs/>
+              </w:rPr>
+              <w:t>Fonctionnalité</w:t>
+            </w:r>
+          </w:p>
+        </w:tc>
+        <w:tc>
+          <w:tcPr>
+            <w:tcW w:w="4531" w:type="dxa"/>
+          </w:tcPr>
+          <w:p>
+            <w:pPr>
+              <w:jc w:val="center"/>
+              <w:rPr>
+                <w:b/>
+                <w:bCs/>
+              </w:rPr>
+            </w:pPr>
+            <w:r>
+              <w:rPr>
+                <w:b/>
+                <w:bCs/>
+              </w:rPr>
+              <w:t>État de fonctionnement</w:t>
+            </w:r>
+          </w:p>
+        </w:tc>
+      </w:tr>
+      <w:tr>
+        <w:tc>
+          <w:tcPr>
+            <w:tcW w:w="4531" w:type="dxa"/>
+          </w:tcPr>
+          <w:p>
+            <w:pPr>
+              <w:jc w:val="center"/>
+            </w:pPr>
+            <w:r>
+              <w:t>Ajouter un véhicule</w:t>
+            </w:r>
+          </w:p>
+        </w:tc>
+        <w:tc>
+          <w:tcPr>
+            <w:tcW w:w="4531" w:type="dxa"/>
+          </w:tcPr>
+          <w:p>
+            <w:pPr>
+              <w:jc w:val="center"/>
+            </w:pPr>
+            <w:r>
+              <w:t>100% fonctionnel</w:t>
+            </w:r>
+          </w:p>
+        </w:tc>
+      </w:tr>
+      <w:tr>
+        <w:tc>
+          <w:tcPr>
+            <w:tcW w:w="4531" w:type="dxa"/>
+          </w:tcPr>
+          <w:p>
+            <w:pPr>
+              <w:jc w:val="center"/>
+            </w:pPr>
+            <w:r>
+              <w:t>Rechercher un véhicule</w:t>
+            </w:r>
+          </w:p>
+        </w:tc>
+        <w:tc>
+          <w:tcPr>
+            <w:tcW w:w="4531" w:type="dxa"/>
+          </w:tcPr>
+          <w:p>
+            <w:pPr>
+              <w:jc w:val="center"/>
+            </w:pPr>
+            <w:r>
+              <w:t>100% fonctionnel</w:t>
+            </w:r>
+          </w:p>
+        </w:tc>
+      </w:tr>
+      <w:tr>
+        <w:tc>
+          <w:tcPr>
+            <w:tcW w:w="4531" w:type="dxa"/>
+          </w:tcPr>
+          <w:p>
+            <w:pPr>
+              <w:jc w:val="center"/>
+            </w:pPr>
+            <w:r>
+              <w:t>Retirer un véhicule</w:t>
+            </w:r>
+          </w:p>
+        </w:tc>
+        <w:tc>
+          <w:tcPr>
+            <w:tcW w:w="4531" w:type="dxa"/>
+          </w:tcPr>
+          <w:p>
+            <w:pPr>
+              <w:jc w:val="center"/>
+            </w:pPr>
+            <w:r>
+              <w:t>100% fonctionnel</w:t>
+            </w:r>
+          </w:p>
+        </w:tc>
+      </w:tr>
+      <w:tr>
+        <w:tc>
+          <w:tcPr>
+            <w:tcW w:w="4531" w:type="dxa"/>
+          </w:tcPr>
+          <w:p>
+            <w:pPr>
+              <w:jc w:val="center"/>
+            </w:pPr>
+            <w:r>
+              <w:t>Afficher l’état du parking</w:t>
+            </w:r>
+          </w:p>
+        </w:tc>
+        <w:tc>
+          <w:tcPr>
+            <w:tcW w:w="4531" w:type="dxa"/>
+          </w:tcPr>
+          <w:p>
+            <w:pPr>
+              <w:jc w:val="center"/>
+            </w:pPr>
+            <w:r>
+              <w:t>100% fonctionnel</w:t>
+            </w:r>
+          </w:p>
+        </w:tc>
+      </w:tr>
+      <w:tr>
+        <w:tc>
+          <w:tcPr>
+            <w:tcW w:w="4531" w:type="dxa"/>
+          </w:tcPr>
+          <w:p>
+            <w:pPr>
+              <w:jc w:val="center"/>
+            </w:pPr>
+            <w:r>
+              <w:t>Afficher les stats du jour</w:t>
+            </w:r>
+          </w:p>
+        </w:tc>
+        <w:tc>
+          <w:tcPr>
+            <w:tcW w:w="4531" w:type="dxa"/>
+          </w:tcPr>
+          <w:p>
+            <w:pPr>
+              <w:jc w:val="center"/>
+            </w:pPr>
+            <w:r>
+              <w:t>100% fonctionnel</w:t>
+            </w:r>
+          </w:p>
+        </w:tc>
+      </w:tr>
+      <w:tr>
+        <w:tc>
+          <w:tcPr>
+            <w:tcW w:w="4531" w:type="dxa"/>
+          </w:tcPr>
+          <w:p>
+            <w:pPr>
+              <w:jc w:val="center"/>
+            </w:pPr>
+            <w:r>
+              <w:t>Afficher l’historique des transactions</w:t>
+            </w:r>
+          </w:p>
+        </w:tc>
+        <w:tc>
+          <w:tcPr>
+            <w:tcW w:w="4531" w:type="dxa"/>
+          </w:tcPr>
+          <w:p>
+            <w:pPr>
+              <w:jc w:val="center"/>
+            </w:pPr>
+            <w:r>
+              <w:t>100% fonctionnel</w:t>
+            </w:r>
+          </w:p>
+        </w:tc>
+      </w:tr>
+    </w:tbl>
     <w:p/>
     <w:sectPr>
-      <w:footerReference w:type="default" r:id="rId8"/>
+      <w:footerReference w:type="default" r:id="rId30"/>
       <w:pgSz w:w="11906" w:h="16838"/>
       <w:pgMar w:top="1417" w:right="1417" w:bottom="1417" w:left="1417" w:header="708" w:footer="708" w:gutter="0"/>
       <w:pgNumType w:start="0"/>
@@ -2565,7 +6187,6 @@
     <w:next w:val="Normal"/>
     <w:link w:val="Titre3Car"/>
     <w:uiPriority w:val="9"/>
-    <w:semiHidden/>
     <w:unhideWhenUsed/>
     <w:qFormat/>
     <w:rsid w:val="00A2254D"/>
@@ -2772,7 +6393,6 @@
     <w:basedOn w:val="Policepardfaut"/>
     <w:link w:val="Titre3"/>
     <w:uiPriority w:val="9"/>
-    <w:semiHidden/>
     <w:rsid w:val="00A2254D"/>
     <w:rPr>
       <w:rFonts w:eastAsiaTheme="majorEastAsia" w:cstheme="majorBidi"/>
@@ -3204,6 +6824,19 @@
       <w:shd w:val="clear" w:color="auto" w:fill="E1DFDD"/>
     </w:rPr>
   </w:style>
+  <w:style w:type="paragraph" w:styleId="TM3">
+    <w:name w:val="toc 3"/>
+    <w:basedOn w:val="Normal"/>
+    <w:next w:val="Normal"/>
+    <w:autoRedefine/>
+    <w:uiPriority w:val="39"/>
+    <w:unhideWhenUsed/>
+    <w:rsid w:val="00901E14"/>
+    <w:pPr>
+      <w:spacing w:after="100"/>
+      <w:ind w:left="480"/>
+    </w:pPr>
+  </w:style>
 </w:styles>
 </file>
 
@@ -3305,20 +6938,24 @@
     <w:rsid w:val="00026023"/>
     <w:rsid w:val="000805B5"/>
     <w:rsid w:val="000B25E6"/>
+    <w:rsid w:val="00211AEE"/>
     <w:rsid w:val="002907FD"/>
     <w:rsid w:val="002C61A5"/>
     <w:rsid w:val="00482DE2"/>
+    <w:rsid w:val="005B37DF"/>
     <w:rsid w:val="005D009D"/>
     <w:rsid w:val="005E5E67"/>
     <w:rsid w:val="006242E2"/>
     <w:rsid w:val="00665836"/>
     <w:rsid w:val="009068F7"/>
+    <w:rsid w:val="009E71B4"/>
     <w:rsid w:val="00A4481E"/>
     <w:rsid w:val="00AC09D7"/>
     <w:rsid w:val="00BA66F6"/>
     <w:rsid w:val="00C15624"/>
     <w:rsid w:val="00CD419C"/>
     <w:rsid w:val="00DF50E4"/>
+    <w:rsid w:val="00F04970"/>
     <w:rsid w:val="00FF1E6D"/>
   </w:rsids>
   <m:mathPr>
@@ -3336,7 +6973,7 @@
   </m:mathPr>
   <w:themeFontLang w:val="fr-CH"/>
   <w:clrSchemeMapping w:bg1="light1" w:t1="dark1" w:bg2="light2" w:t2="dark2" w:accent1="accent1" w:accent2="accent2" w:accent3="accent3" w:accent4="accent4" w:accent5="accent5" w:accent6="accent6" w:hyperlink="hyperlink" w:followedHyperlink="followedHyperlink"/>
-  <w:decimalSymbol w:val="."/>
+  <w:decimalSymbol w:val=","/>
   <w:listSeparator w:val=";"/>
   <w15:chartTrackingRefBased/>
 </w:settings>

--- a/R-320-NicolasMarques-Rapport.docx
+++ b/R-320-NicolasMarques-Rapport.docx
@@ -120,7 +120,7 @@
         </w:p>
         <w:p>
           <w:pPr>
-            <w:pStyle w:val="TM1"/>
+            <w:pStyle w:val="TM2"/>
             <w:tabs>
               <w:tab w:val="right" w:leader="dot" w:pos="9062"/>
             </w:tabs>
@@ -139,13 +139,13 @@
           <w:r>
             <w:fldChar w:fldCharType="separate"/>
           </w:r>
-          <w:hyperlink w:anchor="_Toc242003353" w:history="1">
+          <w:hyperlink w:anchor="_Toc242090661" w:history="1">
             <w:r>
               <w:rPr>
                 <w:rStyle w:val="Lienhypertexte"/>
                 <w:noProof/>
               </w:rPr>
-              <w:t>Introduction / Analyse du cahier des charges</w:t>
+              <w:t>Analyse</w:t>
             </w:r>
             <w:r>
               <w:rPr>
@@ -166,7 +166,7 @@
                 <w:noProof/>
                 <w:webHidden/>
               </w:rPr>
-              <w:instrText xml:space="preserve"> PAGEREF _Toc242003353 \h </w:instrText>
+              <w:instrText xml:space="preserve"> PAGEREF _Toc242090661 \h </w:instrText>
             </w:r>
             <w:r>
               <w:rPr>
@@ -186,7 +186,77 @@
                 <w:noProof/>
                 <w:webHidden/>
               </w:rPr>
-              <w:t>3</w:t>
+              <w:t>2</w:t>
+            </w:r>
+            <w:r>
+              <w:rPr>
+                <w:noProof/>
+                <w:webHidden/>
+              </w:rPr>
+              <w:fldChar w:fldCharType="end"/>
+            </w:r>
+          </w:hyperlink>
+        </w:p>
+        <w:p>
+          <w:pPr>
+            <w:pStyle w:val="TM1"/>
+            <w:tabs>
+              <w:tab w:val="right" w:leader="dot" w:pos="9062"/>
+            </w:tabs>
+            <w:rPr>
+              <w:rFonts w:eastAsiaTheme="minorEastAsia"/>
+              <w:noProof/>
+              <w:lang w:eastAsia="fr-CH"/>
+            </w:rPr>
+          </w:pPr>
+          <w:hyperlink w:anchor="_Toc242090662" w:history="1">
+            <w:r>
+              <w:rPr>
+                <w:rStyle w:val="Lienhypertexte"/>
+                <w:noProof/>
+              </w:rPr>
+              <w:t>Réalisation</w:t>
+            </w:r>
+            <w:r>
+              <w:rPr>
+                <w:noProof/>
+                <w:webHidden/>
+              </w:rPr>
+              <w:tab/>
+            </w:r>
+            <w:r>
+              <w:rPr>
+                <w:noProof/>
+                <w:webHidden/>
+              </w:rPr>
+              <w:fldChar w:fldCharType="begin"/>
+            </w:r>
+            <w:r>
+              <w:rPr>
+                <w:noProof/>
+                <w:webHidden/>
+              </w:rPr>
+              <w:instrText xml:space="preserve"> PAGEREF _Toc242090662 \h </w:instrText>
+            </w:r>
+            <w:r>
+              <w:rPr>
+                <w:noProof/>
+                <w:webHidden/>
+              </w:rPr>
+            </w:r>
+            <w:r>
+              <w:rPr>
+                <w:noProof/>
+                <w:webHidden/>
+              </w:rPr>
+              <w:fldChar w:fldCharType="separate"/>
+            </w:r>
+            <w:r>
+              <w:rPr>
+                <w:noProof/>
+                <w:webHidden/>
+              </w:rPr>
+              <w:t>5</w:t>
             </w:r>
             <w:r>
               <w:rPr>
@@ -209,13 +279,13 @@
               <w:lang w:eastAsia="fr-CH"/>
             </w:rPr>
           </w:pPr>
-          <w:hyperlink w:anchor="_Toc242003354" w:history="1">
+          <w:hyperlink w:anchor="_Toc242090663" w:history="1">
             <w:r>
               <w:rPr>
                 <w:rStyle w:val="Lienhypertexte"/>
                 <w:noProof/>
               </w:rPr>
-              <w:t>Analyse</w:t>
+              <w:t>Program.cs</w:t>
             </w:r>
             <w:r>
               <w:rPr>
@@ -236,7 +306,7 @@
                 <w:noProof/>
                 <w:webHidden/>
               </w:rPr>
-              <w:instrText xml:space="preserve"> PAGEREF _Toc242003354 \h </w:instrText>
+              <w:instrText xml:space="preserve"> PAGEREF _Toc242090663 \h </w:instrText>
             </w:r>
             <w:r>
               <w:rPr>
@@ -256,7 +326,1057 @@
                 <w:noProof/>
                 <w:webHidden/>
               </w:rPr>
-              <w:t>3</w:t>
+              <w:t>5</w:t>
+            </w:r>
+            <w:r>
+              <w:rPr>
+                <w:noProof/>
+                <w:webHidden/>
+              </w:rPr>
+              <w:fldChar w:fldCharType="end"/>
+            </w:r>
+          </w:hyperlink>
+        </w:p>
+        <w:p>
+          <w:pPr>
+            <w:pStyle w:val="TM2"/>
+            <w:tabs>
+              <w:tab w:val="right" w:leader="dot" w:pos="9062"/>
+            </w:tabs>
+            <w:rPr>
+              <w:rFonts w:eastAsiaTheme="minorEastAsia"/>
+              <w:noProof/>
+              <w:lang w:eastAsia="fr-CH"/>
+            </w:rPr>
+          </w:pPr>
+          <w:hyperlink w:anchor="_Toc242090664" w:history="1">
+            <w:r>
+              <w:rPr>
+                <w:rStyle w:val="Lienhypertexte"/>
+                <w:noProof/>
+              </w:rPr>
+              <w:t>PlayGame.cs</w:t>
+            </w:r>
+            <w:r>
+              <w:rPr>
+                <w:noProof/>
+                <w:webHidden/>
+              </w:rPr>
+              <w:tab/>
+            </w:r>
+            <w:r>
+              <w:rPr>
+                <w:noProof/>
+                <w:webHidden/>
+              </w:rPr>
+              <w:fldChar w:fldCharType="begin"/>
+            </w:r>
+            <w:r>
+              <w:rPr>
+                <w:noProof/>
+                <w:webHidden/>
+              </w:rPr>
+              <w:instrText xml:space="preserve"> PAGEREF _Toc242090664 \h </w:instrText>
+            </w:r>
+            <w:r>
+              <w:rPr>
+                <w:noProof/>
+                <w:webHidden/>
+              </w:rPr>
+            </w:r>
+            <w:r>
+              <w:rPr>
+                <w:noProof/>
+                <w:webHidden/>
+              </w:rPr>
+              <w:fldChar w:fldCharType="separate"/>
+            </w:r>
+            <w:r>
+              <w:rPr>
+                <w:noProof/>
+                <w:webHidden/>
+              </w:rPr>
+              <w:t>6</w:t>
+            </w:r>
+            <w:r>
+              <w:rPr>
+                <w:noProof/>
+                <w:webHidden/>
+              </w:rPr>
+              <w:fldChar w:fldCharType="end"/>
+            </w:r>
+          </w:hyperlink>
+        </w:p>
+        <w:p>
+          <w:pPr>
+            <w:pStyle w:val="TM3"/>
+            <w:tabs>
+              <w:tab w:val="right" w:leader="dot" w:pos="9062"/>
+            </w:tabs>
+            <w:rPr>
+              <w:rFonts w:eastAsiaTheme="minorEastAsia"/>
+              <w:noProof/>
+              <w:lang w:eastAsia="fr-CH"/>
+            </w:rPr>
+          </w:pPr>
+          <w:hyperlink w:anchor="_Toc242090665" w:history="1">
+            <w:r>
+              <w:rPr>
+                <w:rStyle w:val="Lienhypertexte"/>
+                <w:noProof/>
+              </w:rPr>
+              <w:t>StartProgram</w:t>
+            </w:r>
+            <w:r>
+              <w:rPr>
+                <w:noProof/>
+                <w:webHidden/>
+              </w:rPr>
+              <w:tab/>
+            </w:r>
+            <w:r>
+              <w:rPr>
+                <w:noProof/>
+                <w:webHidden/>
+              </w:rPr>
+              <w:fldChar w:fldCharType="begin"/>
+            </w:r>
+            <w:r>
+              <w:rPr>
+                <w:noProof/>
+                <w:webHidden/>
+              </w:rPr>
+              <w:instrText xml:space="preserve"> PAGEREF _Toc242090665 \h </w:instrText>
+            </w:r>
+            <w:r>
+              <w:rPr>
+                <w:noProof/>
+                <w:webHidden/>
+              </w:rPr>
+            </w:r>
+            <w:r>
+              <w:rPr>
+                <w:noProof/>
+                <w:webHidden/>
+              </w:rPr>
+              <w:fldChar w:fldCharType="separate"/>
+            </w:r>
+            <w:r>
+              <w:rPr>
+                <w:noProof/>
+                <w:webHidden/>
+              </w:rPr>
+              <w:t>6</w:t>
+            </w:r>
+            <w:r>
+              <w:rPr>
+                <w:noProof/>
+                <w:webHidden/>
+              </w:rPr>
+              <w:fldChar w:fldCharType="end"/>
+            </w:r>
+          </w:hyperlink>
+        </w:p>
+        <w:p>
+          <w:pPr>
+            <w:pStyle w:val="TM2"/>
+            <w:tabs>
+              <w:tab w:val="right" w:leader="dot" w:pos="9062"/>
+            </w:tabs>
+            <w:rPr>
+              <w:rFonts w:eastAsiaTheme="minorEastAsia"/>
+              <w:noProof/>
+              <w:lang w:eastAsia="fr-CH"/>
+            </w:rPr>
+          </w:pPr>
+          <w:hyperlink w:anchor="_Toc242090666" w:history="1">
+            <w:r>
+              <w:rPr>
+                <w:rStyle w:val="Lienhypertexte"/>
+                <w:noProof/>
+              </w:rPr>
+              <w:t>Menu.cs</w:t>
+            </w:r>
+            <w:r>
+              <w:rPr>
+                <w:noProof/>
+                <w:webHidden/>
+              </w:rPr>
+              <w:tab/>
+            </w:r>
+            <w:r>
+              <w:rPr>
+                <w:noProof/>
+                <w:webHidden/>
+              </w:rPr>
+              <w:fldChar w:fldCharType="begin"/>
+            </w:r>
+            <w:r>
+              <w:rPr>
+                <w:noProof/>
+                <w:webHidden/>
+              </w:rPr>
+              <w:instrText xml:space="preserve"> PAGEREF _Toc242090666 \h </w:instrText>
+            </w:r>
+            <w:r>
+              <w:rPr>
+                <w:noProof/>
+                <w:webHidden/>
+              </w:rPr>
+            </w:r>
+            <w:r>
+              <w:rPr>
+                <w:noProof/>
+                <w:webHidden/>
+              </w:rPr>
+              <w:fldChar w:fldCharType="separate"/>
+            </w:r>
+            <w:r>
+              <w:rPr>
+                <w:noProof/>
+                <w:webHidden/>
+              </w:rPr>
+              <w:t>7</w:t>
+            </w:r>
+            <w:r>
+              <w:rPr>
+                <w:noProof/>
+                <w:webHidden/>
+              </w:rPr>
+              <w:fldChar w:fldCharType="end"/>
+            </w:r>
+          </w:hyperlink>
+        </w:p>
+        <w:p>
+          <w:pPr>
+            <w:pStyle w:val="TM3"/>
+            <w:tabs>
+              <w:tab w:val="right" w:leader="dot" w:pos="9062"/>
+            </w:tabs>
+            <w:rPr>
+              <w:rFonts w:eastAsiaTheme="minorEastAsia"/>
+              <w:noProof/>
+              <w:lang w:eastAsia="fr-CH"/>
+            </w:rPr>
+          </w:pPr>
+          <w:hyperlink w:anchor="_Toc242090667" w:history="1">
+            <w:r>
+              <w:rPr>
+                <w:rStyle w:val="Lienhypertexte"/>
+                <w:noProof/>
+              </w:rPr>
+              <w:t>DisplayMenu</w:t>
+            </w:r>
+            <w:r>
+              <w:rPr>
+                <w:noProof/>
+                <w:webHidden/>
+              </w:rPr>
+              <w:tab/>
+            </w:r>
+            <w:r>
+              <w:rPr>
+                <w:noProof/>
+                <w:webHidden/>
+              </w:rPr>
+              <w:fldChar w:fldCharType="begin"/>
+            </w:r>
+            <w:r>
+              <w:rPr>
+                <w:noProof/>
+                <w:webHidden/>
+              </w:rPr>
+              <w:instrText xml:space="preserve"> PAGEREF _Toc242090667 \h </w:instrText>
+            </w:r>
+            <w:r>
+              <w:rPr>
+                <w:noProof/>
+                <w:webHidden/>
+              </w:rPr>
+            </w:r>
+            <w:r>
+              <w:rPr>
+                <w:noProof/>
+                <w:webHidden/>
+              </w:rPr>
+              <w:fldChar w:fldCharType="separate"/>
+            </w:r>
+            <w:r>
+              <w:rPr>
+                <w:noProof/>
+                <w:webHidden/>
+              </w:rPr>
+              <w:t>7</w:t>
+            </w:r>
+            <w:r>
+              <w:rPr>
+                <w:noProof/>
+                <w:webHidden/>
+              </w:rPr>
+              <w:fldChar w:fldCharType="end"/>
+            </w:r>
+          </w:hyperlink>
+        </w:p>
+        <w:p>
+          <w:pPr>
+            <w:pStyle w:val="TM3"/>
+            <w:tabs>
+              <w:tab w:val="right" w:leader="dot" w:pos="9062"/>
+            </w:tabs>
+            <w:rPr>
+              <w:rFonts w:eastAsiaTheme="minorEastAsia"/>
+              <w:noProof/>
+              <w:lang w:eastAsia="fr-CH"/>
+            </w:rPr>
+          </w:pPr>
+          <w:hyperlink w:anchor="_Toc242090668" w:history="1">
+            <w:r>
+              <w:rPr>
+                <w:rStyle w:val="Lienhypertexte"/>
+                <w:noProof/>
+              </w:rPr>
+              <w:t>UserInputHandler</w:t>
+            </w:r>
+            <w:r>
+              <w:rPr>
+                <w:noProof/>
+                <w:webHidden/>
+              </w:rPr>
+              <w:tab/>
+            </w:r>
+            <w:r>
+              <w:rPr>
+                <w:noProof/>
+                <w:webHidden/>
+              </w:rPr>
+              <w:fldChar w:fldCharType="begin"/>
+            </w:r>
+            <w:r>
+              <w:rPr>
+                <w:noProof/>
+                <w:webHidden/>
+              </w:rPr>
+              <w:instrText xml:space="preserve"> PAGEREF _Toc242090668 \h </w:instrText>
+            </w:r>
+            <w:r>
+              <w:rPr>
+                <w:noProof/>
+                <w:webHidden/>
+              </w:rPr>
+            </w:r>
+            <w:r>
+              <w:rPr>
+                <w:noProof/>
+                <w:webHidden/>
+              </w:rPr>
+              <w:fldChar w:fldCharType="separate"/>
+            </w:r>
+            <w:r>
+              <w:rPr>
+                <w:noProof/>
+                <w:webHidden/>
+              </w:rPr>
+              <w:t>8</w:t>
+            </w:r>
+            <w:r>
+              <w:rPr>
+                <w:noProof/>
+                <w:webHidden/>
+              </w:rPr>
+              <w:fldChar w:fldCharType="end"/>
+            </w:r>
+          </w:hyperlink>
+        </w:p>
+        <w:p>
+          <w:pPr>
+            <w:pStyle w:val="TM3"/>
+            <w:tabs>
+              <w:tab w:val="right" w:leader="dot" w:pos="9062"/>
+            </w:tabs>
+            <w:rPr>
+              <w:rFonts w:eastAsiaTheme="minorEastAsia"/>
+              <w:noProof/>
+              <w:lang w:eastAsia="fr-CH"/>
+            </w:rPr>
+          </w:pPr>
+          <w:hyperlink w:anchor="_Toc242090669" w:history="1">
+            <w:r>
+              <w:rPr>
+                <w:rStyle w:val="Lienhypertexte"/>
+                <w:noProof/>
+              </w:rPr>
+              <w:t>EnterVehicle</w:t>
+            </w:r>
+            <w:r>
+              <w:rPr>
+                <w:noProof/>
+                <w:webHidden/>
+              </w:rPr>
+              <w:tab/>
+            </w:r>
+            <w:r>
+              <w:rPr>
+                <w:noProof/>
+                <w:webHidden/>
+              </w:rPr>
+              <w:fldChar w:fldCharType="begin"/>
+            </w:r>
+            <w:r>
+              <w:rPr>
+                <w:noProof/>
+                <w:webHidden/>
+              </w:rPr>
+              <w:instrText xml:space="preserve"> PAGEREF _Toc242090669 \h </w:instrText>
+            </w:r>
+            <w:r>
+              <w:rPr>
+                <w:noProof/>
+                <w:webHidden/>
+              </w:rPr>
+            </w:r>
+            <w:r>
+              <w:rPr>
+                <w:noProof/>
+                <w:webHidden/>
+              </w:rPr>
+              <w:fldChar w:fldCharType="separate"/>
+            </w:r>
+            <w:r>
+              <w:rPr>
+                <w:noProof/>
+                <w:webHidden/>
+              </w:rPr>
+              <w:t>9</w:t>
+            </w:r>
+            <w:r>
+              <w:rPr>
+                <w:noProof/>
+                <w:webHidden/>
+              </w:rPr>
+              <w:fldChar w:fldCharType="end"/>
+            </w:r>
+          </w:hyperlink>
+        </w:p>
+        <w:p>
+          <w:pPr>
+            <w:pStyle w:val="TM3"/>
+            <w:tabs>
+              <w:tab w:val="right" w:leader="dot" w:pos="9062"/>
+            </w:tabs>
+            <w:rPr>
+              <w:rFonts w:eastAsiaTheme="minorEastAsia"/>
+              <w:noProof/>
+              <w:lang w:eastAsia="fr-CH"/>
+            </w:rPr>
+          </w:pPr>
+          <w:hyperlink w:anchor="_Toc242090670" w:history="1">
+            <w:r>
+              <w:rPr>
+                <w:rStyle w:val="Lienhypertexte"/>
+                <w:noProof/>
+              </w:rPr>
+              <w:t>SearchVehicle</w:t>
+            </w:r>
+            <w:r>
+              <w:rPr>
+                <w:noProof/>
+                <w:webHidden/>
+              </w:rPr>
+              <w:tab/>
+            </w:r>
+            <w:r>
+              <w:rPr>
+                <w:noProof/>
+                <w:webHidden/>
+              </w:rPr>
+              <w:fldChar w:fldCharType="begin"/>
+            </w:r>
+            <w:r>
+              <w:rPr>
+                <w:noProof/>
+                <w:webHidden/>
+              </w:rPr>
+              <w:instrText xml:space="preserve"> PAGEREF _Toc242090670 \h </w:instrText>
+            </w:r>
+            <w:r>
+              <w:rPr>
+                <w:noProof/>
+                <w:webHidden/>
+              </w:rPr>
+            </w:r>
+            <w:r>
+              <w:rPr>
+                <w:noProof/>
+                <w:webHidden/>
+              </w:rPr>
+              <w:fldChar w:fldCharType="separate"/>
+            </w:r>
+            <w:r>
+              <w:rPr>
+                <w:noProof/>
+                <w:webHidden/>
+              </w:rPr>
+              <w:t>10</w:t>
+            </w:r>
+            <w:r>
+              <w:rPr>
+                <w:noProof/>
+                <w:webHidden/>
+              </w:rPr>
+              <w:fldChar w:fldCharType="end"/>
+            </w:r>
+          </w:hyperlink>
+        </w:p>
+        <w:p>
+          <w:pPr>
+            <w:pStyle w:val="TM3"/>
+            <w:tabs>
+              <w:tab w:val="right" w:leader="dot" w:pos="9062"/>
+            </w:tabs>
+            <w:rPr>
+              <w:rFonts w:eastAsiaTheme="minorEastAsia"/>
+              <w:noProof/>
+              <w:lang w:eastAsia="fr-CH"/>
+            </w:rPr>
+          </w:pPr>
+          <w:hyperlink w:anchor="_Toc242090671" w:history="1">
+            <w:r>
+              <w:rPr>
+                <w:rStyle w:val="Lienhypertexte"/>
+                <w:noProof/>
+              </w:rPr>
+              <w:t>CallFindVehicle</w:t>
+            </w:r>
+            <w:r>
+              <w:rPr>
+                <w:noProof/>
+                <w:webHidden/>
+              </w:rPr>
+              <w:tab/>
+            </w:r>
+            <w:r>
+              <w:rPr>
+                <w:noProof/>
+                <w:webHidden/>
+              </w:rPr>
+              <w:fldChar w:fldCharType="begin"/>
+            </w:r>
+            <w:r>
+              <w:rPr>
+                <w:noProof/>
+                <w:webHidden/>
+              </w:rPr>
+              <w:instrText xml:space="preserve"> PAGEREF _Toc242090671 \h </w:instrText>
+            </w:r>
+            <w:r>
+              <w:rPr>
+                <w:noProof/>
+                <w:webHidden/>
+              </w:rPr>
+            </w:r>
+            <w:r>
+              <w:rPr>
+                <w:noProof/>
+                <w:webHidden/>
+              </w:rPr>
+              <w:fldChar w:fldCharType="separate"/>
+            </w:r>
+            <w:r>
+              <w:rPr>
+                <w:noProof/>
+                <w:webHidden/>
+              </w:rPr>
+              <w:t>11</w:t>
+            </w:r>
+            <w:r>
+              <w:rPr>
+                <w:noProof/>
+                <w:webHidden/>
+              </w:rPr>
+              <w:fldChar w:fldCharType="end"/>
+            </w:r>
+          </w:hyperlink>
+        </w:p>
+        <w:p>
+          <w:pPr>
+            <w:pStyle w:val="TM2"/>
+            <w:tabs>
+              <w:tab w:val="right" w:leader="dot" w:pos="9062"/>
+            </w:tabs>
+            <w:rPr>
+              <w:rFonts w:eastAsiaTheme="minorEastAsia"/>
+              <w:noProof/>
+              <w:lang w:eastAsia="fr-CH"/>
+            </w:rPr>
+          </w:pPr>
+          <w:hyperlink w:anchor="_Toc242090672" w:history="1">
+            <w:r>
+              <w:rPr>
+                <w:rStyle w:val="Lienhypertexte"/>
+                <w:noProof/>
+              </w:rPr>
+              <w:t>Parking.cs</w:t>
+            </w:r>
+            <w:r>
+              <w:rPr>
+                <w:noProof/>
+                <w:webHidden/>
+              </w:rPr>
+              <w:tab/>
+            </w:r>
+            <w:r>
+              <w:rPr>
+                <w:noProof/>
+                <w:webHidden/>
+              </w:rPr>
+              <w:fldChar w:fldCharType="begin"/>
+            </w:r>
+            <w:r>
+              <w:rPr>
+                <w:noProof/>
+                <w:webHidden/>
+              </w:rPr>
+              <w:instrText xml:space="preserve"> PAGEREF _Toc242090672 \h </w:instrText>
+            </w:r>
+            <w:r>
+              <w:rPr>
+                <w:noProof/>
+                <w:webHidden/>
+              </w:rPr>
+            </w:r>
+            <w:r>
+              <w:rPr>
+                <w:noProof/>
+                <w:webHidden/>
+              </w:rPr>
+              <w:fldChar w:fldCharType="separate"/>
+            </w:r>
+            <w:r>
+              <w:rPr>
+                <w:noProof/>
+                <w:webHidden/>
+              </w:rPr>
+              <w:t>12</w:t>
+            </w:r>
+            <w:r>
+              <w:rPr>
+                <w:noProof/>
+                <w:webHidden/>
+              </w:rPr>
+              <w:fldChar w:fldCharType="end"/>
+            </w:r>
+          </w:hyperlink>
+        </w:p>
+        <w:p>
+          <w:pPr>
+            <w:pStyle w:val="TM3"/>
+            <w:tabs>
+              <w:tab w:val="right" w:leader="dot" w:pos="9062"/>
+            </w:tabs>
+            <w:rPr>
+              <w:rFonts w:eastAsiaTheme="minorEastAsia"/>
+              <w:noProof/>
+              <w:lang w:eastAsia="fr-CH"/>
+            </w:rPr>
+          </w:pPr>
+          <w:hyperlink w:anchor="_Toc242090673" w:history="1">
+            <w:r>
+              <w:rPr>
+                <w:rStyle w:val="Lienhypertexte"/>
+                <w:noProof/>
+              </w:rPr>
+              <w:t>Display</w:t>
+            </w:r>
+            <w:r>
+              <w:rPr>
+                <w:noProof/>
+                <w:webHidden/>
+              </w:rPr>
+              <w:tab/>
+            </w:r>
+            <w:r>
+              <w:rPr>
+                <w:noProof/>
+                <w:webHidden/>
+              </w:rPr>
+              <w:fldChar w:fldCharType="begin"/>
+            </w:r>
+            <w:r>
+              <w:rPr>
+                <w:noProof/>
+                <w:webHidden/>
+              </w:rPr>
+              <w:instrText xml:space="preserve"> PAGEREF _Toc242090673 \h </w:instrText>
+            </w:r>
+            <w:r>
+              <w:rPr>
+                <w:noProof/>
+                <w:webHidden/>
+              </w:rPr>
+            </w:r>
+            <w:r>
+              <w:rPr>
+                <w:noProof/>
+                <w:webHidden/>
+              </w:rPr>
+              <w:fldChar w:fldCharType="separate"/>
+            </w:r>
+            <w:r>
+              <w:rPr>
+                <w:noProof/>
+                <w:webHidden/>
+              </w:rPr>
+              <w:t>12</w:t>
+            </w:r>
+            <w:r>
+              <w:rPr>
+                <w:noProof/>
+                <w:webHidden/>
+              </w:rPr>
+              <w:fldChar w:fldCharType="end"/>
+            </w:r>
+          </w:hyperlink>
+        </w:p>
+        <w:p>
+          <w:pPr>
+            <w:pStyle w:val="TM3"/>
+            <w:tabs>
+              <w:tab w:val="right" w:leader="dot" w:pos="9062"/>
+            </w:tabs>
+            <w:rPr>
+              <w:rFonts w:eastAsiaTheme="minorEastAsia"/>
+              <w:noProof/>
+              <w:lang w:eastAsia="fr-CH"/>
+            </w:rPr>
+          </w:pPr>
+          <w:hyperlink w:anchor="_Toc242090674" w:history="1">
+            <w:r>
+              <w:rPr>
+                <w:rStyle w:val="Lienhypertexte"/>
+                <w:noProof/>
+              </w:rPr>
+              <w:t>CheckParkingSpot</w:t>
+            </w:r>
+            <w:r>
+              <w:rPr>
+                <w:noProof/>
+                <w:webHidden/>
+              </w:rPr>
+              <w:tab/>
+            </w:r>
+            <w:r>
+              <w:rPr>
+                <w:noProof/>
+                <w:webHidden/>
+              </w:rPr>
+              <w:fldChar w:fldCharType="begin"/>
+            </w:r>
+            <w:r>
+              <w:rPr>
+                <w:noProof/>
+                <w:webHidden/>
+              </w:rPr>
+              <w:instrText xml:space="preserve"> PAGEREF _Toc242090674 \h </w:instrText>
+            </w:r>
+            <w:r>
+              <w:rPr>
+                <w:noProof/>
+                <w:webHidden/>
+              </w:rPr>
+            </w:r>
+            <w:r>
+              <w:rPr>
+                <w:noProof/>
+                <w:webHidden/>
+              </w:rPr>
+              <w:fldChar w:fldCharType="separate"/>
+            </w:r>
+            <w:r>
+              <w:rPr>
+                <w:noProof/>
+                <w:webHidden/>
+              </w:rPr>
+              <w:t>13</w:t>
+            </w:r>
+            <w:r>
+              <w:rPr>
+                <w:noProof/>
+                <w:webHidden/>
+              </w:rPr>
+              <w:fldChar w:fldCharType="end"/>
+            </w:r>
+          </w:hyperlink>
+        </w:p>
+        <w:p>
+          <w:pPr>
+            <w:pStyle w:val="TM3"/>
+            <w:tabs>
+              <w:tab w:val="right" w:leader="dot" w:pos="9062"/>
+            </w:tabs>
+            <w:rPr>
+              <w:rFonts w:eastAsiaTheme="minorEastAsia"/>
+              <w:noProof/>
+              <w:lang w:eastAsia="fr-CH"/>
+            </w:rPr>
+          </w:pPr>
+          <w:hyperlink w:anchor="_Toc242090675" w:history="1">
+            <w:r>
+              <w:rPr>
+                <w:rStyle w:val="Lienhypertexte"/>
+                <w:noProof/>
+              </w:rPr>
+              <w:t>AddVehicle</w:t>
+            </w:r>
+            <w:r>
+              <w:rPr>
+                <w:noProof/>
+                <w:webHidden/>
+              </w:rPr>
+              <w:tab/>
+            </w:r>
+            <w:r>
+              <w:rPr>
+                <w:noProof/>
+                <w:webHidden/>
+              </w:rPr>
+              <w:fldChar w:fldCharType="begin"/>
+            </w:r>
+            <w:r>
+              <w:rPr>
+                <w:noProof/>
+                <w:webHidden/>
+              </w:rPr>
+              <w:instrText xml:space="preserve"> PAGEREF _Toc242090675 \h </w:instrText>
+            </w:r>
+            <w:r>
+              <w:rPr>
+                <w:noProof/>
+                <w:webHidden/>
+              </w:rPr>
+            </w:r>
+            <w:r>
+              <w:rPr>
+                <w:noProof/>
+                <w:webHidden/>
+              </w:rPr>
+              <w:fldChar w:fldCharType="separate"/>
+            </w:r>
+            <w:r>
+              <w:rPr>
+                <w:noProof/>
+                <w:webHidden/>
+              </w:rPr>
+              <w:t>14</w:t>
+            </w:r>
+            <w:r>
+              <w:rPr>
+                <w:noProof/>
+                <w:webHidden/>
+              </w:rPr>
+              <w:fldChar w:fldCharType="end"/>
+            </w:r>
+          </w:hyperlink>
+        </w:p>
+        <w:p>
+          <w:pPr>
+            <w:pStyle w:val="TM3"/>
+            <w:tabs>
+              <w:tab w:val="right" w:leader="dot" w:pos="9062"/>
+            </w:tabs>
+            <w:rPr>
+              <w:rFonts w:eastAsiaTheme="minorEastAsia"/>
+              <w:noProof/>
+              <w:lang w:eastAsia="fr-CH"/>
+            </w:rPr>
+          </w:pPr>
+          <w:hyperlink w:anchor="_Toc242090676" w:history="1">
+            <w:r>
+              <w:rPr>
+                <w:rStyle w:val="Lienhypertexte"/>
+                <w:noProof/>
+              </w:rPr>
+              <w:t>FindVehicule</w:t>
+            </w:r>
+            <w:r>
+              <w:rPr>
+                <w:noProof/>
+                <w:webHidden/>
+              </w:rPr>
+              <w:tab/>
+            </w:r>
+            <w:r>
+              <w:rPr>
+                <w:noProof/>
+                <w:webHidden/>
+              </w:rPr>
+              <w:fldChar w:fldCharType="begin"/>
+            </w:r>
+            <w:r>
+              <w:rPr>
+                <w:noProof/>
+                <w:webHidden/>
+              </w:rPr>
+              <w:instrText xml:space="preserve"> PAGEREF _Toc242090676 \h </w:instrText>
+            </w:r>
+            <w:r>
+              <w:rPr>
+                <w:noProof/>
+                <w:webHidden/>
+              </w:rPr>
+            </w:r>
+            <w:r>
+              <w:rPr>
+                <w:noProof/>
+                <w:webHidden/>
+              </w:rPr>
+              <w:fldChar w:fldCharType="separate"/>
+            </w:r>
+            <w:r>
+              <w:rPr>
+                <w:noProof/>
+                <w:webHidden/>
+              </w:rPr>
+              <w:t>15</w:t>
+            </w:r>
+            <w:r>
+              <w:rPr>
+                <w:noProof/>
+                <w:webHidden/>
+              </w:rPr>
+              <w:fldChar w:fldCharType="end"/>
+            </w:r>
+          </w:hyperlink>
+        </w:p>
+        <w:p>
+          <w:pPr>
+            <w:pStyle w:val="TM3"/>
+            <w:tabs>
+              <w:tab w:val="right" w:leader="dot" w:pos="9062"/>
+            </w:tabs>
+            <w:rPr>
+              <w:rFonts w:eastAsiaTheme="minorEastAsia"/>
+              <w:noProof/>
+              <w:lang w:eastAsia="fr-CH"/>
+            </w:rPr>
+          </w:pPr>
+          <w:hyperlink w:anchor="_Toc242090677" w:history="1">
+            <w:r>
+              <w:rPr>
+                <w:rStyle w:val="Lienhypertexte"/>
+                <w:noProof/>
+              </w:rPr>
+              <w:t>FindVehicleReturn</w:t>
+            </w:r>
+            <w:r>
+              <w:rPr>
+                <w:noProof/>
+                <w:webHidden/>
+              </w:rPr>
+              <w:tab/>
+            </w:r>
+            <w:r>
+              <w:rPr>
+                <w:noProof/>
+                <w:webHidden/>
+              </w:rPr>
+              <w:fldChar w:fldCharType="begin"/>
+            </w:r>
+            <w:r>
+              <w:rPr>
+                <w:noProof/>
+                <w:webHidden/>
+              </w:rPr>
+              <w:instrText xml:space="preserve"> PAGEREF _Toc242090677 \h </w:instrText>
+            </w:r>
+            <w:r>
+              <w:rPr>
+                <w:noProof/>
+                <w:webHidden/>
+              </w:rPr>
+            </w:r>
+            <w:r>
+              <w:rPr>
+                <w:noProof/>
+                <w:webHidden/>
+              </w:rPr>
+              <w:fldChar w:fldCharType="separate"/>
+            </w:r>
+            <w:r>
+              <w:rPr>
+                <w:noProof/>
+                <w:webHidden/>
+              </w:rPr>
+              <w:t>16</w:t>
+            </w:r>
+            <w:r>
+              <w:rPr>
+                <w:noProof/>
+                <w:webHidden/>
+              </w:rPr>
+              <w:fldChar w:fldCharType="end"/>
+            </w:r>
+          </w:hyperlink>
+        </w:p>
+        <w:p>
+          <w:pPr>
+            <w:pStyle w:val="TM3"/>
+            <w:tabs>
+              <w:tab w:val="right" w:leader="dot" w:pos="9062"/>
+            </w:tabs>
+            <w:rPr>
+              <w:rFonts w:eastAsiaTheme="minorEastAsia"/>
+              <w:noProof/>
+              <w:lang w:eastAsia="fr-CH"/>
+            </w:rPr>
+          </w:pPr>
+          <w:hyperlink w:anchor="_Toc242090678" w:history="1">
+            <w:r>
+              <w:rPr>
+                <w:rStyle w:val="Lienhypertexte"/>
+                <w:noProof/>
+              </w:rPr>
+              <w:t>StatParking</w:t>
+            </w:r>
+            <w:r>
+              <w:rPr>
+                <w:noProof/>
+                <w:webHidden/>
+              </w:rPr>
+              <w:tab/>
+            </w:r>
+            <w:r>
+              <w:rPr>
+                <w:noProof/>
+                <w:webHidden/>
+              </w:rPr>
+              <w:fldChar w:fldCharType="begin"/>
+            </w:r>
+            <w:r>
+              <w:rPr>
+                <w:noProof/>
+                <w:webHidden/>
+              </w:rPr>
+              <w:instrText xml:space="preserve"> PAGEREF _Toc242090678 \h </w:instrText>
+            </w:r>
+            <w:r>
+              <w:rPr>
+                <w:noProof/>
+                <w:webHidden/>
+              </w:rPr>
+            </w:r>
+            <w:r>
+              <w:rPr>
+                <w:noProof/>
+                <w:webHidden/>
+              </w:rPr>
+              <w:fldChar w:fldCharType="separate"/>
+            </w:r>
+            <w:r>
+              <w:rPr>
+                <w:noProof/>
+                <w:webHidden/>
+              </w:rPr>
+              <w:t>17</w:t>
             </w:r>
             <w:r>
               <w:rPr>
@@ -279,13 +1399,13 @@
               <w:lang w:eastAsia="fr-CH"/>
             </w:rPr>
           </w:pPr>
-          <w:hyperlink w:anchor="_Toc242003355" w:history="1">
+          <w:hyperlink w:anchor="_Toc242090679" w:history="1">
             <w:r>
               <w:rPr>
                 <w:rStyle w:val="Lienhypertexte"/>
                 <w:noProof/>
               </w:rPr>
-              <w:t>Réalisation</w:t>
+              <w:t>Voiture.cs</w:t>
             </w:r>
             <w:r>
               <w:rPr>
@@ -306,7 +1426,7 @@
                 <w:noProof/>
                 <w:webHidden/>
               </w:rPr>
-              <w:instrText xml:space="preserve"> PAGEREF _Toc242003355 \h </w:instrText>
+              <w:instrText xml:space="preserve"> PAGEREF _Toc242090679 \h </w:instrText>
             </w:r>
             <w:r>
               <w:rPr>
@@ -326,7 +1446,497 @@
                 <w:noProof/>
                 <w:webHidden/>
               </w:rPr>
-              <w:t>6</w:t>
+              <w:t>18</w:t>
+            </w:r>
+            <w:r>
+              <w:rPr>
+                <w:noProof/>
+                <w:webHidden/>
+              </w:rPr>
+              <w:fldChar w:fldCharType="end"/>
+            </w:r>
+          </w:hyperlink>
+        </w:p>
+        <w:p>
+          <w:pPr>
+            <w:pStyle w:val="TM3"/>
+            <w:tabs>
+              <w:tab w:val="right" w:leader="dot" w:pos="9062"/>
+            </w:tabs>
+            <w:rPr>
+              <w:rFonts w:eastAsiaTheme="minorEastAsia"/>
+              <w:noProof/>
+              <w:lang w:eastAsia="fr-CH"/>
+            </w:rPr>
+          </w:pPr>
+          <w:hyperlink w:anchor="_Toc242090680" w:history="1">
+            <w:r>
+              <w:rPr>
+                <w:rStyle w:val="Lienhypertexte"/>
+                <w:noProof/>
+              </w:rPr>
+              <w:t>LicensingPlate</w:t>
+            </w:r>
+            <w:r>
+              <w:rPr>
+                <w:noProof/>
+                <w:webHidden/>
+              </w:rPr>
+              <w:tab/>
+            </w:r>
+            <w:r>
+              <w:rPr>
+                <w:noProof/>
+                <w:webHidden/>
+              </w:rPr>
+              <w:fldChar w:fldCharType="begin"/>
+            </w:r>
+            <w:r>
+              <w:rPr>
+                <w:noProof/>
+                <w:webHidden/>
+              </w:rPr>
+              <w:instrText xml:space="preserve"> PAGEREF _Toc242090680 \h </w:instrText>
+            </w:r>
+            <w:r>
+              <w:rPr>
+                <w:noProof/>
+                <w:webHidden/>
+              </w:rPr>
+            </w:r>
+            <w:r>
+              <w:rPr>
+                <w:noProof/>
+                <w:webHidden/>
+              </w:rPr>
+              <w:fldChar w:fldCharType="separate"/>
+            </w:r>
+            <w:r>
+              <w:rPr>
+                <w:noProof/>
+                <w:webHidden/>
+              </w:rPr>
+              <w:t>18</w:t>
+            </w:r>
+            <w:r>
+              <w:rPr>
+                <w:noProof/>
+                <w:webHidden/>
+              </w:rPr>
+              <w:fldChar w:fldCharType="end"/>
+            </w:r>
+          </w:hyperlink>
+        </w:p>
+        <w:p>
+          <w:pPr>
+            <w:pStyle w:val="TM3"/>
+            <w:tabs>
+              <w:tab w:val="right" w:leader="dot" w:pos="9062"/>
+            </w:tabs>
+            <w:rPr>
+              <w:rFonts w:eastAsiaTheme="minorEastAsia"/>
+              <w:noProof/>
+              <w:lang w:eastAsia="fr-CH"/>
+            </w:rPr>
+          </w:pPr>
+          <w:hyperlink w:anchor="_Toc242090681" w:history="1">
+            <w:r>
+              <w:rPr>
+                <w:rStyle w:val="Lienhypertexte"/>
+                <w:noProof/>
+              </w:rPr>
+              <w:t>Constructeur</w:t>
+            </w:r>
+            <w:r>
+              <w:rPr>
+                <w:noProof/>
+                <w:webHidden/>
+              </w:rPr>
+              <w:tab/>
+            </w:r>
+            <w:r>
+              <w:rPr>
+                <w:noProof/>
+                <w:webHidden/>
+              </w:rPr>
+              <w:fldChar w:fldCharType="begin"/>
+            </w:r>
+            <w:r>
+              <w:rPr>
+                <w:noProof/>
+                <w:webHidden/>
+              </w:rPr>
+              <w:instrText xml:space="preserve"> PAGEREF _Toc242090681 \h </w:instrText>
+            </w:r>
+            <w:r>
+              <w:rPr>
+                <w:noProof/>
+                <w:webHidden/>
+              </w:rPr>
+            </w:r>
+            <w:r>
+              <w:rPr>
+                <w:noProof/>
+                <w:webHidden/>
+              </w:rPr>
+              <w:fldChar w:fldCharType="separate"/>
+            </w:r>
+            <w:r>
+              <w:rPr>
+                <w:noProof/>
+                <w:webHidden/>
+              </w:rPr>
+              <w:t>18</w:t>
+            </w:r>
+            <w:r>
+              <w:rPr>
+                <w:noProof/>
+                <w:webHidden/>
+              </w:rPr>
+              <w:fldChar w:fldCharType="end"/>
+            </w:r>
+          </w:hyperlink>
+        </w:p>
+        <w:p>
+          <w:pPr>
+            <w:pStyle w:val="TM1"/>
+            <w:tabs>
+              <w:tab w:val="right" w:leader="dot" w:pos="9062"/>
+            </w:tabs>
+            <w:rPr>
+              <w:rFonts w:eastAsiaTheme="minorEastAsia"/>
+              <w:noProof/>
+              <w:lang w:eastAsia="fr-CH"/>
+            </w:rPr>
+          </w:pPr>
+          <w:hyperlink w:anchor="_Toc242090682" w:history="1">
+            <w:r>
+              <w:rPr>
+                <w:rStyle w:val="Lienhypertexte"/>
+                <w:noProof/>
+              </w:rPr>
+              <w:t>Ticket.cs</w:t>
+            </w:r>
+            <w:r>
+              <w:rPr>
+                <w:noProof/>
+                <w:webHidden/>
+              </w:rPr>
+              <w:tab/>
+            </w:r>
+            <w:r>
+              <w:rPr>
+                <w:noProof/>
+                <w:webHidden/>
+              </w:rPr>
+              <w:fldChar w:fldCharType="begin"/>
+            </w:r>
+            <w:r>
+              <w:rPr>
+                <w:noProof/>
+                <w:webHidden/>
+              </w:rPr>
+              <w:instrText xml:space="preserve"> PAGEREF _Toc242090682 \h </w:instrText>
+            </w:r>
+            <w:r>
+              <w:rPr>
+                <w:noProof/>
+                <w:webHidden/>
+              </w:rPr>
+            </w:r>
+            <w:r>
+              <w:rPr>
+                <w:noProof/>
+                <w:webHidden/>
+              </w:rPr>
+              <w:fldChar w:fldCharType="separate"/>
+            </w:r>
+            <w:r>
+              <w:rPr>
+                <w:noProof/>
+                <w:webHidden/>
+              </w:rPr>
+              <w:t>19</w:t>
+            </w:r>
+            <w:r>
+              <w:rPr>
+                <w:noProof/>
+                <w:webHidden/>
+              </w:rPr>
+              <w:fldChar w:fldCharType="end"/>
+            </w:r>
+          </w:hyperlink>
+        </w:p>
+        <w:p>
+          <w:pPr>
+            <w:pStyle w:val="TM3"/>
+            <w:tabs>
+              <w:tab w:val="right" w:leader="dot" w:pos="9062"/>
+            </w:tabs>
+            <w:rPr>
+              <w:rFonts w:eastAsiaTheme="minorEastAsia"/>
+              <w:noProof/>
+              <w:lang w:eastAsia="fr-CH"/>
+            </w:rPr>
+          </w:pPr>
+          <w:hyperlink w:anchor="_Toc242090683" w:history="1">
+            <w:r>
+              <w:rPr>
+                <w:rStyle w:val="Lienhypertexte"/>
+                <w:noProof/>
+              </w:rPr>
+              <w:t>Constructeur</w:t>
+            </w:r>
+            <w:r>
+              <w:rPr>
+                <w:noProof/>
+                <w:webHidden/>
+              </w:rPr>
+              <w:tab/>
+            </w:r>
+            <w:r>
+              <w:rPr>
+                <w:noProof/>
+                <w:webHidden/>
+              </w:rPr>
+              <w:fldChar w:fldCharType="begin"/>
+            </w:r>
+            <w:r>
+              <w:rPr>
+                <w:noProof/>
+                <w:webHidden/>
+              </w:rPr>
+              <w:instrText xml:space="preserve"> PAGEREF _Toc242090683 \h </w:instrText>
+            </w:r>
+            <w:r>
+              <w:rPr>
+                <w:noProof/>
+                <w:webHidden/>
+              </w:rPr>
+            </w:r>
+            <w:r>
+              <w:rPr>
+                <w:noProof/>
+                <w:webHidden/>
+              </w:rPr>
+              <w:fldChar w:fldCharType="separate"/>
+            </w:r>
+            <w:r>
+              <w:rPr>
+                <w:noProof/>
+                <w:webHidden/>
+              </w:rPr>
+              <w:t>19</w:t>
+            </w:r>
+            <w:r>
+              <w:rPr>
+                <w:noProof/>
+                <w:webHidden/>
+              </w:rPr>
+              <w:fldChar w:fldCharType="end"/>
+            </w:r>
+          </w:hyperlink>
+        </w:p>
+        <w:p>
+          <w:pPr>
+            <w:pStyle w:val="TM3"/>
+            <w:tabs>
+              <w:tab w:val="right" w:leader="dot" w:pos="9062"/>
+            </w:tabs>
+            <w:rPr>
+              <w:rFonts w:eastAsiaTheme="minorEastAsia"/>
+              <w:noProof/>
+              <w:lang w:eastAsia="fr-CH"/>
+            </w:rPr>
+          </w:pPr>
+          <w:hyperlink w:anchor="_Toc242090684" w:history="1">
+            <w:r>
+              <w:rPr>
+                <w:rStyle w:val="Lienhypertexte"/>
+                <w:noProof/>
+              </w:rPr>
+              <w:t>Calc</w:t>
+            </w:r>
+            <w:r>
+              <w:rPr>
+                <w:noProof/>
+                <w:webHidden/>
+              </w:rPr>
+              <w:tab/>
+            </w:r>
+            <w:r>
+              <w:rPr>
+                <w:noProof/>
+                <w:webHidden/>
+              </w:rPr>
+              <w:fldChar w:fldCharType="begin"/>
+            </w:r>
+            <w:r>
+              <w:rPr>
+                <w:noProof/>
+                <w:webHidden/>
+              </w:rPr>
+              <w:instrText xml:space="preserve"> PAGEREF _Toc242090684 \h </w:instrText>
+            </w:r>
+            <w:r>
+              <w:rPr>
+                <w:noProof/>
+                <w:webHidden/>
+              </w:rPr>
+            </w:r>
+            <w:r>
+              <w:rPr>
+                <w:noProof/>
+                <w:webHidden/>
+              </w:rPr>
+              <w:fldChar w:fldCharType="separate"/>
+            </w:r>
+            <w:r>
+              <w:rPr>
+                <w:noProof/>
+                <w:webHidden/>
+              </w:rPr>
+              <w:t>19</w:t>
+            </w:r>
+            <w:r>
+              <w:rPr>
+                <w:noProof/>
+                <w:webHidden/>
+              </w:rPr>
+              <w:fldChar w:fldCharType="end"/>
+            </w:r>
+          </w:hyperlink>
+        </w:p>
+        <w:p>
+          <w:pPr>
+            <w:pStyle w:val="TM3"/>
+            <w:tabs>
+              <w:tab w:val="right" w:leader="dot" w:pos="9062"/>
+            </w:tabs>
+            <w:rPr>
+              <w:rFonts w:eastAsiaTheme="minorEastAsia"/>
+              <w:noProof/>
+              <w:lang w:eastAsia="fr-CH"/>
+            </w:rPr>
+          </w:pPr>
+          <w:hyperlink w:anchor="_Toc242090685" w:history="1">
+            <w:r>
+              <w:rPr>
+                <w:rStyle w:val="Lienhypertexte"/>
+                <w:noProof/>
+              </w:rPr>
+              <w:t>GetCurrentParkedTime</w:t>
+            </w:r>
+            <w:r>
+              <w:rPr>
+                <w:noProof/>
+                <w:webHidden/>
+              </w:rPr>
+              <w:tab/>
+            </w:r>
+            <w:r>
+              <w:rPr>
+                <w:noProof/>
+                <w:webHidden/>
+              </w:rPr>
+              <w:fldChar w:fldCharType="begin"/>
+            </w:r>
+            <w:r>
+              <w:rPr>
+                <w:noProof/>
+                <w:webHidden/>
+              </w:rPr>
+              <w:instrText xml:space="preserve"> PAGEREF _Toc242090685 \h </w:instrText>
+            </w:r>
+            <w:r>
+              <w:rPr>
+                <w:noProof/>
+                <w:webHidden/>
+              </w:rPr>
+            </w:r>
+            <w:r>
+              <w:rPr>
+                <w:noProof/>
+                <w:webHidden/>
+              </w:rPr>
+              <w:fldChar w:fldCharType="separate"/>
+            </w:r>
+            <w:r>
+              <w:rPr>
+                <w:noProof/>
+                <w:webHidden/>
+              </w:rPr>
+              <w:t>19</w:t>
+            </w:r>
+            <w:r>
+              <w:rPr>
+                <w:noProof/>
+                <w:webHidden/>
+              </w:rPr>
+              <w:fldChar w:fldCharType="end"/>
+            </w:r>
+          </w:hyperlink>
+        </w:p>
+        <w:p>
+          <w:pPr>
+            <w:pStyle w:val="TM1"/>
+            <w:tabs>
+              <w:tab w:val="right" w:leader="dot" w:pos="9062"/>
+            </w:tabs>
+            <w:rPr>
+              <w:rFonts w:eastAsiaTheme="minorEastAsia"/>
+              <w:noProof/>
+              <w:lang w:eastAsia="fr-CH"/>
+            </w:rPr>
+          </w:pPr>
+          <w:hyperlink w:anchor="_Toc242090686" w:history="1">
+            <w:r>
+              <w:rPr>
+                <w:rStyle w:val="Lienhypertexte"/>
+                <w:noProof/>
+              </w:rPr>
+              <w:t>Tests</w:t>
+            </w:r>
+            <w:r>
+              <w:rPr>
+                <w:noProof/>
+                <w:webHidden/>
+              </w:rPr>
+              <w:tab/>
+            </w:r>
+            <w:r>
+              <w:rPr>
+                <w:noProof/>
+                <w:webHidden/>
+              </w:rPr>
+              <w:fldChar w:fldCharType="begin"/>
+            </w:r>
+            <w:r>
+              <w:rPr>
+                <w:noProof/>
+                <w:webHidden/>
+              </w:rPr>
+              <w:instrText xml:space="preserve"> PAGEREF _Toc242090686 \h </w:instrText>
+            </w:r>
+            <w:r>
+              <w:rPr>
+                <w:noProof/>
+                <w:webHidden/>
+              </w:rPr>
+            </w:r>
+            <w:r>
+              <w:rPr>
+                <w:noProof/>
+                <w:webHidden/>
+              </w:rPr>
+              <w:fldChar w:fldCharType="separate"/>
+            </w:r>
+            <w:r>
+              <w:rPr>
+                <w:noProof/>
+                <w:webHidden/>
+              </w:rPr>
+              <w:t>20</w:t>
             </w:r>
             <w:r>
               <w:rPr>
@@ -349,13 +1959,27 @@
               <w:lang w:eastAsia="fr-CH"/>
             </w:rPr>
           </w:pPr>
-          <w:hyperlink w:anchor="_Toc242003356" w:history="1">
+          <w:hyperlink w:anchor="_Toc242090687" w:history="1">
             <w:r>
               <w:rPr>
                 <w:rStyle w:val="Lienhypertexte"/>
                 <w:noProof/>
               </w:rPr>
-              <w:t>Program.cs</w:t>
+              <w:t>CheckParkingSp</w:t>
+            </w:r>
+            <w:r>
+              <w:rPr>
+                <w:rStyle w:val="Lienhypertexte"/>
+                <w:noProof/>
+              </w:rPr>
+              <w:t>o</w:t>
+            </w:r>
+            <w:r>
+              <w:rPr>
+                <w:rStyle w:val="Lienhypertexte"/>
+                <w:noProof/>
+              </w:rPr>
+              <w:t>t_IsFree_Result_X</w:t>
             </w:r>
             <w:r>
               <w:rPr>
@@ -376,7 +2000,7 @@
                 <w:noProof/>
                 <w:webHidden/>
               </w:rPr>
-              <w:instrText xml:space="preserve"> PAGEREF _Toc242003356 \h </w:instrText>
+              <w:instrText xml:space="preserve"> PAGEREF _Toc242090687 \h </w:instrText>
             </w:r>
             <w:r>
               <w:rPr>
@@ -396,7 +2020,77 @@
                 <w:noProof/>
                 <w:webHidden/>
               </w:rPr>
-              <w:t>6</w:t>
+              <w:t>20</w:t>
+            </w:r>
+            <w:r>
+              <w:rPr>
+                <w:noProof/>
+                <w:webHidden/>
+              </w:rPr>
+              <w:fldChar w:fldCharType="end"/>
+            </w:r>
+          </w:hyperlink>
+        </w:p>
+        <w:p>
+          <w:pPr>
+            <w:pStyle w:val="TM1"/>
+            <w:tabs>
+              <w:tab w:val="right" w:leader="dot" w:pos="9062"/>
+            </w:tabs>
+            <w:rPr>
+              <w:rFonts w:eastAsiaTheme="minorEastAsia"/>
+              <w:noProof/>
+              <w:lang w:eastAsia="fr-CH"/>
+            </w:rPr>
+          </w:pPr>
+          <w:hyperlink w:anchor="_Toc242090688" w:history="1">
+            <w:r>
+              <w:rPr>
+                <w:rStyle w:val="Lienhypertexte"/>
+                <w:noProof/>
+              </w:rPr>
+              <w:t>Conclusion</w:t>
+            </w:r>
+            <w:r>
+              <w:rPr>
+                <w:noProof/>
+                <w:webHidden/>
+              </w:rPr>
+              <w:tab/>
+            </w:r>
+            <w:r>
+              <w:rPr>
+                <w:noProof/>
+                <w:webHidden/>
+              </w:rPr>
+              <w:fldChar w:fldCharType="begin"/>
+            </w:r>
+            <w:r>
+              <w:rPr>
+                <w:noProof/>
+                <w:webHidden/>
+              </w:rPr>
+              <w:instrText xml:space="preserve"> PAGEREF _Toc242090688 \h </w:instrText>
+            </w:r>
+            <w:r>
+              <w:rPr>
+                <w:noProof/>
+                <w:webHidden/>
+              </w:rPr>
+            </w:r>
+            <w:r>
+              <w:rPr>
+                <w:noProof/>
+                <w:webHidden/>
+              </w:rPr>
+              <w:fldChar w:fldCharType="separate"/>
+            </w:r>
+            <w:r>
+              <w:rPr>
+                <w:noProof/>
+                <w:webHidden/>
+              </w:rPr>
+              <w:t>21</w:t>
             </w:r>
             <w:r>
               <w:rPr>
@@ -419,13 +2113,13 @@
               <w:lang w:eastAsia="fr-CH"/>
             </w:rPr>
           </w:pPr>
-          <w:hyperlink w:anchor="_Toc242003357" w:history="1">
+          <w:hyperlink w:anchor="_Toc242090689" w:history="1">
             <w:r>
               <w:rPr>
                 <w:rStyle w:val="Lienhypertexte"/>
                 <w:noProof/>
               </w:rPr>
-              <w:t>PlayGame.cs</w:t>
+              <w:t>Bilan personnel</w:t>
             </w:r>
             <w:r>
               <w:rPr>
@@ -446,7 +2140,7 @@
                 <w:noProof/>
                 <w:webHidden/>
               </w:rPr>
-              <w:instrText xml:space="preserve"> PAGEREF _Toc242003357 \h </w:instrText>
+              <w:instrText xml:space="preserve"> PAGEREF _Toc242090689 \h </w:instrText>
             </w:r>
             <w:r>
               <w:rPr>
@@ -466,77 +2160,7 @@
                 <w:noProof/>
                 <w:webHidden/>
               </w:rPr>
-              <w:t>7</w:t>
-            </w:r>
-            <w:r>
-              <w:rPr>
-                <w:noProof/>
-                <w:webHidden/>
-              </w:rPr>
-              <w:fldChar w:fldCharType="end"/>
-            </w:r>
-          </w:hyperlink>
-        </w:p>
-        <w:p>
-          <w:pPr>
-            <w:pStyle w:val="TM3"/>
-            <w:tabs>
-              <w:tab w:val="right" w:leader="dot" w:pos="9062"/>
-            </w:tabs>
-            <w:rPr>
-              <w:rFonts w:eastAsiaTheme="minorEastAsia"/>
-              <w:noProof/>
-              <w:lang w:eastAsia="fr-CH"/>
-            </w:rPr>
-          </w:pPr>
-          <w:hyperlink w:anchor="_Toc242003358" w:history="1">
-            <w:r>
-              <w:rPr>
-                <w:rStyle w:val="Lienhypertexte"/>
-                <w:noProof/>
-              </w:rPr>
-              <w:t>StartProgram</w:t>
-            </w:r>
-            <w:r>
-              <w:rPr>
-                <w:noProof/>
-                <w:webHidden/>
-              </w:rPr>
-              <w:tab/>
-            </w:r>
-            <w:r>
-              <w:rPr>
-                <w:noProof/>
-                <w:webHidden/>
-              </w:rPr>
-              <w:fldChar w:fldCharType="begin"/>
-            </w:r>
-            <w:r>
-              <w:rPr>
-                <w:noProof/>
-                <w:webHidden/>
-              </w:rPr>
-              <w:instrText xml:space="preserve"> PAGEREF _Toc242003358 \h </w:instrText>
-            </w:r>
-            <w:r>
-              <w:rPr>
-                <w:noProof/>
-                <w:webHidden/>
-              </w:rPr>
-            </w:r>
-            <w:r>
-              <w:rPr>
-                <w:noProof/>
-                <w:webHidden/>
-              </w:rPr>
-              <w:fldChar w:fldCharType="separate"/>
-            </w:r>
-            <w:r>
-              <w:rPr>
-                <w:noProof/>
-                <w:webHidden/>
-              </w:rPr>
-              <w:t>7</w:t>
+              <w:t>21</w:t>
             </w:r>
             <w:r>
               <w:rPr>
@@ -559,13 +2183,13 @@
               <w:lang w:eastAsia="fr-CH"/>
             </w:rPr>
           </w:pPr>
-          <w:hyperlink w:anchor="_Toc242003359" w:history="1">
+          <w:hyperlink w:anchor="_Toc242090690" w:history="1">
             <w:r>
               <w:rPr>
                 <w:rStyle w:val="Lienhypertexte"/>
                 <w:noProof/>
               </w:rPr>
-              <w:t>Menu.cs</w:t>
+              <w:t>Bilan des fonctionnalités</w:t>
             </w:r>
             <w:r>
               <w:rPr>
@@ -586,7 +2210,7 @@
                 <w:noProof/>
                 <w:webHidden/>
               </w:rPr>
-              <w:instrText xml:space="preserve"> PAGEREF _Toc242003359 \h </w:instrText>
+              <w:instrText xml:space="preserve"> PAGEREF _Toc242090690 \h </w:instrText>
             </w:r>
             <w:r>
               <w:rPr>
@@ -606,1617 +2230,7 @@
                 <w:noProof/>
                 <w:webHidden/>
               </w:rPr>
-              <w:t>8</w:t>
-            </w:r>
-            <w:r>
-              <w:rPr>
-                <w:noProof/>
-                <w:webHidden/>
-              </w:rPr>
-              <w:fldChar w:fldCharType="end"/>
-            </w:r>
-          </w:hyperlink>
-        </w:p>
-        <w:p>
-          <w:pPr>
-            <w:pStyle w:val="TM3"/>
-            <w:tabs>
-              <w:tab w:val="right" w:leader="dot" w:pos="9062"/>
-            </w:tabs>
-            <w:rPr>
-              <w:rFonts w:eastAsiaTheme="minorEastAsia"/>
-              <w:noProof/>
-              <w:lang w:eastAsia="fr-CH"/>
-            </w:rPr>
-          </w:pPr>
-          <w:hyperlink w:anchor="_Toc242003360" w:history="1">
-            <w:r>
-              <w:rPr>
-                <w:rStyle w:val="Lienhypertexte"/>
-                <w:noProof/>
-              </w:rPr>
-              <w:t>DisplayMenu</w:t>
-            </w:r>
-            <w:r>
-              <w:rPr>
-                <w:noProof/>
-                <w:webHidden/>
-              </w:rPr>
-              <w:tab/>
-            </w:r>
-            <w:r>
-              <w:rPr>
-                <w:noProof/>
-                <w:webHidden/>
-              </w:rPr>
-              <w:fldChar w:fldCharType="begin"/>
-            </w:r>
-            <w:r>
-              <w:rPr>
-                <w:noProof/>
-                <w:webHidden/>
-              </w:rPr>
-              <w:instrText xml:space="preserve"> PAGEREF _Toc242003360 \h </w:instrText>
-            </w:r>
-            <w:r>
-              <w:rPr>
-                <w:noProof/>
-                <w:webHidden/>
-              </w:rPr>
-            </w:r>
-            <w:r>
-              <w:rPr>
-                <w:noProof/>
-                <w:webHidden/>
-              </w:rPr>
-              <w:fldChar w:fldCharType="separate"/>
-            </w:r>
-            <w:r>
-              <w:rPr>
-                <w:noProof/>
-                <w:webHidden/>
-              </w:rPr>
-              <w:t>8</w:t>
-            </w:r>
-            <w:r>
-              <w:rPr>
-                <w:noProof/>
-                <w:webHidden/>
-              </w:rPr>
-              <w:fldChar w:fldCharType="end"/>
-            </w:r>
-          </w:hyperlink>
-        </w:p>
-        <w:p>
-          <w:pPr>
-            <w:pStyle w:val="TM3"/>
-            <w:tabs>
-              <w:tab w:val="right" w:leader="dot" w:pos="9062"/>
-            </w:tabs>
-            <w:rPr>
-              <w:rFonts w:eastAsiaTheme="minorEastAsia"/>
-              <w:noProof/>
-              <w:lang w:eastAsia="fr-CH"/>
-            </w:rPr>
-          </w:pPr>
-          <w:hyperlink w:anchor="_Toc242003361" w:history="1">
-            <w:r>
-              <w:rPr>
-                <w:rStyle w:val="Lienhypertexte"/>
-                <w:noProof/>
-              </w:rPr>
-              <w:t>UserInputHandler</w:t>
-            </w:r>
-            <w:r>
-              <w:rPr>
-                <w:noProof/>
-                <w:webHidden/>
-              </w:rPr>
-              <w:tab/>
-            </w:r>
-            <w:r>
-              <w:rPr>
-                <w:noProof/>
-                <w:webHidden/>
-              </w:rPr>
-              <w:fldChar w:fldCharType="begin"/>
-            </w:r>
-            <w:r>
-              <w:rPr>
-                <w:noProof/>
-                <w:webHidden/>
-              </w:rPr>
-              <w:instrText xml:space="preserve"> PAGEREF _Toc242003361 \h </w:instrText>
-            </w:r>
-            <w:r>
-              <w:rPr>
-                <w:noProof/>
-                <w:webHidden/>
-              </w:rPr>
-            </w:r>
-            <w:r>
-              <w:rPr>
-                <w:noProof/>
-                <w:webHidden/>
-              </w:rPr>
-              <w:fldChar w:fldCharType="separate"/>
-            </w:r>
-            <w:r>
-              <w:rPr>
-                <w:noProof/>
-                <w:webHidden/>
-              </w:rPr>
-              <w:t>9</w:t>
-            </w:r>
-            <w:r>
-              <w:rPr>
-                <w:noProof/>
-                <w:webHidden/>
-              </w:rPr>
-              <w:fldChar w:fldCharType="end"/>
-            </w:r>
-          </w:hyperlink>
-        </w:p>
-        <w:p>
-          <w:pPr>
-            <w:pStyle w:val="TM3"/>
-            <w:tabs>
-              <w:tab w:val="right" w:leader="dot" w:pos="9062"/>
-            </w:tabs>
-            <w:rPr>
-              <w:rFonts w:eastAsiaTheme="minorEastAsia"/>
-              <w:noProof/>
-              <w:lang w:eastAsia="fr-CH"/>
-            </w:rPr>
-          </w:pPr>
-          <w:hyperlink w:anchor="_Toc242003362" w:history="1">
-            <w:r>
-              <w:rPr>
-                <w:rStyle w:val="Lienhypertexte"/>
-                <w:noProof/>
-              </w:rPr>
-              <w:t>EnterVehicle</w:t>
-            </w:r>
-            <w:r>
-              <w:rPr>
-                <w:noProof/>
-                <w:webHidden/>
-              </w:rPr>
-              <w:tab/>
-            </w:r>
-            <w:r>
-              <w:rPr>
-                <w:noProof/>
-                <w:webHidden/>
-              </w:rPr>
-              <w:fldChar w:fldCharType="begin"/>
-            </w:r>
-            <w:r>
-              <w:rPr>
-                <w:noProof/>
-                <w:webHidden/>
-              </w:rPr>
-              <w:instrText xml:space="preserve"> PAGEREF _Toc242003362 \h </w:instrText>
-            </w:r>
-            <w:r>
-              <w:rPr>
-                <w:noProof/>
-                <w:webHidden/>
-              </w:rPr>
-            </w:r>
-            <w:r>
-              <w:rPr>
-                <w:noProof/>
-                <w:webHidden/>
-              </w:rPr>
-              <w:fldChar w:fldCharType="separate"/>
-            </w:r>
-            <w:r>
-              <w:rPr>
-                <w:noProof/>
-                <w:webHidden/>
-              </w:rPr>
-              <w:t>10</w:t>
-            </w:r>
-            <w:r>
-              <w:rPr>
-                <w:noProof/>
-                <w:webHidden/>
-              </w:rPr>
-              <w:fldChar w:fldCharType="end"/>
-            </w:r>
-          </w:hyperlink>
-        </w:p>
-        <w:p>
-          <w:pPr>
-            <w:pStyle w:val="TM3"/>
-            <w:tabs>
-              <w:tab w:val="right" w:leader="dot" w:pos="9062"/>
-            </w:tabs>
-            <w:rPr>
-              <w:rFonts w:eastAsiaTheme="minorEastAsia"/>
-              <w:noProof/>
-              <w:lang w:eastAsia="fr-CH"/>
-            </w:rPr>
-          </w:pPr>
-          <w:hyperlink w:anchor="_Toc242003363" w:history="1">
-            <w:r>
-              <w:rPr>
-                <w:rStyle w:val="Lienhypertexte"/>
-                <w:noProof/>
-              </w:rPr>
-              <w:t>SearchVehicle</w:t>
-            </w:r>
-            <w:r>
-              <w:rPr>
-                <w:noProof/>
-                <w:webHidden/>
-              </w:rPr>
-              <w:tab/>
-            </w:r>
-            <w:r>
-              <w:rPr>
-                <w:noProof/>
-                <w:webHidden/>
-              </w:rPr>
-              <w:fldChar w:fldCharType="begin"/>
-            </w:r>
-            <w:r>
-              <w:rPr>
-                <w:noProof/>
-                <w:webHidden/>
-              </w:rPr>
-              <w:instrText xml:space="preserve"> PAGEREF _Toc242003363 \h </w:instrText>
-            </w:r>
-            <w:r>
-              <w:rPr>
-                <w:noProof/>
-                <w:webHidden/>
-              </w:rPr>
-            </w:r>
-            <w:r>
-              <w:rPr>
-                <w:noProof/>
-                <w:webHidden/>
-              </w:rPr>
-              <w:fldChar w:fldCharType="separate"/>
-            </w:r>
-            <w:r>
-              <w:rPr>
-                <w:noProof/>
-                <w:webHidden/>
-              </w:rPr>
-              <w:t>11</w:t>
-            </w:r>
-            <w:r>
-              <w:rPr>
-                <w:noProof/>
-                <w:webHidden/>
-              </w:rPr>
-              <w:fldChar w:fldCharType="end"/>
-            </w:r>
-          </w:hyperlink>
-        </w:p>
-        <w:p>
-          <w:pPr>
-            <w:pStyle w:val="TM3"/>
-            <w:tabs>
-              <w:tab w:val="right" w:leader="dot" w:pos="9062"/>
-            </w:tabs>
-            <w:rPr>
-              <w:rFonts w:eastAsiaTheme="minorEastAsia"/>
-              <w:noProof/>
-              <w:lang w:eastAsia="fr-CH"/>
-            </w:rPr>
-          </w:pPr>
-          <w:hyperlink w:anchor="_Toc242003364" w:history="1">
-            <w:r>
-              <w:rPr>
-                <w:rStyle w:val="Lienhypertexte"/>
-                <w:noProof/>
-              </w:rPr>
-              <w:t>CallFindVehicle</w:t>
-            </w:r>
-            <w:r>
-              <w:rPr>
-                <w:noProof/>
-                <w:webHidden/>
-              </w:rPr>
-              <w:tab/>
-            </w:r>
-            <w:r>
-              <w:rPr>
-                <w:noProof/>
-                <w:webHidden/>
-              </w:rPr>
-              <w:fldChar w:fldCharType="begin"/>
-            </w:r>
-            <w:r>
-              <w:rPr>
-                <w:noProof/>
-                <w:webHidden/>
-              </w:rPr>
-              <w:instrText xml:space="preserve"> PAGEREF _Toc242003364 \h </w:instrText>
-            </w:r>
-            <w:r>
-              <w:rPr>
-                <w:noProof/>
-                <w:webHidden/>
-              </w:rPr>
-            </w:r>
-            <w:r>
-              <w:rPr>
-                <w:noProof/>
-                <w:webHidden/>
-              </w:rPr>
-              <w:fldChar w:fldCharType="separate"/>
-            </w:r>
-            <w:r>
-              <w:rPr>
-                <w:noProof/>
-                <w:webHidden/>
-              </w:rPr>
-              <w:t>12</w:t>
-            </w:r>
-            <w:r>
-              <w:rPr>
-                <w:noProof/>
-                <w:webHidden/>
-              </w:rPr>
-              <w:fldChar w:fldCharType="end"/>
-            </w:r>
-          </w:hyperlink>
-        </w:p>
-        <w:p>
-          <w:pPr>
-            <w:pStyle w:val="TM2"/>
-            <w:tabs>
-              <w:tab w:val="right" w:leader="dot" w:pos="9062"/>
-            </w:tabs>
-            <w:rPr>
-              <w:rFonts w:eastAsiaTheme="minorEastAsia"/>
-              <w:noProof/>
-              <w:lang w:eastAsia="fr-CH"/>
-            </w:rPr>
-          </w:pPr>
-          <w:hyperlink w:anchor="_Toc242003365" w:history="1">
-            <w:r>
-              <w:rPr>
-                <w:rStyle w:val="Lienhypertexte"/>
-                <w:noProof/>
-              </w:rPr>
-              <w:t>Parking.cs</w:t>
-            </w:r>
-            <w:r>
-              <w:rPr>
-                <w:noProof/>
-                <w:webHidden/>
-              </w:rPr>
-              <w:tab/>
-            </w:r>
-            <w:r>
-              <w:rPr>
-                <w:noProof/>
-                <w:webHidden/>
-              </w:rPr>
-              <w:fldChar w:fldCharType="begin"/>
-            </w:r>
-            <w:r>
-              <w:rPr>
-                <w:noProof/>
-                <w:webHidden/>
-              </w:rPr>
-              <w:instrText xml:space="preserve"> PAGEREF _Toc242003365 \h </w:instrText>
-            </w:r>
-            <w:r>
-              <w:rPr>
-                <w:noProof/>
-                <w:webHidden/>
-              </w:rPr>
-            </w:r>
-            <w:r>
-              <w:rPr>
-                <w:noProof/>
-                <w:webHidden/>
-              </w:rPr>
-              <w:fldChar w:fldCharType="separate"/>
-            </w:r>
-            <w:r>
-              <w:rPr>
-                <w:noProof/>
-                <w:webHidden/>
-              </w:rPr>
-              <w:t>13</w:t>
-            </w:r>
-            <w:r>
-              <w:rPr>
-                <w:noProof/>
-                <w:webHidden/>
-              </w:rPr>
-              <w:fldChar w:fldCharType="end"/>
-            </w:r>
-          </w:hyperlink>
-        </w:p>
-        <w:p>
-          <w:pPr>
-            <w:pStyle w:val="TM3"/>
-            <w:tabs>
-              <w:tab w:val="right" w:leader="dot" w:pos="9062"/>
-            </w:tabs>
-            <w:rPr>
-              <w:rFonts w:eastAsiaTheme="minorEastAsia"/>
-              <w:noProof/>
-              <w:lang w:eastAsia="fr-CH"/>
-            </w:rPr>
-          </w:pPr>
-          <w:hyperlink w:anchor="_Toc242003366" w:history="1">
-            <w:r>
-              <w:rPr>
-                <w:rStyle w:val="Lienhypertexte"/>
-                <w:noProof/>
-              </w:rPr>
-              <w:t>Display</w:t>
-            </w:r>
-            <w:r>
-              <w:rPr>
-                <w:noProof/>
-                <w:webHidden/>
-              </w:rPr>
-              <w:tab/>
-            </w:r>
-            <w:r>
-              <w:rPr>
-                <w:noProof/>
-                <w:webHidden/>
-              </w:rPr>
-              <w:fldChar w:fldCharType="begin"/>
-            </w:r>
-            <w:r>
-              <w:rPr>
-                <w:noProof/>
-                <w:webHidden/>
-              </w:rPr>
-              <w:instrText xml:space="preserve"> PAGEREF _Toc242003366 \h </w:instrText>
-            </w:r>
-            <w:r>
-              <w:rPr>
-                <w:noProof/>
-                <w:webHidden/>
-              </w:rPr>
-            </w:r>
-            <w:r>
-              <w:rPr>
-                <w:noProof/>
-                <w:webHidden/>
-              </w:rPr>
-              <w:fldChar w:fldCharType="separate"/>
-            </w:r>
-            <w:r>
-              <w:rPr>
-                <w:noProof/>
-                <w:webHidden/>
-              </w:rPr>
-              <w:t>13</w:t>
-            </w:r>
-            <w:r>
-              <w:rPr>
-                <w:noProof/>
-                <w:webHidden/>
-              </w:rPr>
-              <w:fldChar w:fldCharType="end"/>
-            </w:r>
-          </w:hyperlink>
-        </w:p>
-        <w:p>
-          <w:pPr>
-            <w:pStyle w:val="TM3"/>
-            <w:tabs>
-              <w:tab w:val="right" w:leader="dot" w:pos="9062"/>
-            </w:tabs>
-            <w:rPr>
-              <w:rFonts w:eastAsiaTheme="minorEastAsia"/>
-              <w:noProof/>
-              <w:lang w:eastAsia="fr-CH"/>
-            </w:rPr>
-          </w:pPr>
-          <w:hyperlink w:anchor="_Toc242003367" w:history="1">
-            <w:r>
-              <w:rPr>
-                <w:rStyle w:val="Lienhypertexte"/>
-                <w:noProof/>
-              </w:rPr>
-              <w:t>CheckParkingSpot</w:t>
-            </w:r>
-            <w:r>
-              <w:rPr>
-                <w:noProof/>
-                <w:webHidden/>
-              </w:rPr>
-              <w:tab/>
-            </w:r>
-            <w:r>
-              <w:rPr>
-                <w:noProof/>
-                <w:webHidden/>
-              </w:rPr>
-              <w:fldChar w:fldCharType="begin"/>
-            </w:r>
-            <w:r>
-              <w:rPr>
-                <w:noProof/>
-                <w:webHidden/>
-              </w:rPr>
-              <w:instrText xml:space="preserve"> PAGEREF _Toc242003367 \h </w:instrText>
-            </w:r>
-            <w:r>
-              <w:rPr>
-                <w:noProof/>
-                <w:webHidden/>
-              </w:rPr>
-            </w:r>
-            <w:r>
-              <w:rPr>
-                <w:noProof/>
-                <w:webHidden/>
-              </w:rPr>
-              <w:fldChar w:fldCharType="separate"/>
-            </w:r>
-            <w:r>
-              <w:rPr>
-                <w:noProof/>
-                <w:webHidden/>
-              </w:rPr>
-              <w:t>14</w:t>
-            </w:r>
-            <w:r>
-              <w:rPr>
-                <w:noProof/>
-                <w:webHidden/>
-              </w:rPr>
-              <w:fldChar w:fldCharType="end"/>
-            </w:r>
-          </w:hyperlink>
-        </w:p>
-        <w:p>
-          <w:pPr>
-            <w:pStyle w:val="TM3"/>
-            <w:tabs>
-              <w:tab w:val="right" w:leader="dot" w:pos="9062"/>
-            </w:tabs>
-            <w:rPr>
-              <w:rFonts w:eastAsiaTheme="minorEastAsia"/>
-              <w:noProof/>
-              <w:lang w:eastAsia="fr-CH"/>
-            </w:rPr>
-          </w:pPr>
-          <w:hyperlink w:anchor="_Toc242003368" w:history="1">
-            <w:r>
-              <w:rPr>
-                <w:rStyle w:val="Lienhypertexte"/>
-                <w:noProof/>
-              </w:rPr>
-              <w:t>AddVehicle</w:t>
-            </w:r>
-            <w:r>
-              <w:rPr>
-                <w:noProof/>
-                <w:webHidden/>
-              </w:rPr>
-              <w:tab/>
-            </w:r>
-            <w:r>
-              <w:rPr>
-                <w:noProof/>
-                <w:webHidden/>
-              </w:rPr>
-              <w:fldChar w:fldCharType="begin"/>
-            </w:r>
-            <w:r>
-              <w:rPr>
-                <w:noProof/>
-                <w:webHidden/>
-              </w:rPr>
-              <w:instrText xml:space="preserve"> PAGEREF _Toc242003368 \h </w:instrText>
-            </w:r>
-            <w:r>
-              <w:rPr>
-                <w:noProof/>
-                <w:webHidden/>
-              </w:rPr>
-            </w:r>
-            <w:r>
-              <w:rPr>
-                <w:noProof/>
-                <w:webHidden/>
-              </w:rPr>
-              <w:fldChar w:fldCharType="separate"/>
-            </w:r>
-            <w:r>
-              <w:rPr>
-                <w:noProof/>
-                <w:webHidden/>
-              </w:rPr>
-              <w:t>15</w:t>
-            </w:r>
-            <w:r>
-              <w:rPr>
-                <w:noProof/>
-                <w:webHidden/>
-              </w:rPr>
-              <w:fldChar w:fldCharType="end"/>
-            </w:r>
-          </w:hyperlink>
-        </w:p>
-        <w:p>
-          <w:pPr>
-            <w:pStyle w:val="TM3"/>
-            <w:tabs>
-              <w:tab w:val="right" w:leader="dot" w:pos="9062"/>
-            </w:tabs>
-            <w:rPr>
-              <w:rFonts w:eastAsiaTheme="minorEastAsia"/>
-              <w:noProof/>
-              <w:lang w:eastAsia="fr-CH"/>
-            </w:rPr>
-          </w:pPr>
-          <w:hyperlink w:anchor="_Toc242003369" w:history="1">
-            <w:r>
-              <w:rPr>
-                <w:rStyle w:val="Lienhypertexte"/>
-                <w:noProof/>
-              </w:rPr>
-              <w:t>FindVehicule</w:t>
-            </w:r>
-            <w:r>
-              <w:rPr>
-                <w:noProof/>
-                <w:webHidden/>
-              </w:rPr>
-              <w:tab/>
-            </w:r>
-            <w:r>
-              <w:rPr>
-                <w:noProof/>
-                <w:webHidden/>
-              </w:rPr>
-              <w:fldChar w:fldCharType="begin"/>
-            </w:r>
-            <w:r>
-              <w:rPr>
-                <w:noProof/>
-                <w:webHidden/>
-              </w:rPr>
-              <w:instrText xml:space="preserve"> PAGEREF _Toc242003369 \h </w:instrText>
-            </w:r>
-            <w:r>
-              <w:rPr>
-                <w:noProof/>
-                <w:webHidden/>
-              </w:rPr>
-            </w:r>
-            <w:r>
-              <w:rPr>
-                <w:noProof/>
-                <w:webHidden/>
-              </w:rPr>
-              <w:fldChar w:fldCharType="separate"/>
-            </w:r>
-            <w:r>
-              <w:rPr>
-                <w:noProof/>
-                <w:webHidden/>
-              </w:rPr>
-              <w:t>16</w:t>
-            </w:r>
-            <w:r>
-              <w:rPr>
-                <w:noProof/>
-                <w:webHidden/>
-              </w:rPr>
-              <w:fldChar w:fldCharType="end"/>
-            </w:r>
-          </w:hyperlink>
-        </w:p>
-        <w:p>
-          <w:pPr>
-            <w:pStyle w:val="TM3"/>
-            <w:tabs>
-              <w:tab w:val="right" w:leader="dot" w:pos="9062"/>
-            </w:tabs>
-            <w:rPr>
-              <w:rFonts w:eastAsiaTheme="minorEastAsia"/>
-              <w:noProof/>
-              <w:lang w:eastAsia="fr-CH"/>
-            </w:rPr>
-          </w:pPr>
-          <w:hyperlink w:anchor="_Toc242003370" w:history="1">
-            <w:r>
-              <w:rPr>
-                <w:rStyle w:val="Lienhypertexte"/>
-                <w:noProof/>
-              </w:rPr>
-              <w:t>FindVehicleReturn</w:t>
-            </w:r>
-            <w:r>
-              <w:rPr>
-                <w:noProof/>
-                <w:webHidden/>
-              </w:rPr>
-              <w:tab/>
-            </w:r>
-            <w:r>
-              <w:rPr>
-                <w:noProof/>
-                <w:webHidden/>
-              </w:rPr>
-              <w:fldChar w:fldCharType="begin"/>
-            </w:r>
-            <w:r>
-              <w:rPr>
-                <w:noProof/>
-                <w:webHidden/>
-              </w:rPr>
-              <w:instrText xml:space="preserve"> PAGEREF _Toc242003370 \h </w:instrText>
-            </w:r>
-            <w:r>
-              <w:rPr>
-                <w:noProof/>
-                <w:webHidden/>
-              </w:rPr>
-            </w:r>
-            <w:r>
-              <w:rPr>
-                <w:noProof/>
-                <w:webHidden/>
-              </w:rPr>
-              <w:fldChar w:fldCharType="separate"/>
-            </w:r>
-            <w:r>
-              <w:rPr>
-                <w:noProof/>
-                <w:webHidden/>
-              </w:rPr>
-              <w:t>17</w:t>
-            </w:r>
-            <w:r>
-              <w:rPr>
-                <w:noProof/>
-                <w:webHidden/>
-              </w:rPr>
-              <w:fldChar w:fldCharType="end"/>
-            </w:r>
-          </w:hyperlink>
-        </w:p>
-        <w:p>
-          <w:pPr>
-            <w:pStyle w:val="TM3"/>
-            <w:tabs>
-              <w:tab w:val="right" w:leader="dot" w:pos="9062"/>
-            </w:tabs>
-            <w:rPr>
-              <w:rFonts w:eastAsiaTheme="minorEastAsia"/>
-              <w:noProof/>
-              <w:lang w:eastAsia="fr-CH"/>
-            </w:rPr>
-          </w:pPr>
-          <w:hyperlink w:anchor="_Toc242003371" w:history="1">
-            <w:r>
-              <w:rPr>
-                <w:rStyle w:val="Lienhypertexte"/>
-                <w:noProof/>
-              </w:rPr>
-              <w:t>StatParking</w:t>
-            </w:r>
-            <w:r>
-              <w:rPr>
-                <w:noProof/>
-                <w:webHidden/>
-              </w:rPr>
-              <w:tab/>
-            </w:r>
-            <w:r>
-              <w:rPr>
-                <w:noProof/>
-                <w:webHidden/>
-              </w:rPr>
-              <w:fldChar w:fldCharType="begin"/>
-            </w:r>
-            <w:r>
-              <w:rPr>
-                <w:noProof/>
-                <w:webHidden/>
-              </w:rPr>
-              <w:instrText xml:space="preserve"> PAGEREF _Toc242003371 \h </w:instrText>
-            </w:r>
-            <w:r>
-              <w:rPr>
-                <w:noProof/>
-                <w:webHidden/>
-              </w:rPr>
-            </w:r>
-            <w:r>
-              <w:rPr>
-                <w:noProof/>
-                <w:webHidden/>
-              </w:rPr>
-              <w:fldChar w:fldCharType="separate"/>
-            </w:r>
-            <w:r>
-              <w:rPr>
-                <w:noProof/>
-                <w:webHidden/>
-              </w:rPr>
-              <w:t>18</w:t>
-            </w:r>
-            <w:r>
-              <w:rPr>
-                <w:noProof/>
-                <w:webHidden/>
-              </w:rPr>
-              <w:fldChar w:fldCharType="end"/>
-            </w:r>
-          </w:hyperlink>
-        </w:p>
-        <w:p>
-          <w:pPr>
-            <w:pStyle w:val="TM1"/>
-            <w:tabs>
-              <w:tab w:val="right" w:leader="dot" w:pos="9062"/>
-            </w:tabs>
-            <w:rPr>
-              <w:rFonts w:eastAsiaTheme="minorEastAsia"/>
-              <w:noProof/>
-              <w:lang w:eastAsia="fr-CH"/>
-            </w:rPr>
-          </w:pPr>
-          <w:hyperlink w:anchor="_Toc242003372" w:history="1">
-            <w:r>
-              <w:rPr>
-                <w:rStyle w:val="Lienhypertexte"/>
-                <w:noProof/>
-              </w:rPr>
-              <w:t>Voiture.cs</w:t>
-            </w:r>
-            <w:r>
-              <w:rPr>
-                <w:noProof/>
-                <w:webHidden/>
-              </w:rPr>
-              <w:tab/>
-            </w:r>
-            <w:r>
-              <w:rPr>
-                <w:noProof/>
-                <w:webHidden/>
-              </w:rPr>
-              <w:fldChar w:fldCharType="begin"/>
-            </w:r>
-            <w:r>
-              <w:rPr>
-                <w:noProof/>
-                <w:webHidden/>
-              </w:rPr>
-              <w:instrText xml:space="preserve"> PAGEREF _Toc242003372 \h </w:instrText>
-            </w:r>
-            <w:r>
-              <w:rPr>
-                <w:noProof/>
-                <w:webHidden/>
-              </w:rPr>
-            </w:r>
-            <w:r>
-              <w:rPr>
-                <w:noProof/>
-                <w:webHidden/>
-              </w:rPr>
-              <w:fldChar w:fldCharType="separate"/>
-            </w:r>
-            <w:r>
-              <w:rPr>
-                <w:noProof/>
-                <w:webHidden/>
-              </w:rPr>
-              <w:t>19</w:t>
-            </w:r>
-            <w:r>
-              <w:rPr>
-                <w:noProof/>
-                <w:webHidden/>
-              </w:rPr>
-              <w:fldChar w:fldCharType="end"/>
-            </w:r>
-          </w:hyperlink>
-        </w:p>
-        <w:p>
-          <w:pPr>
-            <w:pStyle w:val="TM3"/>
-            <w:tabs>
-              <w:tab w:val="right" w:leader="dot" w:pos="9062"/>
-            </w:tabs>
-            <w:rPr>
-              <w:rFonts w:eastAsiaTheme="minorEastAsia"/>
-              <w:noProof/>
-              <w:lang w:eastAsia="fr-CH"/>
-            </w:rPr>
-          </w:pPr>
-          <w:hyperlink w:anchor="_Toc242003373" w:history="1">
-            <w:r>
-              <w:rPr>
-                <w:rStyle w:val="Lienhypertexte"/>
-                <w:noProof/>
-              </w:rPr>
-              <w:t>LicensingPlate</w:t>
-            </w:r>
-            <w:r>
-              <w:rPr>
-                <w:noProof/>
-                <w:webHidden/>
-              </w:rPr>
-              <w:tab/>
-            </w:r>
-            <w:r>
-              <w:rPr>
-                <w:noProof/>
-                <w:webHidden/>
-              </w:rPr>
-              <w:fldChar w:fldCharType="begin"/>
-            </w:r>
-            <w:r>
-              <w:rPr>
-                <w:noProof/>
-                <w:webHidden/>
-              </w:rPr>
-              <w:instrText xml:space="preserve"> PAGEREF _Toc242003373 \h </w:instrText>
-            </w:r>
-            <w:r>
-              <w:rPr>
-                <w:noProof/>
-                <w:webHidden/>
-              </w:rPr>
-            </w:r>
-            <w:r>
-              <w:rPr>
-                <w:noProof/>
-                <w:webHidden/>
-              </w:rPr>
-              <w:fldChar w:fldCharType="separate"/>
-            </w:r>
-            <w:r>
-              <w:rPr>
-                <w:noProof/>
-                <w:webHidden/>
-              </w:rPr>
-              <w:t>19</w:t>
-            </w:r>
-            <w:r>
-              <w:rPr>
-                <w:noProof/>
-                <w:webHidden/>
-              </w:rPr>
-              <w:fldChar w:fldCharType="end"/>
-            </w:r>
-          </w:hyperlink>
-        </w:p>
-        <w:p>
-          <w:pPr>
-            <w:pStyle w:val="TM3"/>
-            <w:tabs>
-              <w:tab w:val="right" w:leader="dot" w:pos="9062"/>
-            </w:tabs>
-            <w:rPr>
-              <w:rFonts w:eastAsiaTheme="minorEastAsia"/>
-              <w:noProof/>
-              <w:lang w:eastAsia="fr-CH"/>
-            </w:rPr>
-          </w:pPr>
-          <w:hyperlink w:anchor="_Toc242003374" w:history="1">
-            <w:r>
-              <w:rPr>
-                <w:rStyle w:val="Lienhypertexte"/>
-                <w:noProof/>
-              </w:rPr>
-              <w:t>Constructeur</w:t>
-            </w:r>
-            <w:r>
-              <w:rPr>
-                <w:noProof/>
-                <w:webHidden/>
-              </w:rPr>
-              <w:tab/>
-            </w:r>
-            <w:r>
-              <w:rPr>
-                <w:noProof/>
-                <w:webHidden/>
-              </w:rPr>
-              <w:fldChar w:fldCharType="begin"/>
-            </w:r>
-            <w:r>
-              <w:rPr>
-                <w:noProof/>
-                <w:webHidden/>
-              </w:rPr>
-              <w:instrText xml:space="preserve"> PAGEREF _Toc242003374 \h </w:instrText>
-            </w:r>
-            <w:r>
-              <w:rPr>
-                <w:noProof/>
-                <w:webHidden/>
-              </w:rPr>
-            </w:r>
-            <w:r>
-              <w:rPr>
-                <w:noProof/>
-                <w:webHidden/>
-              </w:rPr>
-              <w:fldChar w:fldCharType="separate"/>
-            </w:r>
-            <w:r>
-              <w:rPr>
-                <w:noProof/>
-                <w:webHidden/>
-              </w:rPr>
-              <w:t>19</w:t>
-            </w:r>
-            <w:r>
-              <w:rPr>
-                <w:noProof/>
-                <w:webHidden/>
-              </w:rPr>
-              <w:fldChar w:fldCharType="end"/>
-            </w:r>
-          </w:hyperlink>
-        </w:p>
-        <w:p>
-          <w:pPr>
-            <w:pStyle w:val="TM1"/>
-            <w:tabs>
-              <w:tab w:val="right" w:leader="dot" w:pos="9062"/>
-            </w:tabs>
-            <w:rPr>
-              <w:rFonts w:eastAsiaTheme="minorEastAsia"/>
-              <w:noProof/>
-              <w:lang w:eastAsia="fr-CH"/>
-            </w:rPr>
-          </w:pPr>
-          <w:hyperlink w:anchor="_Toc242003375" w:history="1">
-            <w:r>
-              <w:rPr>
-                <w:rStyle w:val="Lienhypertexte"/>
-                <w:noProof/>
-              </w:rPr>
-              <w:t>Ticket.cs</w:t>
-            </w:r>
-            <w:r>
-              <w:rPr>
-                <w:noProof/>
-                <w:webHidden/>
-              </w:rPr>
-              <w:tab/>
-            </w:r>
-            <w:r>
-              <w:rPr>
-                <w:noProof/>
-                <w:webHidden/>
-              </w:rPr>
-              <w:fldChar w:fldCharType="begin"/>
-            </w:r>
-            <w:r>
-              <w:rPr>
-                <w:noProof/>
-                <w:webHidden/>
-              </w:rPr>
-              <w:instrText xml:space="preserve"> PAGEREF _Toc242003375 \h </w:instrText>
-            </w:r>
-            <w:r>
-              <w:rPr>
-                <w:noProof/>
-                <w:webHidden/>
-              </w:rPr>
-            </w:r>
-            <w:r>
-              <w:rPr>
-                <w:noProof/>
-                <w:webHidden/>
-              </w:rPr>
-              <w:fldChar w:fldCharType="separate"/>
-            </w:r>
-            <w:r>
-              <w:rPr>
-                <w:noProof/>
-                <w:webHidden/>
-              </w:rPr>
-              <w:t>20</w:t>
-            </w:r>
-            <w:r>
-              <w:rPr>
-                <w:noProof/>
-                <w:webHidden/>
-              </w:rPr>
-              <w:fldChar w:fldCharType="end"/>
-            </w:r>
-          </w:hyperlink>
-        </w:p>
-        <w:p>
-          <w:pPr>
-            <w:pStyle w:val="TM3"/>
-            <w:tabs>
-              <w:tab w:val="right" w:leader="dot" w:pos="9062"/>
-            </w:tabs>
-            <w:rPr>
-              <w:rFonts w:eastAsiaTheme="minorEastAsia"/>
-              <w:noProof/>
-              <w:lang w:eastAsia="fr-CH"/>
-            </w:rPr>
-          </w:pPr>
-          <w:hyperlink w:anchor="_Toc242003376" w:history="1">
-            <w:r>
-              <w:rPr>
-                <w:rStyle w:val="Lienhypertexte"/>
-                <w:noProof/>
-              </w:rPr>
-              <w:t>Constructeur</w:t>
-            </w:r>
-            <w:r>
-              <w:rPr>
-                <w:noProof/>
-                <w:webHidden/>
-              </w:rPr>
-              <w:tab/>
-            </w:r>
-            <w:r>
-              <w:rPr>
-                <w:noProof/>
-                <w:webHidden/>
-              </w:rPr>
-              <w:fldChar w:fldCharType="begin"/>
-            </w:r>
-            <w:r>
-              <w:rPr>
-                <w:noProof/>
-                <w:webHidden/>
-              </w:rPr>
-              <w:instrText xml:space="preserve"> PAGEREF _Toc242003376 \h </w:instrText>
-            </w:r>
-            <w:r>
-              <w:rPr>
-                <w:noProof/>
-                <w:webHidden/>
-              </w:rPr>
-            </w:r>
-            <w:r>
-              <w:rPr>
-                <w:noProof/>
-                <w:webHidden/>
-              </w:rPr>
-              <w:fldChar w:fldCharType="separate"/>
-            </w:r>
-            <w:r>
-              <w:rPr>
-                <w:noProof/>
-                <w:webHidden/>
-              </w:rPr>
-              <w:t>20</w:t>
-            </w:r>
-            <w:r>
-              <w:rPr>
-                <w:noProof/>
-                <w:webHidden/>
-              </w:rPr>
-              <w:fldChar w:fldCharType="end"/>
-            </w:r>
-          </w:hyperlink>
-        </w:p>
-        <w:p>
-          <w:pPr>
-            <w:pStyle w:val="TM3"/>
-            <w:tabs>
-              <w:tab w:val="right" w:leader="dot" w:pos="9062"/>
-            </w:tabs>
-            <w:rPr>
-              <w:rFonts w:eastAsiaTheme="minorEastAsia"/>
-              <w:noProof/>
-              <w:lang w:eastAsia="fr-CH"/>
-            </w:rPr>
-          </w:pPr>
-          <w:hyperlink w:anchor="_Toc242003377" w:history="1">
-            <w:r>
-              <w:rPr>
-                <w:rStyle w:val="Lienhypertexte"/>
-                <w:noProof/>
-              </w:rPr>
-              <w:t>Calc</w:t>
-            </w:r>
-            <w:r>
-              <w:rPr>
-                <w:noProof/>
-                <w:webHidden/>
-              </w:rPr>
-              <w:tab/>
-            </w:r>
-            <w:r>
-              <w:rPr>
-                <w:noProof/>
-                <w:webHidden/>
-              </w:rPr>
-              <w:fldChar w:fldCharType="begin"/>
-            </w:r>
-            <w:r>
-              <w:rPr>
-                <w:noProof/>
-                <w:webHidden/>
-              </w:rPr>
-              <w:instrText xml:space="preserve"> PAGEREF _Toc242003377 \h </w:instrText>
-            </w:r>
-            <w:r>
-              <w:rPr>
-                <w:noProof/>
-                <w:webHidden/>
-              </w:rPr>
-            </w:r>
-            <w:r>
-              <w:rPr>
-                <w:noProof/>
-                <w:webHidden/>
-              </w:rPr>
-              <w:fldChar w:fldCharType="separate"/>
-            </w:r>
-            <w:r>
-              <w:rPr>
-                <w:noProof/>
-                <w:webHidden/>
-              </w:rPr>
-              <w:t>20</w:t>
-            </w:r>
-            <w:r>
-              <w:rPr>
-                <w:noProof/>
-                <w:webHidden/>
-              </w:rPr>
-              <w:fldChar w:fldCharType="end"/>
-            </w:r>
-          </w:hyperlink>
-        </w:p>
-        <w:p>
-          <w:pPr>
-            <w:pStyle w:val="TM3"/>
-            <w:tabs>
-              <w:tab w:val="right" w:leader="dot" w:pos="9062"/>
-            </w:tabs>
-            <w:rPr>
-              <w:rFonts w:eastAsiaTheme="minorEastAsia"/>
-              <w:noProof/>
-              <w:lang w:eastAsia="fr-CH"/>
-            </w:rPr>
-          </w:pPr>
-          <w:hyperlink w:anchor="_Toc242003378" w:history="1">
-            <w:r>
-              <w:rPr>
-                <w:rStyle w:val="Lienhypertexte"/>
-                <w:noProof/>
-              </w:rPr>
-              <w:t>GetCurrentParkedTime</w:t>
-            </w:r>
-            <w:r>
-              <w:rPr>
-                <w:noProof/>
-                <w:webHidden/>
-              </w:rPr>
-              <w:tab/>
-            </w:r>
-            <w:r>
-              <w:rPr>
-                <w:noProof/>
-                <w:webHidden/>
-              </w:rPr>
-              <w:fldChar w:fldCharType="begin"/>
-            </w:r>
-            <w:r>
-              <w:rPr>
-                <w:noProof/>
-                <w:webHidden/>
-              </w:rPr>
-              <w:instrText xml:space="preserve"> PAGEREF _Toc242003378 \h </w:instrText>
-            </w:r>
-            <w:r>
-              <w:rPr>
-                <w:noProof/>
-                <w:webHidden/>
-              </w:rPr>
-            </w:r>
-            <w:r>
-              <w:rPr>
-                <w:noProof/>
-                <w:webHidden/>
-              </w:rPr>
-              <w:fldChar w:fldCharType="separate"/>
-            </w:r>
-            <w:r>
-              <w:rPr>
-                <w:noProof/>
-                <w:webHidden/>
-              </w:rPr>
-              <w:t>20</w:t>
-            </w:r>
-            <w:r>
-              <w:rPr>
-                <w:noProof/>
-                <w:webHidden/>
-              </w:rPr>
-              <w:fldChar w:fldCharType="end"/>
-            </w:r>
-          </w:hyperlink>
-        </w:p>
-        <w:p>
-          <w:pPr>
-            <w:pStyle w:val="TM1"/>
-            <w:tabs>
-              <w:tab w:val="right" w:leader="dot" w:pos="9062"/>
-            </w:tabs>
-            <w:rPr>
-              <w:rFonts w:eastAsiaTheme="minorEastAsia"/>
-              <w:noProof/>
-              <w:lang w:eastAsia="fr-CH"/>
-            </w:rPr>
-          </w:pPr>
-          <w:hyperlink w:anchor="_Toc242003379" w:history="1">
-            <w:r>
-              <w:rPr>
-                <w:rStyle w:val="Lienhypertexte"/>
-                <w:noProof/>
-              </w:rPr>
-              <w:t>Tests</w:t>
-            </w:r>
-            <w:r>
-              <w:rPr>
-                <w:noProof/>
-                <w:webHidden/>
-              </w:rPr>
-              <w:tab/>
-            </w:r>
-            <w:r>
-              <w:rPr>
-                <w:noProof/>
-                <w:webHidden/>
-              </w:rPr>
-              <w:fldChar w:fldCharType="begin"/>
-            </w:r>
-            <w:r>
-              <w:rPr>
-                <w:noProof/>
-                <w:webHidden/>
-              </w:rPr>
-              <w:instrText xml:space="preserve"> PAGEREF _Toc242003379 \h </w:instrText>
-            </w:r>
-            <w:r>
-              <w:rPr>
-                <w:noProof/>
-                <w:webHidden/>
-              </w:rPr>
-            </w:r>
-            <w:r>
-              <w:rPr>
-                <w:noProof/>
-                <w:webHidden/>
-              </w:rPr>
-              <w:fldChar w:fldCharType="separate"/>
-            </w:r>
-            <w:r>
-              <w:rPr>
-                <w:noProof/>
-                <w:webHidden/>
-              </w:rPr>
               <w:t>21</w:t>
-            </w:r>
-            <w:r>
-              <w:rPr>
-                <w:noProof/>
-                <w:webHidden/>
-              </w:rPr>
-              <w:fldChar w:fldCharType="end"/>
-            </w:r>
-          </w:hyperlink>
-        </w:p>
-        <w:p>
-          <w:pPr>
-            <w:pStyle w:val="TM1"/>
-            <w:tabs>
-              <w:tab w:val="right" w:leader="dot" w:pos="9062"/>
-            </w:tabs>
-            <w:rPr>
-              <w:rFonts w:eastAsiaTheme="minorEastAsia"/>
-              <w:noProof/>
-              <w:lang w:eastAsia="fr-CH"/>
-            </w:rPr>
-          </w:pPr>
-          <w:hyperlink w:anchor="_Toc242003380" w:history="1">
-            <w:r>
-              <w:rPr>
-                <w:rStyle w:val="Lienhypertexte"/>
-                <w:noProof/>
-              </w:rPr>
-              <w:t>Conclusion</w:t>
-            </w:r>
-            <w:r>
-              <w:rPr>
-                <w:noProof/>
-                <w:webHidden/>
-              </w:rPr>
-              <w:tab/>
-            </w:r>
-            <w:r>
-              <w:rPr>
-                <w:noProof/>
-                <w:webHidden/>
-              </w:rPr>
-              <w:fldChar w:fldCharType="begin"/>
-            </w:r>
-            <w:r>
-              <w:rPr>
-                <w:noProof/>
-                <w:webHidden/>
-              </w:rPr>
-              <w:instrText xml:space="preserve"> PAGEREF _Toc242003380 \h </w:instrText>
-            </w:r>
-            <w:r>
-              <w:rPr>
-                <w:noProof/>
-                <w:webHidden/>
-              </w:rPr>
-            </w:r>
-            <w:r>
-              <w:rPr>
-                <w:noProof/>
-                <w:webHidden/>
-              </w:rPr>
-              <w:fldChar w:fldCharType="separate"/>
-            </w:r>
-            <w:r>
-              <w:rPr>
-                <w:noProof/>
-                <w:webHidden/>
-              </w:rPr>
-              <w:t>22</w:t>
-            </w:r>
-            <w:r>
-              <w:rPr>
-                <w:noProof/>
-                <w:webHidden/>
-              </w:rPr>
-              <w:fldChar w:fldCharType="end"/>
-            </w:r>
-          </w:hyperlink>
-        </w:p>
-        <w:p>
-          <w:pPr>
-            <w:pStyle w:val="TM2"/>
-            <w:tabs>
-              <w:tab w:val="right" w:leader="dot" w:pos="9062"/>
-            </w:tabs>
-            <w:rPr>
-              <w:rFonts w:eastAsiaTheme="minorEastAsia"/>
-              <w:noProof/>
-              <w:lang w:eastAsia="fr-CH"/>
-            </w:rPr>
-          </w:pPr>
-          <w:hyperlink w:anchor="_Toc242003381" w:history="1">
-            <w:r>
-              <w:rPr>
-                <w:rStyle w:val="Lienhypertexte"/>
-                <w:noProof/>
-              </w:rPr>
-              <w:t>Bilan personnel</w:t>
-            </w:r>
-            <w:r>
-              <w:rPr>
-                <w:noProof/>
-                <w:webHidden/>
-              </w:rPr>
-              <w:tab/>
-            </w:r>
-            <w:r>
-              <w:rPr>
-                <w:noProof/>
-                <w:webHidden/>
-              </w:rPr>
-              <w:fldChar w:fldCharType="begin"/>
-            </w:r>
-            <w:r>
-              <w:rPr>
-                <w:noProof/>
-                <w:webHidden/>
-              </w:rPr>
-              <w:instrText xml:space="preserve"> PAGEREF _Toc242003381 \h </w:instrText>
-            </w:r>
-            <w:r>
-              <w:rPr>
-                <w:noProof/>
-                <w:webHidden/>
-              </w:rPr>
-            </w:r>
-            <w:r>
-              <w:rPr>
-                <w:noProof/>
-                <w:webHidden/>
-              </w:rPr>
-              <w:fldChar w:fldCharType="separate"/>
-            </w:r>
-            <w:r>
-              <w:rPr>
-                <w:noProof/>
-                <w:webHidden/>
-              </w:rPr>
-              <w:t>22</w:t>
-            </w:r>
-            <w:r>
-              <w:rPr>
-                <w:noProof/>
-                <w:webHidden/>
-              </w:rPr>
-              <w:fldChar w:fldCharType="end"/>
-            </w:r>
-          </w:hyperlink>
-        </w:p>
-        <w:p>
-          <w:pPr>
-            <w:pStyle w:val="TM2"/>
-            <w:tabs>
-              <w:tab w:val="right" w:leader="dot" w:pos="9062"/>
-            </w:tabs>
-            <w:rPr>
-              <w:rFonts w:eastAsiaTheme="minorEastAsia"/>
-              <w:noProof/>
-              <w:lang w:eastAsia="fr-CH"/>
-            </w:rPr>
-          </w:pPr>
-          <w:hyperlink w:anchor="_Toc242003382" w:history="1">
-            <w:r>
-              <w:rPr>
-                <w:rStyle w:val="Lienhypertexte"/>
-                <w:noProof/>
-              </w:rPr>
-              <w:t>Bilan des fonctionnalités</w:t>
-            </w:r>
-            <w:r>
-              <w:rPr>
-                <w:noProof/>
-                <w:webHidden/>
-              </w:rPr>
-              <w:tab/>
-            </w:r>
-            <w:r>
-              <w:rPr>
-                <w:noProof/>
-                <w:webHidden/>
-              </w:rPr>
-              <w:fldChar w:fldCharType="begin"/>
-            </w:r>
-            <w:r>
-              <w:rPr>
-                <w:noProof/>
-                <w:webHidden/>
-              </w:rPr>
-              <w:instrText xml:space="preserve"> PAGEREF _Toc242003382 \h </w:instrText>
-            </w:r>
-            <w:r>
-              <w:rPr>
-                <w:noProof/>
-                <w:webHidden/>
-              </w:rPr>
-            </w:r>
-            <w:r>
-              <w:rPr>
-                <w:noProof/>
-                <w:webHidden/>
-              </w:rPr>
-              <w:fldChar w:fldCharType="separate"/>
-            </w:r>
-            <w:r>
-              <w:rPr>
-                <w:noProof/>
-                <w:webHidden/>
-              </w:rPr>
-              <w:t>22</w:t>
             </w:r>
             <w:r>
               <w:rPr>
@@ -2242,12 +2256,10 @@
       <w:r>
         <w:br w:type="page"/>
       </w:r>
-      <w:bookmarkStart w:id="0" w:name="_Toc242003353"/>
       <w:r>
         <w:lastRenderedPageBreak/>
         <w:t>Introduction / Analyse du cahier des charges</w:t>
       </w:r>
-      <w:bookmarkEnd w:id="0"/>
     </w:p>
     <w:p>
       <w:pPr>
@@ -2257,14 +2269,14 @@
           <w:color w:val="auto"/>
         </w:rPr>
       </w:pPr>
-      <w:bookmarkStart w:id="1" w:name="_Toc242003354"/>
+      <w:bookmarkStart w:id="0" w:name="_Toc242090661"/>
       <w:r>
         <w:rPr>
           <w:color w:val="auto"/>
         </w:rPr>
         <w:t>Analyse</w:t>
       </w:r>
-      <w:bookmarkEnd w:id="1"/>
+      <w:bookmarkEnd w:id="0"/>
     </w:p>
     <w:p>
       <w:r>
@@ -2619,7 +2631,15 @@
         <w:t xml:space="preserve"> </w:t>
       </w:r>
       <w:r>
-        <w:t>Utilisé un timer qui s’incrémentera chaque seconde. Une seconde sera égale à une minute.</w:t>
+        <w:t xml:space="preserve">Utilisé un </w:t>
+      </w:r>
+      <w:proofErr w:type="spellStart"/>
+      <w:r>
+        <w:t>timer</w:t>
+      </w:r>
+      <w:proofErr w:type="spellEnd"/>
+      <w:r>
+        <w:t xml:space="preserve"> qui s’incrémentera chaque seconde. Une seconde sera égale à une minute.</w:t>
       </w:r>
     </w:p>
     <w:p>
@@ -2698,8 +2718,12 @@
       </w:r>
       <w:r>
         <w:br/>
+      </w:r>
+      <w:proofErr w:type="gramStart"/>
+      <w:r>
         <w:t>Puis ensuite</w:t>
       </w:r>
+      <w:proofErr w:type="gramEnd"/>
       <w:r>
         <w:rPr>
           <w:color w:val="7030A0"/>
@@ -2814,12 +2838,19 @@
       <w:r>
         <w:t>"</w:t>
       </w:r>
+      <w:proofErr w:type="spellStart"/>
       <w:r>
         <w:t>nothing</w:t>
       </w:r>
-      <w:r>
-        <w:t xml:space="preserve"> found</w:t>
-      </w:r>
+      <w:proofErr w:type="spellEnd"/>
+      <w:r>
+        <w:t xml:space="preserve"> </w:t>
+      </w:r>
+      <w:proofErr w:type="spellStart"/>
+      <w:r>
+        <w:t>found</w:t>
+      </w:r>
+      <w:proofErr w:type="spellEnd"/>
       <w:r>
         <w:t>"</w:t>
       </w:r>
@@ -2842,7 +2873,15 @@
         <w:t>en lui donnant comme paramètre la plaque</w:t>
       </w:r>
       <w:r>
-        <w:t xml:space="preserve"> (si l’utilisateur avait entrée un numéro de place, on aurait cherché dans le parking la place en question puis récupéré son numéro de plaque qui l’occupe)</w:t>
+        <w:t xml:space="preserve"> (si l’utilisateur avait </w:t>
+      </w:r>
+      <w:proofErr w:type="spellStart"/>
+      <w:r>
+        <w:t>entrée</w:t>
+      </w:r>
+      <w:proofErr w:type="spellEnd"/>
+      <w:r>
+        <w:t xml:space="preserve"> un numéro de place, on aurait cherché dans le parking la place en question puis récupéré son numéro de plaque qui l’occupe)</w:t>
       </w:r>
       <w:r>
         <w:t xml:space="preserve"> </w:t>
@@ -2907,9 +2946,19 @@
       <w:r>
         <w:t>"</w:t>
       </w:r>
-      <w:r>
-        <w:t>nothing found</w:t>
-      </w:r>
+      <w:proofErr w:type="spellStart"/>
+      <w:r>
+        <w:t>nothing</w:t>
+      </w:r>
+      <w:proofErr w:type="spellEnd"/>
+      <w:r>
+        <w:t xml:space="preserve"> </w:t>
+      </w:r>
+      <w:proofErr w:type="spellStart"/>
+      <w:r>
+        <w:t>found</w:t>
+      </w:r>
+      <w:proofErr w:type="spellEnd"/>
       <w:r>
         <w:t>"</w:t>
       </w:r>
@@ -2993,9 +3042,19 @@
       <w:r>
         <w:t>"</w:t>
       </w:r>
-      <w:r>
-        <w:t>nothing found</w:t>
-      </w:r>
+      <w:proofErr w:type="spellStart"/>
+      <w:r>
+        <w:t>nothing</w:t>
+      </w:r>
+      <w:proofErr w:type="spellEnd"/>
+      <w:r>
+        <w:t xml:space="preserve"> </w:t>
+      </w:r>
+      <w:proofErr w:type="spellStart"/>
+      <w:r>
+        <w:t>found</w:t>
+      </w:r>
+      <w:proofErr w:type="spellEnd"/>
       <w:r>
         <w:t>"</w:t>
       </w:r>
@@ -3115,7 +3174,7 @@
           <w:color w:val="auto"/>
         </w:rPr>
       </w:pPr>
-      <w:bookmarkStart w:id="2" w:name="_Toc242003355"/>
+      <w:bookmarkStart w:id="1" w:name="_Toc242090662"/>
       <w:r>
         <w:rPr>
           <w:color w:val="auto"/>
@@ -3123,17 +3182,19 @@
         <w:lastRenderedPageBreak/>
         <w:t>Réalisation</w:t>
       </w:r>
-      <w:bookmarkEnd w:id="2"/>
+      <w:bookmarkEnd w:id="1"/>
     </w:p>
     <w:p>
       <w:pPr>
         <w:pStyle w:val="Titre2"/>
       </w:pPr>
-      <w:bookmarkStart w:id="3" w:name="_Toc242003356"/>
+      <w:bookmarkStart w:id="2" w:name="_Toc242090663"/>
+      <w:proofErr w:type="spellStart"/>
       <w:r>
         <w:t>Program.cs</w:t>
       </w:r>
-      <w:bookmarkEnd w:id="3"/>
+      <w:bookmarkEnd w:id="2"/>
+      <w:proofErr w:type="spellEnd"/>
     </w:p>
     <w:p>
       <w:r>
@@ -3143,7 +3204,15 @@
         <w:t>La seule action</w:t>
       </w:r>
       <w:r>
-        <w:t xml:space="preserve"> qu’elle effectue c’est d’appeler une classe nommée « PlayGame ».</w:t>
+        <w:t xml:space="preserve"> qu’elle effectue c’est d’appeler une classe nommée « </w:t>
+      </w:r>
+      <w:proofErr w:type="spellStart"/>
+      <w:r>
+        <w:t>PlayGame</w:t>
+      </w:r>
+      <w:proofErr w:type="spellEnd"/>
+      <w:r>
+        <w:t> ».</w:t>
       </w:r>
     </w:p>
     <w:p>
@@ -3206,12 +3275,14 @@
       <w:pPr>
         <w:pStyle w:val="Titre2"/>
       </w:pPr>
-      <w:bookmarkStart w:id="4" w:name="_Toc242003357"/>
+      <w:bookmarkStart w:id="3" w:name="_Toc242090664"/>
+      <w:proofErr w:type="spellStart"/>
       <w:r>
         <w:lastRenderedPageBreak/>
         <w:t>PlayGame.cs</w:t>
       </w:r>
-      <w:bookmarkEnd w:id="4"/>
+      <w:bookmarkEnd w:id="3"/>
+      <w:proofErr w:type="spellEnd"/>
     </w:p>
     <w:p>
       <w:r>
@@ -3221,7 +3292,15 @@
         <w:t>e situe 3 méthodes.</w:t>
       </w:r>
       <w:r>
-        <w:t xml:space="preserve"> Elle exécute une loop qui permet au programme de tourner continuellement jusqu’à ce que l’utilisateur décide d’arrêter le programme.</w:t>
+        <w:t xml:space="preserve"> Elle exécute une </w:t>
+      </w:r>
+      <w:proofErr w:type="spellStart"/>
+      <w:r>
+        <w:t>loop</w:t>
+      </w:r>
+      <w:proofErr w:type="spellEnd"/>
+      <w:r>
+        <w:t xml:space="preserve"> qui permet au programme de tourner continuellement jusqu’à ce que l’utilisateur décide d’arrêter le programme.</w:t>
       </w:r>
     </w:p>
     <w:p>
@@ -3229,11 +3308,13 @@
         <w:pStyle w:val="Titre3"/>
         <w:ind w:firstLine="708"/>
       </w:pPr>
-      <w:bookmarkStart w:id="5" w:name="_Toc242003358"/>
+      <w:bookmarkStart w:id="4" w:name="_Toc242090665"/>
+      <w:proofErr w:type="spellStart"/>
       <w:r>
         <w:t>StartProgram</w:t>
       </w:r>
-      <w:bookmarkEnd w:id="5"/>
+      <w:bookmarkEnd w:id="4"/>
+      <w:proofErr w:type="spellEnd"/>
     </w:p>
     <w:p>
       <w:pPr>
@@ -3295,7 +3376,15 @@
         <w:t xml:space="preserve">Dans </w:t>
       </w:r>
       <w:r>
-        <w:t>cette méthode on commence par appelé « InitiateParking »</w:t>
+        <w:t>cette méthode on commence par appelé « </w:t>
+      </w:r>
+      <w:proofErr w:type="spellStart"/>
+      <w:r>
+        <w:t>InitiateParking</w:t>
+      </w:r>
+      <w:proofErr w:type="spellEnd"/>
+      <w:r>
+        <w:t> »</w:t>
       </w:r>
       <w:r>
         <w:t xml:space="preserve"> </w:t>
@@ -3310,13 +3399,29 @@
         <w:t xml:space="preserve">e </w:t>
       </w:r>
       <w:r>
-        <w:t>on commence une boucle avec « continueProgram » (</w:t>
+        <w:t>on commence une boucle avec « </w:t>
+      </w:r>
+      <w:proofErr w:type="spellStart"/>
+      <w:r>
+        <w:t>continueProgram</w:t>
+      </w:r>
+      <w:proofErr w:type="spellEnd"/>
+      <w:r>
+        <w:t> » (</w:t>
       </w:r>
       <w:r>
         <w:t xml:space="preserve">un booléen </w:t>
       </w:r>
       <w:r>
-        <w:t>déclaré tout en haut de la capture) qui va faire en sorte que le menu et continuellement afficher puis de mettre à jour la variable « continueProgram ».</w:t>
+        <w:t>déclaré tout en haut de la capture) qui va faire en sorte que le menu et continuellement afficher puis de mettre à jour la variable « </w:t>
+      </w:r>
+      <w:proofErr w:type="spellStart"/>
+      <w:r>
+        <w:t>continueProgram</w:t>
+      </w:r>
+      <w:proofErr w:type="spellEnd"/>
+      <w:r>
+        <w:t> ».</w:t>
       </w:r>
     </w:p>
     <w:p>
@@ -3328,12 +3433,14 @@
       <w:pPr>
         <w:pStyle w:val="Titre2"/>
       </w:pPr>
-      <w:bookmarkStart w:id="6" w:name="_Toc242003359"/>
+      <w:bookmarkStart w:id="5" w:name="_Toc242090666"/>
+      <w:proofErr w:type="spellStart"/>
       <w:r>
         <w:lastRenderedPageBreak/>
         <w:t>Menu.cs</w:t>
       </w:r>
-      <w:bookmarkEnd w:id="6"/>
+      <w:bookmarkEnd w:id="5"/>
+      <w:proofErr w:type="spellEnd"/>
     </w:p>
     <w:p>
       <w:r>
@@ -3348,11 +3455,13 @@
         <w:pStyle w:val="Titre3"/>
         <w:ind w:firstLine="708"/>
       </w:pPr>
-      <w:bookmarkStart w:id="7" w:name="_Toc242003360"/>
+      <w:bookmarkStart w:id="6" w:name="_Toc242090667"/>
+      <w:proofErr w:type="spellStart"/>
       <w:r>
         <w:t>DisplayMenu</w:t>
       </w:r>
-      <w:bookmarkEnd w:id="7"/>
+      <w:bookmarkEnd w:id="6"/>
+      <w:proofErr w:type="spellEnd"/>
     </w:p>
     <w:p>
       <w:pPr>
@@ -3417,7 +3526,41 @@
         <w:t>Une simple méthode permettant d’afficher</w:t>
       </w:r>
       <w:r>
-        <w:t xml:space="preserve"> le menu. Une boucle foreach pour afficher chaque option (stocker dans un tableau private au début du code) disponible pour l’utilisateur. « optionIndex » permet à l’utilisateur de savoir quelle numéro entrer pour utiliser cette option-ci ou </w:t>
+        <w:t xml:space="preserve"> le menu. Une boucle </w:t>
+      </w:r>
+      <w:proofErr w:type="spellStart"/>
+      <w:r>
+        <w:t>foreach</w:t>
+      </w:r>
+      <w:proofErr w:type="spellEnd"/>
+      <w:r>
+        <w:t xml:space="preserve"> pour afficher chaque option (stocker dans un tableau </w:t>
+      </w:r>
+      <w:proofErr w:type="spellStart"/>
+      <w:r>
+        <w:t>private</w:t>
+      </w:r>
+      <w:proofErr w:type="spellEnd"/>
+      <w:r>
+        <w:t xml:space="preserve"> au début du code) disponible pour l’utilisateur. « </w:t>
+      </w:r>
+      <w:proofErr w:type="spellStart"/>
+      <w:proofErr w:type="gramStart"/>
+      <w:r>
+        <w:t>optionIndex</w:t>
+      </w:r>
+      <w:proofErr w:type="spellEnd"/>
+      <w:proofErr w:type="gramEnd"/>
+      <w:r>
+        <w:t xml:space="preserve"> » permet à l’utilisateur de savoir </w:t>
+      </w:r>
+      <w:proofErr w:type="gramStart"/>
+      <w:r>
+        <w:t>quelle numéro</w:t>
+      </w:r>
+      <w:proofErr w:type="gramEnd"/>
+      <w:r>
+        <w:t xml:space="preserve"> entrer pour utiliser cette option-ci ou </w:t>
       </w:r>
       <w:r>
         <w:t>celle-là</w:t>
@@ -3439,11 +3582,13 @@
         <w:lastRenderedPageBreak/>
         <w:tab/>
       </w:r>
-      <w:bookmarkStart w:id="8" w:name="_Toc242003361"/>
+      <w:bookmarkStart w:id="7" w:name="_Toc242090668"/>
+      <w:proofErr w:type="spellStart"/>
       <w:r>
         <w:t>UserInputHandler</w:t>
       </w:r>
-      <w:bookmarkEnd w:id="8"/>
+      <w:bookmarkEnd w:id="7"/>
+      <w:proofErr w:type="spellEnd"/>
     </w:p>
     <w:p>
       <w:pPr>
@@ -3508,13 +3653,37 @@
         <w:t>Elle est souvent appelée dans le code. Elle va</w:t>
       </w:r>
       <w:r>
-        <w:t xml:space="preserve"> gérer ce que l’utilisateur entre comme option (ex : « 5 » pour l’option numéro 5). Si la saisie de l’utilisateur ne peut pas être converti en int, on va supprimer son input (grâce à la méthode « CheckCorrectInput » qui est utiliser seulement pour effacer la saisie du joueur pour avoir une console propre)</w:t>
+        <w:t xml:space="preserve"> gérer ce que l’utilisateur entre comme option (ex : « 5 » pour l’option numéro 5). Si la saisie de l’utilisateur ne peut pas être converti en </w:t>
+      </w:r>
+      <w:proofErr w:type="spellStart"/>
+      <w:r>
+        <w:t>int</w:t>
+      </w:r>
+      <w:proofErr w:type="spellEnd"/>
+      <w:r>
+        <w:t>, on va supprimer son input (grâce à la méthode « </w:t>
+      </w:r>
+      <w:proofErr w:type="spellStart"/>
+      <w:r>
+        <w:t>CheckCorrectInput</w:t>
+      </w:r>
+      <w:proofErr w:type="spellEnd"/>
+      <w:r>
+        <w:t> » qui est utiliser seulement pour effacer la saisie du joueur pour avoir une console propre)</w:t>
       </w:r>
       <w:r>
         <w:t>. Car effacer l’entièreté de la console serait problématique vu qu’on aurait besoin de re-</w:t>
       </w:r>
       <w:r>
-        <w:t>appeler « DisplayMenu » simplement pour afficher un texte « Entrer votre choix : ».</w:t>
+        <w:t>appeler « </w:t>
+      </w:r>
+      <w:proofErr w:type="spellStart"/>
+      <w:r>
+        <w:t>DisplayMenu</w:t>
+      </w:r>
+      <w:proofErr w:type="spellEnd"/>
+      <w:r>
+        <w:t> » simplement pour afficher un texte « Entrer votre choix : ».</w:t>
       </w:r>
     </w:p>
     <w:p>
@@ -3528,7 +3697,15 @@
         <w:t xml:space="preserve">on va dire à l’utilisateur </w:t>
       </w:r>
       <w:r>
-        <w:t>de choisir un nombre dans la plage de valeur correcte. On va attendre 1.5 secondes (pour laisser l’utilisateur le temp de lire le message) avant d’appeler « UserInputHandler » une fois de plus.</w:t>
+        <w:t>de choisir un nombre dans la plage de valeur correcte. On va attendre 1.5 secondes (pour laisser l’utilisateur le temp de lire le message) avant d’appeler « </w:t>
+      </w:r>
+      <w:proofErr w:type="spellStart"/>
+      <w:r>
+        <w:t>UserInputHandler</w:t>
+      </w:r>
+      <w:proofErr w:type="spellEnd"/>
+      <w:r>
+        <w:t> » une fois de plus.</w:t>
       </w:r>
     </w:p>
     <w:p>
@@ -3536,7 +3713,15 @@
         <w:t xml:space="preserve">Si tout est bon, l’option choisi par l’utilisateur va être </w:t>
       </w:r>
       <w:r>
-        <w:t>exécuté grâce a une méthode qui contient un simple « switch case » pour appeler la méthode correspondante à l’option.</w:t>
+        <w:t xml:space="preserve">exécuté grâce </w:t>
+      </w:r>
+      <w:proofErr w:type="spellStart"/>
+      <w:r>
+        <w:t>a</w:t>
+      </w:r>
+      <w:proofErr w:type="spellEnd"/>
+      <w:r>
+        <w:t xml:space="preserve"> une méthode qui contient un simple « switch case » pour appeler la méthode correspondante à l’option.</w:t>
       </w:r>
     </w:p>
     <w:p>
@@ -3552,11 +3737,13 @@
         <w:lastRenderedPageBreak/>
         <w:tab/>
       </w:r>
-      <w:bookmarkStart w:id="9" w:name="_Toc242003362"/>
+      <w:bookmarkStart w:id="8" w:name="_Toc242090669"/>
+      <w:proofErr w:type="spellStart"/>
       <w:r>
         <w:t>EnterVehicle</w:t>
       </w:r>
-      <w:bookmarkEnd w:id="9"/>
+      <w:bookmarkEnd w:id="8"/>
+      <w:proofErr w:type="spellEnd"/>
     </w:p>
     <w:p>
       <w:pPr>
@@ -3567,7 +3754,7 @@
           <w:noProof/>
         </w:rPr>
         <w:drawing>
-          <wp:inline distT="0" distB="0" distL="0" distR="0" wp14:anchorId="21CFB329" wp14:editId="51A4B671">
+          <wp:inline distT="0" distB="0" distL="0" distR="0" wp14:anchorId="21CFB329" wp14:editId="518CD105">
             <wp:extent cx="5755640" cy="1550035"/>
             <wp:effectExtent l="0" t="0" r="0" b="0"/>
             <wp:docPr id="273820517" name="Image 3"/>
@@ -3630,7 +3817,15 @@
         <w:t xml:space="preserve"> est accepté</w:t>
       </w:r>
       <w:r>
-        <w:t xml:space="preserve"> pour que ça soit plus lisible) puis demander d’entrer une plaque. Si la saisie n’est pas vide, on va créer une voiture (la logique pour vérifier si la plaque est bonne ce déroule dans la classe « voiture ». Qui va informer au l’utilisateur si la voiture a bien été ajouté ou non). Faire des retours à la lignes avec « ReturnMultipleLines » (pour plus de lisibilité) puis réafficher le menu.</w:t>
+        <w:t xml:space="preserve"> pour que ça soit plus lisible) puis demander d’entrer une plaque. Si la saisie n’est pas vide, on va créer une voiture (la logique pour vérifier si la plaque est bonne ce déroule dans la classe « voiture ». Qui va informer au l’utilisateur si la voiture a bien été ajouté ou non). Faire des retours à la lignes avec « </w:t>
+      </w:r>
+      <w:proofErr w:type="spellStart"/>
+      <w:r>
+        <w:t>ReturnMultipleLines</w:t>
+      </w:r>
+      <w:proofErr w:type="spellEnd"/>
+      <w:r>
+        <w:t> » (pour plus de lisibilité) puis réafficher le menu.</w:t>
       </w:r>
     </w:p>
     <w:p>
@@ -3646,11 +3841,13 @@
         <w:lastRenderedPageBreak/>
         <w:tab/>
       </w:r>
-      <w:bookmarkStart w:id="10" w:name="_Toc242003363"/>
+      <w:bookmarkStart w:id="9" w:name="_Toc242090670"/>
+      <w:proofErr w:type="spellStart"/>
       <w:r>
         <w:t>SearchVehicle</w:t>
       </w:r>
-      <w:bookmarkEnd w:id="10"/>
+      <w:bookmarkEnd w:id="9"/>
+      <w:proofErr w:type="spellEnd"/>
     </w:p>
     <w:p>
       <w:pPr>
@@ -3728,12 +3925,14 @@
         <w:pStyle w:val="Titre3"/>
         <w:ind w:firstLine="708"/>
       </w:pPr>
-      <w:bookmarkStart w:id="11" w:name="_Toc242003364"/>
+      <w:bookmarkStart w:id="10" w:name="_Toc242090671"/>
+      <w:proofErr w:type="spellStart"/>
       <w:r>
         <w:lastRenderedPageBreak/>
         <w:t>CallFindVehicle</w:t>
       </w:r>
-      <w:bookmarkEnd w:id="11"/>
+      <w:bookmarkEnd w:id="10"/>
+      <w:proofErr w:type="spellEnd"/>
     </w:p>
     <w:p>
       <w:pPr>
@@ -3795,12 +3994,44 @@
     </w:p>
     <w:p>
       <w:r>
-        <w:t>Cette méthode va d’abord vérifier si on veut retirer un véhicule. Si c’est le cas on va demander à l’utilisateur s’il est sûr de ça décision (en appelant « UserIsSure). S’il choisit non, on lui informe que l’action a été annulé. S’il choisit oui, alors on va chercher une correspondance pour supprimer le véhicule entrer (la méthode « FindVehicule »).</w:t>
-      </w:r>
-    </w:p>
-    <w:p>
-      <w:r>
-        <w:t>Cependant, si l’utilisateur voulait simplement afficher des informations d’un véhicule, on va donc rien faire de spécial puis appelé « FindVehicule ».</w:t>
+        <w:t xml:space="preserve">Cette méthode va d’abord vérifier si on veut retirer un véhicule. Si c’est le cas on va demander à l’utilisateur s’il est sûr de </w:t>
+      </w:r>
+      <w:proofErr w:type="spellStart"/>
+      <w:r>
+        <w:t>ça</w:t>
+      </w:r>
+      <w:proofErr w:type="spellEnd"/>
+      <w:r>
+        <w:t xml:space="preserve"> décision (en appelant « </w:t>
+      </w:r>
+      <w:proofErr w:type="spellStart"/>
+      <w:r>
+        <w:t>UserIsSure</w:t>
+      </w:r>
+      <w:proofErr w:type="spellEnd"/>
+      <w:r>
+        <w:t>). S’il choisit non, on lui informe que l’action a été annulé. S’il choisit oui, alors on va chercher une correspondance pour supprimer le véhicule entrer (la méthode « </w:t>
+      </w:r>
+      <w:proofErr w:type="spellStart"/>
+      <w:r>
+        <w:t>FindVehicule</w:t>
+      </w:r>
+      <w:proofErr w:type="spellEnd"/>
+      <w:r>
+        <w:t> »).</w:t>
+      </w:r>
+    </w:p>
+    <w:p>
+      <w:r>
+        <w:t>Cependant, si l’utilisateur voulait simplement afficher des informations d’un véhicule, on va donc rien faire de spécial puis appelé « </w:t>
+      </w:r>
+      <w:proofErr w:type="spellStart"/>
+      <w:r>
+        <w:t>FindVehicule</w:t>
+      </w:r>
+      <w:proofErr w:type="spellEnd"/>
+      <w:r>
+        <w:t> ».</w:t>
       </w:r>
     </w:p>
     <w:p>
@@ -3812,12 +4043,14 @@
       <w:pPr>
         <w:pStyle w:val="Titre2"/>
       </w:pPr>
-      <w:bookmarkStart w:id="12" w:name="_Toc242003365"/>
+      <w:bookmarkStart w:id="11" w:name="_Toc242090672"/>
+      <w:proofErr w:type="spellStart"/>
       <w:r>
         <w:lastRenderedPageBreak/>
         <w:t>Parking.cs</w:t>
       </w:r>
-      <w:bookmarkEnd w:id="12"/>
+      <w:bookmarkEnd w:id="11"/>
+      <w:proofErr w:type="spellEnd"/>
     </w:p>
     <w:p>
       <w:pPr>
@@ -3826,11 +4059,11 @@
       <w:r>
         <w:tab/>
       </w:r>
-      <w:bookmarkStart w:id="13" w:name="_Toc242003366"/>
+      <w:bookmarkStart w:id="12" w:name="_Toc242090673"/>
       <w:r>
         <w:t>Display</w:t>
       </w:r>
-      <w:bookmarkEnd w:id="13"/>
+      <w:bookmarkEnd w:id="12"/>
     </w:p>
     <w:p>
       <w:pPr>
@@ -3895,13 +4128,26 @@
         <w:t>Cette méthode permet d’afficher le parking avec ses statistiques.</w:t>
       </w:r>
       <w:r>
-        <w:t xml:space="preserve"> Elle appelle cependant « ParkingSpot » qui va être celui qui va écrire chaque place de parking individuellement avec un certain style</w:t>
-      </w:r>
-      <w:r>
-        <w:t xml:space="preserve"> (ex : « |02:L|</w:t>
-      </w:r>
-      <w:r>
-        <w:t>|0</w:t>
+        <w:t xml:space="preserve"> Elle appelle cependant « </w:t>
+      </w:r>
+      <w:proofErr w:type="spellStart"/>
+      <w:r>
+        <w:t>ParkingSpot</w:t>
+      </w:r>
+      <w:proofErr w:type="spellEnd"/>
+      <w:r>
+        <w:t> » qui va être celui qui va écrire chaque place de parking individuellement avec un certain style</w:t>
+      </w:r>
+      <w:r>
+        <w:t xml:space="preserve"> (ex : « |</w:t>
+      </w:r>
+      <w:proofErr w:type="gramStart"/>
+      <w:r>
+        <w:t>02:L</w:t>
+      </w:r>
+      <w:proofErr w:type="gramEnd"/>
+      <w:r>
+        <w:t>||0</w:t>
       </w:r>
       <w:r>
         <w:t>3</w:t>
@@ -3913,10 +4159,7 @@
         <w:t>X</w:t>
       </w:r>
       <w:r>
-        <w:t>|</w:t>
-      </w:r>
-      <w:r>
-        <w:t> »)</w:t>
+        <w:t>| »)</w:t>
       </w:r>
       <w:r>
         <w:t>.</w:t>
@@ -3935,11 +4178,13 @@
         <w:lastRenderedPageBreak/>
         <w:tab/>
       </w:r>
-      <w:bookmarkStart w:id="14" w:name="_Toc242003367"/>
+      <w:bookmarkStart w:id="13" w:name="_Toc242090674"/>
+      <w:proofErr w:type="spellStart"/>
       <w:r>
         <w:t>CheckParkingSpot</w:t>
       </w:r>
-      <w:bookmarkEnd w:id="14"/>
+      <w:bookmarkEnd w:id="13"/>
+      <w:proofErr w:type="spellEnd"/>
     </w:p>
     <w:p>
       <w:pPr>
@@ -4001,7 +4246,15 @@
     </w:p>
     <w:p>
       <w:r>
-        <w:t>Cette méthode (appeler par « ParkingSpot ») va s’occuper de gérer l’affichage du symbole en fonction de la valeur de la place de parking. Augmenté le nombre de place libre, le nombre de place occupé, etc…</w:t>
+        <w:t>Cette méthode (appeler par « </w:t>
+      </w:r>
+      <w:proofErr w:type="spellStart"/>
+      <w:r>
+        <w:t>ParkingSpot</w:t>
+      </w:r>
+      <w:proofErr w:type="spellEnd"/>
+      <w:r>
+        <w:t> ») va s’occuper de gérer l’affichage du symbole en fonction de la valeur de la place de parking. Augmenté le nombre de place libre, le nombre de place occupé, etc…</w:t>
       </w:r>
     </w:p>
     <w:p>
@@ -4017,11 +4270,13 @@
         <w:lastRenderedPageBreak/>
         <w:tab/>
       </w:r>
-      <w:bookmarkStart w:id="15" w:name="_Toc242003368"/>
+      <w:bookmarkStart w:id="14" w:name="_Toc242090675"/>
+      <w:proofErr w:type="spellStart"/>
       <w:r>
         <w:t>AddVehicle</w:t>
       </w:r>
-      <w:bookmarkEnd w:id="15"/>
+      <w:bookmarkEnd w:id="14"/>
+      <w:proofErr w:type="spellEnd"/>
     </w:p>
     <w:p>
       <w:pPr>
@@ -4092,7 +4347,15 @@
         <w:t>un ticket pour la voiture</w:t>
       </w:r>
       <w:r>
-        <w:t xml:space="preserve">. Puis on ajoute la voiture dans la liste des voitures qui sont parké. </w:t>
+        <w:t xml:space="preserve">. Puis on ajoute la voiture dans la liste des voitures qui sont </w:t>
+      </w:r>
+      <w:proofErr w:type="spellStart"/>
+      <w:r>
+        <w:t>parké</w:t>
+      </w:r>
+      <w:proofErr w:type="spellEnd"/>
+      <w:r>
+        <w:t xml:space="preserve">. </w:t>
       </w:r>
     </w:p>
     <w:p>
@@ -4108,11 +4371,13 @@
         <w:lastRenderedPageBreak/>
         <w:tab/>
       </w:r>
-      <w:bookmarkStart w:id="16" w:name="_Toc242003369"/>
+      <w:bookmarkStart w:id="15" w:name="_Toc242090676"/>
+      <w:proofErr w:type="spellStart"/>
       <w:r>
         <w:t>FindVehicule</w:t>
       </w:r>
-      <w:bookmarkEnd w:id="16"/>
+      <w:bookmarkEnd w:id="15"/>
+      <w:proofErr w:type="spellEnd"/>
     </w:p>
     <w:p>
       <w:pPr>
@@ -4123,7 +4388,7 @@
           <w:noProof/>
         </w:rPr>
         <w:drawing>
-          <wp:inline distT="0" distB="0" distL="0" distR="0" wp14:anchorId="4E0C9F37" wp14:editId="10AFFD3A">
+          <wp:inline distT="0" distB="0" distL="0" distR="0" wp14:anchorId="4E0C9F37" wp14:editId="620E16C8">
             <wp:extent cx="5753735" cy="2458085"/>
             <wp:effectExtent l="0" t="0" r="0" b="0"/>
             <wp:docPr id="460749035" name="Image 11"/>
@@ -4174,7 +4439,23 @@
     </w:p>
     <w:p>
       <w:r>
-        <w:t>Ici on va rechercher un véhicule via sa plaque d’immatriculation ou son numéro de place. La méthode « FindVehicleCondition » va simplement vérifier s’il trouve une correspondance ou non. Si aucune correspondance est trouvé, on l’informe à l’utilisateur.</w:t>
+        <w:t>Ici on va rechercher un véhicule via sa plaque d’immatriculation ou son numéro de place. La méthode « </w:t>
+      </w:r>
+      <w:proofErr w:type="spellStart"/>
+      <w:r>
+        <w:t>FindVehicleCondition</w:t>
+      </w:r>
+      <w:proofErr w:type="spellEnd"/>
+      <w:r>
+        <w:t xml:space="preserve"> » va simplement vérifier s’il trouve une correspondance ou non. Si aucune correspondance est </w:t>
+      </w:r>
+      <w:proofErr w:type="gramStart"/>
+      <w:r>
+        <w:t>trouvé</w:t>
+      </w:r>
+      <w:proofErr w:type="gramEnd"/>
+      <w:r>
+        <w:t>, on l’informe à l’utilisateur.</w:t>
       </w:r>
     </w:p>
     <w:p>
@@ -4190,11 +4471,13 @@
         <w:lastRenderedPageBreak/>
         <w:tab/>
       </w:r>
-      <w:bookmarkStart w:id="17" w:name="_Toc242003370"/>
+      <w:bookmarkStart w:id="16" w:name="_Toc242090677"/>
+      <w:proofErr w:type="spellStart"/>
       <w:r>
         <w:t>FindVehicleReturn</w:t>
       </w:r>
-      <w:bookmarkEnd w:id="17"/>
+      <w:bookmarkEnd w:id="16"/>
+      <w:proofErr w:type="spellEnd"/>
     </w:p>
     <w:p>
       <w:pPr>
@@ -4256,7 +4539,15 @@
     </w:p>
     <w:p>
       <w:r>
-        <w:t>Appeler par la méthode « FindVehicleCondition » (si une correspondance a été trouvé) elle permet d’effectuer une action. Soit afficher les informations du véhicule, soit le faire sortir du parking.</w:t>
+        <w:t>Appeler par la méthode « </w:t>
+      </w:r>
+      <w:proofErr w:type="spellStart"/>
+      <w:r>
+        <w:t>FindVehicleCondition</w:t>
+      </w:r>
+      <w:proofErr w:type="spellEnd"/>
+      <w:r>
+        <w:t> » (si une correspondance a été trouvé) elle permet d’effectuer une action. Soit afficher les informations du véhicule, soit le faire sortir du parking.</w:t>
       </w:r>
     </w:p>
     <w:p>
@@ -4272,11 +4563,13 @@
         <w:lastRenderedPageBreak/>
         <w:tab/>
       </w:r>
-      <w:bookmarkStart w:id="18" w:name="_Toc242003371"/>
+      <w:bookmarkStart w:id="17" w:name="_Toc242090678"/>
+      <w:proofErr w:type="spellStart"/>
       <w:r>
         <w:t>StatParking</w:t>
       </w:r>
-      <w:bookmarkEnd w:id="18"/>
+      <w:bookmarkEnd w:id="17"/>
+      <w:proofErr w:type="spellEnd"/>
     </w:p>
     <w:p>
       <w:r>
@@ -4284,7 +4577,7 @@
           <w:noProof/>
         </w:rPr>
         <w:drawing>
-          <wp:inline distT="0" distB="0" distL="0" distR="0" wp14:anchorId="28B65BB5" wp14:editId="0265E590">
+          <wp:inline distT="0" distB="0" distL="0" distR="0" wp14:anchorId="28B65BB5" wp14:editId="279D8BEF">
             <wp:extent cx="5753735" cy="1552575"/>
             <wp:effectExtent l="0" t="0" r="0" b="9525"/>
             <wp:docPr id="925377937" name="Image 13"/>
@@ -4347,12 +4640,14 @@
       <w:pPr>
         <w:pStyle w:val="Titre1"/>
       </w:pPr>
-      <w:bookmarkStart w:id="19" w:name="_Toc242003372"/>
+      <w:bookmarkStart w:id="18" w:name="_Toc242090679"/>
+      <w:proofErr w:type="spellStart"/>
       <w:r>
         <w:lastRenderedPageBreak/>
         <w:t>Voiture.cs</w:t>
       </w:r>
-      <w:bookmarkEnd w:id="19"/>
+      <w:bookmarkEnd w:id="18"/>
+      <w:proofErr w:type="spellEnd"/>
     </w:p>
     <w:p>
       <w:pPr>
@@ -4361,11 +4656,13 @@
       <w:r>
         <w:tab/>
       </w:r>
-      <w:bookmarkStart w:id="20" w:name="_Toc242003373"/>
+      <w:bookmarkStart w:id="19" w:name="_Toc242090680"/>
+      <w:proofErr w:type="spellStart"/>
       <w:r>
         <w:t>LicensingPlate</w:t>
       </w:r>
-      <w:bookmarkEnd w:id="20"/>
+      <w:bookmarkEnd w:id="19"/>
+      <w:proofErr w:type="spellEnd"/>
     </w:p>
     <w:p>
       <w:pPr>
@@ -4435,11 +4732,11 @@
         <w:pStyle w:val="Titre3"/>
         <w:ind w:firstLine="708"/>
       </w:pPr>
-      <w:bookmarkStart w:id="21" w:name="_Toc242003374"/>
+      <w:bookmarkStart w:id="20" w:name="_Toc242090681"/>
       <w:r>
         <w:t>Constructeur</w:t>
       </w:r>
-      <w:bookmarkEnd w:id="21"/>
+      <w:bookmarkEnd w:id="20"/>
     </w:p>
     <w:p>
       <w:pPr>
@@ -4501,7 +4798,15 @@
     </w:p>
     <w:p>
       <w:r>
-        <w:t>Le constructeur. Si le véhicule est valid, on l’ajoute automatiquement au parking, sinon, on ne fait rien.</w:t>
+        <w:t xml:space="preserve">Le constructeur. Si le véhicule est </w:t>
+      </w:r>
+      <w:proofErr w:type="spellStart"/>
+      <w:r>
+        <w:t>valid</w:t>
+      </w:r>
+      <w:proofErr w:type="spellEnd"/>
+      <w:r>
+        <w:t>, on l’ajoute automatiquement au parking, sinon, on ne fait rien.</w:t>
       </w:r>
     </w:p>
     <w:p>
@@ -4513,12 +4818,14 @@
       <w:pPr>
         <w:pStyle w:val="Titre1"/>
       </w:pPr>
-      <w:bookmarkStart w:id="22" w:name="_Toc242003375"/>
+      <w:bookmarkStart w:id="21" w:name="_Toc242090682"/>
+      <w:proofErr w:type="spellStart"/>
       <w:r>
         <w:lastRenderedPageBreak/>
         <w:t>Ticket.cs</w:t>
       </w:r>
-      <w:bookmarkEnd w:id="22"/>
+      <w:bookmarkEnd w:id="21"/>
+      <w:proofErr w:type="spellEnd"/>
     </w:p>
     <w:p>
       <w:pPr>
@@ -4527,11 +4834,11 @@
       <w:r>
         <w:tab/>
       </w:r>
-      <w:bookmarkStart w:id="23" w:name="_Toc242003376"/>
+      <w:bookmarkStart w:id="22" w:name="_Toc242090683"/>
       <w:r>
         <w:t>Constructeur</w:t>
       </w:r>
-      <w:bookmarkEnd w:id="23"/>
+      <w:bookmarkEnd w:id="22"/>
     </w:p>
     <w:p>
       <w:pPr>
@@ -4593,7 +4900,15 @@
     </w:p>
     <w:p>
       <w:r>
-        <w:t>On va mettre l’heure d’entrée à l’heure actuel. Lui donné son numéro de place, son tarif horaire, puis lui mettre qu’il est parké (son véhicule parent).</w:t>
+        <w:t xml:space="preserve">On va mettre l’heure d’entrée à l’heure actuel. Lui donné son numéro de place, son tarif horaire, puis lui mettre qu’il est </w:t>
+      </w:r>
+      <w:proofErr w:type="spellStart"/>
+      <w:r>
+        <w:t>parké</w:t>
+      </w:r>
+      <w:proofErr w:type="spellEnd"/>
+      <w:r>
+        <w:t xml:space="preserve"> (son véhicule parent).</w:t>
       </w:r>
     </w:p>
     <w:p>
@@ -4603,11 +4918,11 @@
       <w:r>
         <w:tab/>
       </w:r>
-      <w:bookmarkStart w:id="24" w:name="_Toc242003377"/>
+      <w:bookmarkStart w:id="23" w:name="_Toc242090684"/>
       <w:r>
         <w:t>Calc</w:t>
       </w:r>
-      <w:bookmarkEnd w:id="24"/>
+      <w:bookmarkEnd w:id="23"/>
     </w:p>
     <w:p>
       <w:pPr>
@@ -4677,11 +4992,13 @@
         <w:pStyle w:val="Titre3"/>
         <w:ind w:firstLine="708"/>
       </w:pPr>
-      <w:bookmarkStart w:id="25" w:name="_Toc242003378"/>
+      <w:bookmarkStart w:id="24" w:name="_Toc242090685"/>
+      <w:proofErr w:type="spellStart"/>
       <w:r>
         <w:t>GetCurrentParkedTime</w:t>
       </w:r>
-      <w:bookmarkEnd w:id="25"/>
+      <w:bookmarkEnd w:id="24"/>
+      <w:proofErr w:type="spellEnd"/>
     </w:p>
     <w:p>
       <w:r>
@@ -4700,7 +5017,7 @@
           <w:color w:val="auto"/>
         </w:rPr>
       </w:pPr>
-      <w:bookmarkStart w:id="26" w:name="_Toc242003379"/>
+      <w:bookmarkStart w:id="25" w:name="_Toc242090686"/>
       <w:r>
         <w:rPr>
           <w:color w:val="auto"/>
@@ -4708,28 +5025,58 @@
         <w:lastRenderedPageBreak/>
         <w:t>Tests</w:t>
       </w:r>
+      <w:bookmarkEnd w:id="25"/>
+    </w:p>
+    <w:p>
+      <w:pPr>
+        <w:pStyle w:val="Titre2"/>
+      </w:pPr>
+      <w:bookmarkStart w:id="26" w:name="_Toc242090687"/>
+      <w:proofErr w:type="spellStart"/>
+      <w:r>
+        <w:t>CheckParkingSpot_IsFree_Result_X</w:t>
+      </w:r>
       <w:bookmarkEnd w:id="26"/>
-    </w:p>
-    <w:p>
-      <w:r>
-        <w:t>Êtes-vous sûr de vouloir retirer ce véhicule ? Oui = 1. Non = 0.</w:t>
-      </w:r>
-    </w:p>
-    <w:p>
-      <w:r>
-        <w:t>Valeur entrer : r</w:t>
-      </w:r>
-    </w:p>
-    <w:p>
-      <w:r>
-        <w:rPr>
-          <w:noProof/>
-        </w:rPr>
+      <w:proofErr w:type="spellEnd"/>
+    </w:p>
+    <w:p>
+      <w:r>
+        <w:t>La valeur entrée dans ce test était = 1. Puis dans « </w:t>
+      </w:r>
+      <w:proofErr w:type="spellStart"/>
+      <w:r>
+        <w:t>CheckParkingSpot</w:t>
+      </w:r>
+      <w:proofErr w:type="spellEnd"/>
+      <w:r>
+        <w:t> »</w:t>
+      </w:r>
+    </w:p>
+    <w:p>
+      <w:r>
+        <w:t>0 = « L »</w:t>
+      </w:r>
+    </w:p>
+    <w:p>
+      <w:r>
+        <w:t>1= « X »</w:t>
+      </w:r>
+    </w:p>
+    <w:p>
+      <w:r>
+        <w:t>Default = « E »</w:t>
+      </w:r>
+    </w:p>
+    <w:p>
+      <w:pPr>
+        <w:jc w:val="center"/>
+      </w:pPr>
+      <w:r>
         <w:drawing>
-          <wp:inline distT="0" distB="0" distL="0" distR="0" wp14:anchorId="70F9BB68" wp14:editId="2772319D">
-            <wp:extent cx="2064385" cy="366395"/>
-            <wp:effectExtent l="0" t="0" r="0" b="0"/>
-            <wp:docPr id="993349028" name="Image 18"/>
+          <wp:inline distT="0" distB="0" distL="0" distR="0" wp14:anchorId="0F6811CC" wp14:editId="2B243665">
+            <wp:extent cx="5760720" cy="1386205"/>
+            <wp:effectExtent l="0" t="0" r="0" b="4445"/>
+            <wp:docPr id="1190469909" name="Image 1"/>
             <wp:cNvGraphicFramePr>
               <a:graphicFrameLocks xmlns:a="http://schemas.openxmlformats.org/drawingml/2006/main" noChangeAspect="1"/>
             </wp:cNvGraphicFramePr>
@@ -4737,36 +5084,23 @@
               <a:graphicData uri="http://schemas.openxmlformats.org/drawingml/2006/picture">
                 <pic:pic xmlns:pic="http://schemas.openxmlformats.org/drawingml/2006/picture">
                   <pic:nvPicPr>
-                    <pic:cNvPr id="0" name="Picture 18"/>
-                    <pic:cNvPicPr>
-                      <a:picLocks noChangeAspect="1" noChangeArrowheads="1"/>
-                    </pic:cNvPicPr>
+                    <pic:cNvPr id="1190469909" name=""/>
+                    <pic:cNvPicPr/>
                   </pic:nvPicPr>
                   <pic:blipFill>
-                    <a:blip r:embed="rId25">
-                      <a:extLst>
-                        <a:ext uri="{28A0092B-C50C-407E-A947-70E740481C1C}">
-                          <a14:useLocalDpi xmlns:a14="http://schemas.microsoft.com/office/drawing/2010/main" val="0"/>
-                        </a:ext>
-                      </a:extLst>
-                    </a:blip>
-                    <a:srcRect/>
+                    <a:blip r:embed="rId25"/>
                     <a:stretch>
                       <a:fillRect/>
                     </a:stretch>
                   </pic:blipFill>
-                  <pic:spPr bwMode="auto">
+                  <pic:spPr>
                     <a:xfrm>
                       <a:off x="0" y="0"/>
-                      <a:ext cx="2064385" cy="366395"/>
+                      <a:ext cx="5760720" cy="1386205"/>
                     </a:xfrm>
                     <a:prstGeom prst="rect">
                       <a:avLst/>
                     </a:prstGeom>
-                    <a:noFill/>
-                    <a:ln>
-                      <a:noFill/>
-                    </a:ln>
                   </pic:spPr>
                 </pic:pic>
               </a:graphicData>
@@ -4775,242 +5109,6 @@
         </w:drawing>
       </w:r>
     </w:p>
-    <w:p/>
-    <w:p>
-      <w:r>
-        <w:t>Format incorrecte pour l’ajout d’un véhicule</w:t>
-      </w:r>
-    </w:p>
-    <w:p>
-      <w:r>
-        <w:rPr>
-          <w:noProof/>
-        </w:rPr>
-        <w:drawing>
-          <wp:inline distT="0" distB="0" distL="0" distR="0" wp14:anchorId="4FB78592" wp14:editId="55859703">
-            <wp:extent cx="5758180" cy="715010"/>
-            <wp:effectExtent l="0" t="0" r="0" b="8890"/>
-            <wp:docPr id="1003939034" name="Image 19"/>
-            <wp:cNvGraphicFramePr>
-              <a:graphicFrameLocks xmlns:a="http://schemas.openxmlformats.org/drawingml/2006/main" noChangeAspect="1"/>
-            </wp:cNvGraphicFramePr>
-            <a:graphic xmlns:a="http://schemas.openxmlformats.org/drawingml/2006/main">
-              <a:graphicData uri="http://schemas.openxmlformats.org/drawingml/2006/picture">
-                <pic:pic xmlns:pic="http://schemas.openxmlformats.org/drawingml/2006/picture">
-                  <pic:nvPicPr>
-                    <pic:cNvPr id="0" name="Picture 19"/>
-                    <pic:cNvPicPr>
-                      <a:picLocks noChangeAspect="1" noChangeArrowheads="1"/>
-                    </pic:cNvPicPr>
-                  </pic:nvPicPr>
-                  <pic:blipFill>
-                    <a:blip r:embed="rId26">
-                      <a:extLst>
-                        <a:ext uri="{28A0092B-C50C-407E-A947-70E740481C1C}">
-                          <a14:useLocalDpi xmlns:a14="http://schemas.microsoft.com/office/drawing/2010/main" val="0"/>
-                        </a:ext>
-                      </a:extLst>
-                    </a:blip>
-                    <a:srcRect/>
-                    <a:stretch>
-                      <a:fillRect/>
-                    </a:stretch>
-                  </pic:blipFill>
-                  <pic:spPr bwMode="auto">
-                    <a:xfrm>
-                      <a:off x="0" y="0"/>
-                      <a:ext cx="5758180" cy="715010"/>
-                    </a:xfrm>
-                    <a:prstGeom prst="rect">
-                      <a:avLst/>
-                    </a:prstGeom>
-                    <a:noFill/>
-                    <a:ln>
-                      <a:noFill/>
-                    </a:ln>
-                  </pic:spPr>
-                </pic:pic>
-              </a:graphicData>
-            </a:graphic>
-          </wp:inline>
-        </w:drawing>
-      </w:r>
-    </w:p>
-    <w:p/>
-    <w:p>
-      <w:r>
-        <w:t>Valeur d’option trop grande et trop petite</w:t>
-      </w:r>
-    </w:p>
-    <w:p>
-      <w:r>
-        <w:rPr>
-          <w:noProof/>
-        </w:rPr>
-        <w:drawing>
-          <wp:inline distT="0" distB="0" distL="0" distR="0" wp14:anchorId="50FCA849" wp14:editId="586EF6BC">
-            <wp:extent cx="3702685" cy="706120"/>
-            <wp:effectExtent l="0" t="0" r="0" b="0"/>
-            <wp:docPr id="821205103" name="Image 20"/>
-            <wp:cNvGraphicFramePr>
-              <a:graphicFrameLocks xmlns:a="http://schemas.openxmlformats.org/drawingml/2006/main" noChangeAspect="1"/>
-            </wp:cNvGraphicFramePr>
-            <a:graphic xmlns:a="http://schemas.openxmlformats.org/drawingml/2006/main">
-              <a:graphicData uri="http://schemas.openxmlformats.org/drawingml/2006/picture">
-                <pic:pic xmlns:pic="http://schemas.openxmlformats.org/drawingml/2006/picture">
-                  <pic:nvPicPr>
-                    <pic:cNvPr id="0" name="Picture 20"/>
-                    <pic:cNvPicPr>
-                      <a:picLocks noChangeAspect="1" noChangeArrowheads="1"/>
-                    </pic:cNvPicPr>
-                  </pic:nvPicPr>
-                  <pic:blipFill>
-                    <a:blip r:embed="rId27">
-                      <a:extLst>
-                        <a:ext uri="{28A0092B-C50C-407E-A947-70E740481C1C}">
-                          <a14:useLocalDpi xmlns:a14="http://schemas.microsoft.com/office/drawing/2010/main" val="0"/>
-                        </a:ext>
-                      </a:extLst>
-                    </a:blip>
-                    <a:srcRect/>
-                    <a:stretch>
-                      <a:fillRect/>
-                    </a:stretch>
-                  </pic:blipFill>
-                  <pic:spPr bwMode="auto">
-                    <a:xfrm>
-                      <a:off x="0" y="0"/>
-                      <a:ext cx="3702685" cy="706120"/>
-                    </a:xfrm>
-                    <a:prstGeom prst="rect">
-                      <a:avLst/>
-                    </a:prstGeom>
-                    <a:noFill/>
-                    <a:ln>
-                      <a:noFill/>
-                    </a:ln>
-                  </pic:spPr>
-                </pic:pic>
-              </a:graphicData>
-            </a:graphic>
-          </wp:inline>
-        </w:drawing>
-      </w:r>
-      <w:r>
-        <w:rPr>
-          <w:noProof/>
-        </w:rPr>
-        <w:drawing>
-          <wp:inline distT="0" distB="0" distL="0" distR="0" wp14:anchorId="3884D3A0" wp14:editId="0BD3ADD2">
-            <wp:extent cx="3702685" cy="724535"/>
-            <wp:effectExtent l="0" t="0" r="0" b="0"/>
-            <wp:docPr id="96872843" name="Image 21"/>
-            <wp:cNvGraphicFramePr>
-              <a:graphicFrameLocks xmlns:a="http://schemas.openxmlformats.org/drawingml/2006/main" noChangeAspect="1"/>
-            </wp:cNvGraphicFramePr>
-            <a:graphic xmlns:a="http://schemas.openxmlformats.org/drawingml/2006/main">
-              <a:graphicData uri="http://schemas.openxmlformats.org/drawingml/2006/picture">
-                <pic:pic xmlns:pic="http://schemas.openxmlformats.org/drawingml/2006/picture">
-                  <pic:nvPicPr>
-                    <pic:cNvPr id="0" name="Picture 21"/>
-                    <pic:cNvPicPr>
-                      <a:picLocks noChangeAspect="1" noChangeArrowheads="1"/>
-                    </pic:cNvPicPr>
-                  </pic:nvPicPr>
-                  <pic:blipFill>
-                    <a:blip r:embed="rId28">
-                      <a:extLst>
-                        <a:ext uri="{28A0092B-C50C-407E-A947-70E740481C1C}">
-                          <a14:useLocalDpi xmlns:a14="http://schemas.microsoft.com/office/drawing/2010/main" val="0"/>
-                        </a:ext>
-                      </a:extLst>
-                    </a:blip>
-                    <a:srcRect/>
-                    <a:stretch>
-                      <a:fillRect/>
-                    </a:stretch>
-                  </pic:blipFill>
-                  <pic:spPr bwMode="auto">
-                    <a:xfrm>
-                      <a:off x="0" y="0"/>
-                      <a:ext cx="3702685" cy="724535"/>
-                    </a:xfrm>
-                    <a:prstGeom prst="rect">
-                      <a:avLst/>
-                    </a:prstGeom>
-                    <a:noFill/>
-                    <a:ln>
-                      <a:noFill/>
-                    </a:ln>
-                  </pic:spPr>
-                </pic:pic>
-              </a:graphicData>
-            </a:graphic>
-          </wp:inline>
-        </w:drawing>
-      </w:r>
-    </w:p>
-    <w:p/>
-    <w:p>
-      <w:r>
-        <w:t>Rechercher un véhicule inexistant</w:t>
-      </w:r>
-    </w:p>
-    <w:p>
-      <w:r>
-        <w:rPr>
-          <w:noProof/>
-        </w:rPr>
-        <w:drawing>
-          <wp:inline distT="0" distB="0" distL="0" distR="0" wp14:anchorId="0C249864" wp14:editId="045475B0">
-            <wp:extent cx="5758180" cy="891540"/>
-            <wp:effectExtent l="0" t="0" r="0" b="3810"/>
-            <wp:docPr id="1093832271" name="Image 22"/>
-            <wp:cNvGraphicFramePr>
-              <a:graphicFrameLocks xmlns:a="http://schemas.openxmlformats.org/drawingml/2006/main" noChangeAspect="1"/>
-            </wp:cNvGraphicFramePr>
-            <a:graphic xmlns:a="http://schemas.openxmlformats.org/drawingml/2006/main">
-              <a:graphicData uri="http://schemas.openxmlformats.org/drawingml/2006/picture">
-                <pic:pic xmlns:pic="http://schemas.openxmlformats.org/drawingml/2006/picture">
-                  <pic:nvPicPr>
-                    <pic:cNvPr id="0" name="Picture 22"/>
-                    <pic:cNvPicPr>
-                      <a:picLocks noChangeAspect="1" noChangeArrowheads="1"/>
-                    </pic:cNvPicPr>
-                  </pic:nvPicPr>
-                  <pic:blipFill>
-                    <a:blip r:embed="rId29">
-                      <a:extLst>
-                        <a:ext uri="{28A0092B-C50C-407E-A947-70E740481C1C}">
-                          <a14:useLocalDpi xmlns:a14="http://schemas.microsoft.com/office/drawing/2010/main" val="0"/>
-                        </a:ext>
-                      </a:extLst>
-                    </a:blip>
-                    <a:srcRect/>
-                    <a:stretch>
-                      <a:fillRect/>
-                    </a:stretch>
-                  </pic:blipFill>
-                  <pic:spPr bwMode="auto">
-                    <a:xfrm>
-                      <a:off x="0" y="0"/>
-                      <a:ext cx="5758180" cy="891540"/>
-                    </a:xfrm>
-                    <a:prstGeom prst="rect">
-                      <a:avLst/>
-                    </a:prstGeom>
-                    <a:noFill/>
-                    <a:ln>
-                      <a:noFill/>
-                    </a:ln>
-                  </pic:spPr>
-                </pic:pic>
-              </a:graphicData>
-            </a:graphic>
-          </wp:inline>
-        </w:drawing>
-      </w:r>
-    </w:p>
     <w:p>
       <w:r>
         <w:br w:type="page"/>
@@ -5023,7 +5121,7 @@
           <w:color w:val="auto"/>
         </w:rPr>
       </w:pPr>
-      <w:bookmarkStart w:id="27" w:name="_Toc242003380"/>
+      <w:bookmarkStart w:id="27" w:name="_Toc242090688"/>
       <w:r>
         <w:rPr>
           <w:color w:val="auto"/>
@@ -5041,7 +5139,7 @@
           <w:color w:val="auto"/>
         </w:rPr>
       </w:pPr>
-      <w:bookmarkStart w:id="28" w:name="_Toc242003381"/>
+      <w:bookmarkStart w:id="28" w:name="_Toc242090689"/>
       <w:r>
         <w:rPr>
           <w:color w:val="auto"/>
@@ -5060,7 +5158,15 @@
     </w:p>
     <w:p>
       <w:r>
-        <w:t>À par ça je suis satisfait, j’ai évité le plus possible la redondance dans mon code, j’ai bien commenté, bien nommé mes variables, etc…</w:t>
+        <w:t xml:space="preserve">À </w:t>
+      </w:r>
+      <w:proofErr w:type="spellStart"/>
+      <w:r>
+        <w:t>par</w:t>
+      </w:r>
+      <w:proofErr w:type="spellEnd"/>
+      <w:r>
+        <w:t xml:space="preserve"> ça je suis satisfait, j’ai évité le plus possible la redondance dans mon code, j’ai bien commenté, bien nommé mes variables, etc…</w:t>
       </w:r>
     </w:p>
     <w:p>
@@ -5071,7 +5177,7 @@
           <w:color w:val="auto"/>
         </w:rPr>
       </w:pPr>
-      <w:bookmarkStart w:id="29" w:name="_Toc242003382"/>
+      <w:bookmarkStart w:id="29" w:name="_Toc242090690"/>
       <w:r>
         <w:rPr>
           <w:color w:val="auto"/>
@@ -5310,7 +5416,7 @@
     </w:tbl>
     <w:p/>
     <w:sectPr>
-      <w:footerReference w:type="default" r:id="rId30"/>
+      <w:footerReference w:type="default" r:id="rId26"/>
       <w:pgSz w:w="11906" w:h="16838"/>
       <w:pgMar w:top="1417" w:right="1417" w:bottom="1417" w:left="1417" w:header="708" w:footer="708" w:gutter="0"/>
       <w:pgNumType w:start="0"/>
@@ -6941,6 +7047,8 @@
     <w:rsid w:val="00211AEE"/>
     <w:rsid w:val="002907FD"/>
     <w:rsid w:val="002C61A5"/>
+    <w:rsid w:val="002F06E8"/>
+    <w:rsid w:val="0048159C"/>
     <w:rsid w:val="00482DE2"/>
     <w:rsid w:val="005B37DF"/>
     <w:rsid w:val="005D009D"/>
@@ -6973,7 +7081,7 @@
   </m:mathPr>
   <w:themeFontLang w:val="fr-CH"/>
   <w:clrSchemeMapping w:bg1="light1" w:t1="dark1" w:bg2="light2" w:t2="dark2" w:accent1="accent1" w:accent2="accent2" w:accent3="accent3" w:accent4="accent4" w:accent5="accent5" w:accent6="accent6" w:hyperlink="hyperlink" w:followedHyperlink="followedHyperlink"/>
-  <w:decimalSymbol w:val=","/>
+  <w:decimalSymbol w:val="."/>
   <w:listSeparator w:val=";"/>
   <w15:chartTrackingRefBased/>
 </w:settings>

--- a/R-320-NicolasMarques-Rapport.docx
+++ b/R-320-NicolasMarques-Rapport.docx
@@ -139,7 +139,7 @@
           <w:r>
             <w:fldChar w:fldCharType="separate"/>
           </w:r>
-          <w:hyperlink w:anchor="_Toc242090661" w:history="1">
+          <w:hyperlink w:anchor="_Toc242092008" w:history="1">
             <w:r>
               <w:rPr>
                 <w:rStyle w:val="Lienhypertexte"/>
@@ -166,7 +166,7 @@
                 <w:noProof/>
                 <w:webHidden/>
               </w:rPr>
-              <w:instrText xml:space="preserve"> PAGEREF _Toc242090661 \h </w:instrText>
+              <w:instrText xml:space="preserve"> PAGEREF _Toc242092008 \h </w:instrText>
             </w:r>
             <w:r>
               <w:rPr>
@@ -186,7 +186,7 @@
                 <w:noProof/>
                 <w:webHidden/>
               </w:rPr>
-              <w:t>2</w:t>
+              <w:t>3</w:t>
             </w:r>
             <w:r>
               <w:rPr>
@@ -209,7 +209,7 @@
               <w:lang w:eastAsia="fr-CH"/>
             </w:rPr>
           </w:pPr>
-          <w:hyperlink w:anchor="_Toc242090662" w:history="1">
+          <w:hyperlink w:anchor="_Toc242092009" w:history="1">
             <w:r>
               <w:rPr>
                 <w:rStyle w:val="Lienhypertexte"/>
@@ -236,7 +236,7 @@
                 <w:noProof/>
                 <w:webHidden/>
               </w:rPr>
-              <w:instrText xml:space="preserve"> PAGEREF _Toc242090662 \h </w:instrText>
+              <w:instrText xml:space="preserve"> PAGEREF _Toc242092009 \h </w:instrText>
             </w:r>
             <w:r>
               <w:rPr>
@@ -256,7 +256,7 @@
                 <w:noProof/>
                 <w:webHidden/>
               </w:rPr>
-              <w:t>5</w:t>
+              <w:t>6</w:t>
             </w:r>
             <w:r>
               <w:rPr>
@@ -279,7 +279,7 @@
               <w:lang w:eastAsia="fr-CH"/>
             </w:rPr>
           </w:pPr>
-          <w:hyperlink w:anchor="_Toc242090663" w:history="1">
+          <w:hyperlink w:anchor="_Toc242092010" w:history="1">
             <w:r>
               <w:rPr>
                 <w:rStyle w:val="Lienhypertexte"/>
@@ -306,7 +306,7 @@
                 <w:noProof/>
                 <w:webHidden/>
               </w:rPr>
-              <w:instrText xml:space="preserve"> PAGEREF _Toc242090663 \h </w:instrText>
+              <w:instrText xml:space="preserve"> PAGEREF _Toc242092010 \h </w:instrText>
             </w:r>
             <w:r>
               <w:rPr>
@@ -326,7 +326,7 @@
                 <w:noProof/>
                 <w:webHidden/>
               </w:rPr>
-              <w:t>5</w:t>
+              <w:t>6</w:t>
             </w:r>
             <w:r>
               <w:rPr>
@@ -349,7 +349,7 @@
               <w:lang w:eastAsia="fr-CH"/>
             </w:rPr>
           </w:pPr>
-          <w:hyperlink w:anchor="_Toc242090664" w:history="1">
+          <w:hyperlink w:anchor="_Toc242092011" w:history="1">
             <w:r>
               <w:rPr>
                 <w:rStyle w:val="Lienhypertexte"/>
@@ -376,7 +376,7 @@
                 <w:noProof/>
                 <w:webHidden/>
               </w:rPr>
-              <w:instrText xml:space="preserve"> PAGEREF _Toc242090664 \h </w:instrText>
+              <w:instrText xml:space="preserve"> PAGEREF _Toc242092011 \h </w:instrText>
             </w:r>
             <w:r>
               <w:rPr>
@@ -396,7 +396,7 @@
                 <w:noProof/>
                 <w:webHidden/>
               </w:rPr>
-              <w:t>6</w:t>
+              <w:t>7</w:t>
             </w:r>
             <w:r>
               <w:rPr>
@@ -419,7 +419,7 @@
               <w:lang w:eastAsia="fr-CH"/>
             </w:rPr>
           </w:pPr>
-          <w:hyperlink w:anchor="_Toc242090665" w:history="1">
+          <w:hyperlink w:anchor="_Toc242092012" w:history="1">
             <w:r>
               <w:rPr>
                 <w:rStyle w:val="Lienhypertexte"/>
@@ -446,7 +446,7 @@
                 <w:noProof/>
                 <w:webHidden/>
               </w:rPr>
-              <w:instrText xml:space="preserve"> PAGEREF _Toc242090665 \h </w:instrText>
+              <w:instrText xml:space="preserve"> PAGEREF _Toc242092012 \h </w:instrText>
             </w:r>
             <w:r>
               <w:rPr>
@@ -466,7 +466,7 @@
                 <w:noProof/>
                 <w:webHidden/>
               </w:rPr>
-              <w:t>6</w:t>
+              <w:t>7</w:t>
             </w:r>
             <w:r>
               <w:rPr>
@@ -489,7 +489,7 @@
               <w:lang w:eastAsia="fr-CH"/>
             </w:rPr>
           </w:pPr>
-          <w:hyperlink w:anchor="_Toc242090666" w:history="1">
+          <w:hyperlink w:anchor="_Toc242092013" w:history="1">
             <w:r>
               <w:rPr>
                 <w:rStyle w:val="Lienhypertexte"/>
@@ -516,7 +516,7 @@
                 <w:noProof/>
                 <w:webHidden/>
               </w:rPr>
-              <w:instrText xml:space="preserve"> PAGEREF _Toc242090666 \h </w:instrText>
+              <w:instrText xml:space="preserve"> PAGEREF _Toc242092013 \h </w:instrText>
             </w:r>
             <w:r>
               <w:rPr>
@@ -536,7 +536,7 @@
                 <w:noProof/>
                 <w:webHidden/>
               </w:rPr>
-              <w:t>7</w:t>
+              <w:t>8</w:t>
             </w:r>
             <w:r>
               <w:rPr>
@@ -559,7 +559,7 @@
               <w:lang w:eastAsia="fr-CH"/>
             </w:rPr>
           </w:pPr>
-          <w:hyperlink w:anchor="_Toc242090667" w:history="1">
+          <w:hyperlink w:anchor="_Toc242092014" w:history="1">
             <w:r>
               <w:rPr>
                 <w:rStyle w:val="Lienhypertexte"/>
@@ -586,7 +586,7 @@
                 <w:noProof/>
                 <w:webHidden/>
               </w:rPr>
-              <w:instrText xml:space="preserve"> PAGEREF _Toc242090667 \h </w:instrText>
+              <w:instrText xml:space="preserve"> PAGEREF _Toc242092014 \h </w:instrText>
             </w:r>
             <w:r>
               <w:rPr>
@@ -606,7 +606,7 @@
                 <w:noProof/>
                 <w:webHidden/>
               </w:rPr>
-              <w:t>7</w:t>
+              <w:t>8</w:t>
             </w:r>
             <w:r>
               <w:rPr>
@@ -629,7 +629,7 @@
               <w:lang w:eastAsia="fr-CH"/>
             </w:rPr>
           </w:pPr>
-          <w:hyperlink w:anchor="_Toc242090668" w:history="1">
+          <w:hyperlink w:anchor="_Toc242092015" w:history="1">
             <w:r>
               <w:rPr>
                 <w:rStyle w:val="Lienhypertexte"/>
@@ -656,7 +656,7 @@
                 <w:noProof/>
                 <w:webHidden/>
               </w:rPr>
-              <w:instrText xml:space="preserve"> PAGEREF _Toc242090668 \h </w:instrText>
+              <w:instrText xml:space="preserve"> PAGEREF _Toc242092015 \h </w:instrText>
             </w:r>
             <w:r>
               <w:rPr>
@@ -676,7 +676,7 @@
                 <w:noProof/>
                 <w:webHidden/>
               </w:rPr>
-              <w:t>8</w:t>
+              <w:t>9</w:t>
             </w:r>
             <w:r>
               <w:rPr>
@@ -699,7 +699,7 @@
               <w:lang w:eastAsia="fr-CH"/>
             </w:rPr>
           </w:pPr>
-          <w:hyperlink w:anchor="_Toc242090669" w:history="1">
+          <w:hyperlink w:anchor="_Toc242092016" w:history="1">
             <w:r>
               <w:rPr>
                 <w:rStyle w:val="Lienhypertexte"/>
@@ -726,7 +726,7 @@
                 <w:noProof/>
                 <w:webHidden/>
               </w:rPr>
-              <w:instrText xml:space="preserve"> PAGEREF _Toc242090669 \h </w:instrText>
+              <w:instrText xml:space="preserve"> PAGEREF _Toc242092016 \h </w:instrText>
             </w:r>
             <w:r>
               <w:rPr>
@@ -746,7 +746,7 @@
                 <w:noProof/>
                 <w:webHidden/>
               </w:rPr>
-              <w:t>9</w:t>
+              <w:t>10</w:t>
             </w:r>
             <w:r>
               <w:rPr>
@@ -769,7 +769,7 @@
               <w:lang w:eastAsia="fr-CH"/>
             </w:rPr>
           </w:pPr>
-          <w:hyperlink w:anchor="_Toc242090670" w:history="1">
+          <w:hyperlink w:anchor="_Toc242092017" w:history="1">
             <w:r>
               <w:rPr>
                 <w:rStyle w:val="Lienhypertexte"/>
@@ -796,7 +796,7 @@
                 <w:noProof/>
                 <w:webHidden/>
               </w:rPr>
-              <w:instrText xml:space="preserve"> PAGEREF _Toc242090670 \h </w:instrText>
+              <w:instrText xml:space="preserve"> PAGEREF _Toc242092017 \h </w:instrText>
             </w:r>
             <w:r>
               <w:rPr>
@@ -816,7 +816,7 @@
                 <w:noProof/>
                 <w:webHidden/>
               </w:rPr>
-              <w:t>10</w:t>
+              <w:t>11</w:t>
             </w:r>
             <w:r>
               <w:rPr>
@@ -839,7 +839,7 @@
               <w:lang w:eastAsia="fr-CH"/>
             </w:rPr>
           </w:pPr>
-          <w:hyperlink w:anchor="_Toc242090671" w:history="1">
+          <w:hyperlink w:anchor="_Toc242092018" w:history="1">
             <w:r>
               <w:rPr>
                 <w:rStyle w:val="Lienhypertexte"/>
@@ -866,7 +866,7 @@
                 <w:noProof/>
                 <w:webHidden/>
               </w:rPr>
-              <w:instrText xml:space="preserve"> PAGEREF _Toc242090671 \h </w:instrText>
+              <w:instrText xml:space="preserve"> PAGEREF _Toc242092018 \h </w:instrText>
             </w:r>
             <w:r>
               <w:rPr>
@@ -886,7 +886,7 @@
                 <w:noProof/>
                 <w:webHidden/>
               </w:rPr>
-              <w:t>11</w:t>
+              <w:t>12</w:t>
             </w:r>
             <w:r>
               <w:rPr>
@@ -909,7 +909,7 @@
               <w:lang w:eastAsia="fr-CH"/>
             </w:rPr>
           </w:pPr>
-          <w:hyperlink w:anchor="_Toc242090672" w:history="1">
+          <w:hyperlink w:anchor="_Toc242092019" w:history="1">
             <w:r>
               <w:rPr>
                 <w:rStyle w:val="Lienhypertexte"/>
@@ -936,7 +936,7 @@
                 <w:noProof/>
                 <w:webHidden/>
               </w:rPr>
-              <w:instrText xml:space="preserve"> PAGEREF _Toc242090672 \h </w:instrText>
+              <w:instrText xml:space="preserve"> PAGEREF _Toc242092019 \h </w:instrText>
             </w:r>
             <w:r>
               <w:rPr>
@@ -956,7 +956,7 @@
                 <w:noProof/>
                 <w:webHidden/>
               </w:rPr>
-              <w:t>12</w:t>
+              <w:t>13</w:t>
             </w:r>
             <w:r>
               <w:rPr>
@@ -979,7 +979,7 @@
               <w:lang w:eastAsia="fr-CH"/>
             </w:rPr>
           </w:pPr>
-          <w:hyperlink w:anchor="_Toc242090673" w:history="1">
+          <w:hyperlink w:anchor="_Toc242092020" w:history="1">
             <w:r>
               <w:rPr>
                 <w:rStyle w:val="Lienhypertexte"/>
@@ -1006,7 +1006,7 @@
                 <w:noProof/>
                 <w:webHidden/>
               </w:rPr>
-              <w:instrText xml:space="preserve"> PAGEREF _Toc242090673 \h </w:instrText>
+              <w:instrText xml:space="preserve"> PAGEREF _Toc242092020 \h </w:instrText>
             </w:r>
             <w:r>
               <w:rPr>
@@ -1026,7 +1026,7 @@
                 <w:noProof/>
                 <w:webHidden/>
               </w:rPr>
-              <w:t>12</w:t>
+              <w:t>13</w:t>
             </w:r>
             <w:r>
               <w:rPr>
@@ -1049,7 +1049,7 @@
               <w:lang w:eastAsia="fr-CH"/>
             </w:rPr>
           </w:pPr>
-          <w:hyperlink w:anchor="_Toc242090674" w:history="1">
+          <w:hyperlink w:anchor="_Toc242092021" w:history="1">
             <w:r>
               <w:rPr>
                 <w:rStyle w:val="Lienhypertexte"/>
@@ -1076,7 +1076,7 @@
                 <w:noProof/>
                 <w:webHidden/>
               </w:rPr>
-              <w:instrText xml:space="preserve"> PAGEREF _Toc242090674 \h </w:instrText>
+              <w:instrText xml:space="preserve"> PAGEREF _Toc242092021 \h </w:instrText>
             </w:r>
             <w:r>
               <w:rPr>
@@ -1096,7 +1096,7 @@
                 <w:noProof/>
                 <w:webHidden/>
               </w:rPr>
-              <w:t>13</w:t>
+              <w:t>14</w:t>
             </w:r>
             <w:r>
               <w:rPr>
@@ -1119,7 +1119,7 @@
               <w:lang w:eastAsia="fr-CH"/>
             </w:rPr>
           </w:pPr>
-          <w:hyperlink w:anchor="_Toc242090675" w:history="1">
+          <w:hyperlink w:anchor="_Toc242092022" w:history="1">
             <w:r>
               <w:rPr>
                 <w:rStyle w:val="Lienhypertexte"/>
@@ -1146,7 +1146,7 @@
                 <w:noProof/>
                 <w:webHidden/>
               </w:rPr>
-              <w:instrText xml:space="preserve"> PAGEREF _Toc242090675 \h </w:instrText>
+              <w:instrText xml:space="preserve"> PAGEREF _Toc242092022 \h </w:instrText>
             </w:r>
             <w:r>
               <w:rPr>
@@ -1166,7 +1166,7 @@
                 <w:noProof/>
                 <w:webHidden/>
               </w:rPr>
-              <w:t>14</w:t>
+              <w:t>15</w:t>
             </w:r>
             <w:r>
               <w:rPr>
@@ -1189,7 +1189,7 @@
               <w:lang w:eastAsia="fr-CH"/>
             </w:rPr>
           </w:pPr>
-          <w:hyperlink w:anchor="_Toc242090676" w:history="1">
+          <w:hyperlink w:anchor="_Toc242092023" w:history="1">
             <w:r>
               <w:rPr>
                 <w:rStyle w:val="Lienhypertexte"/>
@@ -1216,7 +1216,7 @@
                 <w:noProof/>
                 <w:webHidden/>
               </w:rPr>
-              <w:instrText xml:space="preserve"> PAGEREF _Toc242090676 \h </w:instrText>
+              <w:instrText xml:space="preserve"> PAGEREF _Toc242092023 \h </w:instrText>
             </w:r>
             <w:r>
               <w:rPr>
@@ -1236,7 +1236,7 @@
                 <w:noProof/>
                 <w:webHidden/>
               </w:rPr>
-              <w:t>15</w:t>
+              <w:t>16</w:t>
             </w:r>
             <w:r>
               <w:rPr>
@@ -1259,7 +1259,7 @@
               <w:lang w:eastAsia="fr-CH"/>
             </w:rPr>
           </w:pPr>
-          <w:hyperlink w:anchor="_Toc242090677" w:history="1">
+          <w:hyperlink w:anchor="_Toc242092024" w:history="1">
             <w:r>
               <w:rPr>
                 <w:rStyle w:val="Lienhypertexte"/>
@@ -1286,7 +1286,7 @@
                 <w:noProof/>
                 <w:webHidden/>
               </w:rPr>
-              <w:instrText xml:space="preserve"> PAGEREF _Toc242090677 \h </w:instrText>
+              <w:instrText xml:space="preserve"> PAGEREF _Toc242092024 \h </w:instrText>
             </w:r>
             <w:r>
               <w:rPr>
@@ -1306,7 +1306,7 @@
                 <w:noProof/>
                 <w:webHidden/>
               </w:rPr>
-              <w:t>16</w:t>
+              <w:t>17</w:t>
             </w:r>
             <w:r>
               <w:rPr>
@@ -1329,7 +1329,7 @@
               <w:lang w:eastAsia="fr-CH"/>
             </w:rPr>
           </w:pPr>
-          <w:hyperlink w:anchor="_Toc242090678" w:history="1">
+          <w:hyperlink w:anchor="_Toc242092025" w:history="1">
             <w:r>
               <w:rPr>
                 <w:rStyle w:val="Lienhypertexte"/>
@@ -1356,7 +1356,7 @@
                 <w:noProof/>
                 <w:webHidden/>
               </w:rPr>
-              <w:instrText xml:space="preserve"> PAGEREF _Toc242090678 \h </w:instrText>
+              <w:instrText xml:space="preserve"> PAGEREF _Toc242092025 \h </w:instrText>
             </w:r>
             <w:r>
               <w:rPr>
@@ -1376,7 +1376,7 @@
                 <w:noProof/>
                 <w:webHidden/>
               </w:rPr>
-              <w:t>17</w:t>
+              <w:t>18</w:t>
             </w:r>
             <w:r>
               <w:rPr>
@@ -1399,7 +1399,7 @@
               <w:lang w:eastAsia="fr-CH"/>
             </w:rPr>
           </w:pPr>
-          <w:hyperlink w:anchor="_Toc242090679" w:history="1">
+          <w:hyperlink w:anchor="_Toc242092026" w:history="1">
             <w:r>
               <w:rPr>
                 <w:rStyle w:val="Lienhypertexte"/>
@@ -1426,7 +1426,7 @@
                 <w:noProof/>
                 <w:webHidden/>
               </w:rPr>
-              <w:instrText xml:space="preserve"> PAGEREF _Toc242090679 \h </w:instrText>
+              <w:instrText xml:space="preserve"> PAGEREF _Toc242092026 \h </w:instrText>
             </w:r>
             <w:r>
               <w:rPr>
@@ -1446,7 +1446,7 @@
                 <w:noProof/>
                 <w:webHidden/>
               </w:rPr>
-              <w:t>18</w:t>
+              <w:t>19</w:t>
             </w:r>
             <w:r>
               <w:rPr>
@@ -1469,7 +1469,7 @@
               <w:lang w:eastAsia="fr-CH"/>
             </w:rPr>
           </w:pPr>
-          <w:hyperlink w:anchor="_Toc242090680" w:history="1">
+          <w:hyperlink w:anchor="_Toc242092027" w:history="1">
             <w:r>
               <w:rPr>
                 <w:rStyle w:val="Lienhypertexte"/>
@@ -1496,7 +1496,7 @@
                 <w:noProof/>
                 <w:webHidden/>
               </w:rPr>
-              <w:instrText xml:space="preserve"> PAGEREF _Toc242090680 \h </w:instrText>
+              <w:instrText xml:space="preserve"> PAGEREF _Toc242092027 \h </w:instrText>
             </w:r>
             <w:r>
               <w:rPr>
@@ -1516,7 +1516,7 @@
                 <w:noProof/>
                 <w:webHidden/>
               </w:rPr>
-              <w:t>18</w:t>
+              <w:t>19</w:t>
             </w:r>
             <w:r>
               <w:rPr>
@@ -1539,7 +1539,7 @@
               <w:lang w:eastAsia="fr-CH"/>
             </w:rPr>
           </w:pPr>
-          <w:hyperlink w:anchor="_Toc242090681" w:history="1">
+          <w:hyperlink w:anchor="_Toc242092028" w:history="1">
             <w:r>
               <w:rPr>
                 <w:rStyle w:val="Lienhypertexte"/>
@@ -1566,7 +1566,7 @@
                 <w:noProof/>
                 <w:webHidden/>
               </w:rPr>
-              <w:instrText xml:space="preserve"> PAGEREF _Toc242090681 \h </w:instrText>
+              <w:instrText xml:space="preserve"> PAGEREF _Toc242092028 \h </w:instrText>
             </w:r>
             <w:r>
               <w:rPr>
@@ -1586,7 +1586,7 @@
                 <w:noProof/>
                 <w:webHidden/>
               </w:rPr>
-              <w:t>18</w:t>
+              <w:t>19</w:t>
             </w:r>
             <w:r>
               <w:rPr>
@@ -1609,7 +1609,7 @@
               <w:lang w:eastAsia="fr-CH"/>
             </w:rPr>
           </w:pPr>
-          <w:hyperlink w:anchor="_Toc242090682" w:history="1">
+          <w:hyperlink w:anchor="_Toc242092029" w:history="1">
             <w:r>
               <w:rPr>
                 <w:rStyle w:val="Lienhypertexte"/>
@@ -1636,7 +1636,7 @@
                 <w:noProof/>
                 <w:webHidden/>
               </w:rPr>
-              <w:instrText xml:space="preserve"> PAGEREF _Toc242090682 \h </w:instrText>
+              <w:instrText xml:space="preserve"> PAGEREF _Toc242092029 \h </w:instrText>
             </w:r>
             <w:r>
               <w:rPr>
@@ -1656,7 +1656,7 @@
                 <w:noProof/>
                 <w:webHidden/>
               </w:rPr>
-              <w:t>19</w:t>
+              <w:t>20</w:t>
             </w:r>
             <w:r>
               <w:rPr>
@@ -1679,7 +1679,7 @@
               <w:lang w:eastAsia="fr-CH"/>
             </w:rPr>
           </w:pPr>
-          <w:hyperlink w:anchor="_Toc242090683" w:history="1">
+          <w:hyperlink w:anchor="_Toc242092030" w:history="1">
             <w:r>
               <w:rPr>
                 <w:rStyle w:val="Lienhypertexte"/>
@@ -1706,7 +1706,7 @@
                 <w:noProof/>
                 <w:webHidden/>
               </w:rPr>
-              <w:instrText xml:space="preserve"> PAGEREF _Toc242090683 \h </w:instrText>
+              <w:instrText xml:space="preserve"> PAGEREF _Toc242092030 \h </w:instrText>
             </w:r>
             <w:r>
               <w:rPr>
@@ -1726,7 +1726,7 @@
                 <w:noProof/>
                 <w:webHidden/>
               </w:rPr>
-              <w:t>19</w:t>
+              <w:t>20</w:t>
             </w:r>
             <w:r>
               <w:rPr>
@@ -1749,7 +1749,7 @@
               <w:lang w:eastAsia="fr-CH"/>
             </w:rPr>
           </w:pPr>
-          <w:hyperlink w:anchor="_Toc242090684" w:history="1">
+          <w:hyperlink w:anchor="_Toc242092031" w:history="1">
             <w:r>
               <w:rPr>
                 <w:rStyle w:val="Lienhypertexte"/>
@@ -1776,7 +1776,7 @@
                 <w:noProof/>
                 <w:webHidden/>
               </w:rPr>
-              <w:instrText xml:space="preserve"> PAGEREF _Toc242090684 \h </w:instrText>
+              <w:instrText xml:space="preserve"> PAGEREF _Toc242092031 \h </w:instrText>
             </w:r>
             <w:r>
               <w:rPr>
@@ -1796,7 +1796,7 @@
                 <w:noProof/>
                 <w:webHidden/>
               </w:rPr>
-              <w:t>19</w:t>
+              <w:t>20</w:t>
             </w:r>
             <w:r>
               <w:rPr>
@@ -1819,7 +1819,7 @@
               <w:lang w:eastAsia="fr-CH"/>
             </w:rPr>
           </w:pPr>
-          <w:hyperlink w:anchor="_Toc242090685" w:history="1">
+          <w:hyperlink w:anchor="_Toc242092032" w:history="1">
             <w:r>
               <w:rPr>
                 <w:rStyle w:val="Lienhypertexte"/>
@@ -1846,7 +1846,7 @@
                 <w:noProof/>
                 <w:webHidden/>
               </w:rPr>
-              <w:instrText xml:space="preserve"> PAGEREF _Toc242090685 \h </w:instrText>
+              <w:instrText xml:space="preserve"> PAGEREF _Toc242092032 \h </w:instrText>
             </w:r>
             <w:r>
               <w:rPr>
@@ -1866,7 +1866,7 @@
                 <w:noProof/>
                 <w:webHidden/>
               </w:rPr>
-              <w:t>19</w:t>
+              <w:t>20</w:t>
             </w:r>
             <w:r>
               <w:rPr>
@@ -1889,7 +1889,7 @@
               <w:lang w:eastAsia="fr-CH"/>
             </w:rPr>
           </w:pPr>
-          <w:hyperlink w:anchor="_Toc242090686" w:history="1">
+          <w:hyperlink w:anchor="_Toc242092033" w:history="1">
             <w:r>
               <w:rPr>
                 <w:rStyle w:val="Lienhypertexte"/>
@@ -1916,7 +1916,7 @@
                 <w:noProof/>
                 <w:webHidden/>
               </w:rPr>
-              <w:instrText xml:space="preserve"> PAGEREF _Toc242090686 \h </w:instrText>
+              <w:instrText xml:space="preserve"> PAGEREF _Toc242092033 \h </w:instrText>
             </w:r>
             <w:r>
               <w:rPr>
@@ -1936,7 +1936,7 @@
                 <w:noProof/>
                 <w:webHidden/>
               </w:rPr>
-              <w:t>20</w:t>
+              <w:t>21</w:t>
             </w:r>
             <w:r>
               <w:rPr>
@@ -1959,27 +1959,13 @@
               <w:lang w:eastAsia="fr-CH"/>
             </w:rPr>
           </w:pPr>
-          <w:hyperlink w:anchor="_Toc242090687" w:history="1">
+          <w:hyperlink w:anchor="_Toc242092034" w:history="1">
             <w:r>
               <w:rPr>
                 <w:rStyle w:val="Lienhypertexte"/>
                 <w:noProof/>
               </w:rPr>
-              <w:t>CheckParkingSp</w:t>
-            </w:r>
-            <w:r>
-              <w:rPr>
-                <w:rStyle w:val="Lienhypertexte"/>
-                <w:noProof/>
-              </w:rPr>
-              <w:t>o</w:t>
-            </w:r>
-            <w:r>
-              <w:rPr>
-                <w:rStyle w:val="Lienhypertexte"/>
-                <w:noProof/>
-              </w:rPr>
-              <w:t>t_IsFree_Result_X</w:t>
+              <w:t>CheckParkingSpot_IsFree_Result_X</w:t>
             </w:r>
             <w:r>
               <w:rPr>
@@ -2000,7 +1986,7 @@
                 <w:noProof/>
                 <w:webHidden/>
               </w:rPr>
-              <w:instrText xml:space="preserve"> PAGEREF _Toc242090687 \h </w:instrText>
+              <w:instrText xml:space="preserve"> PAGEREF _Toc242092034 \h </w:instrText>
             </w:r>
             <w:r>
               <w:rPr>
@@ -2020,7 +2006,7 @@
                 <w:noProof/>
                 <w:webHidden/>
               </w:rPr>
-              <w:t>20</w:t>
+              <w:t>21</w:t>
             </w:r>
             <w:r>
               <w:rPr>
@@ -2043,7 +2029,7 @@
               <w:lang w:eastAsia="fr-CH"/>
             </w:rPr>
           </w:pPr>
-          <w:hyperlink w:anchor="_Toc242090688" w:history="1">
+          <w:hyperlink w:anchor="_Toc242092035" w:history="1">
             <w:r>
               <w:rPr>
                 <w:rStyle w:val="Lienhypertexte"/>
@@ -2070,7 +2056,7 @@
                 <w:noProof/>
                 <w:webHidden/>
               </w:rPr>
-              <w:instrText xml:space="preserve"> PAGEREF _Toc242090688 \h </w:instrText>
+              <w:instrText xml:space="preserve"> PAGEREF _Toc242092035 \h </w:instrText>
             </w:r>
             <w:r>
               <w:rPr>
@@ -2090,7 +2076,7 @@
                 <w:noProof/>
                 <w:webHidden/>
               </w:rPr>
-              <w:t>21</w:t>
+              <w:t>22</w:t>
             </w:r>
             <w:r>
               <w:rPr>
@@ -2113,7 +2099,7 @@
               <w:lang w:eastAsia="fr-CH"/>
             </w:rPr>
           </w:pPr>
-          <w:hyperlink w:anchor="_Toc242090689" w:history="1">
+          <w:hyperlink w:anchor="_Toc242092036" w:history="1">
             <w:r>
               <w:rPr>
                 <w:rStyle w:val="Lienhypertexte"/>
@@ -2140,7 +2126,7 @@
                 <w:noProof/>
                 <w:webHidden/>
               </w:rPr>
-              <w:instrText xml:space="preserve"> PAGEREF _Toc242090689 \h </w:instrText>
+              <w:instrText xml:space="preserve"> PAGEREF _Toc242092036 \h </w:instrText>
             </w:r>
             <w:r>
               <w:rPr>
@@ -2160,7 +2146,7 @@
                 <w:noProof/>
                 <w:webHidden/>
               </w:rPr>
-              <w:t>21</w:t>
+              <w:t>22</w:t>
             </w:r>
             <w:r>
               <w:rPr>
@@ -2183,12 +2169,82 @@
               <w:lang w:eastAsia="fr-CH"/>
             </w:rPr>
           </w:pPr>
-          <w:hyperlink w:anchor="_Toc242090690" w:history="1">
+          <w:hyperlink w:anchor="_Toc242092037" w:history="1">
             <w:r>
               <w:rPr>
                 <w:rStyle w:val="Lienhypertexte"/>
                 <w:noProof/>
               </w:rPr>
+              <w:t>Utilisiation de l’IA</w:t>
+            </w:r>
+            <w:r>
+              <w:rPr>
+                <w:noProof/>
+                <w:webHidden/>
+              </w:rPr>
+              <w:tab/>
+            </w:r>
+            <w:r>
+              <w:rPr>
+                <w:noProof/>
+                <w:webHidden/>
+              </w:rPr>
+              <w:fldChar w:fldCharType="begin"/>
+            </w:r>
+            <w:r>
+              <w:rPr>
+                <w:noProof/>
+                <w:webHidden/>
+              </w:rPr>
+              <w:instrText xml:space="preserve"> PAGEREF _Toc242092037 \h </w:instrText>
+            </w:r>
+            <w:r>
+              <w:rPr>
+                <w:noProof/>
+                <w:webHidden/>
+              </w:rPr>
+            </w:r>
+            <w:r>
+              <w:rPr>
+                <w:noProof/>
+                <w:webHidden/>
+              </w:rPr>
+              <w:fldChar w:fldCharType="separate"/>
+            </w:r>
+            <w:r>
+              <w:rPr>
+                <w:noProof/>
+                <w:webHidden/>
+              </w:rPr>
+              <w:t>22</w:t>
+            </w:r>
+            <w:r>
+              <w:rPr>
+                <w:noProof/>
+                <w:webHidden/>
+              </w:rPr>
+              <w:fldChar w:fldCharType="end"/>
+            </w:r>
+          </w:hyperlink>
+        </w:p>
+        <w:p>
+          <w:pPr>
+            <w:pStyle w:val="TM2"/>
+            <w:tabs>
+              <w:tab w:val="right" w:leader="dot" w:pos="9062"/>
+            </w:tabs>
+            <w:rPr>
+              <w:rFonts w:eastAsiaTheme="minorEastAsia"/>
+              <w:noProof/>
+              <w:lang w:eastAsia="fr-CH"/>
+            </w:rPr>
+          </w:pPr>
+          <w:hyperlink w:anchor="_Toc242092038" w:history="1">
+            <w:r>
+              <w:rPr>
+                <w:rStyle w:val="Lienhypertexte"/>
+                <w:noProof/>
+              </w:rPr>
               <w:t>Bilan des fonctionnalités</w:t>
             </w:r>
             <w:r>
@@ -2210,7 +2266,7 @@
                 <w:noProof/>
                 <w:webHidden/>
               </w:rPr>
-              <w:instrText xml:space="preserve"> PAGEREF _Toc242090690 \h </w:instrText>
+              <w:instrText xml:space="preserve"> PAGEREF _Toc242092038 \h </w:instrText>
             </w:r>
             <w:r>
               <w:rPr>
@@ -2230,7 +2286,7 @@
                 <w:noProof/>
                 <w:webHidden/>
               </w:rPr>
-              <w:t>21</w:t>
+              <w:t>22</w:t>
             </w:r>
             <w:r>
               <w:rPr>
@@ -2247,6 +2303,7 @@
               <w:b/>
               <w:bCs/>
             </w:rPr>
+            <w:lastRenderedPageBreak/>
             <w:fldChar w:fldCharType="end"/>
           </w:r>
         </w:p>
@@ -2269,7 +2326,7 @@
           <w:color w:val="auto"/>
         </w:rPr>
       </w:pPr>
-      <w:bookmarkStart w:id="0" w:name="_Toc242090661"/>
+      <w:bookmarkStart w:id="0" w:name="_Toc242092008"/>
       <w:r>
         <w:rPr>
           <w:color w:val="auto"/>
@@ -3174,7 +3231,7 @@
           <w:color w:val="auto"/>
         </w:rPr>
       </w:pPr>
-      <w:bookmarkStart w:id="1" w:name="_Toc242090662"/>
+      <w:bookmarkStart w:id="1" w:name="_Toc242092009"/>
       <w:r>
         <w:rPr>
           <w:color w:val="auto"/>
@@ -3188,7 +3245,7 @@
       <w:pPr>
         <w:pStyle w:val="Titre2"/>
       </w:pPr>
-      <w:bookmarkStart w:id="2" w:name="_Toc242090663"/>
+      <w:bookmarkStart w:id="2" w:name="_Toc242092010"/>
       <w:proofErr w:type="spellStart"/>
       <w:r>
         <w:t>Program.cs</w:t>
@@ -3275,7 +3332,7 @@
       <w:pPr>
         <w:pStyle w:val="Titre2"/>
       </w:pPr>
-      <w:bookmarkStart w:id="3" w:name="_Toc242090664"/>
+      <w:bookmarkStart w:id="3" w:name="_Toc242092011"/>
       <w:proofErr w:type="spellStart"/>
       <w:r>
         <w:lastRenderedPageBreak/>
@@ -3308,7 +3365,7 @@
         <w:pStyle w:val="Titre3"/>
         <w:ind w:firstLine="708"/>
       </w:pPr>
-      <w:bookmarkStart w:id="4" w:name="_Toc242090665"/>
+      <w:bookmarkStart w:id="4" w:name="_Toc242092012"/>
       <w:proofErr w:type="spellStart"/>
       <w:r>
         <w:t>StartProgram</w:t>
@@ -3433,7 +3490,7 @@
       <w:pPr>
         <w:pStyle w:val="Titre2"/>
       </w:pPr>
-      <w:bookmarkStart w:id="5" w:name="_Toc242090666"/>
+      <w:bookmarkStart w:id="5" w:name="_Toc242092013"/>
       <w:proofErr w:type="spellStart"/>
       <w:r>
         <w:lastRenderedPageBreak/>
@@ -3455,7 +3512,7 @@
         <w:pStyle w:val="Titre3"/>
         <w:ind w:firstLine="708"/>
       </w:pPr>
-      <w:bookmarkStart w:id="6" w:name="_Toc242090667"/>
+      <w:bookmarkStart w:id="6" w:name="_Toc242092014"/>
       <w:proofErr w:type="spellStart"/>
       <w:r>
         <w:t>DisplayMenu</w:t>
@@ -3582,7 +3639,7 @@
         <w:lastRenderedPageBreak/>
         <w:tab/>
       </w:r>
-      <w:bookmarkStart w:id="7" w:name="_Toc242090668"/>
+      <w:bookmarkStart w:id="7" w:name="_Toc242092015"/>
       <w:proofErr w:type="spellStart"/>
       <w:r>
         <w:t>UserInputHandler</w:t>
@@ -3737,7 +3794,7 @@
         <w:lastRenderedPageBreak/>
         <w:tab/>
       </w:r>
-      <w:bookmarkStart w:id="8" w:name="_Toc242090669"/>
+      <w:bookmarkStart w:id="8" w:name="_Toc242092016"/>
       <w:proofErr w:type="spellStart"/>
       <w:r>
         <w:t>EnterVehicle</w:t>
@@ -3754,7 +3811,7 @@
           <w:noProof/>
         </w:rPr>
         <w:drawing>
-          <wp:inline distT="0" distB="0" distL="0" distR="0" wp14:anchorId="21CFB329" wp14:editId="518CD105">
+          <wp:inline distT="0" distB="0" distL="0" distR="0" wp14:anchorId="21CFB329" wp14:editId="76BA4BBA">
             <wp:extent cx="5755640" cy="1550035"/>
             <wp:effectExtent l="0" t="0" r="0" b="0"/>
             <wp:docPr id="273820517" name="Image 3"/>
@@ -3841,7 +3898,7 @@
         <w:lastRenderedPageBreak/>
         <w:tab/>
       </w:r>
-      <w:bookmarkStart w:id="9" w:name="_Toc242090670"/>
+      <w:bookmarkStart w:id="9" w:name="_Toc242092017"/>
       <w:proofErr w:type="spellStart"/>
       <w:r>
         <w:t>SearchVehicle</w:t>
@@ -3925,7 +3982,7 @@
         <w:pStyle w:val="Titre3"/>
         <w:ind w:firstLine="708"/>
       </w:pPr>
-      <w:bookmarkStart w:id="10" w:name="_Toc242090671"/>
+      <w:bookmarkStart w:id="10" w:name="_Toc242092018"/>
       <w:proofErr w:type="spellStart"/>
       <w:r>
         <w:lastRenderedPageBreak/>
@@ -4043,7 +4100,7 @@
       <w:pPr>
         <w:pStyle w:val="Titre2"/>
       </w:pPr>
-      <w:bookmarkStart w:id="11" w:name="_Toc242090672"/>
+      <w:bookmarkStart w:id="11" w:name="_Toc242092019"/>
       <w:proofErr w:type="spellStart"/>
       <w:r>
         <w:lastRenderedPageBreak/>
@@ -4059,7 +4116,7 @@
       <w:r>
         <w:tab/>
       </w:r>
-      <w:bookmarkStart w:id="12" w:name="_Toc242090673"/>
+      <w:bookmarkStart w:id="12" w:name="_Toc242092020"/>
       <w:r>
         <w:t>Display</w:t>
       </w:r>
@@ -4178,7 +4235,7 @@
         <w:lastRenderedPageBreak/>
         <w:tab/>
       </w:r>
-      <w:bookmarkStart w:id="13" w:name="_Toc242090674"/>
+      <w:bookmarkStart w:id="13" w:name="_Toc242092021"/>
       <w:proofErr w:type="spellStart"/>
       <w:r>
         <w:t>CheckParkingSpot</w:t>
@@ -4270,7 +4327,7 @@
         <w:lastRenderedPageBreak/>
         <w:tab/>
       </w:r>
-      <w:bookmarkStart w:id="14" w:name="_Toc242090675"/>
+      <w:bookmarkStart w:id="14" w:name="_Toc242092022"/>
       <w:proofErr w:type="spellStart"/>
       <w:r>
         <w:t>AddVehicle</w:t>
@@ -4371,7 +4428,7 @@
         <w:lastRenderedPageBreak/>
         <w:tab/>
       </w:r>
-      <w:bookmarkStart w:id="15" w:name="_Toc242090676"/>
+      <w:bookmarkStart w:id="15" w:name="_Toc242092023"/>
       <w:proofErr w:type="spellStart"/>
       <w:r>
         <w:t>FindVehicule</w:t>
@@ -4388,7 +4445,7 @@
           <w:noProof/>
         </w:rPr>
         <w:drawing>
-          <wp:inline distT="0" distB="0" distL="0" distR="0" wp14:anchorId="4E0C9F37" wp14:editId="620E16C8">
+          <wp:inline distT="0" distB="0" distL="0" distR="0" wp14:anchorId="4E0C9F37" wp14:editId="6E561040">
             <wp:extent cx="5753735" cy="2458085"/>
             <wp:effectExtent l="0" t="0" r="0" b="0"/>
             <wp:docPr id="460749035" name="Image 11"/>
@@ -4471,7 +4528,7 @@
         <w:lastRenderedPageBreak/>
         <w:tab/>
       </w:r>
-      <w:bookmarkStart w:id="16" w:name="_Toc242090677"/>
+      <w:bookmarkStart w:id="16" w:name="_Toc242092024"/>
       <w:proofErr w:type="spellStart"/>
       <w:r>
         <w:t>FindVehicleReturn</w:t>
@@ -4563,7 +4620,7 @@
         <w:lastRenderedPageBreak/>
         <w:tab/>
       </w:r>
-      <w:bookmarkStart w:id="17" w:name="_Toc242090678"/>
+      <w:bookmarkStart w:id="17" w:name="_Toc242092025"/>
       <w:proofErr w:type="spellStart"/>
       <w:r>
         <w:t>StatParking</w:t>
@@ -4577,7 +4634,7 @@
           <w:noProof/>
         </w:rPr>
         <w:drawing>
-          <wp:inline distT="0" distB="0" distL="0" distR="0" wp14:anchorId="28B65BB5" wp14:editId="279D8BEF">
+          <wp:inline distT="0" distB="0" distL="0" distR="0" wp14:anchorId="28B65BB5" wp14:editId="4071F1CD">
             <wp:extent cx="5753735" cy="1552575"/>
             <wp:effectExtent l="0" t="0" r="0" b="9525"/>
             <wp:docPr id="925377937" name="Image 13"/>
@@ -4640,7 +4697,7 @@
       <w:pPr>
         <w:pStyle w:val="Titre1"/>
       </w:pPr>
-      <w:bookmarkStart w:id="18" w:name="_Toc242090679"/>
+      <w:bookmarkStart w:id="18" w:name="_Toc242092026"/>
       <w:proofErr w:type="spellStart"/>
       <w:r>
         <w:lastRenderedPageBreak/>
@@ -4656,7 +4713,7 @@
       <w:r>
         <w:tab/>
       </w:r>
-      <w:bookmarkStart w:id="19" w:name="_Toc242090680"/>
+      <w:bookmarkStart w:id="19" w:name="_Toc242092027"/>
       <w:proofErr w:type="spellStart"/>
       <w:r>
         <w:t>LicensingPlate</w:t>
@@ -4732,7 +4789,7 @@
         <w:pStyle w:val="Titre3"/>
         <w:ind w:firstLine="708"/>
       </w:pPr>
-      <w:bookmarkStart w:id="20" w:name="_Toc242090681"/>
+      <w:bookmarkStart w:id="20" w:name="_Toc242092028"/>
       <w:r>
         <w:t>Constructeur</w:t>
       </w:r>
@@ -4818,7 +4875,7 @@
       <w:pPr>
         <w:pStyle w:val="Titre1"/>
       </w:pPr>
-      <w:bookmarkStart w:id="21" w:name="_Toc242090682"/>
+      <w:bookmarkStart w:id="21" w:name="_Toc242092029"/>
       <w:proofErr w:type="spellStart"/>
       <w:r>
         <w:lastRenderedPageBreak/>
@@ -4834,7 +4891,7 @@
       <w:r>
         <w:tab/>
       </w:r>
-      <w:bookmarkStart w:id="22" w:name="_Toc242090683"/>
+      <w:bookmarkStart w:id="22" w:name="_Toc242092030"/>
       <w:r>
         <w:t>Constructeur</w:t>
       </w:r>
@@ -4918,7 +4975,7 @@
       <w:r>
         <w:tab/>
       </w:r>
-      <w:bookmarkStart w:id="23" w:name="_Toc242090684"/>
+      <w:bookmarkStart w:id="23" w:name="_Toc242092031"/>
       <w:r>
         <w:t>Calc</w:t>
       </w:r>
@@ -4992,7 +5049,7 @@
         <w:pStyle w:val="Titre3"/>
         <w:ind w:firstLine="708"/>
       </w:pPr>
-      <w:bookmarkStart w:id="24" w:name="_Toc242090685"/>
+      <w:bookmarkStart w:id="24" w:name="_Toc242092032"/>
       <w:proofErr w:type="spellStart"/>
       <w:r>
         <w:t>GetCurrentParkedTime</w:t>
@@ -5017,7 +5074,7 @@
           <w:color w:val="auto"/>
         </w:rPr>
       </w:pPr>
-      <w:bookmarkStart w:id="25" w:name="_Toc242090686"/>
+      <w:bookmarkStart w:id="25" w:name="_Toc242092033"/>
       <w:r>
         <w:rPr>
           <w:color w:val="auto"/>
@@ -5031,7 +5088,7 @@
       <w:pPr>
         <w:pStyle w:val="Titre2"/>
       </w:pPr>
-      <w:bookmarkStart w:id="26" w:name="_Toc242090687"/>
+      <w:bookmarkStart w:id="26" w:name="_Toc242092034"/>
       <w:proofErr w:type="spellStart"/>
       <w:r>
         <w:t>CheckParkingSpot_IsFree_Result_X</w:t>
@@ -5072,6 +5129,9 @@
         <w:jc w:val="center"/>
       </w:pPr>
       <w:r>
+        <w:rPr>
+          <w:noProof/>
+        </w:rPr>
         <w:drawing>
           <wp:inline distT="0" distB="0" distL="0" distR="0" wp14:anchorId="0F6811CC" wp14:editId="2B243665">
             <wp:extent cx="5760720" cy="1386205"/>
@@ -5121,7 +5181,7 @@
           <w:color w:val="auto"/>
         </w:rPr>
       </w:pPr>
-      <w:bookmarkStart w:id="27" w:name="_Toc242090688"/>
+      <w:bookmarkStart w:id="27" w:name="_Toc242092035"/>
       <w:r>
         <w:rPr>
           <w:color w:val="auto"/>
@@ -5139,7 +5199,7 @@
           <w:color w:val="auto"/>
         </w:rPr>
       </w:pPr>
-      <w:bookmarkStart w:id="28" w:name="_Toc242090689"/>
+      <w:bookmarkStart w:id="28" w:name="_Toc242092036"/>
       <w:r>
         <w:rPr>
           <w:color w:val="auto"/>
@@ -5177,14 +5237,44 @@
           <w:color w:val="auto"/>
         </w:rPr>
       </w:pPr>
-      <w:bookmarkStart w:id="29" w:name="_Toc242090690"/>
+      <w:bookmarkStart w:id="29" w:name="_Toc242092037"/>
+      <w:proofErr w:type="spellStart"/>
       <w:r>
         <w:rPr>
           <w:color w:val="auto"/>
         </w:rPr>
+        <w:t>Utilisiation</w:t>
+      </w:r>
+      <w:proofErr w:type="spellEnd"/>
+      <w:r>
+        <w:rPr>
+          <w:color w:val="auto"/>
+        </w:rPr>
+        <w:t xml:space="preserve"> de l’IA</w:t>
+      </w:r>
+      <w:bookmarkEnd w:id="29"/>
+    </w:p>
+    <w:p>
+      <w:r>
+        <w:t>J’ai utilisé l’IA pour m’aider à rédiger mon rapport (faut rajouter les 2 prompts).</w:t>
+      </w:r>
+    </w:p>
+    <w:p>
+      <w:pPr>
+        <w:pStyle w:val="Titre2"/>
+        <w:ind w:left="708"/>
+        <w:rPr>
+          <w:color w:val="auto"/>
+        </w:rPr>
+      </w:pPr>
+      <w:bookmarkStart w:id="30" w:name="_Toc242092038"/>
+      <w:r>
+        <w:rPr>
+          <w:color w:val="auto"/>
+        </w:rPr>
         <w:t>Bilan des fonctionnalités</w:t>
       </w:r>
-      <w:bookmarkEnd w:id="29"/>
+      <w:bookmarkEnd w:id="30"/>
     </w:p>
     <w:p>
       <w:r>
@@ -5487,7 +5577,7 @@
             <w:sz w:val="18"/>
             <w:szCs w:val="18"/>
           </w:rPr>
-          <w:t>Juliana Mendes Baptista</w:t>
+          <w:t>Nicolas Marques</w:t>
         </w:r>
       </w:sdtContent>
     </w:sdt>
@@ -5574,7 +5664,14 @@
                 <w:sz w:val="18"/>
                 <w:szCs w:val="18"/>
               </w:rPr>
-              <w:t>R_pu81umy_projetMaison.docx</w:t>
+              <w:t>R-320-NicolasMarques-Rapport</w:t>
+            </w:r>
+            <w:r>
+              <w:rPr>
+                <w:sz w:val="18"/>
+                <w:szCs w:val="18"/>
+              </w:rPr>
+              <w:t>.docx</w:t>
             </w:r>
             <w:r>
               <w:rPr>
@@ -7055,14 +7152,18 @@
     <w:rsid w:val="005E5E67"/>
     <w:rsid w:val="006242E2"/>
     <w:rsid w:val="00665836"/>
+    <w:rsid w:val="007946E6"/>
     <w:rsid w:val="009068F7"/>
+    <w:rsid w:val="009851C5"/>
     <w:rsid w:val="009E71B4"/>
     <w:rsid w:val="00A4481E"/>
     <w:rsid w:val="00AC09D7"/>
+    <w:rsid w:val="00B42BEF"/>
     <w:rsid w:val="00BA66F6"/>
     <w:rsid w:val="00C15624"/>
     <w:rsid w:val="00CD419C"/>
     <w:rsid w:val="00DF50E4"/>
+    <w:rsid w:val="00E232B9"/>
     <w:rsid w:val="00F04970"/>
     <w:rsid w:val="00FF1E6D"/>
   </w:rsids>

--- a/R-320-NicolasMarques-Rapport.docx
+++ b/R-320-NicolasMarques-Rapport.docx
@@ -139,7 +139,7 @@
           <w:r>
             <w:fldChar w:fldCharType="separate"/>
           </w:r>
-          <w:hyperlink w:anchor="_Toc242092008" w:history="1">
+          <w:hyperlink w:anchor="_Toc242094222" w:history="1">
             <w:r>
               <w:rPr>
                 <w:rStyle w:val="Lienhypertexte"/>
@@ -166,7 +166,7 @@
                 <w:noProof/>
                 <w:webHidden/>
               </w:rPr>
-              <w:instrText xml:space="preserve"> PAGEREF _Toc242092008 \h </w:instrText>
+              <w:instrText xml:space="preserve"> PAGEREF _Toc242094222 \h </w:instrText>
             </w:r>
             <w:r>
               <w:rPr>
@@ -209,7 +209,7 @@
               <w:lang w:eastAsia="fr-CH"/>
             </w:rPr>
           </w:pPr>
-          <w:hyperlink w:anchor="_Toc242092009" w:history="1">
+          <w:hyperlink w:anchor="_Toc242094223" w:history="1">
             <w:r>
               <w:rPr>
                 <w:rStyle w:val="Lienhypertexte"/>
@@ -236,7 +236,7 @@
                 <w:noProof/>
                 <w:webHidden/>
               </w:rPr>
-              <w:instrText xml:space="preserve"> PAGEREF _Toc242092009 \h </w:instrText>
+              <w:instrText xml:space="preserve"> PAGEREF _Toc242094223 \h </w:instrText>
             </w:r>
             <w:r>
               <w:rPr>
@@ -279,7 +279,7 @@
               <w:lang w:eastAsia="fr-CH"/>
             </w:rPr>
           </w:pPr>
-          <w:hyperlink w:anchor="_Toc242092010" w:history="1">
+          <w:hyperlink w:anchor="_Toc242094224" w:history="1">
             <w:r>
               <w:rPr>
                 <w:rStyle w:val="Lienhypertexte"/>
@@ -306,7 +306,7 @@
                 <w:noProof/>
                 <w:webHidden/>
               </w:rPr>
-              <w:instrText xml:space="preserve"> PAGEREF _Toc242092010 \h </w:instrText>
+              <w:instrText xml:space="preserve"> PAGEREF _Toc242094224 \h </w:instrText>
             </w:r>
             <w:r>
               <w:rPr>
@@ -349,7 +349,7 @@
               <w:lang w:eastAsia="fr-CH"/>
             </w:rPr>
           </w:pPr>
-          <w:hyperlink w:anchor="_Toc242092011" w:history="1">
+          <w:hyperlink w:anchor="_Toc242094225" w:history="1">
             <w:r>
               <w:rPr>
                 <w:rStyle w:val="Lienhypertexte"/>
@@ -376,7 +376,7 @@
                 <w:noProof/>
                 <w:webHidden/>
               </w:rPr>
-              <w:instrText xml:space="preserve"> PAGEREF _Toc242092011 \h </w:instrText>
+              <w:instrText xml:space="preserve"> PAGEREF _Toc242094225 \h </w:instrText>
             </w:r>
             <w:r>
               <w:rPr>
@@ -419,7 +419,7 @@
               <w:lang w:eastAsia="fr-CH"/>
             </w:rPr>
           </w:pPr>
-          <w:hyperlink w:anchor="_Toc242092012" w:history="1">
+          <w:hyperlink w:anchor="_Toc242094226" w:history="1">
             <w:r>
               <w:rPr>
                 <w:rStyle w:val="Lienhypertexte"/>
@@ -446,7 +446,7 @@
                 <w:noProof/>
                 <w:webHidden/>
               </w:rPr>
-              <w:instrText xml:space="preserve"> PAGEREF _Toc242092012 \h </w:instrText>
+              <w:instrText xml:space="preserve"> PAGEREF _Toc242094226 \h </w:instrText>
             </w:r>
             <w:r>
               <w:rPr>
@@ -489,7 +489,7 @@
               <w:lang w:eastAsia="fr-CH"/>
             </w:rPr>
           </w:pPr>
-          <w:hyperlink w:anchor="_Toc242092013" w:history="1">
+          <w:hyperlink w:anchor="_Toc242094227" w:history="1">
             <w:r>
               <w:rPr>
                 <w:rStyle w:val="Lienhypertexte"/>
@@ -516,7 +516,7 @@
                 <w:noProof/>
                 <w:webHidden/>
               </w:rPr>
-              <w:instrText xml:space="preserve"> PAGEREF _Toc242092013 \h </w:instrText>
+              <w:instrText xml:space="preserve"> PAGEREF _Toc242094227 \h </w:instrText>
             </w:r>
             <w:r>
               <w:rPr>
@@ -559,7 +559,7 @@
               <w:lang w:eastAsia="fr-CH"/>
             </w:rPr>
           </w:pPr>
-          <w:hyperlink w:anchor="_Toc242092014" w:history="1">
+          <w:hyperlink w:anchor="_Toc242094228" w:history="1">
             <w:r>
               <w:rPr>
                 <w:rStyle w:val="Lienhypertexte"/>
@@ -586,7 +586,7 @@
                 <w:noProof/>
                 <w:webHidden/>
               </w:rPr>
-              <w:instrText xml:space="preserve"> PAGEREF _Toc242092014 \h </w:instrText>
+              <w:instrText xml:space="preserve"> PAGEREF _Toc242094228 \h </w:instrText>
             </w:r>
             <w:r>
               <w:rPr>
@@ -629,7 +629,7 @@
               <w:lang w:eastAsia="fr-CH"/>
             </w:rPr>
           </w:pPr>
-          <w:hyperlink w:anchor="_Toc242092015" w:history="1">
+          <w:hyperlink w:anchor="_Toc242094229" w:history="1">
             <w:r>
               <w:rPr>
                 <w:rStyle w:val="Lienhypertexte"/>
@@ -656,7 +656,7 @@
                 <w:noProof/>
                 <w:webHidden/>
               </w:rPr>
-              <w:instrText xml:space="preserve"> PAGEREF _Toc242092015 \h </w:instrText>
+              <w:instrText xml:space="preserve"> PAGEREF _Toc242094229 \h </w:instrText>
             </w:r>
             <w:r>
               <w:rPr>
@@ -699,7 +699,7 @@
               <w:lang w:eastAsia="fr-CH"/>
             </w:rPr>
           </w:pPr>
-          <w:hyperlink w:anchor="_Toc242092016" w:history="1">
+          <w:hyperlink w:anchor="_Toc242094230" w:history="1">
             <w:r>
               <w:rPr>
                 <w:rStyle w:val="Lienhypertexte"/>
@@ -726,7 +726,7 @@
                 <w:noProof/>
                 <w:webHidden/>
               </w:rPr>
-              <w:instrText xml:space="preserve"> PAGEREF _Toc242092016 \h </w:instrText>
+              <w:instrText xml:space="preserve"> PAGEREF _Toc242094230 \h </w:instrText>
             </w:r>
             <w:r>
               <w:rPr>
@@ -769,7 +769,7 @@
               <w:lang w:eastAsia="fr-CH"/>
             </w:rPr>
           </w:pPr>
-          <w:hyperlink w:anchor="_Toc242092017" w:history="1">
+          <w:hyperlink w:anchor="_Toc242094231" w:history="1">
             <w:r>
               <w:rPr>
                 <w:rStyle w:val="Lienhypertexte"/>
@@ -796,7 +796,7 @@
                 <w:noProof/>
                 <w:webHidden/>
               </w:rPr>
-              <w:instrText xml:space="preserve"> PAGEREF _Toc242092017 \h </w:instrText>
+              <w:instrText xml:space="preserve"> PAGEREF _Toc242094231 \h </w:instrText>
             </w:r>
             <w:r>
               <w:rPr>
@@ -839,7 +839,7 @@
               <w:lang w:eastAsia="fr-CH"/>
             </w:rPr>
           </w:pPr>
-          <w:hyperlink w:anchor="_Toc242092018" w:history="1">
+          <w:hyperlink w:anchor="_Toc242094232" w:history="1">
             <w:r>
               <w:rPr>
                 <w:rStyle w:val="Lienhypertexte"/>
@@ -866,7 +866,7 @@
                 <w:noProof/>
                 <w:webHidden/>
               </w:rPr>
-              <w:instrText xml:space="preserve"> PAGEREF _Toc242092018 \h </w:instrText>
+              <w:instrText xml:space="preserve"> PAGEREF _Toc242094232 \h </w:instrText>
             </w:r>
             <w:r>
               <w:rPr>
@@ -909,7 +909,7 @@
               <w:lang w:eastAsia="fr-CH"/>
             </w:rPr>
           </w:pPr>
-          <w:hyperlink w:anchor="_Toc242092019" w:history="1">
+          <w:hyperlink w:anchor="_Toc242094233" w:history="1">
             <w:r>
               <w:rPr>
                 <w:rStyle w:val="Lienhypertexte"/>
@@ -936,7 +936,7 @@
                 <w:noProof/>
                 <w:webHidden/>
               </w:rPr>
-              <w:instrText xml:space="preserve"> PAGEREF _Toc242092019 \h </w:instrText>
+              <w:instrText xml:space="preserve"> PAGEREF _Toc242094233 \h </w:instrText>
             </w:r>
             <w:r>
               <w:rPr>
@@ -979,7 +979,7 @@
               <w:lang w:eastAsia="fr-CH"/>
             </w:rPr>
           </w:pPr>
-          <w:hyperlink w:anchor="_Toc242092020" w:history="1">
+          <w:hyperlink w:anchor="_Toc242094234" w:history="1">
             <w:r>
               <w:rPr>
                 <w:rStyle w:val="Lienhypertexte"/>
@@ -1006,7 +1006,7 @@
                 <w:noProof/>
                 <w:webHidden/>
               </w:rPr>
-              <w:instrText xml:space="preserve"> PAGEREF _Toc242092020 \h </w:instrText>
+              <w:instrText xml:space="preserve"> PAGEREF _Toc242094234 \h </w:instrText>
             </w:r>
             <w:r>
               <w:rPr>
@@ -1049,7 +1049,7 @@
               <w:lang w:eastAsia="fr-CH"/>
             </w:rPr>
           </w:pPr>
-          <w:hyperlink w:anchor="_Toc242092021" w:history="1">
+          <w:hyperlink w:anchor="_Toc242094235" w:history="1">
             <w:r>
               <w:rPr>
                 <w:rStyle w:val="Lienhypertexte"/>
@@ -1076,7 +1076,7 @@
                 <w:noProof/>
                 <w:webHidden/>
               </w:rPr>
-              <w:instrText xml:space="preserve"> PAGEREF _Toc242092021 \h </w:instrText>
+              <w:instrText xml:space="preserve"> PAGEREF _Toc242094235 \h </w:instrText>
             </w:r>
             <w:r>
               <w:rPr>
@@ -1119,7 +1119,7 @@
               <w:lang w:eastAsia="fr-CH"/>
             </w:rPr>
           </w:pPr>
-          <w:hyperlink w:anchor="_Toc242092022" w:history="1">
+          <w:hyperlink w:anchor="_Toc242094236" w:history="1">
             <w:r>
               <w:rPr>
                 <w:rStyle w:val="Lienhypertexte"/>
@@ -1146,7 +1146,7 @@
                 <w:noProof/>
                 <w:webHidden/>
               </w:rPr>
-              <w:instrText xml:space="preserve"> PAGEREF _Toc242092022 \h </w:instrText>
+              <w:instrText xml:space="preserve"> PAGEREF _Toc242094236 \h </w:instrText>
             </w:r>
             <w:r>
               <w:rPr>
@@ -1189,7 +1189,7 @@
               <w:lang w:eastAsia="fr-CH"/>
             </w:rPr>
           </w:pPr>
-          <w:hyperlink w:anchor="_Toc242092023" w:history="1">
+          <w:hyperlink w:anchor="_Toc242094237" w:history="1">
             <w:r>
               <w:rPr>
                 <w:rStyle w:val="Lienhypertexte"/>
@@ -1216,7 +1216,7 @@
                 <w:noProof/>
                 <w:webHidden/>
               </w:rPr>
-              <w:instrText xml:space="preserve"> PAGEREF _Toc242092023 \h </w:instrText>
+              <w:instrText xml:space="preserve"> PAGEREF _Toc242094237 \h </w:instrText>
             </w:r>
             <w:r>
               <w:rPr>
@@ -1259,7 +1259,7 @@
               <w:lang w:eastAsia="fr-CH"/>
             </w:rPr>
           </w:pPr>
-          <w:hyperlink w:anchor="_Toc242092024" w:history="1">
+          <w:hyperlink w:anchor="_Toc242094238" w:history="1">
             <w:r>
               <w:rPr>
                 <w:rStyle w:val="Lienhypertexte"/>
@@ -1286,7 +1286,7 @@
                 <w:noProof/>
                 <w:webHidden/>
               </w:rPr>
-              <w:instrText xml:space="preserve"> PAGEREF _Toc242092024 \h </w:instrText>
+              <w:instrText xml:space="preserve"> PAGEREF _Toc242094238 \h </w:instrText>
             </w:r>
             <w:r>
               <w:rPr>
@@ -1329,7 +1329,7 @@
               <w:lang w:eastAsia="fr-CH"/>
             </w:rPr>
           </w:pPr>
-          <w:hyperlink w:anchor="_Toc242092025" w:history="1">
+          <w:hyperlink w:anchor="_Toc242094239" w:history="1">
             <w:r>
               <w:rPr>
                 <w:rStyle w:val="Lienhypertexte"/>
@@ -1356,7 +1356,7 @@
                 <w:noProof/>
                 <w:webHidden/>
               </w:rPr>
-              <w:instrText xml:space="preserve"> PAGEREF _Toc242092025 \h </w:instrText>
+              <w:instrText xml:space="preserve"> PAGEREF _Toc242094239 \h </w:instrText>
             </w:r>
             <w:r>
               <w:rPr>
@@ -1399,7 +1399,7 @@
               <w:lang w:eastAsia="fr-CH"/>
             </w:rPr>
           </w:pPr>
-          <w:hyperlink w:anchor="_Toc242092026" w:history="1">
+          <w:hyperlink w:anchor="_Toc242094240" w:history="1">
             <w:r>
               <w:rPr>
                 <w:rStyle w:val="Lienhypertexte"/>
@@ -1426,7 +1426,7 @@
                 <w:noProof/>
                 <w:webHidden/>
               </w:rPr>
-              <w:instrText xml:space="preserve"> PAGEREF _Toc242092026 \h </w:instrText>
+              <w:instrText xml:space="preserve"> PAGEREF _Toc242094240 \h </w:instrText>
             </w:r>
             <w:r>
               <w:rPr>
@@ -1469,7 +1469,7 @@
               <w:lang w:eastAsia="fr-CH"/>
             </w:rPr>
           </w:pPr>
-          <w:hyperlink w:anchor="_Toc242092027" w:history="1">
+          <w:hyperlink w:anchor="_Toc242094241" w:history="1">
             <w:r>
               <w:rPr>
                 <w:rStyle w:val="Lienhypertexte"/>
@@ -1496,7 +1496,7 @@
                 <w:noProof/>
                 <w:webHidden/>
               </w:rPr>
-              <w:instrText xml:space="preserve"> PAGEREF _Toc242092027 \h </w:instrText>
+              <w:instrText xml:space="preserve"> PAGEREF _Toc242094241 \h </w:instrText>
             </w:r>
             <w:r>
               <w:rPr>
@@ -1539,7 +1539,7 @@
               <w:lang w:eastAsia="fr-CH"/>
             </w:rPr>
           </w:pPr>
-          <w:hyperlink w:anchor="_Toc242092028" w:history="1">
+          <w:hyperlink w:anchor="_Toc242094242" w:history="1">
             <w:r>
               <w:rPr>
                 <w:rStyle w:val="Lienhypertexte"/>
@@ -1566,7 +1566,7 @@
                 <w:noProof/>
                 <w:webHidden/>
               </w:rPr>
-              <w:instrText xml:space="preserve"> PAGEREF _Toc242092028 \h </w:instrText>
+              <w:instrText xml:space="preserve"> PAGEREF _Toc242094242 \h </w:instrText>
             </w:r>
             <w:r>
               <w:rPr>
@@ -1609,7 +1609,7 @@
               <w:lang w:eastAsia="fr-CH"/>
             </w:rPr>
           </w:pPr>
-          <w:hyperlink w:anchor="_Toc242092029" w:history="1">
+          <w:hyperlink w:anchor="_Toc242094243" w:history="1">
             <w:r>
               <w:rPr>
                 <w:rStyle w:val="Lienhypertexte"/>
@@ -1636,7 +1636,7 @@
                 <w:noProof/>
                 <w:webHidden/>
               </w:rPr>
-              <w:instrText xml:space="preserve"> PAGEREF _Toc242092029 \h </w:instrText>
+              <w:instrText xml:space="preserve"> PAGEREF _Toc242094243 \h </w:instrText>
             </w:r>
             <w:r>
               <w:rPr>
@@ -1679,7 +1679,7 @@
               <w:lang w:eastAsia="fr-CH"/>
             </w:rPr>
           </w:pPr>
-          <w:hyperlink w:anchor="_Toc242092030" w:history="1">
+          <w:hyperlink w:anchor="_Toc242094244" w:history="1">
             <w:r>
               <w:rPr>
                 <w:rStyle w:val="Lienhypertexte"/>
@@ -1706,7 +1706,7 @@
                 <w:noProof/>
                 <w:webHidden/>
               </w:rPr>
-              <w:instrText xml:space="preserve"> PAGEREF _Toc242092030 \h </w:instrText>
+              <w:instrText xml:space="preserve"> PAGEREF _Toc242094244 \h </w:instrText>
             </w:r>
             <w:r>
               <w:rPr>
@@ -1749,7 +1749,7 @@
               <w:lang w:eastAsia="fr-CH"/>
             </w:rPr>
           </w:pPr>
-          <w:hyperlink w:anchor="_Toc242092031" w:history="1">
+          <w:hyperlink w:anchor="_Toc242094245" w:history="1">
             <w:r>
               <w:rPr>
                 <w:rStyle w:val="Lienhypertexte"/>
@@ -1776,7 +1776,7 @@
                 <w:noProof/>
                 <w:webHidden/>
               </w:rPr>
-              <w:instrText xml:space="preserve"> PAGEREF _Toc242092031 \h </w:instrText>
+              <w:instrText xml:space="preserve"> PAGEREF _Toc242094245 \h </w:instrText>
             </w:r>
             <w:r>
               <w:rPr>
@@ -1819,7 +1819,7 @@
               <w:lang w:eastAsia="fr-CH"/>
             </w:rPr>
           </w:pPr>
-          <w:hyperlink w:anchor="_Toc242092032" w:history="1">
+          <w:hyperlink w:anchor="_Toc242094246" w:history="1">
             <w:r>
               <w:rPr>
                 <w:rStyle w:val="Lienhypertexte"/>
@@ -1846,7 +1846,7 @@
                 <w:noProof/>
                 <w:webHidden/>
               </w:rPr>
-              <w:instrText xml:space="preserve"> PAGEREF _Toc242092032 \h </w:instrText>
+              <w:instrText xml:space="preserve"> PAGEREF _Toc242094246 \h </w:instrText>
             </w:r>
             <w:r>
               <w:rPr>
@@ -1889,7 +1889,7 @@
               <w:lang w:eastAsia="fr-CH"/>
             </w:rPr>
           </w:pPr>
-          <w:hyperlink w:anchor="_Toc242092033" w:history="1">
+          <w:hyperlink w:anchor="_Toc242094247" w:history="1">
             <w:r>
               <w:rPr>
                 <w:rStyle w:val="Lienhypertexte"/>
@@ -1916,7 +1916,7 @@
                 <w:noProof/>
                 <w:webHidden/>
               </w:rPr>
-              <w:instrText xml:space="preserve"> PAGEREF _Toc242092033 \h </w:instrText>
+              <w:instrText xml:space="preserve"> PAGEREF _Toc242094247 \h </w:instrText>
             </w:r>
             <w:r>
               <w:rPr>
@@ -1959,13 +1959,13 @@
               <w:lang w:eastAsia="fr-CH"/>
             </w:rPr>
           </w:pPr>
-          <w:hyperlink w:anchor="_Toc242092034" w:history="1">
+          <w:hyperlink w:anchor="_Toc242094248" w:history="1">
             <w:r>
               <w:rPr>
                 <w:rStyle w:val="Lienhypertexte"/>
                 <w:noProof/>
               </w:rPr>
-              <w:t>CheckParkingSpot_IsFree_Result_X</w:t>
+              <w:t>CheckParkingSpot_IsFree_Result_L</w:t>
             </w:r>
             <w:r>
               <w:rPr>
@@ -1986,7 +1986,77 @@
                 <w:noProof/>
                 <w:webHidden/>
               </w:rPr>
-              <w:instrText xml:space="preserve"> PAGEREF _Toc242092034 \h </w:instrText>
+              <w:instrText xml:space="preserve"> PAGEREF _Toc242094248 \h </w:instrText>
+            </w:r>
+            <w:r>
+              <w:rPr>
+                <w:noProof/>
+                <w:webHidden/>
+              </w:rPr>
+            </w:r>
+            <w:r>
+              <w:rPr>
+                <w:noProof/>
+                <w:webHidden/>
+              </w:rPr>
+              <w:fldChar w:fldCharType="separate"/>
+            </w:r>
+            <w:r>
+              <w:rPr>
+                <w:noProof/>
+                <w:webHidden/>
+              </w:rPr>
+              <w:t>21</w:t>
+            </w:r>
+            <w:r>
+              <w:rPr>
+                <w:noProof/>
+                <w:webHidden/>
+              </w:rPr>
+              <w:fldChar w:fldCharType="end"/>
+            </w:r>
+          </w:hyperlink>
+        </w:p>
+        <w:p>
+          <w:pPr>
+            <w:pStyle w:val="TM2"/>
+            <w:tabs>
+              <w:tab w:val="right" w:leader="dot" w:pos="9062"/>
+            </w:tabs>
+            <w:rPr>
+              <w:rFonts w:eastAsiaTheme="minorEastAsia"/>
+              <w:noProof/>
+              <w:lang w:eastAsia="fr-CH"/>
+            </w:rPr>
+          </w:pPr>
+          <w:hyperlink w:anchor="_Toc242094249" w:history="1">
+            <w:r>
+              <w:rPr>
+                <w:rStyle w:val="Lienhypertexte"/>
+                <w:noProof/>
+              </w:rPr>
+              <w:t>GetTotalPaidPrice_Is0_Result_0</w:t>
+            </w:r>
+            <w:r>
+              <w:rPr>
+                <w:noProof/>
+                <w:webHidden/>
+              </w:rPr>
+              <w:tab/>
+            </w:r>
+            <w:r>
+              <w:rPr>
+                <w:noProof/>
+                <w:webHidden/>
+              </w:rPr>
+              <w:fldChar w:fldCharType="begin"/>
+            </w:r>
+            <w:r>
+              <w:rPr>
+                <w:noProof/>
+                <w:webHidden/>
+              </w:rPr>
+              <w:instrText xml:space="preserve"> PAGEREF _Toc242094249 \h </w:instrText>
             </w:r>
             <w:r>
               <w:rPr>
@@ -2029,7 +2099,7 @@
               <w:lang w:eastAsia="fr-CH"/>
             </w:rPr>
           </w:pPr>
-          <w:hyperlink w:anchor="_Toc242092035" w:history="1">
+          <w:hyperlink w:anchor="_Toc242094250" w:history="1">
             <w:r>
               <w:rPr>
                 <w:rStyle w:val="Lienhypertexte"/>
@@ -2056,7 +2126,7 @@
                 <w:noProof/>
                 <w:webHidden/>
               </w:rPr>
-              <w:instrText xml:space="preserve"> PAGEREF _Toc242092035 \h </w:instrText>
+              <w:instrText xml:space="preserve"> PAGEREF _Toc242094250 \h </w:instrText>
             </w:r>
             <w:r>
               <w:rPr>
@@ -2099,7 +2169,7 @@
               <w:lang w:eastAsia="fr-CH"/>
             </w:rPr>
           </w:pPr>
-          <w:hyperlink w:anchor="_Toc242092036" w:history="1">
+          <w:hyperlink w:anchor="_Toc242094251" w:history="1">
             <w:r>
               <w:rPr>
                 <w:rStyle w:val="Lienhypertexte"/>
@@ -2126,7 +2196,7 @@
                 <w:noProof/>
                 <w:webHidden/>
               </w:rPr>
-              <w:instrText xml:space="preserve"> PAGEREF _Toc242092036 \h </w:instrText>
+              <w:instrText xml:space="preserve"> PAGEREF _Toc242094251 \h </w:instrText>
             </w:r>
             <w:r>
               <w:rPr>
@@ -2169,7 +2239,7 @@
               <w:lang w:eastAsia="fr-CH"/>
             </w:rPr>
           </w:pPr>
-          <w:hyperlink w:anchor="_Toc242092037" w:history="1">
+          <w:hyperlink w:anchor="_Toc242094252" w:history="1">
             <w:r>
               <w:rPr>
                 <w:rStyle w:val="Lienhypertexte"/>
@@ -2196,7 +2266,7 @@
                 <w:noProof/>
                 <w:webHidden/>
               </w:rPr>
-              <w:instrText xml:space="preserve"> PAGEREF _Toc242092037 \h </w:instrText>
+              <w:instrText xml:space="preserve"> PAGEREF _Toc242094252 \h </w:instrText>
             </w:r>
             <w:r>
               <w:rPr>
@@ -2239,7 +2309,7 @@
               <w:lang w:eastAsia="fr-CH"/>
             </w:rPr>
           </w:pPr>
-          <w:hyperlink w:anchor="_Toc242092038" w:history="1">
+          <w:hyperlink w:anchor="_Toc242094253" w:history="1">
             <w:r>
               <w:rPr>
                 <w:rStyle w:val="Lienhypertexte"/>
@@ -2266,7 +2336,7 @@
                 <w:noProof/>
                 <w:webHidden/>
               </w:rPr>
-              <w:instrText xml:space="preserve"> PAGEREF _Toc242092038 \h </w:instrText>
+              <w:instrText xml:space="preserve"> PAGEREF _Toc242094253 \h </w:instrText>
             </w:r>
             <w:r>
               <w:rPr>
@@ -2303,7 +2373,6 @@
               <w:b/>
               <w:bCs/>
             </w:rPr>
-            <w:lastRenderedPageBreak/>
             <w:fldChar w:fldCharType="end"/>
           </w:r>
         </w:p>
@@ -2326,7 +2395,7 @@
           <w:color w:val="auto"/>
         </w:rPr>
       </w:pPr>
-      <w:bookmarkStart w:id="0" w:name="_Toc242092008"/>
+      <w:bookmarkStart w:id="0" w:name="_Toc242094222"/>
       <w:r>
         <w:rPr>
           <w:color w:val="auto"/>
@@ -2688,15 +2757,7 @@
         <w:t xml:space="preserve"> </w:t>
       </w:r>
       <w:r>
-        <w:t xml:space="preserve">Utilisé un </w:t>
-      </w:r>
-      <w:proofErr w:type="spellStart"/>
-      <w:r>
-        <w:t>timer</w:t>
-      </w:r>
-      <w:proofErr w:type="spellEnd"/>
-      <w:r>
-        <w:t xml:space="preserve"> qui s’incrémentera chaque seconde. Une seconde sera égale à une minute.</w:t>
+        <w:t>Utilisé un timer qui s’incrémentera chaque seconde. Une seconde sera égale à une minute.</w:t>
       </w:r>
     </w:p>
     <w:p>
@@ -2775,12 +2836,8 @@
       </w:r>
       <w:r>
         <w:br/>
-      </w:r>
-      <w:proofErr w:type="gramStart"/>
-      <w:r>
         <w:t>Puis ensuite</w:t>
       </w:r>
-      <w:proofErr w:type="gramEnd"/>
       <w:r>
         <w:rPr>
           <w:color w:val="7030A0"/>
@@ -2895,50 +2952,35 @@
       <w:r>
         <w:t>"</w:t>
       </w:r>
-      <w:proofErr w:type="spellStart"/>
       <w:r>
         <w:t>nothing</w:t>
       </w:r>
-      <w:proofErr w:type="spellEnd"/>
+      <w:r>
+        <w:t xml:space="preserve"> found</w:t>
+      </w:r>
+      <w:r>
+        <w:t>"</w:t>
+      </w:r>
+      <w:r>
+        <w:t>.</w:t>
+      </w:r>
+      <w:r>
+        <w:br/>
+      </w:r>
+      <w:r>
+        <w:t xml:space="preserve">Cette méthode </w:t>
+      </w:r>
+      <w:r>
+        <w:t>appellera une autre méthode</w:t>
+      </w:r>
       <w:r>
         <w:t xml:space="preserve"> </w:t>
       </w:r>
-      <w:proofErr w:type="spellStart"/>
-      <w:r>
-        <w:t>found</w:t>
-      </w:r>
-      <w:proofErr w:type="spellEnd"/>
-      <w:r>
-        <w:t>"</w:t>
-      </w:r>
-      <w:r>
-        <w:t>.</w:t>
-      </w:r>
-      <w:r>
-        <w:br/>
-      </w:r>
-      <w:r>
-        <w:t xml:space="preserve">Cette méthode </w:t>
-      </w:r>
-      <w:r>
-        <w:t>appellera une autre méthode</w:t>
-      </w:r>
-      <w:r>
-        <w:t xml:space="preserve"> </w:t>
-      </w:r>
       <w:r>
         <w:t>en lui donnant comme paramètre la plaque</w:t>
       </w:r>
       <w:r>
-        <w:t xml:space="preserve"> (si l’utilisateur avait </w:t>
-      </w:r>
-      <w:proofErr w:type="spellStart"/>
-      <w:r>
-        <w:t>entrée</w:t>
-      </w:r>
-      <w:proofErr w:type="spellEnd"/>
-      <w:r>
-        <w:t xml:space="preserve"> un numéro de place, on aurait cherché dans le parking la place en question puis récupéré son numéro de plaque qui l’occupe)</w:t>
+        <w:t xml:space="preserve"> (si l’utilisateur avait entrée un numéro de place, on aurait cherché dans le parking la place en question puis récupéré son numéro de plaque qui l’occupe)</w:t>
       </w:r>
       <w:r>
         <w:t xml:space="preserve"> </w:t>
@@ -3003,19 +3045,9 @@
       <w:r>
         <w:t>"</w:t>
       </w:r>
-      <w:proofErr w:type="spellStart"/>
-      <w:r>
-        <w:t>nothing</w:t>
-      </w:r>
-      <w:proofErr w:type="spellEnd"/>
-      <w:r>
-        <w:t xml:space="preserve"> </w:t>
-      </w:r>
-      <w:proofErr w:type="spellStart"/>
-      <w:r>
-        <w:t>found</w:t>
-      </w:r>
-      <w:proofErr w:type="spellEnd"/>
+      <w:r>
+        <w:t>nothing found</w:t>
+      </w:r>
       <w:r>
         <w:t>"</w:t>
       </w:r>
@@ -3099,19 +3131,9 @@
       <w:r>
         <w:t>"</w:t>
       </w:r>
-      <w:proofErr w:type="spellStart"/>
-      <w:r>
-        <w:t>nothing</w:t>
-      </w:r>
-      <w:proofErr w:type="spellEnd"/>
-      <w:r>
-        <w:t xml:space="preserve"> </w:t>
-      </w:r>
-      <w:proofErr w:type="spellStart"/>
-      <w:r>
-        <w:t>found</w:t>
-      </w:r>
-      <w:proofErr w:type="spellEnd"/>
+      <w:r>
+        <w:t>nothing found</w:t>
+      </w:r>
       <w:r>
         <w:t>"</w:t>
       </w:r>
@@ -3231,7 +3253,7 @@
           <w:color w:val="auto"/>
         </w:rPr>
       </w:pPr>
-      <w:bookmarkStart w:id="1" w:name="_Toc242092009"/>
+      <w:bookmarkStart w:id="1" w:name="_Toc242094223"/>
       <w:r>
         <w:rPr>
           <w:color w:val="auto"/>
@@ -3245,13 +3267,11 @@
       <w:pPr>
         <w:pStyle w:val="Titre2"/>
       </w:pPr>
-      <w:bookmarkStart w:id="2" w:name="_Toc242092010"/>
-      <w:proofErr w:type="spellStart"/>
+      <w:bookmarkStart w:id="2" w:name="_Toc242094224"/>
       <w:r>
         <w:t>Program.cs</w:t>
       </w:r>
       <w:bookmarkEnd w:id="2"/>
-      <w:proofErr w:type="spellEnd"/>
     </w:p>
     <w:p>
       <w:r>
@@ -3261,15 +3281,7 @@
         <w:t>La seule action</w:t>
       </w:r>
       <w:r>
-        <w:t xml:space="preserve"> qu’elle effectue c’est d’appeler une classe nommée « </w:t>
-      </w:r>
-      <w:proofErr w:type="spellStart"/>
-      <w:r>
-        <w:t>PlayGame</w:t>
-      </w:r>
-      <w:proofErr w:type="spellEnd"/>
-      <w:r>
-        <w:t> ».</w:t>
+        <w:t xml:space="preserve"> qu’elle effectue c’est d’appeler une classe nommée « PlayGame ».</w:t>
       </w:r>
     </w:p>
     <w:p>
@@ -3332,14 +3344,12 @@
       <w:pPr>
         <w:pStyle w:val="Titre2"/>
       </w:pPr>
-      <w:bookmarkStart w:id="3" w:name="_Toc242092011"/>
-      <w:proofErr w:type="spellStart"/>
+      <w:bookmarkStart w:id="3" w:name="_Toc242094225"/>
       <w:r>
         <w:lastRenderedPageBreak/>
         <w:t>PlayGame.cs</w:t>
       </w:r>
       <w:bookmarkEnd w:id="3"/>
-      <w:proofErr w:type="spellEnd"/>
     </w:p>
     <w:p>
       <w:r>
@@ -3349,15 +3359,7 @@
         <w:t>e situe 3 méthodes.</w:t>
       </w:r>
       <w:r>
-        <w:t xml:space="preserve"> Elle exécute une </w:t>
-      </w:r>
-      <w:proofErr w:type="spellStart"/>
-      <w:r>
-        <w:t>loop</w:t>
-      </w:r>
-      <w:proofErr w:type="spellEnd"/>
-      <w:r>
-        <w:t xml:space="preserve"> qui permet au programme de tourner continuellement jusqu’à ce que l’utilisateur décide d’arrêter le programme.</w:t>
+        <w:t xml:space="preserve"> Elle exécute une loop qui permet au programme de tourner continuellement jusqu’à ce que l’utilisateur décide d’arrêter le programme.</w:t>
       </w:r>
     </w:p>
     <w:p>
@@ -3365,13 +3367,11 @@
         <w:pStyle w:val="Titre3"/>
         <w:ind w:firstLine="708"/>
       </w:pPr>
-      <w:bookmarkStart w:id="4" w:name="_Toc242092012"/>
-      <w:proofErr w:type="spellStart"/>
+      <w:bookmarkStart w:id="4" w:name="_Toc242094226"/>
       <w:r>
         <w:t>StartProgram</w:t>
       </w:r>
       <w:bookmarkEnd w:id="4"/>
-      <w:proofErr w:type="spellEnd"/>
     </w:p>
     <w:p>
       <w:pPr>
@@ -3433,15 +3433,7 @@
         <w:t xml:space="preserve">Dans </w:t>
       </w:r>
       <w:r>
-        <w:t>cette méthode on commence par appelé « </w:t>
-      </w:r>
-      <w:proofErr w:type="spellStart"/>
-      <w:r>
-        <w:t>InitiateParking</w:t>
-      </w:r>
-      <w:proofErr w:type="spellEnd"/>
-      <w:r>
-        <w:t> »</w:t>
+        <w:t>cette méthode on commence par appelé « InitiateParking »</w:t>
       </w:r>
       <w:r>
         <w:t xml:space="preserve"> </w:t>
@@ -3456,29 +3448,13 @@
         <w:t xml:space="preserve">e </w:t>
       </w:r>
       <w:r>
-        <w:t>on commence une boucle avec « </w:t>
-      </w:r>
-      <w:proofErr w:type="spellStart"/>
-      <w:r>
-        <w:t>continueProgram</w:t>
-      </w:r>
-      <w:proofErr w:type="spellEnd"/>
-      <w:r>
-        <w:t> » (</w:t>
+        <w:t>on commence une boucle avec « continueProgram » (</w:t>
       </w:r>
       <w:r>
         <w:t xml:space="preserve">un booléen </w:t>
       </w:r>
       <w:r>
-        <w:t>déclaré tout en haut de la capture) qui va faire en sorte que le menu et continuellement afficher puis de mettre à jour la variable « </w:t>
-      </w:r>
-      <w:proofErr w:type="spellStart"/>
-      <w:r>
-        <w:t>continueProgram</w:t>
-      </w:r>
-      <w:proofErr w:type="spellEnd"/>
-      <w:r>
-        <w:t> ».</w:t>
+        <w:t>déclaré tout en haut de la capture) qui va faire en sorte que le menu et continuellement afficher puis de mettre à jour la variable « continueProgram ».</w:t>
       </w:r>
     </w:p>
     <w:p>
@@ -3490,14 +3466,12 @@
       <w:pPr>
         <w:pStyle w:val="Titre2"/>
       </w:pPr>
-      <w:bookmarkStart w:id="5" w:name="_Toc242092013"/>
-      <w:proofErr w:type="spellStart"/>
+      <w:bookmarkStart w:id="5" w:name="_Toc242094227"/>
       <w:r>
         <w:lastRenderedPageBreak/>
         <w:t>Menu.cs</w:t>
       </w:r>
       <w:bookmarkEnd w:id="5"/>
-      <w:proofErr w:type="spellEnd"/>
     </w:p>
     <w:p>
       <w:r>
@@ -3512,13 +3486,11 @@
         <w:pStyle w:val="Titre3"/>
         <w:ind w:firstLine="708"/>
       </w:pPr>
-      <w:bookmarkStart w:id="6" w:name="_Toc242092014"/>
-      <w:proofErr w:type="spellStart"/>
+      <w:bookmarkStart w:id="6" w:name="_Toc242094228"/>
       <w:r>
         <w:t>DisplayMenu</w:t>
       </w:r>
       <w:bookmarkEnd w:id="6"/>
-      <w:proofErr w:type="spellEnd"/>
     </w:p>
     <w:p>
       <w:pPr>
@@ -3583,41 +3555,7 @@
         <w:t>Une simple méthode permettant d’afficher</w:t>
       </w:r>
       <w:r>
-        <w:t xml:space="preserve"> le menu. Une boucle </w:t>
-      </w:r>
-      <w:proofErr w:type="spellStart"/>
-      <w:r>
-        <w:t>foreach</w:t>
-      </w:r>
-      <w:proofErr w:type="spellEnd"/>
-      <w:r>
-        <w:t xml:space="preserve"> pour afficher chaque option (stocker dans un tableau </w:t>
-      </w:r>
-      <w:proofErr w:type="spellStart"/>
-      <w:r>
-        <w:t>private</w:t>
-      </w:r>
-      <w:proofErr w:type="spellEnd"/>
-      <w:r>
-        <w:t xml:space="preserve"> au début du code) disponible pour l’utilisateur. « </w:t>
-      </w:r>
-      <w:proofErr w:type="spellStart"/>
-      <w:proofErr w:type="gramStart"/>
-      <w:r>
-        <w:t>optionIndex</w:t>
-      </w:r>
-      <w:proofErr w:type="spellEnd"/>
-      <w:proofErr w:type="gramEnd"/>
-      <w:r>
-        <w:t xml:space="preserve"> » permet à l’utilisateur de savoir </w:t>
-      </w:r>
-      <w:proofErr w:type="gramStart"/>
-      <w:r>
-        <w:t>quelle numéro</w:t>
-      </w:r>
-      <w:proofErr w:type="gramEnd"/>
-      <w:r>
-        <w:t xml:space="preserve"> entrer pour utiliser cette option-ci ou </w:t>
+        <w:t xml:space="preserve"> le menu. Une boucle foreach pour afficher chaque option (stocker dans un tableau private au début du code) disponible pour l’utilisateur. « optionIndex » permet à l’utilisateur de savoir quelle numéro entrer pour utiliser cette option-ci ou </w:t>
       </w:r>
       <w:r>
         <w:t>celle-là</w:t>
@@ -3639,13 +3577,11 @@
         <w:lastRenderedPageBreak/>
         <w:tab/>
       </w:r>
-      <w:bookmarkStart w:id="7" w:name="_Toc242092015"/>
-      <w:proofErr w:type="spellStart"/>
+      <w:bookmarkStart w:id="7" w:name="_Toc242094229"/>
       <w:r>
         <w:t>UserInputHandler</w:t>
       </w:r>
       <w:bookmarkEnd w:id="7"/>
-      <w:proofErr w:type="spellEnd"/>
     </w:p>
     <w:p>
       <w:pPr>
@@ -3710,37 +3646,13 @@
         <w:t>Elle est souvent appelée dans le code. Elle va</w:t>
       </w:r>
       <w:r>
-        <w:t xml:space="preserve"> gérer ce que l’utilisateur entre comme option (ex : « 5 » pour l’option numéro 5). Si la saisie de l’utilisateur ne peut pas être converti en </w:t>
-      </w:r>
-      <w:proofErr w:type="spellStart"/>
-      <w:r>
-        <w:t>int</w:t>
-      </w:r>
-      <w:proofErr w:type="spellEnd"/>
-      <w:r>
-        <w:t>, on va supprimer son input (grâce à la méthode « </w:t>
-      </w:r>
-      <w:proofErr w:type="spellStart"/>
-      <w:r>
-        <w:t>CheckCorrectInput</w:t>
-      </w:r>
-      <w:proofErr w:type="spellEnd"/>
-      <w:r>
-        <w:t> » qui est utiliser seulement pour effacer la saisie du joueur pour avoir une console propre)</w:t>
+        <w:t xml:space="preserve"> gérer ce que l’utilisateur entre comme option (ex : « 5 » pour l’option numéro 5). Si la saisie de l’utilisateur ne peut pas être converti en int, on va supprimer son input (grâce à la méthode « CheckCorrectInput » qui est utiliser seulement pour effacer la saisie du joueur pour avoir une console propre)</w:t>
       </w:r>
       <w:r>
         <w:t>. Car effacer l’entièreté de la console serait problématique vu qu’on aurait besoin de re-</w:t>
       </w:r>
       <w:r>
-        <w:t>appeler « </w:t>
-      </w:r>
-      <w:proofErr w:type="spellStart"/>
-      <w:r>
-        <w:t>DisplayMenu</w:t>
-      </w:r>
-      <w:proofErr w:type="spellEnd"/>
-      <w:r>
-        <w:t> » simplement pour afficher un texte « Entrer votre choix : ».</w:t>
+        <w:t>appeler « DisplayMenu » simplement pour afficher un texte « Entrer votre choix : ».</w:t>
       </w:r>
     </w:p>
     <w:p>
@@ -3754,15 +3666,7 @@
         <w:t xml:space="preserve">on va dire à l’utilisateur </w:t>
       </w:r>
       <w:r>
-        <w:t>de choisir un nombre dans la plage de valeur correcte. On va attendre 1.5 secondes (pour laisser l’utilisateur le temp de lire le message) avant d’appeler « </w:t>
-      </w:r>
-      <w:proofErr w:type="spellStart"/>
-      <w:r>
-        <w:t>UserInputHandler</w:t>
-      </w:r>
-      <w:proofErr w:type="spellEnd"/>
-      <w:r>
-        <w:t> » une fois de plus.</w:t>
+        <w:t>de choisir un nombre dans la plage de valeur correcte. On va attendre 1.5 secondes (pour laisser l’utilisateur le temp de lire le message) avant d’appeler « UserInputHandler » une fois de plus.</w:t>
       </w:r>
     </w:p>
     <w:p>
@@ -3770,15 +3674,7 @@
         <w:t xml:space="preserve">Si tout est bon, l’option choisi par l’utilisateur va être </w:t>
       </w:r>
       <w:r>
-        <w:t xml:space="preserve">exécuté grâce </w:t>
-      </w:r>
-      <w:proofErr w:type="spellStart"/>
-      <w:r>
-        <w:t>a</w:t>
-      </w:r>
-      <w:proofErr w:type="spellEnd"/>
-      <w:r>
-        <w:t xml:space="preserve"> une méthode qui contient un simple « switch case » pour appeler la méthode correspondante à l’option.</w:t>
+        <w:t>exécuté grâce a une méthode qui contient un simple « switch case » pour appeler la méthode correspondante à l’option.</w:t>
       </w:r>
     </w:p>
     <w:p>
@@ -3794,13 +3690,11 @@
         <w:lastRenderedPageBreak/>
         <w:tab/>
       </w:r>
-      <w:bookmarkStart w:id="8" w:name="_Toc242092016"/>
-      <w:proofErr w:type="spellStart"/>
+      <w:bookmarkStart w:id="8" w:name="_Toc242094230"/>
       <w:r>
         <w:t>EnterVehicle</w:t>
       </w:r>
       <w:bookmarkEnd w:id="8"/>
-      <w:proofErr w:type="spellEnd"/>
     </w:p>
     <w:p>
       <w:pPr>
@@ -3811,7 +3705,7 @@
           <w:noProof/>
         </w:rPr>
         <w:drawing>
-          <wp:inline distT="0" distB="0" distL="0" distR="0" wp14:anchorId="21CFB329" wp14:editId="76BA4BBA">
+          <wp:inline distT="0" distB="0" distL="0" distR="0" wp14:anchorId="21CFB329" wp14:editId="38C1C54F">
             <wp:extent cx="5755640" cy="1550035"/>
             <wp:effectExtent l="0" t="0" r="0" b="0"/>
             <wp:docPr id="273820517" name="Image 3"/>
@@ -3874,15 +3768,7 @@
         <w:t xml:space="preserve"> est accepté</w:t>
       </w:r>
       <w:r>
-        <w:t xml:space="preserve"> pour que ça soit plus lisible) puis demander d’entrer une plaque. Si la saisie n’est pas vide, on va créer une voiture (la logique pour vérifier si la plaque est bonne ce déroule dans la classe « voiture ». Qui va informer au l’utilisateur si la voiture a bien été ajouté ou non). Faire des retours à la lignes avec « </w:t>
-      </w:r>
-      <w:proofErr w:type="spellStart"/>
-      <w:r>
-        <w:t>ReturnMultipleLines</w:t>
-      </w:r>
-      <w:proofErr w:type="spellEnd"/>
-      <w:r>
-        <w:t> » (pour plus de lisibilité) puis réafficher le menu.</w:t>
+        <w:t xml:space="preserve"> pour que ça soit plus lisible) puis demander d’entrer une plaque. Si la saisie n’est pas vide, on va créer une voiture (la logique pour vérifier si la plaque est bonne ce déroule dans la classe « voiture ». Qui va informer au l’utilisateur si la voiture a bien été ajouté ou non). Faire des retours à la lignes avec « ReturnMultipleLines » (pour plus de lisibilité) puis réafficher le menu.</w:t>
       </w:r>
     </w:p>
     <w:p>
@@ -3898,13 +3784,11 @@
         <w:lastRenderedPageBreak/>
         <w:tab/>
       </w:r>
-      <w:bookmarkStart w:id="9" w:name="_Toc242092017"/>
-      <w:proofErr w:type="spellStart"/>
+      <w:bookmarkStart w:id="9" w:name="_Toc242094231"/>
       <w:r>
         <w:t>SearchVehicle</w:t>
       </w:r>
       <w:bookmarkEnd w:id="9"/>
-      <w:proofErr w:type="spellEnd"/>
     </w:p>
     <w:p>
       <w:pPr>
@@ -3982,14 +3866,12 @@
         <w:pStyle w:val="Titre3"/>
         <w:ind w:firstLine="708"/>
       </w:pPr>
-      <w:bookmarkStart w:id="10" w:name="_Toc242092018"/>
-      <w:proofErr w:type="spellStart"/>
+      <w:bookmarkStart w:id="10" w:name="_Toc242094232"/>
       <w:r>
         <w:lastRenderedPageBreak/>
         <w:t>CallFindVehicle</w:t>
       </w:r>
       <w:bookmarkEnd w:id="10"/>
-      <w:proofErr w:type="spellEnd"/>
     </w:p>
     <w:p>
       <w:pPr>
@@ -4051,44 +3933,12 @@
     </w:p>
     <w:p>
       <w:r>
-        <w:t xml:space="preserve">Cette méthode va d’abord vérifier si on veut retirer un véhicule. Si c’est le cas on va demander à l’utilisateur s’il est sûr de </w:t>
-      </w:r>
-      <w:proofErr w:type="spellStart"/>
-      <w:r>
-        <w:t>ça</w:t>
-      </w:r>
-      <w:proofErr w:type="spellEnd"/>
-      <w:r>
-        <w:t xml:space="preserve"> décision (en appelant « </w:t>
-      </w:r>
-      <w:proofErr w:type="spellStart"/>
-      <w:r>
-        <w:t>UserIsSure</w:t>
-      </w:r>
-      <w:proofErr w:type="spellEnd"/>
-      <w:r>
-        <w:t>). S’il choisit non, on lui informe que l’action a été annulé. S’il choisit oui, alors on va chercher une correspondance pour supprimer le véhicule entrer (la méthode « </w:t>
-      </w:r>
-      <w:proofErr w:type="spellStart"/>
-      <w:r>
-        <w:t>FindVehicule</w:t>
-      </w:r>
-      <w:proofErr w:type="spellEnd"/>
-      <w:r>
-        <w:t> »).</w:t>
-      </w:r>
-    </w:p>
-    <w:p>
-      <w:r>
-        <w:t>Cependant, si l’utilisateur voulait simplement afficher des informations d’un véhicule, on va donc rien faire de spécial puis appelé « </w:t>
-      </w:r>
-      <w:proofErr w:type="spellStart"/>
-      <w:r>
-        <w:t>FindVehicule</w:t>
-      </w:r>
-      <w:proofErr w:type="spellEnd"/>
-      <w:r>
-        <w:t> ».</w:t>
+        <w:t>Cette méthode va d’abord vérifier si on veut retirer un véhicule. Si c’est le cas on va demander à l’utilisateur s’il est sûr de ça décision (en appelant « UserIsSure). S’il choisit non, on lui informe que l’action a été annulé. S’il choisit oui, alors on va chercher une correspondance pour supprimer le véhicule entrer (la méthode « FindVehicule »).</w:t>
+      </w:r>
+    </w:p>
+    <w:p>
+      <w:r>
+        <w:t>Cependant, si l’utilisateur voulait simplement afficher des informations d’un véhicule, on va donc rien faire de spécial puis appelé « FindVehicule ».</w:t>
       </w:r>
     </w:p>
     <w:p>
@@ -4100,14 +3950,12 @@
       <w:pPr>
         <w:pStyle w:val="Titre2"/>
       </w:pPr>
-      <w:bookmarkStart w:id="11" w:name="_Toc242092019"/>
-      <w:proofErr w:type="spellStart"/>
+      <w:bookmarkStart w:id="11" w:name="_Toc242094233"/>
       <w:r>
         <w:lastRenderedPageBreak/>
         <w:t>Parking.cs</w:t>
       </w:r>
       <w:bookmarkEnd w:id="11"/>
-      <w:proofErr w:type="spellEnd"/>
     </w:p>
     <w:p>
       <w:pPr>
@@ -4116,7 +3964,7 @@
       <w:r>
         <w:tab/>
       </w:r>
-      <w:bookmarkStart w:id="12" w:name="_Toc242092020"/>
+      <w:bookmarkStart w:id="12" w:name="_Toc242094234"/>
       <w:r>
         <w:t>Display</w:t>
       </w:r>
@@ -4185,26 +4033,10 @@
         <w:t>Cette méthode permet d’afficher le parking avec ses statistiques.</w:t>
       </w:r>
       <w:r>
-        <w:t xml:space="preserve"> Elle appelle cependant « </w:t>
-      </w:r>
-      <w:proofErr w:type="spellStart"/>
-      <w:r>
-        <w:t>ParkingSpot</w:t>
-      </w:r>
-      <w:proofErr w:type="spellEnd"/>
-      <w:r>
-        <w:t> » qui va être celui qui va écrire chaque place de parking individuellement avec un certain style</w:t>
-      </w:r>
-      <w:r>
-        <w:t xml:space="preserve"> (ex : « |</w:t>
-      </w:r>
-      <w:proofErr w:type="gramStart"/>
-      <w:r>
-        <w:t>02:L</w:t>
-      </w:r>
-      <w:proofErr w:type="gramEnd"/>
-      <w:r>
-        <w:t>||0</w:t>
+        <w:t xml:space="preserve"> Elle appelle cependant « ParkingSpot » qui va être celui qui va écrire chaque place de parking individuellement avec un certain style</w:t>
+      </w:r>
+      <w:r>
+        <w:t xml:space="preserve"> (ex : « |02:L||0</w:t>
       </w:r>
       <w:r>
         <w:t>3</w:t>
@@ -4235,13 +4067,11 @@
         <w:lastRenderedPageBreak/>
         <w:tab/>
       </w:r>
-      <w:bookmarkStart w:id="13" w:name="_Toc242092021"/>
-      <w:proofErr w:type="spellStart"/>
+      <w:bookmarkStart w:id="13" w:name="_Toc242094235"/>
       <w:r>
         <w:t>CheckParkingSpot</w:t>
       </w:r>
       <w:bookmarkEnd w:id="13"/>
-      <w:proofErr w:type="spellEnd"/>
     </w:p>
     <w:p>
       <w:pPr>
@@ -4303,15 +4133,7 @@
     </w:p>
     <w:p>
       <w:r>
-        <w:t>Cette méthode (appeler par « </w:t>
-      </w:r>
-      <w:proofErr w:type="spellStart"/>
-      <w:r>
-        <w:t>ParkingSpot</w:t>
-      </w:r>
-      <w:proofErr w:type="spellEnd"/>
-      <w:r>
-        <w:t> ») va s’occuper de gérer l’affichage du symbole en fonction de la valeur de la place de parking. Augmenté le nombre de place libre, le nombre de place occupé, etc…</w:t>
+        <w:t>Cette méthode (appeler par « ParkingSpot ») va s’occuper de gérer l’affichage du symbole en fonction de la valeur de la place de parking. Augmenté le nombre de place libre, le nombre de place occupé, etc…</w:t>
       </w:r>
     </w:p>
     <w:p>
@@ -4327,13 +4149,11 @@
         <w:lastRenderedPageBreak/>
         <w:tab/>
       </w:r>
-      <w:bookmarkStart w:id="14" w:name="_Toc242092022"/>
-      <w:proofErr w:type="spellStart"/>
+      <w:bookmarkStart w:id="14" w:name="_Toc242094236"/>
       <w:r>
         <w:t>AddVehicle</w:t>
       </w:r>
       <w:bookmarkEnd w:id="14"/>
-      <w:proofErr w:type="spellEnd"/>
     </w:p>
     <w:p>
       <w:pPr>
@@ -4404,15 +4224,7 @@
         <w:t>un ticket pour la voiture</w:t>
       </w:r>
       <w:r>
-        <w:t xml:space="preserve">. Puis on ajoute la voiture dans la liste des voitures qui sont </w:t>
-      </w:r>
-      <w:proofErr w:type="spellStart"/>
-      <w:r>
-        <w:t>parké</w:t>
-      </w:r>
-      <w:proofErr w:type="spellEnd"/>
-      <w:r>
-        <w:t xml:space="preserve">. </w:t>
+        <w:t xml:space="preserve">. Puis on ajoute la voiture dans la liste des voitures qui sont parké. </w:t>
       </w:r>
     </w:p>
     <w:p>
@@ -4428,13 +4240,11 @@
         <w:lastRenderedPageBreak/>
         <w:tab/>
       </w:r>
-      <w:bookmarkStart w:id="15" w:name="_Toc242092023"/>
-      <w:proofErr w:type="spellStart"/>
+      <w:bookmarkStart w:id="15" w:name="_Toc242094237"/>
       <w:r>
         <w:t>FindVehicule</w:t>
       </w:r>
       <w:bookmarkEnd w:id="15"/>
-      <w:proofErr w:type="spellEnd"/>
     </w:p>
     <w:p>
       <w:pPr>
@@ -4445,7 +4255,7 @@
           <w:noProof/>
         </w:rPr>
         <w:drawing>
-          <wp:inline distT="0" distB="0" distL="0" distR="0" wp14:anchorId="4E0C9F37" wp14:editId="6E561040">
+          <wp:inline distT="0" distB="0" distL="0" distR="0" wp14:anchorId="4E0C9F37" wp14:editId="41641D38">
             <wp:extent cx="5753735" cy="2458085"/>
             <wp:effectExtent l="0" t="0" r="0" b="0"/>
             <wp:docPr id="460749035" name="Image 11"/>
@@ -4496,23 +4306,7 @@
     </w:p>
     <w:p>
       <w:r>
-        <w:t>Ici on va rechercher un véhicule via sa plaque d’immatriculation ou son numéro de place. La méthode « </w:t>
-      </w:r>
-      <w:proofErr w:type="spellStart"/>
-      <w:r>
-        <w:t>FindVehicleCondition</w:t>
-      </w:r>
-      <w:proofErr w:type="spellEnd"/>
-      <w:r>
-        <w:t xml:space="preserve"> » va simplement vérifier s’il trouve une correspondance ou non. Si aucune correspondance est </w:t>
-      </w:r>
-      <w:proofErr w:type="gramStart"/>
-      <w:r>
-        <w:t>trouvé</w:t>
-      </w:r>
-      <w:proofErr w:type="gramEnd"/>
-      <w:r>
-        <w:t>, on l’informe à l’utilisateur.</w:t>
+        <w:t>Ici on va rechercher un véhicule via sa plaque d’immatriculation ou son numéro de place. La méthode « FindVehicleCondition » va simplement vérifier s’il trouve une correspondance ou non. Si aucune correspondance est trouvé, on l’informe à l’utilisateur.</w:t>
       </w:r>
     </w:p>
     <w:p>
@@ -4528,13 +4322,11 @@
         <w:lastRenderedPageBreak/>
         <w:tab/>
       </w:r>
-      <w:bookmarkStart w:id="16" w:name="_Toc242092024"/>
-      <w:proofErr w:type="spellStart"/>
+      <w:bookmarkStart w:id="16" w:name="_Toc242094238"/>
       <w:r>
         <w:t>FindVehicleReturn</w:t>
       </w:r>
       <w:bookmarkEnd w:id="16"/>
-      <w:proofErr w:type="spellEnd"/>
     </w:p>
     <w:p>
       <w:pPr>
@@ -4596,15 +4388,7 @@
     </w:p>
     <w:p>
       <w:r>
-        <w:t>Appeler par la méthode « </w:t>
-      </w:r>
-      <w:proofErr w:type="spellStart"/>
-      <w:r>
-        <w:t>FindVehicleCondition</w:t>
-      </w:r>
-      <w:proofErr w:type="spellEnd"/>
-      <w:r>
-        <w:t> » (si une correspondance a été trouvé) elle permet d’effectuer une action. Soit afficher les informations du véhicule, soit le faire sortir du parking.</w:t>
+        <w:t>Appeler par la méthode « FindVehicleCondition » (si une correspondance a été trouvé) elle permet d’effectuer une action. Soit afficher les informations du véhicule, soit le faire sortir du parking.</w:t>
       </w:r>
     </w:p>
     <w:p>
@@ -4620,13 +4404,11 @@
         <w:lastRenderedPageBreak/>
         <w:tab/>
       </w:r>
-      <w:bookmarkStart w:id="17" w:name="_Toc242092025"/>
-      <w:proofErr w:type="spellStart"/>
+      <w:bookmarkStart w:id="17" w:name="_Toc242094239"/>
       <w:r>
         <w:t>StatParking</w:t>
       </w:r>
       <w:bookmarkEnd w:id="17"/>
-      <w:proofErr w:type="spellEnd"/>
     </w:p>
     <w:p>
       <w:r>
@@ -4634,7 +4416,7 @@
           <w:noProof/>
         </w:rPr>
         <w:drawing>
-          <wp:inline distT="0" distB="0" distL="0" distR="0" wp14:anchorId="28B65BB5" wp14:editId="4071F1CD">
+          <wp:inline distT="0" distB="0" distL="0" distR="0" wp14:anchorId="28B65BB5" wp14:editId="3BB2473F">
             <wp:extent cx="5753735" cy="1552575"/>
             <wp:effectExtent l="0" t="0" r="0" b="9525"/>
             <wp:docPr id="925377937" name="Image 13"/>
@@ -4697,14 +4479,12 @@
       <w:pPr>
         <w:pStyle w:val="Titre1"/>
       </w:pPr>
-      <w:bookmarkStart w:id="18" w:name="_Toc242092026"/>
-      <w:proofErr w:type="spellStart"/>
+      <w:bookmarkStart w:id="18" w:name="_Toc242094240"/>
       <w:r>
         <w:lastRenderedPageBreak/>
         <w:t>Voiture.cs</w:t>
       </w:r>
       <w:bookmarkEnd w:id="18"/>
-      <w:proofErr w:type="spellEnd"/>
     </w:p>
     <w:p>
       <w:pPr>
@@ -4713,13 +4493,11 @@
       <w:r>
         <w:tab/>
       </w:r>
-      <w:bookmarkStart w:id="19" w:name="_Toc242092027"/>
-      <w:proofErr w:type="spellStart"/>
+      <w:bookmarkStart w:id="19" w:name="_Toc242094241"/>
       <w:r>
         <w:t>LicensingPlate</w:t>
       </w:r>
       <w:bookmarkEnd w:id="19"/>
-      <w:proofErr w:type="spellEnd"/>
     </w:p>
     <w:p>
       <w:pPr>
@@ -4789,7 +4567,7 @@
         <w:pStyle w:val="Titre3"/>
         <w:ind w:firstLine="708"/>
       </w:pPr>
-      <w:bookmarkStart w:id="20" w:name="_Toc242092028"/>
+      <w:bookmarkStart w:id="20" w:name="_Toc242094242"/>
       <w:r>
         <w:t>Constructeur</w:t>
       </w:r>
@@ -4855,15 +4633,7 @@
     </w:p>
     <w:p>
       <w:r>
-        <w:t xml:space="preserve">Le constructeur. Si le véhicule est </w:t>
-      </w:r>
-      <w:proofErr w:type="spellStart"/>
-      <w:r>
-        <w:t>valid</w:t>
-      </w:r>
-      <w:proofErr w:type="spellEnd"/>
-      <w:r>
-        <w:t>, on l’ajoute automatiquement au parking, sinon, on ne fait rien.</w:t>
+        <w:t>Le constructeur. Si le véhicule est valid, on l’ajoute automatiquement au parking, sinon, on ne fait rien.</w:t>
       </w:r>
     </w:p>
     <w:p>
@@ -4875,14 +4645,12 @@
       <w:pPr>
         <w:pStyle w:val="Titre1"/>
       </w:pPr>
-      <w:bookmarkStart w:id="21" w:name="_Toc242092029"/>
-      <w:proofErr w:type="spellStart"/>
+      <w:bookmarkStart w:id="21" w:name="_Toc242094243"/>
       <w:r>
         <w:lastRenderedPageBreak/>
         <w:t>Ticket.cs</w:t>
       </w:r>
       <w:bookmarkEnd w:id="21"/>
-      <w:proofErr w:type="spellEnd"/>
     </w:p>
     <w:p>
       <w:pPr>
@@ -4891,7 +4659,7 @@
       <w:r>
         <w:tab/>
       </w:r>
-      <w:bookmarkStart w:id="22" w:name="_Toc242092030"/>
+      <w:bookmarkStart w:id="22" w:name="_Toc242094244"/>
       <w:r>
         <w:t>Constructeur</w:t>
       </w:r>
@@ -4957,15 +4725,7 @@
     </w:p>
     <w:p>
       <w:r>
-        <w:t xml:space="preserve">On va mettre l’heure d’entrée à l’heure actuel. Lui donné son numéro de place, son tarif horaire, puis lui mettre qu’il est </w:t>
-      </w:r>
-      <w:proofErr w:type="spellStart"/>
-      <w:r>
-        <w:t>parké</w:t>
-      </w:r>
-      <w:proofErr w:type="spellEnd"/>
-      <w:r>
-        <w:t xml:space="preserve"> (son véhicule parent).</w:t>
+        <w:t>On va mettre l’heure d’entrée à l’heure actuel. Lui donné son numéro de place, son tarif horaire, puis lui mettre qu’il est parké (son véhicule parent).</w:t>
       </w:r>
     </w:p>
     <w:p>
@@ -4975,7 +4735,7 @@
       <w:r>
         <w:tab/>
       </w:r>
-      <w:bookmarkStart w:id="23" w:name="_Toc242092031"/>
+      <w:bookmarkStart w:id="23" w:name="_Toc242094245"/>
       <w:r>
         <w:t>Calc</w:t>
       </w:r>
@@ -5049,13 +4809,11 @@
         <w:pStyle w:val="Titre3"/>
         <w:ind w:firstLine="708"/>
       </w:pPr>
-      <w:bookmarkStart w:id="24" w:name="_Toc242092032"/>
-      <w:proofErr w:type="spellStart"/>
+      <w:bookmarkStart w:id="24" w:name="_Toc242094246"/>
       <w:r>
         <w:t>GetCurrentParkedTime</w:t>
       </w:r>
       <w:bookmarkEnd w:id="24"/>
-      <w:proofErr w:type="spellEnd"/>
     </w:p>
     <w:p>
       <w:r>
@@ -5074,7 +4832,7 @@
           <w:color w:val="auto"/>
         </w:rPr>
       </w:pPr>
-      <w:bookmarkStart w:id="25" w:name="_Toc242092033"/>
+      <w:bookmarkStart w:id="25" w:name="_Toc242094247"/>
       <w:r>
         <w:rPr>
           <w:color w:val="auto"/>
@@ -5088,41 +4846,71 @@
       <w:pPr>
         <w:pStyle w:val="Titre2"/>
       </w:pPr>
-      <w:bookmarkStart w:id="26" w:name="_Toc242092034"/>
-      <w:proofErr w:type="spellStart"/>
-      <w:r>
-        <w:t>CheckParkingSpot_IsFree_Result_X</w:t>
+      <w:bookmarkStart w:id="26" w:name="_Toc242094248"/>
+      <w:r>
+        <w:t>CheckParkingSpot_IsFree_Result_</w:t>
+      </w:r>
+      <w:r>
+        <w:t>L</w:t>
       </w:r>
       <w:bookmarkEnd w:id="26"/>
-      <w:proofErr w:type="spellEnd"/>
-    </w:p>
-    <w:p>
-      <w:r>
-        <w:t>La valeur entrée dans ce test était = 1. Puis dans « </w:t>
-      </w:r>
-      <w:proofErr w:type="spellStart"/>
-      <w:r>
-        <w:t>CheckParkingSpot</w:t>
-      </w:r>
-      <w:proofErr w:type="spellEnd"/>
-      <w:r>
-        <w:t> »</w:t>
+    </w:p>
+    <w:p>
+      <w:r>
+        <w:t xml:space="preserve">La valeur entrée dans ce test était = </w:t>
+      </w:r>
+      <w:r>
+        <w:t>0</w:t>
+      </w:r>
+      <w:r>
+        <w:t>. Puis dans « CheckParkingSpot »</w:t>
       </w:r>
     </w:p>
     <w:p>
       <w:r>
         <w:t>0 = « L »</w:t>
       </w:r>
-    </w:p>
-    <w:p>
-      <w:r>
+      <w:r>
+        <w:t xml:space="preserve"> (libre)</w:t>
+      </w:r>
+    </w:p>
+    <w:p>
+      <w:pPr>
+        <w:rPr>
+          <w:lang w:val="de-CH"/>
+        </w:rPr>
+      </w:pPr>
+      <w:r>
+        <w:rPr>
+          <w:lang w:val="de-CH"/>
+        </w:rPr>
         <w:t>1= « X »</w:t>
       </w:r>
-    </w:p>
-    <w:p>
-      <w:r>
+      <w:r>
+        <w:rPr>
+          <w:lang w:val="de-CH"/>
+        </w:rPr>
+        <w:t xml:space="preserve"> (occupé)</w:t>
+      </w:r>
+    </w:p>
+    <w:p>
+      <w:pPr>
+        <w:rPr>
+          <w:lang w:val="de-CH"/>
+        </w:rPr>
+      </w:pPr>
+      <w:r>
+        <w:rPr>
+          <w:lang w:val="de-CH"/>
+        </w:rPr>
         <w:t>Default = « E »</w:t>
       </w:r>
+      <w:r>
+        <w:rPr>
+          <w:lang w:val="de-CH"/>
+        </w:rPr>
+        <w:t xml:space="preserve"> (erreur)</w:t>
+      </w:r>
     </w:p>
     <w:p>
       <w:pPr>
@@ -5133,8 +4921,8 @@
           <w:noProof/>
         </w:rPr>
         <w:drawing>
-          <wp:inline distT="0" distB="0" distL="0" distR="0" wp14:anchorId="0F6811CC" wp14:editId="2B243665">
-            <wp:extent cx="5760720" cy="1386205"/>
+          <wp:inline distT="0" distB="0" distL="0" distR="0" wp14:anchorId="0F6811CC" wp14:editId="153EA5D5">
+            <wp:extent cx="4579739" cy="1386205"/>
             <wp:effectExtent l="0" t="0" r="0" b="4445"/>
             <wp:docPr id="1190469909" name="Image 1"/>
             <wp:cNvGraphicFramePr>
@@ -5144,11 +4932,17 @@
               <a:graphicData uri="http://schemas.openxmlformats.org/drawingml/2006/picture">
                 <pic:pic xmlns:pic="http://schemas.openxmlformats.org/drawingml/2006/picture">
                   <pic:nvPicPr>
-                    <pic:cNvPr id="1190469909" name=""/>
+                    <pic:cNvPr id="1190469909" name="Image 1"/>
                     <pic:cNvPicPr/>
                   </pic:nvPicPr>
                   <pic:blipFill>
-                    <a:blip r:embed="rId25"/>
+                    <a:blip r:embed="rId25">
+                      <a:extLst>
+                        <a:ext uri="{28A0092B-C50C-407E-A947-70E740481C1C}">
+                          <a14:useLocalDpi xmlns:a14="http://schemas.microsoft.com/office/drawing/2010/main" val="0"/>
+                        </a:ext>
+                      </a:extLst>
+                    </a:blip>
                     <a:stretch>
                       <a:fillRect/>
                     </a:stretch>
@@ -5156,7 +4950,7 @@
                   <pic:spPr>
                     <a:xfrm>
                       <a:off x="0" y="0"/>
-                      <a:ext cx="5760720" cy="1386205"/>
+                      <a:ext cx="4579739" cy="1386205"/>
                     </a:xfrm>
                     <a:prstGeom prst="rect">
                       <a:avLst/>
@@ -5170,6 +4964,69 @@
       </w:r>
     </w:p>
     <w:p>
+      <w:pPr>
+        <w:pStyle w:val="Titre2"/>
+      </w:pPr>
+      <w:bookmarkStart w:id="27" w:name="_Toc242094249"/>
+      <w:r>
+        <w:t>GetTotalPaidPrice_Is0_Result_0</w:t>
+      </w:r>
+      <w:bookmarkEnd w:id="27"/>
+    </w:p>
+    <w:p>
+      <w:r>
+        <w:t xml:space="preserve">La liste des voitures qui </w:t>
+      </w:r>
+      <w:r>
+        <w:t>ont</w:t>
+      </w:r>
+      <w:r>
+        <w:t xml:space="preserve"> quitté le parking était vide, ce qui veut dire qu’aucun montant n’a été payé.</w:t>
+      </w:r>
+    </w:p>
+    <w:p>
+      <w:pPr>
+        <w:jc w:val="center"/>
+      </w:pPr>
+      <w:r>
+        <w:drawing>
+          <wp:inline distT="0" distB="0" distL="0" distR="0" wp14:anchorId="1872C16A" wp14:editId="6AE0E50C">
+            <wp:extent cx="4518494" cy="1381125"/>
+            <wp:effectExtent l="0" t="0" r="0" b="0"/>
+            <wp:docPr id="715510647" name="Image 1"/>
+            <wp:cNvGraphicFramePr>
+              <a:graphicFrameLocks xmlns:a="http://schemas.openxmlformats.org/drawingml/2006/main" noChangeAspect="1"/>
+            </wp:cNvGraphicFramePr>
+            <a:graphic xmlns:a="http://schemas.openxmlformats.org/drawingml/2006/main">
+              <a:graphicData uri="http://schemas.openxmlformats.org/drawingml/2006/picture">
+                <pic:pic xmlns:pic="http://schemas.openxmlformats.org/drawingml/2006/picture">
+                  <pic:nvPicPr>
+                    <pic:cNvPr id="715510647" name=""/>
+                    <pic:cNvPicPr/>
+                  </pic:nvPicPr>
+                  <pic:blipFill>
+                    <a:blip r:embed="rId26"/>
+                    <a:stretch>
+                      <a:fillRect/>
+                    </a:stretch>
+                  </pic:blipFill>
+                  <pic:spPr>
+                    <a:xfrm>
+                      <a:off x="0" y="0"/>
+                      <a:ext cx="4531500" cy="1385101"/>
+                    </a:xfrm>
+                    <a:prstGeom prst="rect">
+                      <a:avLst/>
+                    </a:prstGeom>
+                  </pic:spPr>
+                </pic:pic>
+              </a:graphicData>
+            </a:graphic>
+          </wp:inline>
+        </w:drawing>
+      </w:r>
+    </w:p>
+    <w:p>
       <w:r>
         <w:br w:type="page"/>
       </w:r>
@@ -5181,7 +5038,7 @@
           <w:color w:val="auto"/>
         </w:rPr>
       </w:pPr>
-      <w:bookmarkStart w:id="27" w:name="_Toc242092035"/>
+      <w:bookmarkStart w:id="28" w:name="_Toc242094250"/>
       <w:r>
         <w:rPr>
           <w:color w:val="auto"/>
@@ -5189,7 +5046,7 @@
         <w:lastRenderedPageBreak/>
         <w:t>Conclusion</w:t>
       </w:r>
-      <w:bookmarkEnd w:id="27"/>
+      <w:bookmarkEnd w:id="28"/>
     </w:p>
     <w:p>
       <w:pPr>
@@ -5199,14 +5056,14 @@
           <w:color w:val="auto"/>
         </w:rPr>
       </w:pPr>
-      <w:bookmarkStart w:id="28" w:name="_Toc242092036"/>
+      <w:bookmarkStart w:id="29" w:name="_Toc242094251"/>
       <w:r>
         <w:rPr>
           <w:color w:val="auto"/>
         </w:rPr>
         <w:t>Bilan personnel</w:t>
       </w:r>
-      <w:bookmarkEnd w:id="28"/>
+      <w:bookmarkEnd w:id="29"/>
     </w:p>
     <w:p>
       <w:r>
@@ -5218,15 +5075,7 @@
     </w:p>
     <w:p>
       <w:r>
-        <w:t xml:space="preserve">À </w:t>
-      </w:r>
-      <w:proofErr w:type="spellStart"/>
-      <w:r>
-        <w:t>par</w:t>
-      </w:r>
-      <w:proofErr w:type="spellEnd"/>
-      <w:r>
-        <w:t xml:space="preserve"> ça je suis satisfait, j’ai évité le plus possible la redondance dans mon code, j’ai bien commenté, bien nommé mes variables, etc…</w:t>
+        <w:t>À par ça je suis satisfait, j’ai évité le plus possible la redondance dans mon code, j’ai bien commenté, bien nommé mes variables, etc…</w:t>
       </w:r>
     </w:p>
     <w:p>
@@ -5237,22 +5086,14 @@
           <w:color w:val="auto"/>
         </w:rPr>
       </w:pPr>
-      <w:bookmarkStart w:id="29" w:name="_Toc242092037"/>
-      <w:proofErr w:type="spellStart"/>
+      <w:bookmarkStart w:id="30" w:name="_Toc242094252"/>
       <w:r>
         <w:rPr>
           <w:color w:val="auto"/>
         </w:rPr>
-        <w:t>Utilisiation</w:t>
-      </w:r>
-      <w:proofErr w:type="spellEnd"/>
-      <w:r>
-        <w:rPr>
-          <w:color w:val="auto"/>
-        </w:rPr>
-        <w:t xml:space="preserve"> de l’IA</w:t>
-      </w:r>
-      <w:bookmarkEnd w:id="29"/>
+        <w:t>Utilisiation de l’IA</w:t>
+      </w:r>
+      <w:bookmarkEnd w:id="30"/>
     </w:p>
     <w:p>
       <w:r>
@@ -5267,14 +5108,14 @@
           <w:color w:val="auto"/>
         </w:rPr>
       </w:pPr>
-      <w:bookmarkStart w:id="30" w:name="_Toc242092038"/>
+      <w:bookmarkStart w:id="31" w:name="_Toc242094253"/>
       <w:r>
         <w:rPr>
           <w:color w:val="auto"/>
         </w:rPr>
         <w:t>Bilan des fonctionnalités</w:t>
       </w:r>
-      <w:bookmarkEnd w:id="30"/>
+      <w:bookmarkEnd w:id="31"/>
     </w:p>
     <w:p>
       <w:r>
@@ -5506,7 +5347,7 @@
     </w:tbl>
     <w:p/>
     <w:sectPr>
-      <w:footerReference w:type="default" r:id="rId26"/>
+      <w:footerReference w:type="default" r:id="rId27"/>
       <w:pgSz w:w="11906" w:h="16838"/>
       <w:pgMar w:top="1417" w:right="1417" w:bottom="1417" w:left="1417" w:header="708" w:footer="708" w:gutter="0"/>
       <w:pgNumType w:start="0"/>
@@ -6541,7 +6382,6 @@
   <w:style w:type="character" w:default="1" w:styleId="Policepardfaut">
     <w:name w:val="Default Paragraph Font"/>
     <w:uiPriority w:val="1"/>
-    <w:semiHidden/>
     <w:unhideWhenUsed/>
   </w:style>
   <w:style w:type="table" w:default="1" w:styleId="TableauNormal">
@@ -7145,6 +6985,7 @@
     <w:rsid w:val="002907FD"/>
     <w:rsid w:val="002C61A5"/>
     <w:rsid w:val="002F06E8"/>
+    <w:rsid w:val="0043780A"/>
     <w:rsid w:val="0048159C"/>
     <w:rsid w:val="00482DE2"/>
     <w:rsid w:val="005B37DF"/>
@@ -7153,6 +6994,7 @@
     <w:rsid w:val="006242E2"/>
     <w:rsid w:val="00665836"/>
     <w:rsid w:val="007946E6"/>
+    <w:rsid w:val="008B5502"/>
     <w:rsid w:val="009068F7"/>
     <w:rsid w:val="009851C5"/>
     <w:rsid w:val="009E71B4"/>

--- a/R-320-NicolasMarques-Rapport.docx
+++ b/R-320-NicolasMarques-Rapport.docx
@@ -139,7 +139,7 @@
           <w:r>
             <w:fldChar w:fldCharType="separate"/>
           </w:r>
-          <w:hyperlink w:anchor="_Toc242094222" w:history="1">
+          <w:hyperlink w:anchor="_Toc244241609" w:history="1">
             <w:r>
               <w:rPr>
                 <w:rStyle w:val="Lienhypertexte"/>
@@ -166,7 +166,7 @@
                 <w:noProof/>
                 <w:webHidden/>
               </w:rPr>
-              <w:instrText xml:space="preserve"> PAGEREF _Toc242094222 \h </w:instrText>
+              <w:instrText xml:space="preserve"> PAGEREF _Toc244241609 \h </w:instrText>
             </w:r>
             <w:r>
               <w:rPr>
@@ -209,7 +209,7 @@
               <w:lang w:eastAsia="fr-CH"/>
             </w:rPr>
           </w:pPr>
-          <w:hyperlink w:anchor="_Toc242094223" w:history="1">
+          <w:hyperlink w:anchor="_Toc244241610" w:history="1">
             <w:r>
               <w:rPr>
                 <w:rStyle w:val="Lienhypertexte"/>
@@ -236,7 +236,7 @@
                 <w:noProof/>
                 <w:webHidden/>
               </w:rPr>
-              <w:instrText xml:space="preserve"> PAGEREF _Toc242094223 \h </w:instrText>
+              <w:instrText xml:space="preserve"> PAGEREF _Toc244241610 \h </w:instrText>
             </w:r>
             <w:r>
               <w:rPr>
@@ -279,7 +279,7 @@
               <w:lang w:eastAsia="fr-CH"/>
             </w:rPr>
           </w:pPr>
-          <w:hyperlink w:anchor="_Toc242094224" w:history="1">
+          <w:hyperlink w:anchor="_Toc244241611" w:history="1">
             <w:r>
               <w:rPr>
                 <w:rStyle w:val="Lienhypertexte"/>
@@ -306,7 +306,7 @@
                 <w:noProof/>
                 <w:webHidden/>
               </w:rPr>
-              <w:instrText xml:space="preserve"> PAGEREF _Toc242094224 \h </w:instrText>
+              <w:instrText xml:space="preserve"> PAGEREF _Toc244241611 \h </w:instrText>
             </w:r>
             <w:r>
               <w:rPr>
@@ -349,7 +349,7 @@
               <w:lang w:eastAsia="fr-CH"/>
             </w:rPr>
           </w:pPr>
-          <w:hyperlink w:anchor="_Toc242094225" w:history="1">
+          <w:hyperlink w:anchor="_Toc244241612" w:history="1">
             <w:r>
               <w:rPr>
                 <w:rStyle w:val="Lienhypertexte"/>
@@ -376,7 +376,7 @@
                 <w:noProof/>
                 <w:webHidden/>
               </w:rPr>
-              <w:instrText xml:space="preserve"> PAGEREF _Toc242094225 \h </w:instrText>
+              <w:instrText xml:space="preserve"> PAGEREF _Toc244241612 \h </w:instrText>
             </w:r>
             <w:r>
               <w:rPr>
@@ -419,7 +419,7 @@
               <w:lang w:eastAsia="fr-CH"/>
             </w:rPr>
           </w:pPr>
-          <w:hyperlink w:anchor="_Toc242094226" w:history="1">
+          <w:hyperlink w:anchor="_Toc244241613" w:history="1">
             <w:r>
               <w:rPr>
                 <w:rStyle w:val="Lienhypertexte"/>
@@ -446,7 +446,7 @@
                 <w:noProof/>
                 <w:webHidden/>
               </w:rPr>
-              <w:instrText xml:space="preserve"> PAGEREF _Toc242094226 \h </w:instrText>
+              <w:instrText xml:space="preserve"> PAGEREF _Toc244241613 \h </w:instrText>
             </w:r>
             <w:r>
               <w:rPr>
@@ -489,7 +489,7 @@
               <w:lang w:eastAsia="fr-CH"/>
             </w:rPr>
           </w:pPr>
-          <w:hyperlink w:anchor="_Toc242094227" w:history="1">
+          <w:hyperlink w:anchor="_Toc244241614" w:history="1">
             <w:r>
               <w:rPr>
                 <w:rStyle w:val="Lienhypertexte"/>
@@ -516,7 +516,7 @@
                 <w:noProof/>
                 <w:webHidden/>
               </w:rPr>
-              <w:instrText xml:space="preserve"> PAGEREF _Toc242094227 \h </w:instrText>
+              <w:instrText xml:space="preserve"> PAGEREF _Toc244241614 \h </w:instrText>
             </w:r>
             <w:r>
               <w:rPr>
@@ -559,7 +559,7 @@
               <w:lang w:eastAsia="fr-CH"/>
             </w:rPr>
           </w:pPr>
-          <w:hyperlink w:anchor="_Toc242094228" w:history="1">
+          <w:hyperlink w:anchor="_Toc244241615" w:history="1">
             <w:r>
               <w:rPr>
                 <w:rStyle w:val="Lienhypertexte"/>
@@ -586,7 +586,7 @@
                 <w:noProof/>
                 <w:webHidden/>
               </w:rPr>
-              <w:instrText xml:space="preserve"> PAGEREF _Toc242094228 \h </w:instrText>
+              <w:instrText xml:space="preserve"> PAGEREF _Toc244241615 \h </w:instrText>
             </w:r>
             <w:r>
               <w:rPr>
@@ -629,7 +629,7 @@
               <w:lang w:eastAsia="fr-CH"/>
             </w:rPr>
           </w:pPr>
-          <w:hyperlink w:anchor="_Toc242094229" w:history="1">
+          <w:hyperlink w:anchor="_Toc244241616" w:history="1">
             <w:r>
               <w:rPr>
                 <w:rStyle w:val="Lienhypertexte"/>
@@ -656,7 +656,7 @@
                 <w:noProof/>
                 <w:webHidden/>
               </w:rPr>
-              <w:instrText xml:space="preserve"> PAGEREF _Toc242094229 \h </w:instrText>
+              <w:instrText xml:space="preserve"> PAGEREF _Toc244241616 \h </w:instrText>
             </w:r>
             <w:r>
               <w:rPr>
@@ -699,7 +699,7 @@
               <w:lang w:eastAsia="fr-CH"/>
             </w:rPr>
           </w:pPr>
-          <w:hyperlink w:anchor="_Toc242094230" w:history="1">
+          <w:hyperlink w:anchor="_Toc244241617" w:history="1">
             <w:r>
               <w:rPr>
                 <w:rStyle w:val="Lienhypertexte"/>
@@ -726,7 +726,7 @@
                 <w:noProof/>
                 <w:webHidden/>
               </w:rPr>
-              <w:instrText xml:space="preserve"> PAGEREF _Toc242094230 \h </w:instrText>
+              <w:instrText xml:space="preserve"> PAGEREF _Toc244241617 \h </w:instrText>
             </w:r>
             <w:r>
               <w:rPr>
@@ -769,7 +769,7 @@
               <w:lang w:eastAsia="fr-CH"/>
             </w:rPr>
           </w:pPr>
-          <w:hyperlink w:anchor="_Toc242094231" w:history="1">
+          <w:hyperlink w:anchor="_Toc244241618" w:history="1">
             <w:r>
               <w:rPr>
                 <w:rStyle w:val="Lienhypertexte"/>
@@ -796,7 +796,7 @@
                 <w:noProof/>
                 <w:webHidden/>
               </w:rPr>
-              <w:instrText xml:space="preserve"> PAGEREF _Toc242094231 \h </w:instrText>
+              <w:instrText xml:space="preserve"> PAGEREF _Toc244241618 \h </w:instrText>
             </w:r>
             <w:r>
               <w:rPr>
@@ -839,7 +839,7 @@
               <w:lang w:eastAsia="fr-CH"/>
             </w:rPr>
           </w:pPr>
-          <w:hyperlink w:anchor="_Toc242094232" w:history="1">
+          <w:hyperlink w:anchor="_Toc244241619" w:history="1">
             <w:r>
               <w:rPr>
                 <w:rStyle w:val="Lienhypertexte"/>
@@ -866,7 +866,7 @@
                 <w:noProof/>
                 <w:webHidden/>
               </w:rPr>
-              <w:instrText xml:space="preserve"> PAGEREF _Toc242094232 \h </w:instrText>
+              <w:instrText xml:space="preserve"> PAGEREF _Toc244241619 \h </w:instrText>
             </w:r>
             <w:r>
               <w:rPr>
@@ -909,7 +909,7 @@
               <w:lang w:eastAsia="fr-CH"/>
             </w:rPr>
           </w:pPr>
-          <w:hyperlink w:anchor="_Toc242094233" w:history="1">
+          <w:hyperlink w:anchor="_Toc244241620" w:history="1">
             <w:r>
               <w:rPr>
                 <w:rStyle w:val="Lienhypertexte"/>
@@ -936,7 +936,7 @@
                 <w:noProof/>
                 <w:webHidden/>
               </w:rPr>
-              <w:instrText xml:space="preserve"> PAGEREF _Toc242094233 \h </w:instrText>
+              <w:instrText xml:space="preserve"> PAGEREF _Toc244241620 \h </w:instrText>
             </w:r>
             <w:r>
               <w:rPr>
@@ -979,7 +979,7 @@
               <w:lang w:eastAsia="fr-CH"/>
             </w:rPr>
           </w:pPr>
-          <w:hyperlink w:anchor="_Toc242094234" w:history="1">
+          <w:hyperlink w:anchor="_Toc244241621" w:history="1">
             <w:r>
               <w:rPr>
                 <w:rStyle w:val="Lienhypertexte"/>
@@ -1006,7 +1006,7 @@
                 <w:noProof/>
                 <w:webHidden/>
               </w:rPr>
-              <w:instrText xml:space="preserve"> PAGEREF _Toc242094234 \h </w:instrText>
+              <w:instrText xml:space="preserve"> PAGEREF _Toc244241621 \h </w:instrText>
             </w:r>
             <w:r>
               <w:rPr>
@@ -1049,7 +1049,7 @@
               <w:lang w:eastAsia="fr-CH"/>
             </w:rPr>
           </w:pPr>
-          <w:hyperlink w:anchor="_Toc242094235" w:history="1">
+          <w:hyperlink w:anchor="_Toc244241622" w:history="1">
             <w:r>
               <w:rPr>
                 <w:rStyle w:val="Lienhypertexte"/>
@@ -1076,7 +1076,7 @@
                 <w:noProof/>
                 <w:webHidden/>
               </w:rPr>
-              <w:instrText xml:space="preserve"> PAGEREF _Toc242094235 \h </w:instrText>
+              <w:instrText xml:space="preserve"> PAGEREF _Toc244241622 \h </w:instrText>
             </w:r>
             <w:r>
               <w:rPr>
@@ -1119,7 +1119,7 @@
               <w:lang w:eastAsia="fr-CH"/>
             </w:rPr>
           </w:pPr>
-          <w:hyperlink w:anchor="_Toc242094236" w:history="1">
+          <w:hyperlink w:anchor="_Toc244241623" w:history="1">
             <w:r>
               <w:rPr>
                 <w:rStyle w:val="Lienhypertexte"/>
@@ -1146,7 +1146,7 @@
                 <w:noProof/>
                 <w:webHidden/>
               </w:rPr>
-              <w:instrText xml:space="preserve"> PAGEREF _Toc242094236 \h </w:instrText>
+              <w:instrText xml:space="preserve"> PAGEREF _Toc244241623 \h </w:instrText>
             </w:r>
             <w:r>
               <w:rPr>
@@ -1189,7 +1189,7 @@
               <w:lang w:eastAsia="fr-CH"/>
             </w:rPr>
           </w:pPr>
-          <w:hyperlink w:anchor="_Toc242094237" w:history="1">
+          <w:hyperlink w:anchor="_Toc244241624" w:history="1">
             <w:r>
               <w:rPr>
                 <w:rStyle w:val="Lienhypertexte"/>
@@ -1216,7 +1216,7 @@
                 <w:noProof/>
                 <w:webHidden/>
               </w:rPr>
-              <w:instrText xml:space="preserve"> PAGEREF _Toc242094237 \h </w:instrText>
+              <w:instrText xml:space="preserve"> PAGEREF _Toc244241624 \h </w:instrText>
             </w:r>
             <w:r>
               <w:rPr>
@@ -1259,7 +1259,7 @@
               <w:lang w:eastAsia="fr-CH"/>
             </w:rPr>
           </w:pPr>
-          <w:hyperlink w:anchor="_Toc242094238" w:history="1">
+          <w:hyperlink w:anchor="_Toc244241625" w:history="1">
             <w:r>
               <w:rPr>
                 <w:rStyle w:val="Lienhypertexte"/>
@@ -1286,7 +1286,7 @@
                 <w:noProof/>
                 <w:webHidden/>
               </w:rPr>
-              <w:instrText xml:space="preserve"> PAGEREF _Toc242094238 \h </w:instrText>
+              <w:instrText xml:space="preserve"> PAGEREF _Toc244241625 \h </w:instrText>
             </w:r>
             <w:r>
               <w:rPr>
@@ -1329,7 +1329,7 @@
               <w:lang w:eastAsia="fr-CH"/>
             </w:rPr>
           </w:pPr>
-          <w:hyperlink w:anchor="_Toc242094239" w:history="1">
+          <w:hyperlink w:anchor="_Toc244241626" w:history="1">
             <w:r>
               <w:rPr>
                 <w:rStyle w:val="Lienhypertexte"/>
@@ -1356,7 +1356,7 @@
                 <w:noProof/>
                 <w:webHidden/>
               </w:rPr>
-              <w:instrText xml:space="preserve"> PAGEREF _Toc242094239 \h </w:instrText>
+              <w:instrText xml:space="preserve"> PAGEREF _Toc244241626 \h </w:instrText>
             </w:r>
             <w:r>
               <w:rPr>
@@ -1399,7 +1399,7 @@
               <w:lang w:eastAsia="fr-CH"/>
             </w:rPr>
           </w:pPr>
-          <w:hyperlink w:anchor="_Toc242094240" w:history="1">
+          <w:hyperlink w:anchor="_Toc244241627" w:history="1">
             <w:r>
               <w:rPr>
                 <w:rStyle w:val="Lienhypertexte"/>
@@ -1426,7 +1426,7 @@
                 <w:noProof/>
                 <w:webHidden/>
               </w:rPr>
-              <w:instrText xml:space="preserve"> PAGEREF _Toc242094240 \h </w:instrText>
+              <w:instrText xml:space="preserve"> PAGEREF _Toc244241627 \h </w:instrText>
             </w:r>
             <w:r>
               <w:rPr>
@@ -1469,7 +1469,7 @@
               <w:lang w:eastAsia="fr-CH"/>
             </w:rPr>
           </w:pPr>
-          <w:hyperlink w:anchor="_Toc242094241" w:history="1">
+          <w:hyperlink w:anchor="_Toc244241628" w:history="1">
             <w:r>
               <w:rPr>
                 <w:rStyle w:val="Lienhypertexte"/>
@@ -1496,7 +1496,7 @@
                 <w:noProof/>
                 <w:webHidden/>
               </w:rPr>
-              <w:instrText xml:space="preserve"> PAGEREF _Toc242094241 \h </w:instrText>
+              <w:instrText xml:space="preserve"> PAGEREF _Toc244241628 \h </w:instrText>
             </w:r>
             <w:r>
               <w:rPr>
@@ -1539,7 +1539,7 @@
               <w:lang w:eastAsia="fr-CH"/>
             </w:rPr>
           </w:pPr>
-          <w:hyperlink w:anchor="_Toc242094242" w:history="1">
+          <w:hyperlink w:anchor="_Toc244241629" w:history="1">
             <w:r>
               <w:rPr>
                 <w:rStyle w:val="Lienhypertexte"/>
@@ -1566,7 +1566,7 @@
                 <w:noProof/>
                 <w:webHidden/>
               </w:rPr>
-              <w:instrText xml:space="preserve"> PAGEREF _Toc242094242 \h </w:instrText>
+              <w:instrText xml:space="preserve"> PAGEREF _Toc244241629 \h </w:instrText>
             </w:r>
             <w:r>
               <w:rPr>
@@ -1609,7 +1609,7 @@
               <w:lang w:eastAsia="fr-CH"/>
             </w:rPr>
           </w:pPr>
-          <w:hyperlink w:anchor="_Toc242094243" w:history="1">
+          <w:hyperlink w:anchor="_Toc244241630" w:history="1">
             <w:r>
               <w:rPr>
                 <w:rStyle w:val="Lienhypertexte"/>
@@ -1636,7 +1636,7 @@
                 <w:noProof/>
                 <w:webHidden/>
               </w:rPr>
-              <w:instrText xml:space="preserve"> PAGEREF _Toc242094243 \h </w:instrText>
+              <w:instrText xml:space="preserve"> PAGEREF _Toc244241630 \h </w:instrText>
             </w:r>
             <w:r>
               <w:rPr>
@@ -1679,7 +1679,7 @@
               <w:lang w:eastAsia="fr-CH"/>
             </w:rPr>
           </w:pPr>
-          <w:hyperlink w:anchor="_Toc242094244" w:history="1">
+          <w:hyperlink w:anchor="_Toc244241631" w:history="1">
             <w:r>
               <w:rPr>
                 <w:rStyle w:val="Lienhypertexte"/>
@@ -1706,7 +1706,7 @@
                 <w:noProof/>
                 <w:webHidden/>
               </w:rPr>
-              <w:instrText xml:space="preserve"> PAGEREF _Toc242094244 \h </w:instrText>
+              <w:instrText xml:space="preserve"> PAGEREF _Toc244241631 \h </w:instrText>
             </w:r>
             <w:r>
               <w:rPr>
@@ -1749,7 +1749,7 @@
               <w:lang w:eastAsia="fr-CH"/>
             </w:rPr>
           </w:pPr>
-          <w:hyperlink w:anchor="_Toc242094245" w:history="1">
+          <w:hyperlink w:anchor="_Toc244241632" w:history="1">
             <w:r>
               <w:rPr>
                 <w:rStyle w:val="Lienhypertexte"/>
@@ -1776,7 +1776,7 @@
                 <w:noProof/>
                 <w:webHidden/>
               </w:rPr>
-              <w:instrText xml:space="preserve"> PAGEREF _Toc242094245 \h </w:instrText>
+              <w:instrText xml:space="preserve"> PAGEREF _Toc244241632 \h </w:instrText>
             </w:r>
             <w:r>
               <w:rPr>
@@ -1819,7 +1819,7 @@
               <w:lang w:eastAsia="fr-CH"/>
             </w:rPr>
           </w:pPr>
-          <w:hyperlink w:anchor="_Toc242094246" w:history="1">
+          <w:hyperlink w:anchor="_Toc244241633" w:history="1">
             <w:r>
               <w:rPr>
                 <w:rStyle w:val="Lienhypertexte"/>
@@ -1846,7 +1846,7 @@
                 <w:noProof/>
                 <w:webHidden/>
               </w:rPr>
-              <w:instrText xml:space="preserve"> PAGEREF _Toc242094246 \h </w:instrText>
+              <w:instrText xml:space="preserve"> PAGEREF _Toc244241633 \h </w:instrText>
             </w:r>
             <w:r>
               <w:rPr>
@@ -1889,7 +1889,7 @@
               <w:lang w:eastAsia="fr-CH"/>
             </w:rPr>
           </w:pPr>
-          <w:hyperlink w:anchor="_Toc242094247" w:history="1">
+          <w:hyperlink w:anchor="_Toc244241634" w:history="1">
             <w:r>
               <w:rPr>
                 <w:rStyle w:val="Lienhypertexte"/>
@@ -1916,7 +1916,7 @@
                 <w:noProof/>
                 <w:webHidden/>
               </w:rPr>
-              <w:instrText xml:space="preserve"> PAGEREF _Toc242094247 \h </w:instrText>
+              <w:instrText xml:space="preserve"> PAGEREF _Toc244241634 \h </w:instrText>
             </w:r>
             <w:r>
               <w:rPr>
@@ -1959,7 +1959,7 @@
               <w:lang w:eastAsia="fr-CH"/>
             </w:rPr>
           </w:pPr>
-          <w:hyperlink w:anchor="_Toc242094248" w:history="1">
+          <w:hyperlink w:anchor="_Toc244241635" w:history="1">
             <w:r>
               <w:rPr>
                 <w:rStyle w:val="Lienhypertexte"/>
@@ -1986,7 +1986,7 @@
                 <w:noProof/>
                 <w:webHidden/>
               </w:rPr>
-              <w:instrText xml:space="preserve"> PAGEREF _Toc242094248 \h </w:instrText>
+              <w:instrText xml:space="preserve"> PAGEREF _Toc244241635 \h </w:instrText>
             </w:r>
             <w:r>
               <w:rPr>
@@ -2029,7 +2029,7 @@
               <w:lang w:eastAsia="fr-CH"/>
             </w:rPr>
           </w:pPr>
-          <w:hyperlink w:anchor="_Toc242094249" w:history="1">
+          <w:hyperlink w:anchor="_Toc244241636" w:history="1">
             <w:r>
               <w:rPr>
                 <w:rStyle w:val="Lienhypertexte"/>
@@ -2056,7 +2056,77 @@
                 <w:noProof/>
                 <w:webHidden/>
               </w:rPr>
-              <w:instrText xml:space="preserve"> PAGEREF _Toc242094249 \h </w:instrText>
+              <w:instrText xml:space="preserve"> PAGEREF _Toc244241636 \h </w:instrText>
+            </w:r>
+            <w:r>
+              <w:rPr>
+                <w:noProof/>
+                <w:webHidden/>
+              </w:rPr>
+            </w:r>
+            <w:r>
+              <w:rPr>
+                <w:noProof/>
+                <w:webHidden/>
+              </w:rPr>
+              <w:fldChar w:fldCharType="separate"/>
+            </w:r>
+            <w:r>
+              <w:rPr>
+                <w:noProof/>
+                <w:webHidden/>
+              </w:rPr>
+              <w:t>21</w:t>
+            </w:r>
+            <w:r>
+              <w:rPr>
+                <w:noProof/>
+                <w:webHidden/>
+              </w:rPr>
+              <w:fldChar w:fldCharType="end"/>
+            </w:r>
+          </w:hyperlink>
+        </w:p>
+        <w:p>
+          <w:pPr>
+            <w:pStyle w:val="TM2"/>
+            <w:tabs>
+              <w:tab w:val="right" w:leader="dot" w:pos="9062"/>
+            </w:tabs>
+            <w:rPr>
+              <w:rFonts w:eastAsiaTheme="minorEastAsia"/>
+              <w:noProof/>
+              <w:lang w:eastAsia="fr-CH"/>
+            </w:rPr>
+          </w:pPr>
+          <w:hyperlink w:anchor="_Toc244241637" w:history="1">
+            <w:r>
+              <w:rPr>
+                <w:rStyle w:val="Lienhypertexte"/>
+                <w:noProof/>
+              </w:rPr>
+              <w:t>StatParking_IsDaily_Result_Daily</w:t>
+            </w:r>
+            <w:r>
+              <w:rPr>
+                <w:noProof/>
+                <w:webHidden/>
+              </w:rPr>
+              <w:tab/>
+            </w:r>
+            <w:r>
+              <w:rPr>
+                <w:noProof/>
+                <w:webHidden/>
+              </w:rPr>
+              <w:fldChar w:fldCharType="begin"/>
+            </w:r>
+            <w:r>
+              <w:rPr>
+                <w:noProof/>
+                <w:webHidden/>
+              </w:rPr>
+              <w:instrText xml:space="preserve"> PAGEREF _Toc244241637 \h </w:instrText>
             </w:r>
             <w:r>
               <w:rPr>
@@ -2099,7 +2169,7 @@
               <w:lang w:eastAsia="fr-CH"/>
             </w:rPr>
           </w:pPr>
-          <w:hyperlink w:anchor="_Toc242094250" w:history="1">
+          <w:hyperlink w:anchor="_Toc244241638" w:history="1">
             <w:r>
               <w:rPr>
                 <w:rStyle w:val="Lienhypertexte"/>
@@ -2126,7 +2196,7 @@
                 <w:noProof/>
                 <w:webHidden/>
               </w:rPr>
-              <w:instrText xml:space="preserve"> PAGEREF _Toc242094250 \h </w:instrText>
+              <w:instrText xml:space="preserve"> PAGEREF _Toc244241638 \h </w:instrText>
             </w:r>
             <w:r>
               <w:rPr>
@@ -2169,7 +2239,7 @@
               <w:lang w:eastAsia="fr-CH"/>
             </w:rPr>
           </w:pPr>
-          <w:hyperlink w:anchor="_Toc242094251" w:history="1">
+          <w:hyperlink w:anchor="_Toc244241639" w:history="1">
             <w:r>
               <w:rPr>
                 <w:rStyle w:val="Lienhypertexte"/>
@@ -2196,7 +2266,7 @@
                 <w:noProof/>
                 <w:webHidden/>
               </w:rPr>
-              <w:instrText xml:space="preserve"> PAGEREF _Toc242094251 \h </w:instrText>
+              <w:instrText xml:space="preserve"> PAGEREF _Toc244241639 \h </w:instrText>
             </w:r>
             <w:r>
               <w:rPr>
@@ -2239,7 +2309,7 @@
               <w:lang w:eastAsia="fr-CH"/>
             </w:rPr>
           </w:pPr>
-          <w:hyperlink w:anchor="_Toc242094252" w:history="1">
+          <w:hyperlink w:anchor="_Toc244241640" w:history="1">
             <w:r>
               <w:rPr>
                 <w:rStyle w:val="Lienhypertexte"/>
@@ -2266,7 +2336,7 @@
                 <w:noProof/>
                 <w:webHidden/>
               </w:rPr>
-              <w:instrText xml:space="preserve"> PAGEREF _Toc242094252 \h </w:instrText>
+              <w:instrText xml:space="preserve"> PAGEREF _Toc244241640 \h </w:instrText>
             </w:r>
             <w:r>
               <w:rPr>
@@ -2309,7 +2379,7 @@
               <w:lang w:eastAsia="fr-CH"/>
             </w:rPr>
           </w:pPr>
-          <w:hyperlink w:anchor="_Toc242094253" w:history="1">
+          <w:hyperlink w:anchor="_Toc244241641" w:history="1">
             <w:r>
               <w:rPr>
                 <w:rStyle w:val="Lienhypertexte"/>
@@ -2336,7 +2406,7 @@
                 <w:noProof/>
                 <w:webHidden/>
               </w:rPr>
-              <w:instrText xml:space="preserve"> PAGEREF _Toc242094253 \h </w:instrText>
+              <w:instrText xml:space="preserve"> PAGEREF _Toc244241641 \h </w:instrText>
             </w:r>
             <w:r>
               <w:rPr>
@@ -2395,7 +2465,7 @@
           <w:color w:val="auto"/>
         </w:rPr>
       </w:pPr>
-      <w:bookmarkStart w:id="0" w:name="_Toc242094222"/>
+      <w:bookmarkStart w:id="0" w:name="_Toc244241609"/>
       <w:r>
         <w:rPr>
           <w:color w:val="auto"/>
@@ -2406,19 +2476,7 @@
     </w:p>
     <w:p>
       <w:r>
-        <w:t xml:space="preserve">Le projet est fait sur C# console. C’est un </w:t>
-      </w:r>
-      <w:r>
-        <w:t>"</w:t>
-      </w:r>
-      <w:r>
-        <w:t>simulateur</w:t>
-      </w:r>
-      <w:r>
-        <w:t>"</w:t>
-      </w:r>
-      <w:r>
-        <w:t xml:space="preserve"> de parking.</w:t>
+        <w:t>Le projet est fait sur C# console. C’est un "simulateur" de parking.</w:t>
       </w:r>
       <w:r>
         <w:t xml:space="preserve"> Un projet centré sur la P.O.O.</w:t>
@@ -2757,7 +2815,15 @@
         <w:t xml:space="preserve"> </w:t>
       </w:r>
       <w:r>
-        <w:t>Utilisé un timer qui s’incrémentera chaque seconde. Une seconde sera égale à une minute.</w:t>
+        <w:t xml:space="preserve">Utilisé un </w:t>
+      </w:r>
+      <w:proofErr w:type="spellStart"/>
+      <w:r>
+        <w:t>timer</w:t>
+      </w:r>
+      <w:proofErr w:type="spellEnd"/>
+      <w:r>
+        <w:t xml:space="preserve"> qui s’incrémentera chaque seconde. Une seconde sera égale à une minute.</w:t>
       </w:r>
     </w:p>
     <w:p>
@@ -2836,31 +2902,23 @@
       </w:r>
       <w:r>
         <w:br/>
+      </w:r>
+      <w:proofErr w:type="gramStart"/>
+      <w:r>
         <w:t>Puis ensuite</w:t>
       </w:r>
+      <w:proofErr w:type="gramEnd"/>
       <w:r>
         <w:rPr>
           <w:color w:val="7030A0"/>
         </w:rPr>
-        <w:t xml:space="preserve"> </w:t>
+        <w:t xml:space="preserve"> Utiliser la classe </w:t>
       </w:r>
       <w:r>
         <w:rPr>
           <w:color w:val="7030A0"/>
         </w:rPr>
-        <w:t xml:space="preserve">Utiliser la classe </w:t>
-      </w:r>
-      <w:r>
-        <w:rPr>
-          <w:color w:val="7030A0"/>
-        </w:rPr>
-        <w:t>statique</w:t>
-      </w:r>
-      <w:r>
-        <w:rPr>
-          <w:color w:val="7030A0"/>
-        </w:rPr>
-        <w:t xml:space="preserve"> </w:t>
+        <w:t xml:space="preserve">statique </w:t>
       </w:r>
       <w:r>
         <w:t>pour</w:t>
@@ -2947,21 +3005,25 @@
         <w:t xml:space="preserve">. On va </w:t>
       </w:r>
       <w:r>
-        <w:t xml:space="preserve">vérifier si le string est cohérent pour savoir si c’est une plaque d’immatriculation, si cela ne fonctionne pas, essayer de le transformer en type INT (pour savoir si c’est un numéro de place), si ça ne fonctionne pas, appeler une autre méthode (soit pour afficher les infos du véhicule, soit le faire sortir. Dont l’utilité du paramètre booléen) puis lui donner comme paramètre un texte écrit comme ce ci </w:t>
-      </w:r>
+        <w:t>vérifier si le string est cohérent pour savoir si c’est une plaque d’immatriculation, si cela ne fonctionne pas, essayer de le transformer en type INT (pour savoir si c’est un numéro de place), si ça ne fonctionne pas, appeler une autre méthode (soit pour afficher les infos du véhicule, soit le faire sortir. Dont l’utilité du paramètre booléen) puis lui donner comme paramètre un texte écrit comme ce ci "</w:t>
+      </w:r>
+      <w:proofErr w:type="spellStart"/>
+      <w:r>
+        <w:t>nothing</w:t>
+      </w:r>
+      <w:proofErr w:type="spellEnd"/>
+      <w:r>
+        <w:t xml:space="preserve"> </w:t>
+      </w:r>
+      <w:proofErr w:type="spellStart"/>
+      <w:r>
+        <w:t>found</w:t>
+      </w:r>
+      <w:proofErr w:type="spellEnd"/>
       <w:r>
         <w:t>"</w:t>
       </w:r>
       <w:r>
-        <w:t>nothing</w:t>
-      </w:r>
-      <w:r>
-        <w:t xml:space="preserve"> found</w:t>
-      </w:r>
-      <w:r>
-        <w:t>"</w:t>
-      </w:r>
-      <w:r>
         <w:t>.</w:t>
       </w:r>
       <w:r>
@@ -2980,7 +3042,15 @@
         <w:t>en lui donnant comme paramètre la plaque</w:t>
       </w:r>
       <w:r>
-        <w:t xml:space="preserve"> (si l’utilisateur avait entrée un numéro de place, on aurait cherché dans le parking la place en question puis récupéré son numéro de plaque qui l’occupe)</w:t>
+        <w:t xml:space="preserve"> (si l’utilisateur avait </w:t>
+      </w:r>
+      <w:proofErr w:type="spellStart"/>
+      <w:r>
+        <w:t>entrée</w:t>
+      </w:r>
+      <w:proofErr w:type="spellEnd"/>
+      <w:r>
+        <w:t xml:space="preserve"> un numéro de place, on aurait cherché dans le parking la place en question puis récupéré son numéro de plaque qui l’occupe)</w:t>
       </w:r>
       <w:r>
         <w:t xml:space="preserve"> </w:t>
@@ -3040,37 +3110,23 @@
     </w:p>
     <w:p>
       <w:r>
-        <w:t xml:space="preserve">Si non, vérifier si le string est égal à </w:t>
-      </w:r>
-      <w:r>
-        <w:t>"</w:t>
-      </w:r>
-      <w:r>
-        <w:t>nothing found</w:t>
-      </w:r>
-      <w:r>
-        <w:t>"</w:t>
-      </w:r>
-      <w:r>
-        <w:t xml:space="preserve">. Si c’est le cas, </w:t>
-      </w:r>
-      <w:r>
-        <w:t>afficher un message pour dire à l’utilisateur que aucun résultat n’a pu être trouvé</w:t>
-      </w:r>
-      <w:r>
-        <w:t xml:space="preserve">. Si ce n’est pas le cas, afficher un message d’erreur comme </w:t>
-      </w:r>
-      <w:r>
-        <w:t>"</w:t>
-      </w:r>
-      <w:r>
-        <w:t>Un problème c’est produit.</w:t>
-      </w:r>
-      <w:r>
-        <w:t>"</w:t>
-      </w:r>
-      <w:r>
-        <w:t> ;</w:t>
+        <w:t>Si non, vérifier si le string est égal à "</w:t>
+      </w:r>
+      <w:proofErr w:type="spellStart"/>
+      <w:r>
+        <w:t>nothing</w:t>
+      </w:r>
+      <w:proofErr w:type="spellEnd"/>
+      <w:r>
+        <w:t xml:space="preserve"> </w:t>
+      </w:r>
+      <w:proofErr w:type="spellStart"/>
+      <w:r>
+        <w:t>found</w:t>
+      </w:r>
+      <w:proofErr w:type="spellEnd"/>
+      <w:r>
+        <w:t>". Si c’est le cas, afficher un message pour dire à l’utilisateur que aucun résultat n’a pu être trouvé. Si ce n’est pas le cas, afficher un message d’erreur comme "Un problème c’est produit." ;</w:t>
       </w:r>
     </w:p>
     <w:p/>
@@ -3090,13 +3146,7 @@
         <w:rPr>
           <w:color w:val="7030A0"/>
         </w:rPr>
-        <w:t>Utiliser la classe statique</w:t>
-      </w:r>
-      <w:r>
-        <w:rPr>
-          <w:color w:val="7030A0"/>
-        </w:rPr>
-        <w:t xml:space="preserve"> </w:t>
+        <w:t xml:space="preserve">Utiliser la classe statique </w:t>
       </w:r>
       <w:r>
         <w:t>pour créer une nouvelle méthode pour faire sortir un véhicule du parking. La méthode aura comme paramètre une variable de type string. On vérifie si le string est un numéro de plaque cohérent.</w:t>
@@ -3126,37 +3176,23 @@
     </w:p>
     <w:p>
       <w:r>
-        <w:t xml:space="preserve">Si non, vérifier si le string est égal à </w:t>
-      </w:r>
-      <w:r>
-        <w:t>"</w:t>
-      </w:r>
-      <w:r>
-        <w:t>nothing found</w:t>
-      </w:r>
-      <w:r>
-        <w:t>"</w:t>
-      </w:r>
-      <w:r>
-        <w:t xml:space="preserve">. Si c’est le cas, </w:t>
-      </w:r>
-      <w:r>
-        <w:t>afficher un message pour dire à l’utilisateur que aucun résultat n’a pu être trouvé</w:t>
-      </w:r>
-      <w:r>
-        <w:t xml:space="preserve">. Si ce n’est pas le cas, afficher un message d’erreur comme </w:t>
-      </w:r>
-      <w:r>
-        <w:t>"</w:t>
-      </w:r>
-      <w:r>
-        <w:t>Un problème c’est produit.</w:t>
-      </w:r>
-      <w:r>
-        <w:t>"</w:t>
-      </w:r>
-      <w:r>
-        <w:t> ;</w:t>
+        <w:t>Si non, vérifier si le string est égal à "</w:t>
+      </w:r>
+      <w:proofErr w:type="spellStart"/>
+      <w:r>
+        <w:t>nothing</w:t>
+      </w:r>
+      <w:proofErr w:type="spellEnd"/>
+      <w:r>
+        <w:t xml:space="preserve"> </w:t>
+      </w:r>
+      <w:proofErr w:type="spellStart"/>
+      <w:r>
+        <w:t>found</w:t>
+      </w:r>
+      <w:proofErr w:type="spellEnd"/>
+      <w:r>
+        <w:t>". Si c’est le cas, afficher un message pour dire à l’utilisateur que aucun résultat n’a pu être trouvé. Si ce n’est pas le cas, afficher un message d’erreur comme "Un problème c’est produit." ;</w:t>
       </w:r>
     </w:p>
     <w:p>
@@ -3173,13 +3209,7 @@
         <w:rPr>
           <w:color w:val="7030A0"/>
         </w:rPr>
-        <w:t>Utiliser la classe statique</w:t>
-      </w:r>
-      <w:r>
-        <w:rPr>
-          <w:color w:val="7030A0"/>
-        </w:rPr>
-        <w:t xml:space="preserve"> </w:t>
+        <w:t xml:space="preserve">Utiliser la classe statique </w:t>
       </w:r>
       <w:r>
         <w:t>pour créer une nouvelle méthode pour afficher le parking.</w:t>
@@ -3203,13 +3233,7 @@
         <w:rPr>
           <w:color w:val="7030A0"/>
         </w:rPr>
-        <w:t>Utiliser la classe statique</w:t>
-      </w:r>
-      <w:r>
-        <w:rPr>
-          <w:color w:val="7030A0"/>
-        </w:rPr>
-        <w:t xml:space="preserve"> </w:t>
+        <w:t xml:space="preserve">Utiliser la classe statique </w:t>
       </w:r>
       <w:r>
         <w:t>pour créer une nouvelle méthode pour afficher diverse stats et information.</w:t>
@@ -3229,13 +3253,7 @@
         <w:rPr>
           <w:color w:val="7030A0"/>
         </w:rPr>
-        <w:t>Utiliser la classe statique</w:t>
-      </w:r>
-      <w:r>
-        <w:rPr>
-          <w:color w:val="7030A0"/>
-        </w:rPr>
-        <w:t xml:space="preserve"> </w:t>
+        <w:t xml:space="preserve">Utiliser la classe statique </w:t>
       </w:r>
       <w:r>
         <w:t>pour créer une nouvelle méthode pour afficher l’historique des transactions.</w:t>
@@ -3253,7 +3271,7 @@
           <w:color w:val="auto"/>
         </w:rPr>
       </w:pPr>
-      <w:bookmarkStart w:id="1" w:name="_Toc242094223"/>
+      <w:bookmarkStart w:id="1" w:name="_Toc244241610"/>
       <w:r>
         <w:rPr>
           <w:color w:val="auto"/>
@@ -3267,11 +3285,13 @@
       <w:pPr>
         <w:pStyle w:val="Titre2"/>
       </w:pPr>
-      <w:bookmarkStart w:id="2" w:name="_Toc242094224"/>
+      <w:bookmarkStart w:id="2" w:name="_Toc244241611"/>
+      <w:proofErr w:type="spellStart"/>
       <w:r>
         <w:t>Program.cs</w:t>
       </w:r>
       <w:bookmarkEnd w:id="2"/>
+      <w:proofErr w:type="spellEnd"/>
     </w:p>
     <w:p>
       <w:r>
@@ -3281,7 +3301,15 @@
         <w:t>La seule action</w:t>
       </w:r>
       <w:r>
-        <w:t xml:space="preserve"> qu’elle effectue c’est d’appeler une classe nommée « PlayGame ».</w:t>
+        <w:t xml:space="preserve"> qu’elle effectue c’est d’appeler une classe nommée « </w:t>
+      </w:r>
+      <w:proofErr w:type="spellStart"/>
+      <w:r>
+        <w:t>PlayGame</w:t>
+      </w:r>
+      <w:proofErr w:type="spellEnd"/>
+      <w:r>
+        <w:t> ».</w:t>
       </w:r>
     </w:p>
     <w:p>
@@ -3289,9 +3317,6 @@
         <w:jc w:val="center"/>
       </w:pPr>
       <w:r>
-        <w:rPr>
-          <w:noProof/>
-        </w:rPr>
         <w:drawing>
           <wp:inline distT="0" distB="0" distL="0" distR="0" wp14:anchorId="4492B7CA" wp14:editId="1170FD9C">
             <wp:extent cx="2940201" cy="1911448"/>
@@ -3344,22 +3369,29 @@
       <w:pPr>
         <w:pStyle w:val="Titre2"/>
       </w:pPr>
-      <w:bookmarkStart w:id="3" w:name="_Toc242094225"/>
+      <w:bookmarkStart w:id="3" w:name="_Toc244241612"/>
+      <w:proofErr w:type="spellStart"/>
       <w:r>
         <w:lastRenderedPageBreak/>
         <w:t>PlayGame.cs</w:t>
       </w:r>
       <w:bookmarkEnd w:id="3"/>
-    </w:p>
-    <w:p>
-      <w:r>
-        <w:t>Dans cette classe il s</w:t>
-      </w:r>
-      <w:r>
-        <w:t>e situe 3 méthodes.</w:t>
-      </w:r>
-      <w:r>
-        <w:t xml:space="preserve"> Elle exécute une loop qui permet au programme de tourner continuellement jusqu’à ce que l’utilisateur décide d’arrêter le programme.</w:t>
+      <w:proofErr w:type="spellEnd"/>
+    </w:p>
+    <w:p>
+      <w:r>
+        <w:t>Dans cette classe il se situe 3 méthodes.</w:t>
+      </w:r>
+      <w:r>
+        <w:t xml:space="preserve"> Elle exécute une </w:t>
+      </w:r>
+      <w:proofErr w:type="spellStart"/>
+      <w:r>
+        <w:t>loop</w:t>
+      </w:r>
+      <w:proofErr w:type="spellEnd"/>
+      <w:r>
+        <w:t xml:space="preserve"> qui permet au programme de tourner continuellement jusqu’à ce que l’utilisateur décide d’arrêter le programme.</w:t>
       </w:r>
     </w:p>
     <w:p>
@@ -3367,24 +3399,19 @@
         <w:pStyle w:val="Titre3"/>
         <w:ind w:firstLine="708"/>
       </w:pPr>
-      <w:bookmarkStart w:id="4" w:name="_Toc242094226"/>
+      <w:bookmarkStart w:id="4" w:name="_Toc244241613"/>
+      <w:proofErr w:type="spellStart"/>
       <w:r>
         <w:t>StartProgram</w:t>
       </w:r>
       <w:bookmarkEnd w:id="4"/>
+      <w:proofErr w:type="spellEnd"/>
     </w:p>
     <w:p>
       <w:pPr>
         <w:jc w:val="center"/>
-        <w:rPr>
-          <w:lang w:val="en-GB"/>
-        </w:rPr>
-      </w:pPr>
-      <w:r>
-        <w:rPr>
-          <w:noProof/>
-          <w:lang w:val="en-GB"/>
-        </w:rPr>
+      </w:pPr>
+      <w:r>
         <w:drawing>
           <wp:inline distT="0" distB="0" distL="0" distR="0" wp14:anchorId="56DF3C27" wp14:editId="5385300E">
             <wp:extent cx="4294836" cy="2552831"/>
@@ -3430,10 +3457,15 @@
     </w:p>
     <w:p>
       <w:r>
-        <w:t xml:space="preserve">Dans </w:t>
-      </w:r>
-      <w:r>
-        <w:t>cette méthode on commence par appelé « InitiateParking »</w:t>
+        <w:t>Dans cette méthode on commence par appelé « </w:t>
+      </w:r>
+      <w:proofErr w:type="spellStart"/>
+      <w:r>
+        <w:t>InitiateParking</w:t>
+      </w:r>
+      <w:proofErr w:type="spellEnd"/>
+      <w:r>
+        <w:t> »</w:t>
       </w:r>
       <w:r>
         <w:t xml:space="preserve"> </w:t>
@@ -3448,13 +3480,29 @@
         <w:t xml:space="preserve">e </w:t>
       </w:r>
       <w:r>
-        <w:t>on commence une boucle avec « continueProgram » (</w:t>
+        <w:t>on commence une boucle avec « </w:t>
+      </w:r>
+      <w:proofErr w:type="spellStart"/>
+      <w:r>
+        <w:t>continueProgram</w:t>
+      </w:r>
+      <w:proofErr w:type="spellEnd"/>
+      <w:r>
+        <w:t> » (</w:t>
       </w:r>
       <w:r>
         <w:t xml:space="preserve">un booléen </w:t>
       </w:r>
       <w:r>
-        <w:t>déclaré tout en haut de la capture) qui va faire en sorte que le menu et continuellement afficher puis de mettre à jour la variable « continueProgram ».</w:t>
+        <w:t>déclaré tout en haut de la capture) qui va faire en sorte que le menu et continuellement afficher puis de mettre à jour la variable « </w:t>
+      </w:r>
+      <w:proofErr w:type="spellStart"/>
+      <w:r>
+        <w:t>continueProgram</w:t>
+      </w:r>
+      <w:proofErr w:type="spellEnd"/>
+      <w:r>
+        <w:t> ».</w:t>
       </w:r>
     </w:p>
     <w:p>
@@ -3466,12 +3514,14 @@
       <w:pPr>
         <w:pStyle w:val="Titre2"/>
       </w:pPr>
-      <w:bookmarkStart w:id="5" w:name="_Toc242094227"/>
+      <w:bookmarkStart w:id="5" w:name="_Toc244241614"/>
+      <w:proofErr w:type="spellStart"/>
       <w:r>
         <w:lastRenderedPageBreak/>
         <w:t>Menu.cs</w:t>
       </w:r>
       <w:bookmarkEnd w:id="5"/>
+      <w:proofErr w:type="spellEnd"/>
     </w:p>
     <w:p>
       <w:r>
@@ -3486,20 +3536,19 @@
         <w:pStyle w:val="Titre3"/>
         <w:ind w:firstLine="708"/>
       </w:pPr>
-      <w:bookmarkStart w:id="6" w:name="_Toc242094228"/>
+      <w:bookmarkStart w:id="6" w:name="_Toc244241615"/>
+      <w:proofErr w:type="spellStart"/>
       <w:r>
         <w:t>DisplayMenu</w:t>
       </w:r>
       <w:bookmarkEnd w:id="6"/>
+      <w:proofErr w:type="spellEnd"/>
     </w:p>
     <w:p>
       <w:pPr>
         <w:jc w:val="center"/>
       </w:pPr>
       <w:r>
-        <w:rPr>
-          <w:noProof/>
-        </w:rPr>
         <w:drawing>
           <wp:inline distT="0" distB="0" distL="0" distR="0" wp14:anchorId="2AA6B406" wp14:editId="3CE323D4">
             <wp:extent cx="3853180" cy="2576830"/>
@@ -3555,7 +3604,41 @@
         <w:t>Une simple méthode permettant d’afficher</w:t>
       </w:r>
       <w:r>
-        <w:t xml:space="preserve"> le menu. Une boucle foreach pour afficher chaque option (stocker dans un tableau private au début du code) disponible pour l’utilisateur. « optionIndex » permet à l’utilisateur de savoir quelle numéro entrer pour utiliser cette option-ci ou </w:t>
+        <w:t xml:space="preserve"> le menu. Une boucle </w:t>
+      </w:r>
+      <w:proofErr w:type="spellStart"/>
+      <w:r>
+        <w:t>foreach</w:t>
+      </w:r>
+      <w:proofErr w:type="spellEnd"/>
+      <w:r>
+        <w:t xml:space="preserve"> pour afficher chaque option (stocker dans un tableau </w:t>
+      </w:r>
+      <w:proofErr w:type="spellStart"/>
+      <w:r>
+        <w:t>private</w:t>
+      </w:r>
+      <w:proofErr w:type="spellEnd"/>
+      <w:r>
+        <w:t xml:space="preserve"> au début du code) disponible pour l’utilisateur. « </w:t>
+      </w:r>
+      <w:proofErr w:type="spellStart"/>
+      <w:proofErr w:type="gramStart"/>
+      <w:r>
+        <w:t>optionIndex</w:t>
+      </w:r>
+      <w:proofErr w:type="spellEnd"/>
+      <w:proofErr w:type="gramEnd"/>
+      <w:r>
+        <w:t xml:space="preserve"> » permet à l’utilisateur de savoir </w:t>
+      </w:r>
+      <w:proofErr w:type="gramStart"/>
+      <w:r>
+        <w:t>quelle numéro</w:t>
+      </w:r>
+      <w:proofErr w:type="gramEnd"/>
+      <w:r>
+        <w:t xml:space="preserve"> entrer pour utiliser cette option-ci ou </w:t>
       </w:r>
       <w:r>
         <w:t>celle-là</w:t>
@@ -3577,20 +3660,19 @@
         <w:lastRenderedPageBreak/>
         <w:tab/>
       </w:r>
-      <w:bookmarkStart w:id="7" w:name="_Toc242094229"/>
+      <w:bookmarkStart w:id="7" w:name="_Toc244241616"/>
+      <w:proofErr w:type="spellStart"/>
       <w:r>
         <w:t>UserInputHandler</w:t>
       </w:r>
       <w:bookmarkEnd w:id="7"/>
+      <w:proofErr w:type="spellEnd"/>
     </w:p>
     <w:p>
       <w:pPr>
         <w:jc w:val="center"/>
       </w:pPr>
       <w:r>
-        <w:rPr>
-          <w:noProof/>
-        </w:rPr>
         <w:drawing>
           <wp:inline distT="0" distB="0" distL="0" distR="0" wp14:anchorId="6A3A66C0" wp14:editId="0DE1E896">
             <wp:extent cx="4077970" cy="2420620"/>
@@ -3646,13 +3728,37 @@
         <w:t>Elle est souvent appelée dans le code. Elle va</w:t>
       </w:r>
       <w:r>
-        <w:t xml:space="preserve"> gérer ce que l’utilisateur entre comme option (ex : « 5 » pour l’option numéro 5). Si la saisie de l’utilisateur ne peut pas être converti en int, on va supprimer son input (grâce à la méthode « CheckCorrectInput » qui est utiliser seulement pour effacer la saisie du joueur pour avoir une console propre)</w:t>
+        <w:t xml:space="preserve"> gérer ce que l’utilisateur entre comme option (ex : « 5 » pour l’option numéro 5). Si la saisie de l’utilisateur ne peut pas être converti en </w:t>
+      </w:r>
+      <w:proofErr w:type="spellStart"/>
+      <w:r>
+        <w:t>int</w:t>
+      </w:r>
+      <w:proofErr w:type="spellEnd"/>
+      <w:r>
+        <w:t>, on va supprimer son input (grâce à la méthode « </w:t>
+      </w:r>
+      <w:proofErr w:type="spellStart"/>
+      <w:r>
+        <w:t>CheckCorrectInput</w:t>
+      </w:r>
+      <w:proofErr w:type="spellEnd"/>
+      <w:r>
+        <w:t> » qui est utiliser seulement pour effacer la saisie du joueur pour avoir une console propre)</w:t>
       </w:r>
       <w:r>
         <w:t>. Car effacer l’entièreté de la console serait problématique vu qu’on aurait besoin de re-</w:t>
       </w:r>
       <w:r>
-        <w:t>appeler « DisplayMenu » simplement pour afficher un texte « Entrer votre choix : ».</w:t>
+        <w:t>appeler « </w:t>
+      </w:r>
+      <w:proofErr w:type="spellStart"/>
+      <w:r>
+        <w:t>DisplayMenu</w:t>
+      </w:r>
+      <w:proofErr w:type="spellEnd"/>
+      <w:r>
+        <w:t> » simplement pour afficher un texte « Entrer votre choix : ».</w:t>
       </w:r>
     </w:p>
     <w:p>
@@ -3666,7 +3772,15 @@
         <w:t xml:space="preserve">on va dire à l’utilisateur </w:t>
       </w:r>
       <w:r>
-        <w:t>de choisir un nombre dans la plage de valeur correcte. On va attendre 1.5 secondes (pour laisser l’utilisateur le temp de lire le message) avant d’appeler « UserInputHandler » une fois de plus.</w:t>
+        <w:t>de choisir un nombre dans la plage de valeur correcte. On va attendre 1.5 secondes (pour laisser l’utilisateur le temp de lire le message) avant d’appeler « </w:t>
+      </w:r>
+      <w:proofErr w:type="spellStart"/>
+      <w:r>
+        <w:t>UserInputHandler</w:t>
+      </w:r>
+      <w:proofErr w:type="spellEnd"/>
+      <w:r>
+        <w:t> » une fois de plus.</w:t>
       </w:r>
     </w:p>
     <w:p>
@@ -3674,7 +3788,15 @@
         <w:t xml:space="preserve">Si tout est bon, l’option choisi par l’utilisateur va être </w:t>
       </w:r>
       <w:r>
-        <w:t>exécuté grâce a une méthode qui contient un simple « switch case » pour appeler la méthode correspondante à l’option.</w:t>
+        <w:t xml:space="preserve">exécuté grâce </w:t>
+      </w:r>
+      <w:proofErr w:type="spellStart"/>
+      <w:r>
+        <w:t>a</w:t>
+      </w:r>
+      <w:proofErr w:type="spellEnd"/>
+      <w:r>
+        <w:t xml:space="preserve"> une méthode qui contient un simple « switch case » pour appeler la méthode correspondante à l’option.</w:t>
       </w:r>
     </w:p>
     <w:p>
@@ -3690,22 +3812,21 @@
         <w:lastRenderedPageBreak/>
         <w:tab/>
       </w:r>
-      <w:bookmarkStart w:id="8" w:name="_Toc242094230"/>
+      <w:bookmarkStart w:id="8" w:name="_Toc244241617"/>
+      <w:proofErr w:type="spellStart"/>
       <w:r>
         <w:t>EnterVehicle</w:t>
       </w:r>
       <w:bookmarkEnd w:id="8"/>
+      <w:proofErr w:type="spellEnd"/>
     </w:p>
     <w:p>
       <w:pPr>
         <w:jc w:val="center"/>
       </w:pPr>
       <w:r>
-        <w:rPr>
-          <w:noProof/>
-        </w:rPr>
         <w:drawing>
-          <wp:inline distT="0" distB="0" distL="0" distR="0" wp14:anchorId="21CFB329" wp14:editId="38C1C54F">
+          <wp:inline distT="0" distB="0" distL="0" distR="0" wp14:anchorId="21CFB329" wp14:editId="7E104B99">
             <wp:extent cx="5755640" cy="1550035"/>
             <wp:effectExtent l="0" t="0" r="0" b="0"/>
             <wp:docPr id="273820517" name="Image 3"/>
@@ -3768,7 +3889,15 @@
         <w:t xml:space="preserve"> est accepté</w:t>
       </w:r>
       <w:r>
-        <w:t xml:space="preserve"> pour que ça soit plus lisible) puis demander d’entrer une plaque. Si la saisie n’est pas vide, on va créer une voiture (la logique pour vérifier si la plaque est bonne ce déroule dans la classe « voiture ». Qui va informer au l’utilisateur si la voiture a bien été ajouté ou non). Faire des retours à la lignes avec « ReturnMultipleLines » (pour plus de lisibilité) puis réafficher le menu.</w:t>
+        <w:t xml:space="preserve"> pour que ça soit plus lisible) puis demander d’entrer une plaque. Si la saisie n’est pas vide, on va créer une voiture (la logique pour vérifier si la plaque est bonne ce déroule dans la classe « voiture ». Qui va informer au l’utilisateur si la voiture a bien été ajouté ou non). Faire des retours à la lignes avec « </w:t>
+      </w:r>
+      <w:proofErr w:type="spellStart"/>
+      <w:r>
+        <w:t>ReturnMultipleLines</w:t>
+      </w:r>
+      <w:proofErr w:type="spellEnd"/>
+      <w:r>
+        <w:t> » (pour plus de lisibilité) puis réafficher le menu.</w:t>
       </w:r>
     </w:p>
     <w:p>
@@ -3784,20 +3913,19 @@
         <w:lastRenderedPageBreak/>
         <w:tab/>
       </w:r>
-      <w:bookmarkStart w:id="9" w:name="_Toc242094231"/>
+      <w:bookmarkStart w:id="9" w:name="_Toc244241618"/>
+      <w:proofErr w:type="spellStart"/>
       <w:r>
         <w:t>SearchVehicle</w:t>
       </w:r>
       <w:bookmarkEnd w:id="9"/>
+      <w:proofErr w:type="spellEnd"/>
     </w:p>
     <w:p>
       <w:pPr>
         <w:jc w:val="center"/>
       </w:pPr>
       <w:r>
-        <w:rPr>
-          <w:noProof/>
-        </w:rPr>
         <w:drawing>
           <wp:inline distT="0" distB="0" distL="0" distR="0" wp14:anchorId="632E671E" wp14:editId="39480FC1">
             <wp:extent cx="5750560" cy="2782570"/>
@@ -3866,21 +3994,20 @@
         <w:pStyle w:val="Titre3"/>
         <w:ind w:firstLine="708"/>
       </w:pPr>
-      <w:bookmarkStart w:id="10" w:name="_Toc242094232"/>
+      <w:bookmarkStart w:id="10" w:name="_Toc244241619"/>
+      <w:proofErr w:type="spellStart"/>
       <w:r>
         <w:lastRenderedPageBreak/>
         <w:t>CallFindVehicle</w:t>
       </w:r>
       <w:bookmarkEnd w:id="10"/>
+      <w:proofErr w:type="spellEnd"/>
     </w:p>
     <w:p>
       <w:pPr>
         <w:jc w:val="center"/>
       </w:pPr>
       <w:r>
-        <w:rPr>
-          <w:noProof/>
-        </w:rPr>
         <w:drawing>
           <wp:inline distT="0" distB="0" distL="0" distR="0" wp14:anchorId="2FC200CC" wp14:editId="3FA56DD7">
             <wp:extent cx="5753735" cy="3286125"/>
@@ -3933,12 +4060,44 @@
     </w:p>
     <w:p>
       <w:r>
-        <w:t>Cette méthode va d’abord vérifier si on veut retirer un véhicule. Si c’est le cas on va demander à l’utilisateur s’il est sûr de ça décision (en appelant « UserIsSure). S’il choisit non, on lui informe que l’action a été annulé. S’il choisit oui, alors on va chercher une correspondance pour supprimer le véhicule entrer (la méthode « FindVehicule »).</w:t>
-      </w:r>
-    </w:p>
-    <w:p>
-      <w:r>
-        <w:t>Cependant, si l’utilisateur voulait simplement afficher des informations d’un véhicule, on va donc rien faire de spécial puis appelé « FindVehicule ».</w:t>
+        <w:t xml:space="preserve">Cette méthode va d’abord vérifier si on veut retirer un véhicule. Si c’est le cas on va demander à l’utilisateur s’il est sûr de </w:t>
+      </w:r>
+      <w:proofErr w:type="spellStart"/>
+      <w:r>
+        <w:t>ça</w:t>
+      </w:r>
+      <w:proofErr w:type="spellEnd"/>
+      <w:r>
+        <w:t xml:space="preserve"> décision (en appelant « </w:t>
+      </w:r>
+      <w:proofErr w:type="spellStart"/>
+      <w:r>
+        <w:t>UserIsSure</w:t>
+      </w:r>
+      <w:proofErr w:type="spellEnd"/>
+      <w:r>
+        <w:t>). S’il choisit non, on lui informe que l’action a été annulé. S’il choisit oui, alors on va chercher une correspondance pour supprimer le véhicule entrer (la méthode « </w:t>
+      </w:r>
+      <w:proofErr w:type="spellStart"/>
+      <w:r>
+        <w:t>FindVehicule</w:t>
+      </w:r>
+      <w:proofErr w:type="spellEnd"/>
+      <w:r>
+        <w:t> »).</w:t>
+      </w:r>
+    </w:p>
+    <w:p>
+      <w:r>
+        <w:t>Cependant, si l’utilisateur voulait simplement afficher des informations d’un véhicule, on va donc rien faire de spécial puis appelé « </w:t>
+      </w:r>
+      <w:proofErr w:type="spellStart"/>
+      <w:r>
+        <w:t>FindVehicule</w:t>
+      </w:r>
+      <w:proofErr w:type="spellEnd"/>
+      <w:r>
+        <w:t> ».</w:t>
       </w:r>
     </w:p>
     <w:p>
@@ -3950,12 +4109,14 @@
       <w:pPr>
         <w:pStyle w:val="Titre2"/>
       </w:pPr>
-      <w:bookmarkStart w:id="11" w:name="_Toc242094233"/>
+      <w:bookmarkStart w:id="11" w:name="_Toc244241620"/>
+      <w:proofErr w:type="spellStart"/>
       <w:r>
         <w:lastRenderedPageBreak/>
         <w:t>Parking.cs</w:t>
       </w:r>
       <w:bookmarkEnd w:id="11"/>
+      <w:proofErr w:type="spellEnd"/>
     </w:p>
     <w:p>
       <w:pPr>
@@ -3964,7 +4125,7 @@
       <w:r>
         <w:tab/>
       </w:r>
-      <w:bookmarkStart w:id="12" w:name="_Toc242094234"/>
+      <w:bookmarkStart w:id="12" w:name="_Toc244241621"/>
       <w:r>
         <w:t>Display</w:t>
       </w:r>
@@ -3975,9 +4136,6 @@
         <w:jc w:val="center"/>
       </w:pPr>
       <w:r>
-        <w:rPr>
-          <w:noProof/>
-        </w:rPr>
         <w:drawing>
           <wp:inline distT="0" distB="0" distL="0" distR="0" wp14:anchorId="16233297" wp14:editId="3B786F8A">
             <wp:extent cx="4617085" cy="3562350"/>
@@ -4033,10 +4191,26 @@
         <w:t>Cette méthode permet d’afficher le parking avec ses statistiques.</w:t>
       </w:r>
       <w:r>
-        <w:t xml:space="preserve"> Elle appelle cependant « ParkingSpot » qui va être celui qui va écrire chaque place de parking individuellement avec un certain style</w:t>
-      </w:r>
-      <w:r>
-        <w:t xml:space="preserve"> (ex : « |02:L||0</w:t>
+        <w:t xml:space="preserve"> Elle appelle cependant « </w:t>
+      </w:r>
+      <w:proofErr w:type="spellStart"/>
+      <w:r>
+        <w:t>ParkingSpot</w:t>
+      </w:r>
+      <w:proofErr w:type="spellEnd"/>
+      <w:r>
+        <w:t> » qui va être celui qui va écrire chaque place de parking individuellement avec un certain style</w:t>
+      </w:r>
+      <w:r>
+        <w:t xml:space="preserve"> (ex : « |</w:t>
+      </w:r>
+      <w:proofErr w:type="gramStart"/>
+      <w:r>
+        <w:t>02:L</w:t>
+      </w:r>
+      <w:proofErr w:type="gramEnd"/>
+      <w:r>
+        <w:t>||0</w:t>
       </w:r>
       <w:r>
         <w:t>3</w:t>
@@ -4067,20 +4241,19 @@
         <w:lastRenderedPageBreak/>
         <w:tab/>
       </w:r>
-      <w:bookmarkStart w:id="13" w:name="_Toc242094235"/>
+      <w:bookmarkStart w:id="13" w:name="_Toc244241622"/>
+      <w:proofErr w:type="spellStart"/>
       <w:r>
         <w:t>CheckParkingSpot</w:t>
       </w:r>
       <w:bookmarkEnd w:id="13"/>
+      <w:proofErr w:type="spellEnd"/>
     </w:p>
     <w:p>
       <w:pPr>
         <w:jc w:val="center"/>
       </w:pPr>
       <w:r>
-        <w:rPr>
-          <w:noProof/>
-        </w:rPr>
         <w:drawing>
           <wp:inline distT="0" distB="0" distL="0" distR="0" wp14:anchorId="08B897AA" wp14:editId="11F6C6DE">
             <wp:extent cx="5758180" cy="4576445"/>
@@ -4133,7 +4306,15 @@
     </w:p>
     <w:p>
       <w:r>
-        <w:t>Cette méthode (appeler par « ParkingSpot ») va s’occuper de gérer l’affichage du symbole en fonction de la valeur de la place de parking. Augmenté le nombre de place libre, le nombre de place occupé, etc…</w:t>
+        <w:t>Cette méthode (appeler par « </w:t>
+      </w:r>
+      <w:proofErr w:type="spellStart"/>
+      <w:r>
+        <w:t>ParkingSpot</w:t>
+      </w:r>
+      <w:proofErr w:type="spellEnd"/>
+      <w:r>
+        <w:t> ») va s’occuper de gérer l’affichage du symbole en fonction de la valeur de la place de parking. Augmenté le nombre de place libre, le nombre de place occupé, etc…</w:t>
       </w:r>
     </w:p>
     <w:p>
@@ -4149,20 +4330,19 @@
         <w:lastRenderedPageBreak/>
         <w:tab/>
       </w:r>
-      <w:bookmarkStart w:id="14" w:name="_Toc242094236"/>
+      <w:bookmarkStart w:id="14" w:name="_Toc244241623"/>
+      <w:proofErr w:type="spellStart"/>
       <w:r>
         <w:t>AddVehicle</w:t>
       </w:r>
       <w:bookmarkEnd w:id="14"/>
+      <w:proofErr w:type="spellEnd"/>
     </w:p>
     <w:p>
       <w:pPr>
         <w:jc w:val="center"/>
       </w:pPr>
       <w:r>
-        <w:rPr>
-          <w:noProof/>
-        </w:rPr>
         <w:drawing>
           <wp:inline distT="0" distB="0" distL="0" distR="0" wp14:anchorId="610F059E" wp14:editId="1247F74B">
             <wp:extent cx="5758180" cy="3213735"/>
@@ -4224,7 +4404,15 @@
         <w:t>un ticket pour la voiture</w:t>
       </w:r>
       <w:r>
-        <w:t xml:space="preserve">. Puis on ajoute la voiture dans la liste des voitures qui sont parké. </w:t>
+        <w:t xml:space="preserve">. Puis on ajoute la voiture dans la liste des voitures qui sont </w:t>
+      </w:r>
+      <w:proofErr w:type="spellStart"/>
+      <w:r>
+        <w:t>parké</w:t>
+      </w:r>
+      <w:proofErr w:type="spellEnd"/>
+      <w:r>
+        <w:t xml:space="preserve">. </w:t>
       </w:r>
     </w:p>
     <w:p>
@@ -4240,22 +4428,21 @@
         <w:lastRenderedPageBreak/>
         <w:tab/>
       </w:r>
-      <w:bookmarkStart w:id="15" w:name="_Toc242094237"/>
+      <w:bookmarkStart w:id="15" w:name="_Toc244241624"/>
+      <w:proofErr w:type="spellStart"/>
       <w:r>
         <w:t>FindVehicule</w:t>
       </w:r>
       <w:bookmarkEnd w:id="15"/>
+      <w:proofErr w:type="spellEnd"/>
     </w:p>
     <w:p>
       <w:pPr>
         <w:jc w:val="center"/>
       </w:pPr>
       <w:r>
-        <w:rPr>
-          <w:noProof/>
-        </w:rPr>
         <w:drawing>
-          <wp:inline distT="0" distB="0" distL="0" distR="0" wp14:anchorId="4E0C9F37" wp14:editId="41641D38">
+          <wp:inline distT="0" distB="0" distL="0" distR="0" wp14:anchorId="4E0C9F37" wp14:editId="5D46BEBD">
             <wp:extent cx="5753735" cy="2458085"/>
             <wp:effectExtent l="0" t="0" r="0" b="0"/>
             <wp:docPr id="460749035" name="Image 11"/>
@@ -4306,7 +4493,23 @@
     </w:p>
     <w:p>
       <w:r>
-        <w:t>Ici on va rechercher un véhicule via sa plaque d’immatriculation ou son numéro de place. La méthode « FindVehicleCondition » va simplement vérifier s’il trouve une correspondance ou non. Si aucune correspondance est trouvé, on l’informe à l’utilisateur.</w:t>
+        <w:t>Ici on va rechercher un véhicule via sa plaque d’immatriculation ou son numéro de place. La méthode « </w:t>
+      </w:r>
+      <w:proofErr w:type="spellStart"/>
+      <w:r>
+        <w:t>FindVehicleCondition</w:t>
+      </w:r>
+      <w:proofErr w:type="spellEnd"/>
+      <w:r>
+        <w:t xml:space="preserve"> » va simplement vérifier s’il trouve une correspondance ou non. Si aucune correspondance est </w:t>
+      </w:r>
+      <w:proofErr w:type="gramStart"/>
+      <w:r>
+        <w:t>trouvé</w:t>
+      </w:r>
+      <w:proofErr w:type="gramEnd"/>
+      <w:r>
+        <w:t>, on l’informe à l’utilisateur.</w:t>
       </w:r>
     </w:p>
     <w:p>
@@ -4322,20 +4525,19 @@
         <w:lastRenderedPageBreak/>
         <w:tab/>
       </w:r>
-      <w:bookmarkStart w:id="16" w:name="_Toc242094238"/>
+      <w:bookmarkStart w:id="16" w:name="_Toc244241625"/>
+      <w:proofErr w:type="spellStart"/>
       <w:r>
         <w:t>FindVehicleReturn</w:t>
       </w:r>
       <w:bookmarkEnd w:id="16"/>
+      <w:proofErr w:type="spellEnd"/>
     </w:p>
     <w:p>
       <w:pPr>
         <w:jc w:val="center"/>
       </w:pPr>
       <w:r>
-        <w:rPr>
-          <w:noProof/>
-        </w:rPr>
         <w:drawing>
           <wp:inline distT="0" distB="0" distL="0" distR="0" wp14:anchorId="6188A1EA" wp14:editId="56FB11BB">
             <wp:extent cx="5758180" cy="2503170"/>
@@ -4388,7 +4590,15 @@
     </w:p>
     <w:p>
       <w:r>
-        <w:t>Appeler par la méthode « FindVehicleCondition » (si une correspondance a été trouvé) elle permet d’effectuer une action. Soit afficher les informations du véhicule, soit le faire sortir du parking.</w:t>
+        <w:t>Appeler par la méthode « </w:t>
+      </w:r>
+      <w:proofErr w:type="spellStart"/>
+      <w:r>
+        <w:t>FindVehicleCondition</w:t>
+      </w:r>
+      <w:proofErr w:type="spellEnd"/>
+      <w:r>
+        <w:t> » (si une correspondance a été trouvé) elle permet d’effectuer une action. Soit afficher les informations du véhicule, soit le faire sortir du parking.</w:t>
       </w:r>
     </w:p>
     <w:p>
@@ -4404,19 +4614,18 @@
         <w:lastRenderedPageBreak/>
         <w:tab/>
       </w:r>
-      <w:bookmarkStart w:id="17" w:name="_Toc242094239"/>
+      <w:bookmarkStart w:id="17" w:name="_Toc244241626"/>
+      <w:proofErr w:type="spellStart"/>
       <w:r>
         <w:t>StatParking</w:t>
       </w:r>
       <w:bookmarkEnd w:id="17"/>
-    </w:p>
-    <w:p>
-      <w:r>
-        <w:rPr>
-          <w:noProof/>
-        </w:rPr>
+      <w:proofErr w:type="spellEnd"/>
+    </w:p>
+    <w:p>
+      <w:r>
         <w:drawing>
-          <wp:inline distT="0" distB="0" distL="0" distR="0" wp14:anchorId="28B65BB5" wp14:editId="3BB2473F">
+          <wp:inline distT="0" distB="0" distL="0" distR="0" wp14:anchorId="28B65BB5" wp14:editId="18E67C99">
             <wp:extent cx="5753735" cy="1552575"/>
             <wp:effectExtent l="0" t="0" r="0" b="9525"/>
             <wp:docPr id="925377937" name="Image 13"/>
@@ -4479,12 +4688,14 @@
       <w:pPr>
         <w:pStyle w:val="Titre1"/>
       </w:pPr>
-      <w:bookmarkStart w:id="18" w:name="_Toc242094240"/>
+      <w:bookmarkStart w:id="18" w:name="_Toc244241627"/>
+      <w:proofErr w:type="spellStart"/>
       <w:r>
         <w:lastRenderedPageBreak/>
         <w:t>Voiture.cs</w:t>
       </w:r>
       <w:bookmarkEnd w:id="18"/>
+      <w:proofErr w:type="spellEnd"/>
     </w:p>
     <w:p>
       <w:pPr>
@@ -4493,20 +4704,19 @@
       <w:r>
         <w:tab/>
       </w:r>
-      <w:bookmarkStart w:id="19" w:name="_Toc242094241"/>
+      <w:bookmarkStart w:id="19" w:name="_Toc244241628"/>
+      <w:proofErr w:type="spellStart"/>
       <w:r>
         <w:t>LicensingPlate</w:t>
       </w:r>
       <w:bookmarkEnd w:id="19"/>
+      <w:proofErr w:type="spellEnd"/>
     </w:p>
     <w:p>
       <w:pPr>
         <w:jc w:val="center"/>
       </w:pPr>
       <w:r>
-        <w:rPr>
-          <w:noProof/>
-        </w:rPr>
         <w:drawing>
           <wp:inline distT="0" distB="0" distL="0" distR="0" wp14:anchorId="4B3DB82A" wp14:editId="4311A714">
             <wp:extent cx="5758180" cy="3209290"/>
@@ -4567,7 +4777,7 @@
         <w:pStyle w:val="Titre3"/>
         <w:ind w:firstLine="708"/>
       </w:pPr>
-      <w:bookmarkStart w:id="20" w:name="_Toc242094242"/>
+      <w:bookmarkStart w:id="20" w:name="_Toc244241629"/>
       <w:r>
         <w:t>Constructeur</w:t>
       </w:r>
@@ -4578,9 +4788,6 @@
         <w:jc w:val="center"/>
       </w:pPr>
       <w:r>
-        <w:rPr>
-          <w:noProof/>
-        </w:rPr>
         <w:drawing>
           <wp:inline distT="0" distB="0" distL="0" distR="0" wp14:anchorId="0B38F71C" wp14:editId="2DF6B014">
             <wp:extent cx="2743200" cy="1493520"/>
@@ -4633,7 +4840,15 @@
     </w:p>
     <w:p>
       <w:r>
-        <w:t>Le constructeur. Si le véhicule est valid, on l’ajoute automatiquement au parking, sinon, on ne fait rien.</w:t>
+        <w:t xml:space="preserve">Le constructeur. Si le véhicule est </w:t>
+      </w:r>
+      <w:proofErr w:type="spellStart"/>
+      <w:r>
+        <w:t>valid</w:t>
+      </w:r>
+      <w:proofErr w:type="spellEnd"/>
+      <w:r>
+        <w:t>, on l’ajoute automatiquement au parking, sinon, on ne fait rien.</w:t>
       </w:r>
     </w:p>
     <w:p>
@@ -4645,12 +4860,14 @@
       <w:pPr>
         <w:pStyle w:val="Titre1"/>
       </w:pPr>
-      <w:bookmarkStart w:id="21" w:name="_Toc242094243"/>
+      <w:bookmarkStart w:id="21" w:name="_Toc244241630"/>
+      <w:proofErr w:type="spellStart"/>
       <w:r>
         <w:lastRenderedPageBreak/>
         <w:t>Ticket.cs</w:t>
       </w:r>
       <w:bookmarkEnd w:id="21"/>
+      <w:proofErr w:type="spellEnd"/>
     </w:p>
     <w:p>
       <w:pPr>
@@ -4659,7 +4876,7 @@
       <w:r>
         <w:tab/>
       </w:r>
-      <w:bookmarkStart w:id="22" w:name="_Toc242094244"/>
+      <w:bookmarkStart w:id="22" w:name="_Toc244241631"/>
       <w:r>
         <w:t>Constructeur</w:t>
       </w:r>
@@ -4670,9 +4887,6 @@
         <w:jc w:val="center"/>
       </w:pPr>
       <w:r>
-        <w:rPr>
-          <w:noProof/>
-        </w:rPr>
         <w:drawing>
           <wp:inline distT="0" distB="0" distL="0" distR="0" wp14:anchorId="4A62093C" wp14:editId="17074266">
             <wp:extent cx="3300095" cy="1294765"/>
@@ -4725,7 +4939,15 @@
     </w:p>
     <w:p>
       <w:r>
-        <w:t>On va mettre l’heure d’entrée à l’heure actuel. Lui donné son numéro de place, son tarif horaire, puis lui mettre qu’il est parké (son véhicule parent).</w:t>
+        <w:t xml:space="preserve">On va mettre l’heure d’entrée à l’heure actuel. Lui donné son numéro de place, son tarif horaire, puis lui mettre qu’il est </w:t>
+      </w:r>
+      <w:proofErr w:type="spellStart"/>
+      <w:r>
+        <w:t>parké</w:t>
+      </w:r>
+      <w:proofErr w:type="spellEnd"/>
+      <w:r>
+        <w:t xml:space="preserve"> (son véhicule parent).</w:t>
       </w:r>
     </w:p>
     <w:p>
@@ -4735,7 +4957,7 @@
       <w:r>
         <w:tab/>
       </w:r>
-      <w:bookmarkStart w:id="23" w:name="_Toc242094245"/>
+      <w:bookmarkStart w:id="23" w:name="_Toc244241632"/>
       <w:r>
         <w:t>Calc</w:t>
       </w:r>
@@ -4746,9 +4968,6 @@
         <w:jc w:val="center"/>
       </w:pPr>
       <w:r>
-        <w:rPr>
-          <w:noProof/>
-        </w:rPr>
         <w:drawing>
           <wp:inline distT="0" distB="0" distL="0" distR="0" wp14:anchorId="57139524" wp14:editId="64ACC77C">
             <wp:extent cx="5224145" cy="1792605"/>
@@ -4809,11 +5028,13 @@
         <w:pStyle w:val="Titre3"/>
         <w:ind w:firstLine="708"/>
       </w:pPr>
-      <w:bookmarkStart w:id="24" w:name="_Toc242094246"/>
+      <w:bookmarkStart w:id="24" w:name="_Toc244241633"/>
+      <w:proofErr w:type="spellStart"/>
       <w:r>
         <w:t>GetCurrentParkedTime</w:t>
       </w:r>
       <w:bookmarkEnd w:id="24"/>
+      <w:proofErr w:type="spellEnd"/>
     </w:p>
     <w:p>
       <w:r>
@@ -4832,7 +5053,7 @@
           <w:color w:val="auto"/>
         </w:rPr>
       </w:pPr>
-      <w:bookmarkStart w:id="25" w:name="_Toc242094247"/>
+      <w:bookmarkStart w:id="25" w:name="_Toc244241634"/>
       <w:r>
         <w:rPr>
           <w:color w:val="auto"/>
@@ -4846,7 +5067,8 @@
       <w:pPr>
         <w:pStyle w:val="Titre2"/>
       </w:pPr>
-      <w:bookmarkStart w:id="26" w:name="_Toc242094248"/>
+      <w:bookmarkStart w:id="26" w:name="_Toc244241635"/>
+      <w:proofErr w:type="spellStart"/>
       <w:r>
         <w:t>CheckParkingSpot_IsFree_Result_</w:t>
       </w:r>
@@ -4854,6 +5076,7 @@
         <w:t>L</w:t>
       </w:r>
       <w:bookmarkEnd w:id="26"/>
+      <w:proofErr w:type="spellEnd"/>
     </w:p>
     <w:p>
       <w:r>
@@ -4863,7 +5086,15 @@
         <w:t>0</w:t>
       </w:r>
       <w:r>
-        <w:t>. Puis dans « CheckParkingSpot »</w:t>
+        <w:t>. Puis dans « </w:t>
+      </w:r>
+      <w:proofErr w:type="spellStart"/>
+      <w:r>
+        <w:t>CheckParkingSpot</w:t>
+      </w:r>
+      <w:proofErr w:type="spellEnd"/>
+      <w:r>
+        <w:t> »</w:t>
       </w:r>
     </w:p>
     <w:p>
@@ -4875,40 +5106,18 @@
       </w:r>
     </w:p>
     <w:p>
-      <w:pPr>
-        <w:rPr>
-          <w:lang w:val="de-CH"/>
-        </w:rPr>
-      </w:pPr>
-      <w:r>
-        <w:rPr>
-          <w:lang w:val="de-CH"/>
-        </w:rPr>
+      <w:r>
         <w:t>1= « X »</w:t>
       </w:r>
       <w:r>
-        <w:rPr>
-          <w:lang w:val="de-CH"/>
-        </w:rPr>
         <w:t xml:space="preserve"> (occupé)</w:t>
       </w:r>
     </w:p>
     <w:p>
-      <w:pPr>
-        <w:rPr>
-          <w:lang w:val="de-CH"/>
-        </w:rPr>
-      </w:pPr>
-      <w:r>
-        <w:rPr>
-          <w:lang w:val="de-CH"/>
-        </w:rPr>
+      <w:r>
         <w:t>Default = « E »</w:t>
       </w:r>
       <w:r>
-        <w:rPr>
-          <w:lang w:val="de-CH"/>
-        </w:rPr>
         <w:t xml:space="preserve"> (erreur)</w:t>
       </w:r>
     </w:p>
@@ -4917,9 +5126,6 @@
         <w:jc w:val="center"/>
       </w:pPr>
       <w:r>
-        <w:rPr>
-          <w:noProof/>
-        </w:rPr>
         <w:drawing>
           <wp:inline distT="0" distB="0" distL="0" distR="0" wp14:anchorId="0F6811CC" wp14:editId="153EA5D5">
             <wp:extent cx="4579739" cy="1386205"/>
@@ -4967,7 +5173,7 @@
       <w:pPr>
         <w:pStyle w:val="Titre2"/>
       </w:pPr>
-      <w:bookmarkStart w:id="27" w:name="_Toc242094249"/>
+      <w:bookmarkStart w:id="27" w:name="_Toc244241636"/>
       <w:r>
         <w:t>GetTotalPaidPrice_Is0_Result_0</w:t>
       </w:r>
@@ -5027,6 +5233,71 @@
       </w:r>
     </w:p>
     <w:p>
+      <w:pPr>
+        <w:pStyle w:val="Titre2"/>
+      </w:pPr>
+      <w:bookmarkStart w:id="28" w:name="_Toc244241637"/>
+      <w:proofErr w:type="spellStart"/>
+      <w:r>
+        <w:t>StatParking_IsDaily_Result_Daily</w:t>
+      </w:r>
+      <w:bookmarkEnd w:id="28"/>
+      <w:proofErr w:type="spellEnd"/>
+    </w:p>
+    <w:p>
+      <w:r>
+        <w:t>Les statistiques afficher étaient les statistiques du jour (le résultat attendu). L’autre possibilité de statistiques à être afficher et l’historique de transaction.</w:t>
+      </w:r>
+    </w:p>
+    <w:p>
+      <w:pPr>
+        <w:jc w:val="center"/>
+      </w:pPr>
+      <w:r>
+        <w:drawing>
+          <wp:inline distT="0" distB="0" distL="0" distR="0" wp14:anchorId="1341423A" wp14:editId="539B5040">
+            <wp:extent cx="4497300" cy="1385101"/>
+            <wp:effectExtent l="0" t="0" r="0" b="5715"/>
+            <wp:docPr id="1473758694" name="Image 1"/>
+            <wp:cNvGraphicFramePr>
+              <a:graphicFrameLocks xmlns:a="http://schemas.openxmlformats.org/drawingml/2006/main" noChangeAspect="1"/>
+            </wp:cNvGraphicFramePr>
+            <a:graphic xmlns:a="http://schemas.openxmlformats.org/drawingml/2006/main">
+              <a:graphicData uri="http://schemas.openxmlformats.org/drawingml/2006/picture">
+                <pic:pic xmlns:pic="http://schemas.openxmlformats.org/drawingml/2006/picture">
+                  <pic:nvPicPr>
+                    <pic:cNvPr id="1473758694" name="Image 1"/>
+                    <pic:cNvPicPr/>
+                  </pic:nvPicPr>
+                  <pic:blipFill>
+                    <a:blip r:embed="rId27">
+                      <a:extLst>
+                        <a:ext uri="{28A0092B-C50C-407E-A947-70E740481C1C}">
+                          <a14:useLocalDpi xmlns:a14="http://schemas.microsoft.com/office/drawing/2010/main" val="0"/>
+                        </a:ext>
+                      </a:extLst>
+                    </a:blip>
+                    <a:stretch>
+                      <a:fillRect/>
+                    </a:stretch>
+                  </pic:blipFill>
+                  <pic:spPr>
+                    <a:xfrm>
+                      <a:off x="0" y="0"/>
+                      <a:ext cx="4497300" cy="1385101"/>
+                    </a:xfrm>
+                    <a:prstGeom prst="rect">
+                      <a:avLst/>
+                    </a:prstGeom>
+                  </pic:spPr>
+                </pic:pic>
+              </a:graphicData>
+            </a:graphic>
+          </wp:inline>
+        </w:drawing>
+      </w:r>
+    </w:p>
+    <w:p>
       <w:r>
         <w:br w:type="page"/>
       </w:r>
@@ -5038,7 +5309,7 @@
           <w:color w:val="auto"/>
         </w:rPr>
       </w:pPr>
-      <w:bookmarkStart w:id="28" w:name="_Toc242094250"/>
+      <w:bookmarkStart w:id="29" w:name="_Toc244241638"/>
       <w:r>
         <w:rPr>
           <w:color w:val="auto"/>
@@ -5046,7 +5317,7 @@
         <w:lastRenderedPageBreak/>
         <w:t>Conclusion</w:t>
       </w:r>
-      <w:bookmarkEnd w:id="28"/>
+      <w:bookmarkEnd w:id="29"/>
     </w:p>
     <w:p>
       <w:pPr>
@@ -5056,14 +5327,14 @@
           <w:color w:val="auto"/>
         </w:rPr>
       </w:pPr>
-      <w:bookmarkStart w:id="29" w:name="_Toc242094251"/>
+      <w:bookmarkStart w:id="30" w:name="_Toc244241639"/>
       <w:r>
         <w:rPr>
           <w:color w:val="auto"/>
         </w:rPr>
         <w:t>Bilan personnel</w:t>
       </w:r>
-      <w:bookmarkEnd w:id="29"/>
+      <w:bookmarkEnd w:id="30"/>
     </w:p>
     <w:p>
       <w:r>
@@ -5075,7 +5346,13 @@
     </w:p>
     <w:p>
       <w:r>
-        <w:t>À par ça je suis satisfait, j’ai évité le plus possible la redondance dans mon code, j’ai bien commenté, bien nommé mes variables, etc…</w:t>
+        <w:t xml:space="preserve">À </w:t>
+      </w:r>
+      <w:r>
+        <w:t>part</w:t>
+      </w:r>
+      <w:r>
+        <w:t xml:space="preserve"> ça je suis satisfait, j’ai évité le plus possible la redondance dans mon code, j’ai bien commenté, bien nommé mes variables, etc…</w:t>
       </w:r>
     </w:p>
     <w:p>
@@ -5086,18 +5363,99 @@
           <w:color w:val="auto"/>
         </w:rPr>
       </w:pPr>
-      <w:bookmarkStart w:id="30" w:name="_Toc242094252"/>
+      <w:bookmarkStart w:id="31" w:name="_Toc244241640"/>
+      <w:proofErr w:type="spellStart"/>
       <w:r>
         <w:rPr>
           <w:color w:val="auto"/>
         </w:rPr>
-        <w:t>Utilisiation de l’IA</w:t>
-      </w:r>
-      <w:bookmarkEnd w:id="30"/>
-    </w:p>
-    <w:p>
-      <w:r>
-        <w:t>J’ai utilisé l’IA pour m’aider à rédiger mon rapport (faut rajouter les 2 prompts).</w:t>
+        <w:t>Utilisiation</w:t>
+      </w:r>
+      <w:proofErr w:type="spellEnd"/>
+      <w:r>
+        <w:rPr>
+          <w:color w:val="auto"/>
+        </w:rPr>
+        <w:t xml:space="preserve"> de l’IA</w:t>
+      </w:r>
+      <w:bookmarkEnd w:id="31"/>
+    </w:p>
+    <w:p>
+      <w:r>
+        <w:t>J’ai utilisé l’IA pour m’aider à rédiger mon rapport</w:t>
+      </w:r>
+      <w:r>
+        <w:t xml:space="preserve"> (4 octobre 2026)</w:t>
+      </w:r>
+      <w:r>
+        <w:t>.</w:t>
+      </w:r>
+    </w:p>
+    <w:p>
+      <w:r>
+        <w:t xml:space="preserve">Le premier prompt </w:t>
+      </w:r>
+      <w:r>
+        <w:t>(</w:t>
+      </w:r>
+      <w:proofErr w:type="spellStart"/>
+      <w:r>
+        <w:t>ChatGPT</w:t>
+      </w:r>
+      <w:proofErr w:type="spellEnd"/>
+      <w:r>
+        <w:t xml:space="preserve">) utilisé était </w:t>
+      </w:r>
+      <w:r>
+        <w:t xml:space="preserve">celui-ci : </w:t>
+      </w:r>
+      <w:r>
+        <w:t>"</w:t>
+      </w:r>
+      <w:r>
+        <w:t xml:space="preserve">Je dois faire une documentation sur </w:t>
+      </w:r>
+      <w:proofErr w:type="spellStart"/>
+      <w:r>
+        <w:t>word</w:t>
+      </w:r>
+      <w:proofErr w:type="spellEnd"/>
+      <w:r>
+        <w:t xml:space="preserve"> pour un projet en C# console (qui utilise des classe). Puis je voulais savoir comment je suis censé rédiger cette documentation sous le chapitre « réalisation » ?</w:t>
+      </w:r>
+      <w:r>
+        <w:t>"</w:t>
+      </w:r>
+    </w:p>
+    <w:p>
+      <w:r>
+        <w:t xml:space="preserve">L’IA m’a répondu avec des exemples de comment je pourrais documenter, et comment ne pas le faire. Ducoup après avoir lus ça réponse je lui ait posé une autre question sous ce prompt : </w:t>
+      </w:r>
+      <w:r>
+        <w:t>"</w:t>
+      </w:r>
+      <w:r>
+        <w:t>Ducoup si j’ai par exemple 3 méthodes (qui son lier). Je peux très bien expliquer seulement 2 si la troisième méthode par exemple efface simplement ce que l’utilisateur a écrit ?</w:t>
+      </w:r>
+      <w:r>
+        <w:t>"</w:t>
+      </w:r>
+    </w:p>
+    <w:p>
+      <w:r>
+        <w:t xml:space="preserve">Elle m’a répondu que c’était une bonne façon de documenter un chapitre </w:t>
+      </w:r>
+      <w:r>
+        <w:t>"</w:t>
+      </w:r>
+      <w:r>
+        <w:t>réalisation</w:t>
+      </w:r>
+      <w:r>
+        <w:t>"</w:t>
+      </w:r>
+      <w:r>
+        <w:t>. Le chat c’est terminer à cette dernière réponse.</w:t>
       </w:r>
     </w:p>
     <w:p>
@@ -5108,14 +5466,14 @@
           <w:color w:val="auto"/>
         </w:rPr>
       </w:pPr>
-      <w:bookmarkStart w:id="31" w:name="_Toc242094253"/>
+      <w:bookmarkStart w:id="32" w:name="_Toc244241641"/>
       <w:r>
         <w:rPr>
           <w:color w:val="auto"/>
         </w:rPr>
         <w:t>Bilan des fonctionnalités</w:t>
       </w:r>
-      <w:bookmarkEnd w:id="31"/>
+      <w:bookmarkEnd w:id="32"/>
     </w:p>
     <w:p>
       <w:r>
@@ -5347,7 +5705,7 @@
     </w:tbl>
     <w:p/>
     <w:sectPr>
-      <w:footerReference w:type="default" r:id="rId27"/>
+      <w:footerReference w:type="default" r:id="rId28"/>
       <w:pgSz w:w="11906" w:h="16838"/>
       <w:pgMar w:top="1417" w:right="1417" w:bottom="1417" w:left="1417" w:header="708" w:footer="708" w:gutter="0"/>
       <w:pgNumType w:start="0"/>
@@ -6180,7 +6538,7 @@
   <w:style w:type="paragraph" w:default="1" w:styleId="Normal">
     <w:name w:val="Normal"/>
     <w:qFormat/>
-    <w:rsid w:val="00AE51BA"/>
+    <w:rsid w:val="00D21422"/>
   </w:style>
   <w:style w:type="paragraph" w:styleId="Titre1">
     <w:name w:val="heading 1"/>
@@ -6981,6 +7339,7 @@
     <w:rsid w:val="00026023"/>
     <w:rsid w:val="000805B5"/>
     <w:rsid w:val="000B25E6"/>
+    <w:rsid w:val="000D519E"/>
     <w:rsid w:val="00211AEE"/>
     <w:rsid w:val="002907FD"/>
     <w:rsid w:val="002C61A5"/>
@@ -7001,6 +7360,7 @@
     <w:rsid w:val="00A4481E"/>
     <w:rsid w:val="00AC09D7"/>
     <w:rsid w:val="00B42BEF"/>
+    <w:rsid w:val="00BA4BC9"/>
     <w:rsid w:val="00BA66F6"/>
     <w:rsid w:val="00C15624"/>
     <w:rsid w:val="00CD419C"/>

--- a/R-320-NicolasMarques-Rapport.docx
+++ b/R-320-NicolasMarques-Rapport.docx
@@ -29,9 +29,62 @@
           <w:pPr>
             <w:pStyle w:val="Sansinterligne"/>
             <w:spacing w:before="1540" w:after="240"/>
+            <w:jc w:val="center"/>
           </w:pPr>
+          <w:r>
+            <w:rPr>
+              <w:noProof/>
+            </w:rPr>
+            <w:drawing>
+              <wp:inline distT="0" distB="0" distL="0" distR="0" wp14:anchorId="12FA7AE2" wp14:editId="09D62E73">
+                <wp:extent cx="3335655" cy="3335655"/>
+                <wp:effectExtent l="0" t="0" r="0" b="0"/>
+                <wp:docPr id="1292110406" name="Image 2" descr="P_320 Parking"/>
+                <wp:cNvGraphicFramePr>
+                  <a:graphicFrameLocks xmlns:a="http://schemas.openxmlformats.org/drawingml/2006/main" noChangeAspect="1"/>
+                </wp:cNvGraphicFramePr>
+                <a:graphic xmlns:a="http://schemas.openxmlformats.org/drawingml/2006/main">
+                  <a:graphicData uri="http://schemas.openxmlformats.org/drawingml/2006/picture">
+                    <pic:pic xmlns:pic="http://schemas.openxmlformats.org/drawingml/2006/picture">
+                      <pic:nvPicPr>
+                        <pic:cNvPr id="0" name="Picture 12" descr="P_320 Parking"/>
+                        <pic:cNvPicPr>
+                          <a:picLocks noChangeAspect="1" noChangeArrowheads="1"/>
+                        </pic:cNvPicPr>
+                      </pic:nvPicPr>
+                      <pic:blipFill>
+                        <a:blip r:embed="rId8">
+                          <a:extLst>
+                            <a:ext uri="{28A0092B-C50C-407E-A947-70E740481C1C}">
+                              <a14:useLocalDpi xmlns:a14="http://schemas.microsoft.com/office/drawing/2010/main" val="0"/>
+                            </a:ext>
+                          </a:extLst>
+                        </a:blip>
+                        <a:srcRect/>
+                        <a:stretch>
+                          <a:fillRect/>
+                        </a:stretch>
+                      </pic:blipFill>
+                      <pic:spPr bwMode="auto">
+                        <a:xfrm>
+                          <a:off x="0" y="0"/>
+                          <a:ext cx="3335655" cy="3335655"/>
+                        </a:xfrm>
+                        <a:prstGeom prst="rect">
+                          <a:avLst/>
+                        </a:prstGeom>
+                        <a:noFill/>
+                        <a:ln>
+                          <a:noFill/>
+                        </a:ln>
+                      </pic:spPr>
+                    </pic:pic>
+                  </a:graphicData>
+                </a:graphic>
+              </wp:inline>
+            </w:drawing>
+          </w:r>
         </w:p>
-        <w:p/>
         <w:p>
           <w:pPr>
             <w:jc w:val="center"/>
@@ -3317,6 +3370,9 @@
         <w:jc w:val="center"/>
       </w:pPr>
       <w:r>
+        <w:rPr>
+          <w:noProof/>
+        </w:rPr>
         <w:drawing>
           <wp:inline distT="0" distB="0" distL="0" distR="0" wp14:anchorId="4492B7CA" wp14:editId="1170FD9C">
             <wp:extent cx="2940201" cy="1911448"/>
@@ -3333,7 +3389,7 @@
                     <pic:cNvPicPr/>
                   </pic:nvPicPr>
                   <pic:blipFill>
-                    <a:blip r:embed="rId8">
+                    <a:blip r:embed="rId9">
                       <a:extLst>
                         <a:ext uri="{28A0092B-C50C-407E-A947-70E740481C1C}">
                           <a14:useLocalDpi xmlns:a14="http://schemas.microsoft.com/office/drawing/2010/main" val="0"/>
@@ -3412,6 +3468,9 @@
         <w:jc w:val="center"/>
       </w:pPr>
       <w:r>
+        <w:rPr>
+          <w:noProof/>
+        </w:rPr>
         <w:drawing>
           <wp:inline distT="0" distB="0" distL="0" distR="0" wp14:anchorId="56DF3C27" wp14:editId="5385300E">
             <wp:extent cx="4294836" cy="2552831"/>
@@ -3428,7 +3487,7 @@
                     <pic:cNvPicPr/>
                   </pic:nvPicPr>
                   <pic:blipFill>
-                    <a:blip r:embed="rId9">
+                    <a:blip r:embed="rId10">
                       <a:extLst>
                         <a:ext uri="{28A0092B-C50C-407E-A947-70E740481C1C}">
                           <a14:useLocalDpi xmlns:a14="http://schemas.microsoft.com/office/drawing/2010/main" val="0"/>
@@ -3549,6 +3608,9 @@
         <w:jc w:val="center"/>
       </w:pPr>
       <w:r>
+        <w:rPr>
+          <w:noProof/>
+        </w:rPr>
         <w:drawing>
           <wp:inline distT="0" distB="0" distL="0" distR="0" wp14:anchorId="2AA6B406" wp14:editId="3CE323D4">
             <wp:extent cx="3853180" cy="2576830"/>
@@ -3567,7 +3629,7 @@
                     </pic:cNvPicPr>
                   </pic:nvPicPr>
                   <pic:blipFill>
-                    <a:blip r:embed="rId10">
+                    <a:blip r:embed="rId11">
                       <a:extLst>
                         <a:ext uri="{28A0092B-C50C-407E-A947-70E740481C1C}">
                           <a14:useLocalDpi xmlns:a14="http://schemas.microsoft.com/office/drawing/2010/main" val="0"/>
@@ -3673,6 +3735,9 @@
         <w:jc w:val="center"/>
       </w:pPr>
       <w:r>
+        <w:rPr>
+          <w:noProof/>
+        </w:rPr>
         <w:drawing>
           <wp:inline distT="0" distB="0" distL="0" distR="0" wp14:anchorId="6A3A66C0" wp14:editId="0DE1E896">
             <wp:extent cx="4077970" cy="2420620"/>
@@ -3691,7 +3756,7 @@
                     </pic:cNvPicPr>
                   </pic:nvPicPr>
                   <pic:blipFill>
-                    <a:blip r:embed="rId11">
+                    <a:blip r:embed="rId12">
                       <a:extLst>
                         <a:ext uri="{28A0092B-C50C-407E-A947-70E740481C1C}">
                           <a14:useLocalDpi xmlns:a14="http://schemas.microsoft.com/office/drawing/2010/main" val="0"/>
@@ -3825,8 +3890,11 @@
         <w:jc w:val="center"/>
       </w:pPr>
       <w:r>
+        <w:rPr>
+          <w:noProof/>
+        </w:rPr>
         <w:drawing>
-          <wp:inline distT="0" distB="0" distL="0" distR="0" wp14:anchorId="21CFB329" wp14:editId="7E104B99">
+          <wp:inline distT="0" distB="0" distL="0" distR="0" wp14:anchorId="21CFB329" wp14:editId="4055D97B">
             <wp:extent cx="5755640" cy="1550035"/>
             <wp:effectExtent l="0" t="0" r="0" b="0"/>
             <wp:docPr id="273820517" name="Image 3"/>
@@ -3843,7 +3911,7 @@
                     </pic:cNvPicPr>
                   </pic:nvPicPr>
                   <pic:blipFill>
-                    <a:blip r:embed="rId12" cstate="print">
+                    <a:blip r:embed="rId13" cstate="print">
                       <a:extLst>
                         <a:ext uri="{28A0092B-C50C-407E-A947-70E740481C1C}">
                           <a14:useLocalDpi xmlns:a14="http://schemas.microsoft.com/office/drawing/2010/main" val="0"/>
@@ -3926,6 +3994,9 @@
         <w:jc w:val="center"/>
       </w:pPr>
       <w:r>
+        <w:rPr>
+          <w:noProof/>
+        </w:rPr>
         <w:drawing>
           <wp:inline distT="0" distB="0" distL="0" distR="0" wp14:anchorId="632E671E" wp14:editId="39480FC1">
             <wp:extent cx="5750560" cy="2782570"/>
@@ -3944,7 +4015,7 @@
                     </pic:cNvPicPr>
                   </pic:nvPicPr>
                   <pic:blipFill>
-                    <a:blip r:embed="rId13" cstate="print">
+                    <a:blip r:embed="rId14" cstate="print">
                       <a:extLst>
                         <a:ext uri="{28A0092B-C50C-407E-A947-70E740481C1C}">
                           <a14:useLocalDpi xmlns:a14="http://schemas.microsoft.com/office/drawing/2010/main" val="0"/>
@@ -4008,6 +4079,9 @@
         <w:jc w:val="center"/>
       </w:pPr>
       <w:r>
+        <w:rPr>
+          <w:noProof/>
+        </w:rPr>
         <w:drawing>
           <wp:inline distT="0" distB="0" distL="0" distR="0" wp14:anchorId="2FC200CC" wp14:editId="3FA56DD7">
             <wp:extent cx="5753735" cy="3286125"/>
@@ -4026,7 +4100,7 @@
                     </pic:cNvPicPr>
                   </pic:nvPicPr>
                   <pic:blipFill>
-                    <a:blip r:embed="rId14">
+                    <a:blip r:embed="rId15">
                       <a:extLst>
                         <a:ext uri="{28A0092B-C50C-407E-A947-70E740481C1C}">
                           <a14:useLocalDpi xmlns:a14="http://schemas.microsoft.com/office/drawing/2010/main" val="0"/>
@@ -4136,6 +4210,9 @@
         <w:jc w:val="center"/>
       </w:pPr>
       <w:r>
+        <w:rPr>
+          <w:noProof/>
+        </w:rPr>
         <w:drawing>
           <wp:inline distT="0" distB="0" distL="0" distR="0" wp14:anchorId="16233297" wp14:editId="3B786F8A">
             <wp:extent cx="4617085" cy="3562350"/>
@@ -4154,7 +4231,7 @@
                     </pic:cNvPicPr>
                   </pic:nvPicPr>
                   <pic:blipFill>
-                    <a:blip r:embed="rId15">
+                    <a:blip r:embed="rId16">
                       <a:extLst>
                         <a:ext uri="{28A0092B-C50C-407E-A947-70E740481C1C}">
                           <a14:useLocalDpi xmlns:a14="http://schemas.microsoft.com/office/drawing/2010/main" val="0"/>
@@ -4254,6 +4331,9 @@
         <w:jc w:val="center"/>
       </w:pPr>
       <w:r>
+        <w:rPr>
+          <w:noProof/>
+        </w:rPr>
         <w:drawing>
           <wp:inline distT="0" distB="0" distL="0" distR="0" wp14:anchorId="08B897AA" wp14:editId="11F6C6DE">
             <wp:extent cx="5758180" cy="4576445"/>
@@ -4272,7 +4352,7 @@
                     </pic:cNvPicPr>
                   </pic:nvPicPr>
                   <pic:blipFill>
-                    <a:blip r:embed="rId16">
+                    <a:blip r:embed="rId17">
                       <a:extLst>
                         <a:ext uri="{28A0092B-C50C-407E-A947-70E740481C1C}">
                           <a14:useLocalDpi xmlns:a14="http://schemas.microsoft.com/office/drawing/2010/main" val="0"/>
@@ -4343,6 +4423,9 @@
         <w:jc w:val="center"/>
       </w:pPr>
       <w:r>
+        <w:rPr>
+          <w:noProof/>
+        </w:rPr>
         <w:drawing>
           <wp:inline distT="0" distB="0" distL="0" distR="0" wp14:anchorId="610F059E" wp14:editId="1247F74B">
             <wp:extent cx="5758180" cy="3213735"/>
@@ -4361,7 +4444,7 @@
                     </pic:cNvPicPr>
                   </pic:nvPicPr>
                   <pic:blipFill>
-                    <a:blip r:embed="rId17">
+                    <a:blip r:embed="rId18">
                       <a:extLst>
                         <a:ext uri="{28A0092B-C50C-407E-A947-70E740481C1C}">
                           <a14:useLocalDpi xmlns:a14="http://schemas.microsoft.com/office/drawing/2010/main" val="0"/>
@@ -4441,8 +4524,11 @@
         <w:jc w:val="center"/>
       </w:pPr>
       <w:r>
+        <w:rPr>
+          <w:noProof/>
+        </w:rPr>
         <w:drawing>
-          <wp:inline distT="0" distB="0" distL="0" distR="0" wp14:anchorId="4E0C9F37" wp14:editId="5D46BEBD">
+          <wp:inline distT="0" distB="0" distL="0" distR="0" wp14:anchorId="4E0C9F37" wp14:editId="42AB4A80">
             <wp:extent cx="5753735" cy="2458085"/>
             <wp:effectExtent l="0" t="0" r="0" b="0"/>
             <wp:docPr id="460749035" name="Image 11"/>
@@ -4459,7 +4545,7 @@
                     </pic:cNvPicPr>
                   </pic:nvPicPr>
                   <pic:blipFill>
-                    <a:blip r:embed="rId18" cstate="print">
+                    <a:blip r:embed="rId19" cstate="print">
                       <a:extLst>
                         <a:ext uri="{28A0092B-C50C-407E-A947-70E740481C1C}">
                           <a14:useLocalDpi xmlns:a14="http://schemas.microsoft.com/office/drawing/2010/main" val="0"/>
@@ -4538,6 +4624,9 @@
         <w:jc w:val="center"/>
       </w:pPr>
       <w:r>
+        <w:rPr>
+          <w:noProof/>
+        </w:rPr>
         <w:drawing>
           <wp:inline distT="0" distB="0" distL="0" distR="0" wp14:anchorId="6188A1EA" wp14:editId="56FB11BB">
             <wp:extent cx="5758180" cy="2503170"/>
@@ -4556,7 +4645,7 @@
                     </pic:cNvPicPr>
                   </pic:nvPicPr>
                   <pic:blipFill>
-                    <a:blip r:embed="rId19">
+                    <a:blip r:embed="rId20">
                       <a:extLst>
                         <a:ext uri="{28A0092B-C50C-407E-A947-70E740481C1C}">
                           <a14:useLocalDpi xmlns:a14="http://schemas.microsoft.com/office/drawing/2010/main" val="0"/>
@@ -4624,8 +4713,11 @@
     </w:p>
     <w:p>
       <w:r>
+        <w:rPr>
+          <w:noProof/>
+        </w:rPr>
         <w:drawing>
-          <wp:inline distT="0" distB="0" distL="0" distR="0" wp14:anchorId="28B65BB5" wp14:editId="18E67C99">
+          <wp:inline distT="0" distB="0" distL="0" distR="0" wp14:anchorId="28B65BB5" wp14:editId="126B8A74">
             <wp:extent cx="5753735" cy="1552575"/>
             <wp:effectExtent l="0" t="0" r="0" b="9525"/>
             <wp:docPr id="925377937" name="Image 13"/>
@@ -4642,7 +4734,7 @@
                     </pic:cNvPicPr>
                   </pic:nvPicPr>
                   <pic:blipFill>
-                    <a:blip r:embed="rId20" cstate="print">
+                    <a:blip r:embed="rId21" cstate="print">
                       <a:extLst>
                         <a:ext uri="{28A0092B-C50C-407E-A947-70E740481C1C}">
                           <a14:useLocalDpi xmlns:a14="http://schemas.microsoft.com/office/drawing/2010/main" val="0"/>
@@ -4717,6 +4809,9 @@
         <w:jc w:val="center"/>
       </w:pPr>
       <w:r>
+        <w:rPr>
+          <w:noProof/>
+        </w:rPr>
         <w:drawing>
           <wp:inline distT="0" distB="0" distL="0" distR="0" wp14:anchorId="4B3DB82A" wp14:editId="4311A714">
             <wp:extent cx="5758180" cy="3209290"/>
@@ -4735,7 +4830,7 @@
                     </pic:cNvPicPr>
                   </pic:nvPicPr>
                   <pic:blipFill>
-                    <a:blip r:embed="rId21">
+                    <a:blip r:embed="rId22">
                       <a:extLst>
                         <a:ext uri="{28A0092B-C50C-407E-A947-70E740481C1C}">
                           <a14:useLocalDpi xmlns:a14="http://schemas.microsoft.com/office/drawing/2010/main" val="0"/>
@@ -4788,6 +4883,9 @@
         <w:jc w:val="center"/>
       </w:pPr>
       <w:r>
+        <w:rPr>
+          <w:noProof/>
+        </w:rPr>
         <w:drawing>
           <wp:inline distT="0" distB="0" distL="0" distR="0" wp14:anchorId="0B38F71C" wp14:editId="2DF6B014">
             <wp:extent cx="2743200" cy="1493520"/>
@@ -4806,7 +4904,7 @@
                     </pic:cNvPicPr>
                   </pic:nvPicPr>
                   <pic:blipFill>
-                    <a:blip r:embed="rId22">
+                    <a:blip r:embed="rId23">
                       <a:extLst>
                         <a:ext uri="{28A0092B-C50C-407E-A947-70E740481C1C}">
                           <a14:useLocalDpi xmlns:a14="http://schemas.microsoft.com/office/drawing/2010/main" val="0"/>
@@ -4887,6 +4985,9 @@
         <w:jc w:val="center"/>
       </w:pPr>
       <w:r>
+        <w:rPr>
+          <w:noProof/>
+        </w:rPr>
         <w:drawing>
           <wp:inline distT="0" distB="0" distL="0" distR="0" wp14:anchorId="4A62093C" wp14:editId="17074266">
             <wp:extent cx="3300095" cy="1294765"/>
@@ -4905,7 +5006,7 @@
                     </pic:cNvPicPr>
                   </pic:nvPicPr>
                   <pic:blipFill>
-                    <a:blip r:embed="rId23">
+                    <a:blip r:embed="rId24">
                       <a:extLst>
                         <a:ext uri="{28A0092B-C50C-407E-A947-70E740481C1C}">
                           <a14:useLocalDpi xmlns:a14="http://schemas.microsoft.com/office/drawing/2010/main" val="0"/>
@@ -4968,6 +5069,9 @@
         <w:jc w:val="center"/>
       </w:pPr>
       <w:r>
+        <w:rPr>
+          <w:noProof/>
+        </w:rPr>
         <w:drawing>
           <wp:inline distT="0" distB="0" distL="0" distR="0" wp14:anchorId="57139524" wp14:editId="64ACC77C">
             <wp:extent cx="5224145" cy="1792605"/>
@@ -4986,7 +5090,7 @@
                     </pic:cNvPicPr>
                   </pic:nvPicPr>
                   <pic:blipFill>
-                    <a:blip r:embed="rId24">
+                    <a:blip r:embed="rId25">
                       <a:extLst>
                         <a:ext uri="{28A0092B-C50C-407E-A947-70E740481C1C}">
                           <a14:useLocalDpi xmlns:a14="http://schemas.microsoft.com/office/drawing/2010/main" val="0"/>
@@ -5126,6 +5230,9 @@
         <w:jc w:val="center"/>
       </w:pPr>
       <w:r>
+        <w:rPr>
+          <w:noProof/>
+        </w:rPr>
         <w:drawing>
           <wp:inline distT="0" distB="0" distL="0" distR="0" wp14:anchorId="0F6811CC" wp14:editId="153EA5D5">
             <wp:extent cx="4579739" cy="1386205"/>
@@ -5142,7 +5249,7 @@
                     <pic:cNvPicPr/>
                   </pic:nvPicPr>
                   <pic:blipFill>
-                    <a:blip r:embed="rId25">
+                    <a:blip r:embed="rId26">
                       <a:extLst>
                         <a:ext uri="{28A0092B-C50C-407E-A947-70E740481C1C}">
                           <a14:useLocalDpi xmlns:a14="http://schemas.microsoft.com/office/drawing/2010/main" val="0"/>
@@ -5195,6 +5302,9 @@
         <w:jc w:val="center"/>
       </w:pPr>
       <w:r>
+        <w:rPr>
+          <w:noProof/>
+        </w:rPr>
         <w:drawing>
           <wp:inline distT="0" distB="0" distL="0" distR="0" wp14:anchorId="1872C16A" wp14:editId="6AE0E50C">
             <wp:extent cx="4518494" cy="1381125"/>
@@ -5211,7 +5321,7 @@
                     <pic:cNvPicPr/>
                   </pic:nvPicPr>
                   <pic:blipFill>
-                    <a:blip r:embed="rId26"/>
+                    <a:blip r:embed="rId27"/>
                     <a:stretch>
                       <a:fillRect/>
                     </a:stretch>
@@ -5254,6 +5364,9 @@
         <w:jc w:val="center"/>
       </w:pPr>
       <w:r>
+        <w:rPr>
+          <w:noProof/>
+        </w:rPr>
         <w:drawing>
           <wp:inline distT="0" distB="0" distL="0" distR="0" wp14:anchorId="1341423A" wp14:editId="539B5040">
             <wp:extent cx="4497300" cy="1385101"/>
@@ -5270,7 +5383,7 @@
                     <pic:cNvPicPr/>
                   </pic:nvPicPr>
                   <pic:blipFill>
-                    <a:blip r:embed="rId27">
+                    <a:blip r:embed="rId28">
                       <a:extLst>
                         <a:ext uri="{28A0092B-C50C-407E-A947-70E740481C1C}">
                           <a14:useLocalDpi xmlns:a14="http://schemas.microsoft.com/office/drawing/2010/main" val="0"/>
@@ -5459,6 +5572,23 @@
       </w:r>
     </w:p>
     <w:p>
+      <w:r>
+        <w:t>À part l’utilisation de l’IA pour ça, je ne l’ai pas utilisé du tout dans tout mon projet.</w:t>
+      </w:r>
+      <w:r>
+        <w:t xml:space="preserve"> De la </w:t>
+      </w:r>
+      <w:r>
+        <w:t xml:space="preserve">première ligne </w:t>
+      </w:r>
+      <w:r>
+        <w:t xml:space="preserve">de code </w:t>
+      </w:r>
+      <w:r>
+        <w:t>jusqu’au dernier commentaire a été fait entièrement par moi.</w:t>
+      </w:r>
+    </w:p>
+    <w:p>
       <w:pPr>
         <w:pStyle w:val="Titre2"/>
         <w:ind w:left="708"/>
@@ -5705,7 +5835,7 @@
     </w:tbl>
     <w:p/>
     <w:sectPr>
-      <w:footerReference w:type="default" r:id="rId28"/>
+      <w:footerReference w:type="default" r:id="rId29"/>
       <w:pgSz w:w="11906" w:h="16838"/>
       <w:pgMar w:top="1417" w:right="1417" w:bottom="1417" w:left="1417" w:header="708" w:footer="708" w:gutter="0"/>
       <w:pgNumType w:start="0"/>
@@ -6740,6 +6870,7 @@
   <w:style w:type="character" w:default="1" w:styleId="Policepardfaut">
     <w:name w:val="Default Paragraph Font"/>
     <w:uiPriority w:val="1"/>
+    <w:semiHidden/>
     <w:unhideWhenUsed/>
   </w:style>
   <w:style w:type="table" w:default="1" w:styleId="TableauNormal">
@@ -7347,12 +7478,14 @@
     <w:rsid w:val="0043780A"/>
     <w:rsid w:val="0048159C"/>
     <w:rsid w:val="00482DE2"/>
+    <w:rsid w:val="004F41E2"/>
     <w:rsid w:val="005B37DF"/>
     <w:rsid w:val="005D009D"/>
     <w:rsid w:val="005E5E67"/>
     <w:rsid w:val="006242E2"/>
     <w:rsid w:val="00665836"/>
     <w:rsid w:val="007946E6"/>
+    <w:rsid w:val="00852FBF"/>
     <w:rsid w:val="008B5502"/>
     <w:rsid w:val="009068F7"/>
     <w:rsid w:val="009851C5"/>
